--- a/book/v2/AI_ERP_혁명_Odoo와_지능형ERP_합본완전판.docx
+++ b/book/v2/AI_ERP_혁명_Odoo와_지능형ERP_합본완전판.docx
@@ -240,7 +240,7 @@
       </w:r>
     </w:p>
     <w:bookmarkEnd w:id="22"/>
-    <w:bookmarkStart w:id="31" w:name="Xcbf0280cd3e995374085b96d1d0d3c87ac2a984"/>
+    <w:bookmarkStart w:id="34" w:name="Xcbf0280cd3e995374085b96d1d0d3c87ac2a984"/>
     <w:p>
       <w:pPr>
         <w:pStyle w:val="Heading1"/>
@@ -1212,7 +1212,7 @@
       </w:r>
     </w:p>
     <w:bookmarkEnd w:id="28"/>
-    <w:bookmarkStart w:id="29" w:name="llm-무한-루프-사람이-분기마다-돌리던-사이클을-ai가-상시로-돌린다"/>
+    <w:bookmarkStart w:id="32" w:name="llm-무한-루프-사람이-분기마다-돌리던-사이클을-ai가-상시로-돌린다"/>
     <w:p>
       <w:pPr>
         <w:pStyle w:val="Heading2"/>
@@ -1247,93 +1247,62 @@
     </w:p>
     <w:p>
       <w:pPr>
-        <w:pStyle w:val="SourceCode"/>
-      </w:pPr>
-      <w:r>
-        <w:rPr>
-          <w:rStyle w:val="VerbatimChar"/>
-        </w:rPr>
-        <w:t xml:space="preserve">        ┌─ Define ── 경영 질문·KPI 정의 ──┐</w:t>
-      </w:r>
-      <w:r>
-        <w:br/>
-      </w:r>
-      <w:r>
-        <w:rPr>
-          <w:rStyle w:val="VerbatimChar"/>
-        </w:rPr>
-        <w:t xml:space="preserve">        │                                 ▼</w:t>
-      </w:r>
-      <w:r>
-        <w:br/>
-      </w:r>
-      <w:r>
-        <w:rPr>
-          <w:rStyle w:val="VerbatimChar"/>
-        </w:rPr>
-        <w:t xml:space="preserve">   Control ◄─ 표준화·환류          Measure ── 실시간 수집</w:t>
-      </w:r>
-      <w:r>
-        <w:br/>
-      </w:r>
-      <w:r>
-        <w:rPr>
-          <w:rStyle w:val="VerbatimChar"/>
-        </w:rPr>
-        <w:t xml:space="preserve">        ▲      (Odoo 액션)                │   (Odoo·POP·IoT·암묵지)</w:t>
-      </w:r>
-      <w:r>
-        <w:br/>
-      </w:r>
-      <w:r>
-        <w:rPr>
-          <w:rStyle w:val="VerbatimChar"/>
-        </w:rPr>
-        <w:t xml:space="preserve">        │                                 ▼</w:t>
-      </w:r>
-      <w:r>
-        <w:br/>
-      </w:r>
-      <w:r>
-        <w:rPr>
-          <w:rStyle w:val="VerbatimChar"/>
-        </w:rPr>
-        <w:t xml:space="preserve">     Improve ◄── 예측·What-if ──── Analyze ── 학습·원인 추론</w:t>
-      </w:r>
-      <w:r>
-        <w:br/>
-      </w:r>
-      <w:r>
-        <w:rPr>
-          <w:rStyle w:val="VerbatimChar"/>
-        </w:rPr>
-        <w:t xml:space="preserve">              (시뮬레이션·처방)      (ML·지식그래프·LLM)</w:t>
-      </w:r>
-      <w:r>
-        <w:br/>
-      </w:r>
-      <w:r>
-        <w:br/>
-      </w:r>
-      <w:r>
-        <w:rPr>
-          <w:rStyle w:val="VerbatimChar"/>
-        </w:rPr>
-        <w:t xml:space="preserve">   ── 루프는 멈추지 않는다: 1회전마다 데이터가 쌓이고,</w:t>
-      </w:r>
-      <w:r>
-        <w:br/>
-      </w:r>
-      <w:r>
-        <w:rPr>
-          <w:rStyle w:val="VerbatimChar"/>
-        </w:rPr>
-        <w:t xml:space="preserve">      쌓인 데이터가 다음 회전의 예측을 더 정확하게 만든다 ──</w:t>
-      </w:r>
-    </w:p>
-    <w:p>
-      <w:pPr>
-        <w:pStyle w:val="FirstParagraph"/>
+        <w:pStyle w:val="CaptionedFigure"/>
+      </w:pPr>
+      <w:r>
+        <w:drawing>
+          <wp:inline>
+            <wp:extent cx="4206240" cy="2991104"/>
+            <wp:effectExtent b="0" l="0" r="0" t="0"/>
+            <wp:docPr descr="그림 P-3. DMAIC × LLM 무한 루프 — 사람이 분기마다 돌리던 사이클을 AI가 상시로 돌린다" title="" id="30" name="Picture"/>
+            <a:graphic>
+              <a:graphicData uri="http://schemas.openxmlformats.org/drawingml/2006/picture">
+                <pic:pic>
+                  <pic:nvPicPr>
+                    <pic:cNvPr descr="figures/fig_P3_dmaic_loop.png" id="31" name="Picture"/>
+                    <pic:cNvPicPr>
+                      <a:picLocks noChangeArrowheads="1" noChangeAspect="1"/>
+                    </pic:cNvPicPr>
+                  </pic:nvPicPr>
+                  <pic:blipFill>
+                    <a:blip r:embed="rId29"/>
+                    <a:stretch>
+                      <a:fillRect/>
+                    </a:stretch>
+                  </pic:blipFill>
+                  <pic:spPr bwMode="auto">
+                    <a:xfrm>
+                      <a:off x="0" y="0"/>
+                      <a:ext cx="4206240" cy="2991104"/>
+                    </a:xfrm>
+                    <a:prstGeom prst="rect">
+                      <a:avLst/>
+                    </a:prstGeom>
+                    <a:noFill/>
+                    <a:ln w="9525">
+                      <a:noFill/>
+                      <a:headEnd/>
+                      <a:tailEnd/>
+                    </a:ln>
+                  </pic:spPr>
+                </pic:pic>
+              </a:graphicData>
+            </a:graphic>
+          </wp:inline>
+        </w:drawing>
+      </w:r>
+    </w:p>
+    <w:p>
+      <w:pPr>
+        <w:pStyle w:val="ImageCaption"/>
+      </w:pPr>
+      <w:r>
+        <w:t xml:space="preserve">그림 P-3. DMAIC × LLM 무한 루프 — 사람이 분기마다 돌리던 사이클을 AI가 상시로 돌린다</w:t>
+      </w:r>
+    </w:p>
+    <w:p>
+      <w:pPr>
+        <w:pStyle w:val="BodyText"/>
       </w:pPr>
       <w:r>
         <w:t xml:space="preserve">사람이 분기에 한 바퀴 돌리던 사이클을, LLM 에이전트가 온톨로지 지식그래프 위에서 밤낮없이 돌린다. 어제의 예측과 오늘의 실적이 어긋나면 그 오차가 즉시 다음 학습의 재료가 된다. 루프가 한 바퀴 돌 때마다 수요예측의 오차가 줄고, 납기 답변의 정확도가 오르고, 불량 원인 추적의 적중률이 높아진다.</w:t>
@@ -1401,8 +1370,8 @@
         <w:t xml:space="preserve">물론 조건이 있다. 루프는 자유낙하가 아니라 궤도 비행이어야 한다. 중요한 판단에는 사람의 승인 게이트를 두고(Human-in-the-Loop), 가설은 통계적 검정을 통과해야 하며, 모든 자동 조치는 감사 기록을 남긴다. 판단의 최종 서명자는 언제나 사람이다. 그리고 그 서명의 축적이 다시 루프를 학습시킨다. AI가 사람을 대체하는 구조가 아니라, 사람의 판단이 시스템의 정확도로 복리(複利)처럼 쌓이는 구조 — 이것이 우리가 만들려는 플랫폼의 철학이다.</w:t>
       </w:r>
     </w:p>
-    <w:bookmarkEnd w:id="29"/>
-    <w:bookmarkStart w:id="30" w:name="이-책의-목표-철학에서-실행으로"/>
+    <w:bookmarkEnd w:id="32"/>
+    <w:bookmarkStart w:id="33" w:name="이-책의-목표-철학에서-실행으로"/>
     <w:p>
       <w:pPr>
         <w:pStyle w:val="Heading2"/>
@@ -1549,9 +1518,9 @@
         <w:t xml:space="preserve">2026년 여름, 저자 씀</w:t>
       </w:r>
     </w:p>
-    <w:bookmarkEnd w:id="30"/>
-    <w:bookmarkEnd w:id="31"/>
-    <w:bookmarkStart w:id="32" w:name="제1부.-현장에서-플랫폼으로-지능형-erp-컨설팅-방법론"/>
+    <w:bookmarkEnd w:id="33"/>
+    <w:bookmarkEnd w:id="34"/>
+    <w:bookmarkStart w:id="35" w:name="제1부.-현장에서-플랫폼으로-지능형-erp-컨설팅-방법론"/>
     <w:p>
       <w:pPr>
         <w:pStyle w:val="Heading1"/>
@@ -1568,8 +1537,8 @@
         <w:t xml:space="preserve">제1부는 프롤로그의 철학을 실행 순서로 옮긴다. ERP 50년과 지능형 ERP의 정의에서 출발해, 현장 진단과 데이터의 3정5S, 눈으로 보는 관리의 디지털 전환, 부품전개와 일정계획, DMAIC 데이터 루프, AX 컨설팅 5단계 로드맵, 그리고 공정편성 재구축과 예측 플랫폼의 완성까지 — 한 세대 전 공장 바닥의 지혜와 오늘의 AI를 하나의 컨설팅 방법론으로 엮는다.</w:t>
       </w:r>
     </w:p>
-    <w:bookmarkEnd w:id="32"/>
-    <w:bookmarkStart w:id="44" w:name="제1장.-erp-50년과-지능형-erp-동기erp에서-ai-erp까지"/>
+    <w:bookmarkEnd w:id="35"/>
+    <w:bookmarkStart w:id="47" w:name="제1장.-erp-50년과-지능형-erp-동기erp에서-ai-erp까지"/>
     <w:p>
       <w:pPr>
         <w:pStyle w:val="Heading1"/>
@@ -1614,7 +1583,7 @@
         <w:t xml:space="preserve">(1998)의 논지 요약</w:t>
       </w:r>
     </w:p>
-    <w:bookmarkStart w:id="33" w:name="두-개의-계보가-만나는-자리"/>
+    <w:bookmarkStart w:id="36" w:name="두-개의-계보가-만나는-자리"/>
     <w:p>
       <w:pPr>
         <w:pStyle w:val="Heading2"/>
@@ -1657,8 +1626,8 @@
         <w:t xml:space="preserve">이 장은 그 두 계보 — 계산의 계보와 현장의 계보 — 가 각각 어떻게 진화해 왔고, 어디서 합류하며, 그 합류 지점에서 왜 ’지능형 ERP(Intelligent ERP)’가 태어나는지를 논한다. 이 책 전체의 역사적 좌표를 그리는 장이다.</w:t>
       </w:r>
     </w:p>
-    <w:bookmarkEnd w:id="33"/>
-    <w:bookmarkStart w:id="37" w:name="계산의-계보-mrp에서-클라우드-erp까지"/>
+    <w:bookmarkEnd w:id="36"/>
+    <w:bookmarkStart w:id="40" w:name="계산의-계보-mrp에서-클라우드-erp까지"/>
     <w:p>
       <w:pPr>
         <w:pStyle w:val="Heading2"/>
@@ -2010,7 +1979,7 @@
         </w:tc>
       </w:tr>
     </w:tbl>
-    <w:bookmarkStart w:id="34" w:name="mrp와-mrp-ii-계산과-폐쇄-루프-19601980년대"/>
+    <w:bookmarkStart w:id="37" w:name="mrp와-mrp-ii-계산과-폐쇄-루프-19601980년대"/>
     <w:p>
       <w:pPr>
         <w:pStyle w:val="Heading3"/>
@@ -2058,8 +2027,8 @@
         <w:t xml:space="preserve">이 한계에 대한 응답이 제조자원계획(MRP II, Manufacturing Resource Planning)이다. 올리버 와이트(Oliver Wight)가 1981년 정립한 MRP II는 능력소요계획을 결합해 자재 계획을 설비·인력의 제약과 대조했고, 현장 실적이 계획으로 피드백되는 폐쇄 루프(closed-loop)를 만들었으며, 생산계획을 수량과 화폐 단위로 동시에 표현해 공장의 계획을 경영의 계획으로 번역했다(Wight, 1981). 그러나 MRP II는 여전히 제조 중심의 시스템이었고, 회계·인사·영업·물류는 각자의 ’정보의 섬’으로 남아 있었다. 같은 고객과 같은 품목이 시스템마다 다른 코드로 존재했다. 이 문제의식이 다음 세대의 이름에 새겨진다.</w:t>
       </w:r>
     </w:p>
-    <w:bookmarkEnd w:id="34"/>
-    <w:bookmarkStart w:id="35" w:name="erp-통합의-시대와-davenport의-경고-1990년대"/>
+    <w:bookmarkEnd w:id="37"/>
+    <w:bookmarkStart w:id="38" w:name="erp-통합의-시대와-davenport의-경고-1990년대"/>
     <w:p>
       <w:pPr>
         <w:pStyle w:val="Heading3"/>
@@ -2102,8 +2071,8 @@
         <w:t xml:space="preserve">프로세스를 내장하며, 도입 기업은 시스템을 기업에 맞추거나 기업을 시스템에 맞추거나를 선택해야 한다. 전자는 비용과 위험을 폭증시키고, 후자는 기업 고유의 일하는 방식 — 때로는 경쟁우위의 원천 — 을 범용 표준으로 대체한다. 이 선택은 기술적 판단이 아니라 전략적 판단이므로, ERP 도입은 정보 부서의 프로젝트가 아니라 경영진의 프로젝트여야 한다는 것이 그의 결론이었다(Davenport, 1998). 이 경고는 예언이 되었다. 이후 축적된 실패 사례를 분석한 핵심성공요인(CSF) 연구들은 명확한 전략 목표, 최고경영진의 몰입, 변화관리, 데이터 정확성, 교육훈련을 공통 요인으로 지목했는데(Holland &amp; Light, 1999; Umble, Haft &amp; Umble, 2003), 이 목록에 순수하게 기술적인 항목은 거의 없다. ERP의 실패는 소프트웨어의 실패가 아니라 경영의 실패였다. 도구가 AI로 바뀌어도 이 실패의 문법은 바뀌지 않는다는 것을, 6장의 AX 컨설팅 로드맵에서 다시 확인할 것이다.</w:t>
       </w:r>
     </w:p>
-    <w:bookmarkEnd w:id="35"/>
-    <w:bookmarkStart w:id="36" w:name="확장-erp와-클라우드-경계-확장의-시대-20002010년대"/>
+    <w:bookmarkEnd w:id="38"/>
+    <w:bookmarkStart w:id="39" w:name="확장-erp와-클라우드-경계-확장의-시대-20002010년대"/>
     <w:p>
       <w:pPr>
         <w:pStyle w:val="Heading3"/>
@@ -2128,9 +2097,9 @@
         <w:t xml:space="preserve">이 세대가 해결한 문제는 접근성과 범위였다. 그러나 남긴 한계는 역설적이다. 시스템은 더 많은 곳에서 더 많은 데이터를 모으게 되었지만, 그 데이터로 ’판단’하는 능력은 거의 자라지 않았다. 대시보드는 늘었지만 대시보드를 읽고 결정하는 것은 여전히 사람이었다. 데이터의 축적 속도가 인간의 해석 속도를 추월하면서, 기록과 판단 사이의 간극은 오히려 벌어졌다.</w:t>
       </w:r>
     </w:p>
-    <w:bookmarkEnd w:id="36"/>
-    <w:bookmarkEnd w:id="37"/>
-    <w:bookmarkStart w:id="38" w:name="현장의-계보-일본-생산관리와-동기erp"/>
+    <w:bookmarkEnd w:id="39"/>
+    <w:bookmarkEnd w:id="40"/>
+    <w:bookmarkStart w:id="41" w:name="현장의-계보-일본-생산관리와-동기erp"/>
     <w:p>
       <w:pPr>
         <w:pStyle w:val="Heading2"/>
@@ -2305,8 +2274,8 @@
         <w:t xml:space="preserve">두 계보의 명시적 합류를 시도한 것이 일본의 컨설턴트 후쿠시마가 정리한 『동기ERP』다. 제목이 말하는 동기(同期)생산은 간판방식의 풀 사상에서 왔다. 이 책의 통찰은 간판과 ERP를 경쟁 관계로 보지 않고 역할 분담으로 본 데 있다. ERP는 전사 수준의 큰 계획 — 수주, 소요량 전개, 조달, 대일정 — 을 세우고, 현장은 풀 신호로 그 계획을 실시간으로 동기화하며 실행한다. 중앙의 계산(push)과 현장의 자율(pull)이 층을 나누어 맞물리는 구조다. 나는 이 역할 분담이야말로 다품종소량·수주생산의 정답에 가장 가깝다고 30년의 현장에서 확인해 왔다. 뒤에서 보겠지만, Odoo의 MRP와 frePPLe의 풀 기반 계획, 그리고 현장 칸반의 조합(4장)은 이 사상의 현대적 구현이다.</w:t>
       </w:r>
     </w:p>
-    <w:bookmarkEnd w:id="38"/>
-    <w:bookmarkStart w:id="39" w:name="한국-erp-30년-도입과-확산-그리고-남은-거리"/>
+    <w:bookmarkEnd w:id="41"/>
+    <w:bookmarkStart w:id="42" w:name="한국-erp-30년-도입과-확산-그리고-남은-거리"/>
     <w:p>
       <w:pPr>
         <w:pStyle w:val="Heading2"/>
@@ -2331,8 +2300,8 @@
         <w:t xml:space="preserve">2010년대 후반부터는 스마트공장 정책이 두 번째 물결을 만들어 2022년까지 약 3만 개 중소기업이 스마트공장을 도입했다(중소벤처기업부, 2022). 그러나 2024년 실태조사에 따르면 도입률은 19.5%에 머물고 도입 기업의 75.5%가 기초 수준에 그치며, 중소 제조기업의 AI 도입률은 약 1% 수준으로 진단된다(중소벤처기업부, 2024·2025). 기록의 인프라는 상당히 깔렸으나 깊이는 얕고, 판단의 지능화는 이제 시작 단계라는 뜻이다. 30년 전 ’전산화’가 그랬듯, AX(AI 전환)라는 다음 언덕이 지금 막 시야에 들어왔다. 그리고 그 사이의 공간 — 국산 패키지의 표준 기능으로는 부족하고 글로벌 패키지의 비용은 부담스러운 중소·중견 제조기업의 공간 — 에 Odoo와 같은 오픈소스 ERP가 새로운 선택지로 들어서고 있다.</w:t>
       </w:r>
     </w:p>
-    <w:bookmarkEnd w:id="39"/>
-    <w:bookmarkStart w:id="40" w:name="지능형-erp의-정의-기록을-넘어-판단으로"/>
+    <w:bookmarkEnd w:id="42"/>
+    <w:bookmarkStart w:id="43" w:name="지능형-erp의-정의-기록을-넘어-판단으로"/>
     <w:p>
       <w:pPr>
         <w:pStyle w:val="Heading2"/>
@@ -2820,8 +2789,8 @@
         <w:t xml:space="preserve">주목할 것은 다섯 요건 중 어느 것도 하늘에서 떨어진 신개념이 아니라는 점이다. 단일 원천은 ERP 통합의 원리이자 기준정보 정비의 결과이고, 의미 기반 통합은 눈으로 보는 관리가 코드와 번지로 하던 일의 확장이며, 실시간 수집은 POP의 직계 후손이고, 학습·추론 루프는 사람이 돌리던 개선 사이클의 기계화이며, 인간 협업은 생산관리 고전이 말한 현장 주도형 경영·자율협조 생산방식의 계승이다. 현장의 원칙은 변하지 않았다. 그 원칙을 실행하는 주체가 사람의 눈에서 데이터의 루프로 확장되었을 뿐이다. 다만 확장에는 조건이 있다. 판단에는 그 기업 고유의 의미 구조 — 품목과 공정과 고객과 불량이 서로 어떻게 연결되는가에 대한 명시적 지식 — 가 필요하며, 범용 LLM을 얹는 것만으로는 충족되지 않는다. 이것이 이 책이 온톨로지 지식그래프를 지능형 ERP의 중핵에 놓는 이유이고(7장), 그보다 먼저 데이터 품질의 원점인 3정5S에서 출발하는 이유다(2장).</w:t>
       </w:r>
     </w:p>
-    <w:bookmarkEnd w:id="40"/>
-    <w:bookmarkStart w:id="41" w:name="왜-odoo인가"/>
+    <w:bookmarkEnd w:id="43"/>
+    <w:bookmarkStart w:id="44" w:name="왜-odoo인가"/>
     <w:p>
       <w:pPr>
         <w:pStyle w:val="Heading2"/>
@@ -2854,8 +2823,8 @@
         <w:t xml:space="preserve">다음 장부터 그 길을 걷는다. 출발점은 화면도 서버도 아니다. 공장 바닥과 데이터베이스의 가장 낮은 곳, 3정5S다.</w:t>
       </w:r>
     </w:p>
-    <w:bookmarkEnd w:id="41"/>
-    <w:bookmarkStart w:id="42" w:name="핵심-요약"/>
+    <w:bookmarkEnd w:id="44"/>
+    <w:bookmarkStart w:id="45" w:name="핵심-요약"/>
     <w:p>
       <w:pPr>
         <w:pStyle w:val="Heading2"/>
@@ -2948,8 +2917,8 @@
         <w:t xml:space="preserve">Odoo는 단일 DB 통합, 오픈소스의 확장 자유, POP형 실시간 수집, 낮은 진입 비용으로 5대 요건의 베이스가 된다. 단, 한국 로컬라이제이션과 APS 한계는 정직하게 보강해야 한다.</w:t>
       </w:r>
     </w:p>
-    <w:bookmarkEnd w:id="42"/>
-    <w:bookmarkStart w:id="43" w:name="이-장의-참고문헌"/>
+    <w:bookmarkEnd w:id="45"/>
+    <w:bookmarkStart w:id="46" w:name="이-장의-참고문헌"/>
     <w:p>
       <w:pPr>
         <w:pStyle w:val="Heading2"/>
@@ -3218,9 +3187,9 @@
         <w:t xml:space="preserve">중소벤처기업부 (2022·2024·2025). 스마트공장 보급사업 성과분석, 스마트제조혁신실태조사, AI 기반 스마트제조혁신 전략 (각 연도 발표자료).</w:t>
       </w:r>
     </w:p>
-    <w:bookmarkEnd w:id="43"/>
-    <w:bookmarkEnd w:id="44"/>
-    <w:bookmarkStart w:id="63" w:name="제2장.-컨설팅의-출발-현장-진단과-3정5s-데이터-품질의-원점"/>
+    <w:bookmarkEnd w:id="46"/>
+    <w:bookmarkEnd w:id="47"/>
+    <w:bookmarkStart w:id="66" w:name="제2장.-컨설팅의-출발-현장-진단과-3정5s-데이터-품질의-원점"/>
     <w:p>
       <w:pPr>
         <w:pStyle w:val="Heading1"/>
@@ -3264,7 +3233,7 @@
         <w:t xml:space="preserve">)</w:t>
       </w:r>
     </w:p>
-    <w:bookmarkStart w:id="45" w:name="창고에서-시작된-진단"/>
+    <w:bookmarkStart w:id="48" w:name="창고에서-시작된-진단"/>
     <w:p>
       <w:pPr>
         <w:pStyle w:val="Heading2"/>
@@ -3307,8 +3276,8 @@
         <w:t xml:space="preserve">방법론으로 전환한다. 결론을 미리 말하면 이렇다. 5S 없이 개선 없듯, 데이터의 5S 없이 AI는 없다.</w:t>
       </w:r>
     </w:p>
-    <w:bookmarkEnd w:id="45"/>
-    <w:bookmarkStart w:id="51" w:name="물리의-3정5s-현장-개선의-원점"/>
+    <w:bookmarkEnd w:id="48"/>
+    <w:bookmarkStart w:id="54" w:name="물리의-3정5s-현장-개선의-원점"/>
     <w:p>
       <w:pPr>
         <w:pStyle w:val="Heading2"/>
@@ -3317,7 +3286,7 @@
         <w:t xml:space="preserve">2.2 물리의 3정5S: 현장 개선의 원점</w:t>
       </w:r>
     </w:p>
-    <w:bookmarkStart w:id="46" w:name="s와-3정이란-무엇인가"/>
+    <w:bookmarkStart w:id="49" w:name="s와-3정이란-무엇인가"/>
     <w:p>
       <w:pPr>
         <w:pStyle w:val="Heading3"/>
@@ -3418,8 +3387,8 @@
         <w:t xml:space="preserve">이라고 적는다. 캠페인 포스터 백 장보다 경영자의 1년이 조직을 움직인다.</w:t>
       </w:r>
     </w:p>
-    <w:bookmarkEnd w:id="46"/>
-    <w:bookmarkStart w:id="47" w:name="정리-빨간-패-작전과-10년-묵은-부재"/>
+    <w:bookmarkEnd w:id="49"/>
+    <w:bookmarkStart w:id="50" w:name="정리-빨간-패-작전과-10년-묵은-부재"/>
     <w:p>
       <w:pPr>
         <w:pStyle w:val="Heading3"/>
@@ -3515,8 +3484,8 @@
         <w:t xml:space="preserve">낡은 규정의 폐기 — 이 조언이 뒤에서 데이터 검증 규칙의 유지보수 원칙으로 이어진다는 것을 기억해 두자.</w:t>
       </w:r>
     </w:p>
-    <w:bookmarkEnd w:id="47"/>
-    <w:bookmarkStart w:id="48" w:name="정돈-정위치정품정량-그리고-찾기-로스의-격감"/>
+    <w:bookmarkEnd w:id="50"/>
+    <w:bookmarkStart w:id="51" w:name="정돈-정위치정품정량-그리고-찾기-로스의-격감"/>
     <w:p>
       <w:pPr>
         <w:pStyle w:val="Heading3"/>
@@ -3612,8 +3581,8 @@
         <w:t xml:space="preserve">다품종소량 생산에서는 로트가 바뀔 때마다 치공구 교체가 빈번하므로, 이 찾기 로스의 격감이 그대로 준비교체 시간의 단축이 된다.</w:t>
       </w:r>
     </w:p>
-    <w:bookmarkEnd w:id="48"/>
-    <w:bookmarkStart w:id="49" w:name="청소청결-닦는-것이-아니라-점검하는-것"/>
+    <w:bookmarkEnd w:id="51"/>
+    <w:bookmarkStart w:id="52" w:name="청소청결-닦는-것이-아니라-점검하는-것"/>
     <w:p>
       <w:pPr>
         <w:pStyle w:val="Heading3"/>
@@ -3752,8 +3721,8 @@
         <w:t xml:space="preserve">이므로, 작업이 개선되고 설비가 바뀌어 실태에서 벗어난 표준은 즉시 수정한다. 지킬 수 없는 규정은 모럴을 즉각적으로 저하시키기 때문이다.</w:t>
       </w:r>
     </w:p>
-    <w:bookmarkEnd w:id="49"/>
-    <w:bookmarkStart w:id="50" w:name="습관화-규율이-문화가-될-때"/>
+    <w:bookmarkEnd w:id="52"/>
+    <w:bookmarkStart w:id="53" w:name="습관화-규율이-문화가-될-때"/>
     <w:p>
       <w:pPr>
         <w:pStyle w:val="Heading3"/>
@@ -3853,9 +3822,9 @@
         <w:t xml:space="preserve">로 다음 스텝으로 나아가라고 조언한다. 5S는 상시 상태가 목표이지, 영구 캠페인이 목표가 아니다.</w:t>
       </w:r>
     </w:p>
-    <w:bookmarkEnd w:id="50"/>
-    <w:bookmarkEnd w:id="51"/>
-    <w:bookmarkStart w:id="58" w:name="디지털-3정5s-데이터-품질의-컨설팅-방법론"/>
+    <w:bookmarkEnd w:id="53"/>
+    <w:bookmarkEnd w:id="54"/>
+    <w:bookmarkStart w:id="61" w:name="디지털-3정5s-데이터-품질의-컨설팅-방법론"/>
     <w:p>
       <w:pPr>
         <w:pStyle w:val="Heading2"/>
@@ -3864,7 +3833,7 @@
         <w:t xml:space="preserve">2.3 디지털 3정5S: 데이터 품질의 컨설팅 방법론</w:t>
       </w:r>
     </w:p>
-    <w:bookmarkStart w:id="52" w:name="창고와-데이터베이스는-같은-병을-앓는다"/>
+    <w:bookmarkStart w:id="55" w:name="창고와-데이터베이스는-같은-병을-앓는다"/>
     <w:p>
       <w:pPr>
         <w:pStyle w:val="Heading3"/>
@@ -3897,8 +3866,8 @@
         <w:t xml:space="preserve">디지털 3정5S는 이 3정을 회복하는 다섯 단계의 실행 순서다. 물리 5S와 마찬가지로 순서가 중요하다. 버리기 전에 자리를 잡을 수 없고, 자리를 잡기 전에 닦을 수 없으며, 표준 없이 습관은 생기지 않는다.</w:t>
       </w:r>
     </w:p>
-    <w:bookmarkEnd w:id="52"/>
-    <w:bookmarkStart w:id="53" w:name="데이터-정리-불용중복-코드의-빨간-패-작전"/>
+    <w:bookmarkEnd w:id="55"/>
+    <w:bookmarkStart w:id="56" w:name="데이터-정리-불용중복-코드의-빨간-패-작전"/>
     <w:p>
       <w:pPr>
         <w:pStyle w:val="Heading3"/>
@@ -3945,8 +3914,8 @@
         <w:t xml:space="preserve">(즉시 버리기 어려운 것을 모아 보호관찰하는 곳)에 해당하는 완충 장치인 셈이다. 낡은 규정을 폐기하라는 원전의 조언도 계승한다. 아무도 지키지 않는 입력 지침, 현실과 어긋난 필수값 규칙, 죽어 있는 승인 절차가 있다면 이 단계에서 함께 버린다.</w:t>
       </w:r>
     </w:p>
-    <w:bookmarkEnd w:id="53"/>
-    <w:bookmarkStart w:id="54" w:name="데이터-정돈-코드체계-정비-데이터의-정위치"/>
+    <w:bookmarkEnd w:id="56"/>
+    <w:bookmarkStart w:id="57" w:name="데이터-정돈-코드체계-정비-데이터의-정위치"/>
     <w:p>
       <w:pPr>
         <w:pStyle w:val="Heading3"/>
@@ -4034,8 +4003,8 @@
         <w:t xml:space="preserve">, 한 명은 ’진동’으로 적으면 시스템은 둘을 다른 사건으로 본다. 같은 사건이 같은 코드로 적힐 때 비로소 경험이 통계가 되고, 통계가 예측이 된다.</w:t>
       </w:r>
     </w:p>
-    <w:bookmarkEnd w:id="54"/>
-    <w:bookmarkStart w:id="55" w:name="데이터-청소-오류결측의-클렌징과-실사"/>
+    <w:bookmarkEnd w:id="57"/>
+    <w:bookmarkStart w:id="58" w:name="데이터-청소-오류결측의-클렌징과-실사"/>
     <w:p>
       <w:pPr>
         <w:pStyle w:val="Heading3"/>
@@ -4067,8 +4036,8 @@
         <w:t xml:space="preserve">고 했듯, 클렌징도 몰아서 하는 연례행사가 아니라 오류가 발견된 그 자리에서 고치는 운영 원칙으로 정착시켜야 한다.</w:t>
       </w:r>
     </w:p>
-    <w:bookmarkEnd w:id="55"/>
-    <w:bookmarkStart w:id="56" w:name="데이터-청결-입력-규정과-검증-규칙의-표준화"/>
+    <w:bookmarkEnd w:id="58"/>
+    <w:bookmarkStart w:id="59" w:name="데이터-청결-입력-규정과-검증-규칙의-표준화"/>
     <w:p>
       <w:pPr>
         <w:pStyle w:val="Heading3"/>
@@ -4085,8 +4054,8 @@
         <w:t xml:space="preserve">네 번째 단계는 다시 더러워지지 않게 만드는 것이다. 물리 청결이 더러움의 발생원을 끊는 고안이었듯, 데이터 청결은 오류가 입력되는 경로 자체를 막는 표준화다. 실행 항목은 세 갈래다. 첫째, 입력 규정 — 누가, 언제, 어떤 화면에서, 어떤 형식으로 입력하는지를 한 장으로 문서화한다. 둘째, 시스템 검증 — 필수 필드 지정, 선택 목록화(자유 서술의 최소화), 값 범위 검증, 중복 차단 제약을 Odoo 화면과 서버 규칙으로 심는다. 사람의 주의력이 아니라 구조가 품질을 지키게 하는 것이다. 셋째, 승인 게이트 — 신규 마스터 등록과 BOM 변경 같은 파급이 큰 입력은 승인 워크플로를 거치게 한다. 그리고 원전의 규정 활성화 두 원칙을 그대로 적용한다. 규정은 사장부터 예외 없이 지키고, 지킬 수 없게 된 규정은 방치하지 말고 즉시 고친다. 현실과 어긋난 검증 규칙을 방치하면 현장은 우회 입력을 시작하고, 우회가 시작되는 순간 데이터 품질은 규정이 없던 때보다 나빠진다.</w:t>
       </w:r>
     </w:p>
-    <w:bookmarkEnd w:id="56"/>
-    <w:bookmarkStart w:id="57" w:name="데이터-습관화-현장이-데이터를-지키는-문화"/>
+    <w:bookmarkEnd w:id="59"/>
+    <w:bookmarkStart w:id="60" w:name="데이터-습관화-현장이-데이터를-지키는-문화"/>
     <w:p>
       <w:pPr>
         <w:pStyle w:val="Heading3"/>
@@ -4471,9 +4440,9 @@
         </w:tc>
       </w:tr>
     </w:tbl>
-    <w:bookmarkEnd w:id="57"/>
-    <w:bookmarkEnd w:id="58"/>
-    <w:bookmarkStart w:id="59" w:name="현장-진단-물리-5s-데이터-5s-매트릭스"/>
+    <w:bookmarkEnd w:id="60"/>
+    <w:bookmarkEnd w:id="61"/>
+    <w:bookmarkStart w:id="62" w:name="현장-진단-물리-5s-데이터-5s-매트릭스"/>
     <w:p>
       <w:pPr>
         <w:pStyle w:val="Heading2"/>
@@ -4757,8 +4726,8 @@
         <w:t xml:space="preserve">를 명언하게 하고, 해당 부서만으로 해결할 수 없는 테마는 공장장이 그 자리에서 지원을 약속한다 — 이것을 월 2~3회 반복한다. 데이터 진단도 같은 형식으로 돌리면 된다. 진단표를 캐비닛에 쌓는 컨설팅이 아니라, 발표 즉시 액션으로 잇는 진단이 원전의 정신이다.</w:t>
       </w:r>
     </w:p>
-    <w:bookmarkEnd w:id="59"/>
-    <w:bookmarkStart w:id="60" w:name="s-없이-ai-없다"/>
+    <w:bookmarkEnd w:id="62"/>
+    <w:bookmarkStart w:id="63" w:name="s-없이-ai-없다"/>
     <w:p>
       <w:pPr>
         <w:pStyle w:val="Heading2"/>
@@ -4873,8 +4842,8 @@
         <w:t xml:space="preserve">라던 고민이 사라지는 회사를 여럿 보았다. 5S는 AI를 위한 준비 운동이 아니라 그 자체로 제3의 이익의 첫 수확이며, 다음 장에서 다룰 ’눈으로 보는 관리’의 디지털 전환은 이 지반 위에서만 세워진다.</w:t>
       </w:r>
     </w:p>
-    <w:bookmarkEnd w:id="60"/>
-    <w:bookmarkStart w:id="61" w:name="핵심-요약-1"/>
+    <w:bookmarkEnd w:id="63"/>
+    <w:bookmarkStart w:id="64" w:name="핵심-요약-1"/>
     <w:p>
       <w:pPr>
         <w:pStyle w:val="Heading2"/>
@@ -4982,8 +4951,8 @@
         <w:t xml:space="preserve">디지털 5S는 준비 운동이 아니라 그 자체로 즉효성 있는 개선이다. 코드 통합과 실사만으로 중복 발주와 결품 소동이 줄어든다.</w:t>
       </w:r>
     </w:p>
-    <w:bookmarkEnd w:id="61"/>
-    <w:bookmarkStart w:id="62" w:name="이-장의-참고문헌-1"/>
+    <w:bookmarkEnd w:id="64"/>
+    <w:bookmarkStart w:id="65" w:name="이-장의-참고문헌-1"/>
     <w:p>
       <w:pPr>
         <w:pStyle w:val="Heading2"/>
@@ -5131,9 +5100,9 @@
         <w:t xml:space="preserve">이형근 (저자 전작 원고). 『서드브레인 ERP』 초고 — 기준정보·볼트 3코드 일화의 원 기록.</w:t>
       </w:r>
     </w:p>
-    <w:bookmarkEnd w:id="62"/>
-    <w:bookmarkEnd w:id="63"/>
-    <w:bookmarkStart w:id="74" w:name="제3장.-눈으로-보는-관리에서-데이터로-보는-관리로"/>
+    <w:bookmarkEnd w:id="65"/>
+    <w:bookmarkEnd w:id="66"/>
+    <w:bookmarkStart w:id="77" w:name="제3장.-눈으로-보는-관리에서-데이터로-보는-관리로"/>
     <w:p>
       <w:pPr>
         <w:pStyle w:val="Heading1"/>
@@ -5188,7 +5157,7 @@
         <w:t xml:space="preserve">를 전화로 물어야 하는 공장을 여전히 만난다. 문제는 도구가 아니었다. 그 공장이 가지고 있었고 많은 공장이 갖지 못한 것, 그것은 ’상태를 즉시 보이게 하는 구조’였다. 이 장은 생산관리 고전이 정립한 눈으로 보는 관리의 도구들 — 관리판, 작업표, 발송, 진도관리, POP — 을 해부하고, 그 각각을 Odoo 기반의 데이터로 보는 관리로 전환하는 컨설팅 실행 순서를 제시한다. 그리고 그 끝에서, 보이는 공장이 어떻게 ’말하는 공장’으로 진화하는지를 논한다.</w:t>
       </w:r>
     </w:p>
-    <w:bookmarkStart w:id="64" w:name="눈으로-보는-관리-이상異常을-즉시-드러내는-구조"/>
+    <w:bookmarkStart w:id="67" w:name="눈으로-보는-관리-이상異常을-즉시-드러내는-구조"/>
     <w:p>
       <w:pPr>
         <w:pStyle w:val="Heading2"/>
@@ -5314,8 +5283,8 @@
         <w:t xml:space="preserve">카드 한 장에 담기는 항목 — 제번·도번·작업명·부품명·수량·착수일시·완료예정일시 — 을 눈여겨보아야 한다. 이것은 오늘날 어떤 MES 화면을 열어도 만나는 작업 오더 레코드의 필드 구성과 사실상 동일하다. 카드의 폭이 소요시간에 비례하므로 관리판은 간트 차트이기도 하고, 카드를 옮기는 행위가 곧 일정 수정이므로 스케줄러이기도 하다. 한 세대 전의 현장은 데이터베이스 없이, 자석과 종이로 오늘의 칸반 보드와 간트 차트를 이미 운영하고 있었던 것이다.</w:t>
       </w:r>
     </w:p>
-    <w:bookmarkEnd w:id="64"/>
-    <w:bookmarkStart w:id="65" w:name="발송-작업표출고표와-지시의-기술"/>
+    <w:bookmarkEnd w:id="67"/>
+    <w:bookmarkStart w:id="68" w:name="발송-작업표출고표와-지시의-기술"/>
     <w:p>
       <w:pPr>
         <w:pStyle w:val="Heading2"/>
@@ -5426,8 +5395,8 @@
         <w:t xml:space="preserve">고 쓴다. 정렬이라는 지극히 단순한 데이터 조작이 현장 지시의 우선순위를 결정하는 것 — 데이터로 보는 관리의 맹아가 여기에 있다.</w:t>
       </w:r>
     </w:p>
-    <w:bookmarkEnd w:id="65"/>
-    <w:bookmarkStart w:id="66" w:name="진도관리-기다림의-배제와-늦음의-회복"/>
+    <w:bookmarkEnd w:id="68"/>
+    <w:bookmarkStart w:id="69" w:name="진도관리-기다림의-배제와-늦음의-회복"/>
     <w:p>
       <w:pPr>
         <w:pStyle w:val="Heading2"/>
@@ -5535,8 +5504,8 @@
         <w:t xml:space="preserve">를 직접 질문하라고 요구한다. 상태 정보가 현장의 물리적 배치에만 존재하는 한, 관리자는 걸어서 데이터를 수집할 수밖에 없었던 것이다.</w:t>
       </w:r>
     </w:p>
-    <w:bookmarkEnd w:id="66"/>
-    <w:bookmarkStart w:id="67" w:name="pop-작업일보의-폐지와-공명정대한-공장"/>
+    <w:bookmarkEnd w:id="69"/>
+    <w:bookmarkStart w:id="70" w:name="pop-작업일보의-폐지와-공명정대한-공장"/>
     <w:p>
       <w:pPr>
         <w:pStyle w:val="Heading2"/>
@@ -5743,8 +5712,8 @@
         <w:t xml:space="preserve">시절을 끝낸다. 데이터의 실시간 공유가 계층과 직능을 넘어 각자의 판단을 바꾸는 이 묘사는, 오늘날 우리가 ’데이터 민주화’라 부르는 것의 원형이다.</w:t>
       </w:r>
     </w:p>
-    <w:bookmarkEnd w:id="67"/>
-    <w:bookmarkStart w:id="68" w:name="디지털-대응물-odoo-위의-관리판작업표pop"/>
+    <w:bookmarkEnd w:id="70"/>
+    <w:bookmarkStart w:id="71" w:name="디지털-대응물-odoo-위의-관리판작업표pop"/>
     <w:p>
       <w:pPr>
         <w:pStyle w:val="Heading2"/>
@@ -6158,8 +6127,8 @@
         <w:t xml:space="preserve">라는 연결 질문에 즉답할 수 있다. 통합의 깊이가 다른 것이다.</w:t>
       </w:r>
     </w:p>
-    <w:bookmarkEnd w:id="68"/>
-    <w:bookmarkStart w:id="69" w:name="컨설팅-실행-순서-수주장부에서-현장-확산까지"/>
+    <w:bookmarkEnd w:id="71"/>
+    <w:bookmarkStart w:id="72" w:name="컨설팅-실행-순서-수주장부에서-현장-확산까지"/>
     <w:p>
       <w:pPr>
         <w:pStyle w:val="Heading2"/>
@@ -6345,8 +6314,8 @@
         <w:t xml:space="preserve">이다. 완벽한 코드체계를 기다리지 말고(그것은 2장에서 이미 정비했어야 한다) 보이는 범위에서 시작해 밟아 다진다. 둘째, 현장 입력의 부하를 집요하게 줄인다. 스캔 한 번, 터치 한 번을 넘는 입력을 현장에 요구하는 설계는 반드시 재검토한다. 셋째, 수집한 데이터를 현장에 되돌려 보여 준다. 원전의 여섯 장면이 보여 주듯, 자기 입력이 자기 판단에 도움이 되는 화면으로 돌아올 때만 현장은 입력을 지속한다.</w:t>
       </w:r>
     </w:p>
-    <w:bookmarkEnd w:id="69"/>
-    <w:bookmarkStart w:id="70" w:name="보이는-공장에서-말하는-공장으로"/>
+    <w:bookmarkEnd w:id="72"/>
+    <w:bookmarkStart w:id="73" w:name="보이는-공장에서-말하는-공장으로"/>
     <w:p>
       <w:pPr>
         <w:pStyle w:val="Heading2"/>
@@ -6457,8 +6426,8 @@
         <w:t xml:space="preserve">은 여전히 인간의 몫이며, 시스템이 대신하는 것은 걷고, 모으고, 대조하고, 요약하는 시간이다. 공장장의 하루 3회 순찰이 불필요해지는 것이 아니라, 순찰이 확인의 시간에서 대화의 시간으로 바뀌는 것이다. 이 감지-분석-브리핑의 루프를 방법론으로 정식화한 것이 5장의 DMAIC 데이터 루프이며, 넥 공정의 구조적 탐지는 7장에서 다시 다룬다.</w:t>
       </w:r>
     </w:p>
-    <w:bookmarkEnd w:id="70"/>
-    <w:bookmarkStart w:id="71" w:name="영업과-공장-1일-2회의-페이스-투-페이스에서-실시간-공유-포털로"/>
+    <w:bookmarkEnd w:id="73"/>
+    <w:bookmarkStart w:id="74" w:name="영업과-공장-1일-2회의-페이스-투-페이스에서-실시간-공유-포털로"/>
     <w:p>
       <w:pPr>
         <w:pStyle w:val="Heading2"/>
@@ -6607,8 +6576,8 @@
         <w:t xml:space="preserve">이로써 현장의 기초가 완성되었다. 데이터의 품질을 다지고(2장), 현장의 상태를 실시간 데이터로 잡았다(3장). 다음 장은 이 토대 위에서 비로소 가능해지는 두뇌의 작업, 곧 부품전개와 일정계획으로 올라간다.</w:t>
       </w:r>
     </w:p>
-    <w:bookmarkEnd w:id="71"/>
-    <w:bookmarkStart w:id="72" w:name="핵심-요약-2"/>
+    <w:bookmarkEnd w:id="74"/>
+    <w:bookmarkStart w:id="75" w:name="핵심-요약-2"/>
     <w:p>
       <w:pPr>
         <w:pStyle w:val="Heading2"/>
@@ -6713,8 +6682,8 @@
         <w:t xml:space="preserve">보이는 공장은 말하는 공장으로 진화한다. 이상 감지→맥락 결합→자연어 브리핑의 3층 구조가 관리자의 순찰·대조·요약 시간을 대체하되, 판단은 인간에게 남는다. 영업-공장의 1일 2회 접촉과 정보 기입의 제도화는 실시간 공유 포털 시대에도 유효한 규율이다.</w:t>
       </w:r>
     </w:p>
-    <w:bookmarkEnd w:id="72"/>
-    <w:bookmarkStart w:id="73" w:name="이-장의-참고문헌-2"/>
+    <w:bookmarkEnd w:id="75"/>
+    <w:bookmarkStart w:id="76" w:name="이-장의-참고문헌-2"/>
     <w:p>
       <w:pPr>
         <w:pStyle w:val="Heading2"/>
@@ -6836,9 +6805,9 @@
         <w:t xml:space="preserve">, 76(4), 121-131. — 정보 파편화에 대한 통합적 해법으로서의 ERP.</w:t>
       </w:r>
     </w:p>
-    <w:bookmarkEnd w:id="73"/>
-    <w:bookmarkEnd w:id="74"/>
-    <w:bookmarkStart w:id="84" w:name="제4장.-부품전개와-일정계획-제번추번에서-mrpaps까지"/>
+    <w:bookmarkEnd w:id="76"/>
+    <w:bookmarkEnd w:id="77"/>
+    <w:bookmarkStart w:id="87" w:name="제4장.-부품전개와-일정계획-제번추번에서-mrpaps까지"/>
     <w:p>
       <w:pPr>
         <w:pStyle w:val="Heading1"/>
@@ -6926,7 +6895,7 @@
         <w:t xml:space="preserve">나는 이 한마디가 다품종소량·수주생산 일정계획의 본질을 다 담고 있다고 생각한다. 계획은 반드시 틀어진다. 문제는 틀어짐 자체가 아니라, 수정이 현장 말단까지 전파되는 속도다. 이 장은 생산관리 고전이 정리한 계획 체계 — 부품표, 제번·추번, 정미소요량, 대·중·소 일정계획, 공수계획 — 를 해부하고, 그것이 Odoo의 BOM·MRP·MPS와 frePPLe APS로 어떻게 이식되는지, 그리고 그 이식이 성공하기 위한 데이터 조건은 무엇인지를 다룬다.</w:t>
       </w:r>
     </w:p>
-    <w:bookmarkStart w:id="75" w:name="부품표-모든-계산의-뿌리"/>
+    <w:bookmarkStart w:id="78" w:name="부품표-모든-계산의-뿌리"/>
     <w:p>
       <w:pPr>
         <w:pStyle w:val="Heading2"/>
@@ -7033,8 +7002,8 @@
         <w:t xml:space="preserve">상비재료는 부품표에 의한 소요량계산 대상에서 제외하고 정기부정량 발주나 그때마다 발주 같은 재고보충 방식으로 관리한다. 모든 품목을 같은 정밀도로 관리하려는 유혹을 끊는 것, ABC 관리의 사상이 부품표에도 적용되는 것이다.</w:t>
       </w:r>
     </w:p>
-    <w:bookmarkEnd w:id="75"/>
-    <w:bookmarkStart w:id="76" w:name="제번-방식과-추번-방식-관리-사상의-두-갈래"/>
+    <w:bookmarkEnd w:id="78"/>
+    <w:bookmarkStart w:id="79" w:name="제번-방식과-추번-방식-관리-사상의-두-갈래"/>
     <w:p>
       <w:pPr>
         <w:pStyle w:val="Heading2"/>
@@ -7211,8 +7180,8 @@
         <w:t xml:space="preserve">을 붙이는 배려까지, 현장의 익숙함을 존중하면서 관리 사상을 전환하는 이행 설계의 모범이다.</w:t>
       </w:r>
     </w:p>
-    <w:bookmarkEnd w:id="76"/>
-    <w:bookmarkStart w:id="77" w:name="중간재고관리부문-분리와-연결의-지혜"/>
+    <w:bookmarkEnd w:id="79"/>
+    <w:bookmarkStart w:id="80" w:name="중간재고관리부문-분리와-연결의-지혜"/>
     <w:p>
       <w:pPr>
         <w:pStyle w:val="Heading2"/>
@@ -7303,8 +7272,8 @@
         <w:t xml:space="preserve">가 원칙이되, 반복 빈도가 높은 표준 서브유닛은 관리센터와 상의해 예측 조립이 허용되고 완성 즉시 중간재고로 환류된다. 가공 부문은 멋대로의 예측 가공이 엄금되지만, 프레스 같은 특수 공정은 표준 로트의 일정 범위 내에서 감독자 재량이 인정된다. 원칙과 재량의 경계선이 문서화되어 있는 것 — 이것이 관리 수준이다.</w:t>
       </w:r>
     </w:p>
-    <w:bookmarkEnd w:id="77"/>
-    <w:bookmarkStart w:id="78" w:name="대중소-일정계획-3층-구조와-유연성의-배분"/>
+    <w:bookmarkEnd w:id="80"/>
+    <w:bookmarkStart w:id="81" w:name="대중소-일정계획-3층-구조와-유연성의-배분"/>
     <w:p>
       <w:pPr>
         <w:pStyle w:val="Heading2"/>
@@ -7538,8 +7507,8 @@
         <w:t xml:space="preserve">로 가되, 숙련 감독자가 요점을 메모하고 작업자가 세부를 입안하며 스태프가 정서하는 3자 협업을 권한다. 완벽한 표준 문서가 아니라 계획 계산에 필요한 두 항목 — 표준 로트수와 표준시간 — 을 우선 확보하라는 실용주의다.</w:t>
       </w:r>
     </w:p>
-    <w:bookmarkEnd w:id="78"/>
-    <w:bookmarkStart w:id="79" w:name="공수계획-능력과-부하-그리고-넥-공정"/>
+    <w:bookmarkEnd w:id="81"/>
+    <w:bookmarkStart w:id="82" w:name="공수계획-능력과-부하-그리고-넥-공정"/>
     <w:p>
       <w:pPr>
         <w:pStyle w:val="Heading2"/>
@@ -7687,8 +7656,8 @@
         <w:t xml:space="preserve">여유 없는 시스템은 예외 하나에 무너진다.</w:t>
       </w:r>
     </w:p>
-    <w:bookmarkEnd w:id="79"/>
-    <w:bookmarkStart w:id="80" w:name="odoo와-frepple로의-이식-bommrpmpsaps"/>
+    <w:bookmarkEnd w:id="82"/>
+    <w:bookmarkStart w:id="83" w:name="odoo와-frepple로의-이식-bommrpmpsaps"/>
     <w:p>
       <w:pPr>
         <w:pStyle w:val="Heading2"/>
@@ -8229,8 +8198,8 @@
         <w:t xml:space="preserve">의 시스템화다. 표준화율이 높은 공통 부품·서브유닛에 재주문 규칙(추번적 세계)을, 고객 사양품에 MTO(수주 기반 보충, 제번적 세계)를 적용하고 그 경계를 품목 마스터의 라우트로 명시하는 것은, 원전의 조립=제번, 가공·중간재고=추번 혼합 구조의 직계 후손이다. 다른 하나는 제번의 계승이다. Odoo에서 제조 주문 번호와 로트/시리얼 번호, 그리고 프로젝트별 분석 계정이 제번의 세 기능 — 진척 추적, 이력 추적, 원가 집계 — 을 나누어 맡는다. 원전이 지적한 제번의 경직성(공통부품 유용 곤란, 가제번)은 품목 단위 MRP가 해소하되, 추적과 원가의 끈은 로트와 분석 계정이 이어 주므로, 두 방식의 장점이 한 시스템 안에서 공존한다. 특급품 처리는 긴급 오더의 우선순위 지정과 일정 재계산으로 지원되지만, 나는 컨설팅 현장에서 원전의 특별처리반이라는 조직적 장치를 함께 권한다. 시스템이 일정을 다시 짜 주어도, 준비 절차부터 일관 청부할 베테랑 다능공 팀이 없으면 특급은 여전히 전 공장을 흔든다.</w:t>
       </w:r>
     </w:p>
-    <w:bookmarkEnd w:id="80"/>
-    <w:bookmarkStart w:id="81" w:name="계획-정확도의-데이터-조건-그리고-넥-공정-탐지-예고"/>
+    <w:bookmarkEnd w:id="83"/>
+    <w:bookmarkStart w:id="84" w:name="계획-정확도의-데이터-조건-그리고-넥-공정-탐지-예고"/>
     <w:p>
       <w:pPr>
         <w:pStyle w:val="Heading2"/>
@@ -8346,8 +8315,8 @@
         <w:t xml:space="preserve">을 두려워했다. 오늘의 시스템에서 계획 수정은 수 분 안에 재계산되어 현장의 태블릿까지 전파된다. 그러나 부품표가 틀리고 재고가 맞지 않고 표준시간이 허수라면, 빨라진 것은 오류의 전파 속도뿐이다. 계획의 지능화는 언제나 데이터의 규율 위에서만 성립한다 — 이것이 이 장을 관통하는 단 하나의 결론이다.</w:t>
       </w:r>
     </w:p>
-    <w:bookmarkEnd w:id="81"/>
-    <w:bookmarkStart w:id="82" w:name="핵심-요약-3"/>
+    <w:bookmarkEnd w:id="84"/>
+    <w:bookmarkStart w:id="85" w:name="핵심-요약-3"/>
     <w:p>
       <w:pPr>
         <w:pStyle w:val="Heading2"/>
@@ -8458,8 +8427,8 @@
         <w:t xml:space="preserve">계획 정확도의 데이터 조건은 BOM 정확도, 재고 정확도, 표준시간·기준일정의 실측성, POP 실적의 축적이다. 실행 데이터가 계획을 갱신하는 순환은 5장의 DMAIC 루프로, 구조적 넥 공정의 그래프 탐지는 7장으로 이어진다.</w:t>
       </w:r>
     </w:p>
-    <w:bookmarkEnd w:id="82"/>
-    <w:bookmarkStart w:id="83" w:name="이-장의-참고문헌-3"/>
+    <w:bookmarkEnd w:id="85"/>
+    <w:bookmarkStart w:id="86" w:name="이-장의-참고문헌-3"/>
     <w:p>
       <w:pPr>
         <w:pStyle w:val="Heading2"/>
@@ -8623,9 +8592,9 @@
         <w:t xml:space="preserve">이 책 12장 「제조 관리」, 15장 「확장 부스터」 — Odoo MRP·MPS의 상세와 frePPLe·지식그래프 아키텍처.</w:t>
       </w:r>
     </w:p>
-    <w:bookmarkEnd w:id="83"/>
-    <w:bookmarkEnd w:id="84"/>
-    <w:bookmarkStart w:id="106" w:name="제5장.-dmaic-데이터-루프-수집학습추론의-무한-사이클"/>
+    <w:bookmarkEnd w:id="86"/>
+    <w:bookmarkEnd w:id="87"/>
+    <w:bookmarkStart w:id="109" w:name="제5장.-dmaic-데이터-루프-수집학습추론의-무한-사이클"/>
     <w:p>
       <w:pPr>
         <w:pStyle w:val="Heading1"/>
@@ -8688,7 +8657,7 @@
         <w:t xml:space="preserve">— 를 방법론의 수준으로 구체화하는 것이 이 장의 과제다. 앞의 2장이 데이터의 품질(디지털 3정5S)을, 3장이 데이터의 수집(데이터로 보는 관리)을, 4장이 데이터의 계획 활용(부품전개와 일정계획)을 다뤘다면, 이 장은 그 모든 것을 하나의 회전 운동으로 묶는다. 정의하고(Define), 측정하고(Measure), 분석하고(Analyze), 개선하고(Improve), 관리한다(Control). 그리고 다시 정의한다. 이 회전이 멈추지 않을 때, ERP는 기록 시스템을 넘어 스스로 정확해지는 예측 플랫폼이 된다.</w:t>
       </w:r>
     </w:p>
-    <w:bookmarkStart w:id="88" w:name="개선-사이클의-계보-pdca-qc-스토리-그리고-dmaic"/>
+    <w:bookmarkStart w:id="91" w:name="개선-사이클의-계보-pdca-qc-스토리-그리고-dmaic"/>
     <w:p>
       <w:pPr>
         <w:pStyle w:val="Heading2"/>
@@ -8697,7 +8666,7 @@
         <w:t xml:space="preserve">5.1 개선 사이클의 계보: PDCA, QC 스토리, 그리고 DMAIC</w:t>
       </w:r>
     </w:p>
-    <w:bookmarkStart w:id="85" w:name="슈하트의-원-데밍의-바퀴"/>
+    <w:bookmarkStart w:id="88" w:name="슈하트의-원-데밍의-바퀴"/>
     <w:p>
       <w:pPr>
         <w:pStyle w:val="Heading3"/>
@@ -8753,8 +8722,8 @@
         <w:t xml:space="preserve">주목할 것은 마지막 두 단계다. 표준화(⑨)와 반성·전망(⑩)은 사이클을 닫는 동시에 다음 사이클을 여는 단계다. QC 스토리는 처음부터 일회성 프로젝트가 아니라 나선형 반복으로 설계되어 있었다. 다만 그 나선을 돌리는 동력이 사람 — QC 서클의 회합, 관리자의 독려, 발표대회의 긴장 — 이었을 뿐이다.</w:t>
       </w:r>
     </w:p>
-    <w:bookmarkEnd w:id="85"/>
-    <w:bookmarkStart w:id="86" w:name="모토로라의-발명-ge의-완성"/>
+    <w:bookmarkEnd w:id="88"/>
+    <w:bookmarkStart w:id="89" w:name="모토로라의-발명-ge의-완성"/>
     <w:p>
       <w:pPr>
         <w:pStyle w:val="Heading3"/>
@@ -8812,8 +8781,8 @@
         <w:t xml:space="preserve">으로 정의했고(Schroeder, Linderman, Liedtke &amp; Choo, 2008), 데 마스트와 로커볼은 DMAIC를 문제해결 이론의 관점에서 분석해 ’탐색적 가설 생성과 확증적 가설 검정의 교대’라는 구조를 밝혀냈다(De Mast &amp; Lokkerbol, 2012). 요컨대 DMAIC는 PDCA·QC 스토리와 다른 종(種)이 아니다. 같은 회전 운동에 통계적 엄밀성 — 측정 시스템의 검증, 가설의 통계적 검정, 관리도에 의한 유지 — 을 장착한 것이다. 그리고 바로 그 통계적 엄밀성 때문에, DMAIC는 세 계보 중에서 기계가 이어받기에 가장 적합한 사이클이다. 각 단계의 입력과 출력이 데이터로 정의되어 있기 때문이다.</w:t>
       </w:r>
     </w:p>
-    <w:bookmarkEnd w:id="86"/>
-    <w:bookmarkStart w:id="87" w:name="다섯-단계를-데이터-방법론으로-다시-쓰기"/>
+    <w:bookmarkEnd w:id="89"/>
+    <w:bookmarkStart w:id="90" w:name="다섯-단계를-데이터-방법론으로-다시-쓰기"/>
     <w:p>
       <w:pPr>
         <w:pStyle w:val="Heading3"/>
@@ -9147,9 +9116,9 @@
         </w:tc>
       </w:tr>
     </w:tbl>
-    <w:bookmarkEnd w:id="87"/>
-    <w:bookmarkEnd w:id="88"/>
-    <w:bookmarkStart w:id="90" w:name="define-경영-질문을-ctq와-kpi로-번역한다"/>
+    <w:bookmarkEnd w:id="90"/>
+    <w:bookmarkEnd w:id="91"/>
+    <w:bookmarkStart w:id="93" w:name="define-경영-질문을-ctq와-kpi로-번역한다"/>
     <w:p>
       <w:pPr>
         <w:pStyle w:val="Heading2"/>
@@ -9158,7 +9127,7 @@
         <w:t xml:space="preserve">5.2 Define — 경영 질문을 CTQ와 KPI로 번역한다</w:t>
       </w:r>
     </w:p>
-    <w:bookmarkStart w:id="89" w:name="문제는-발견되는-것이-아니라-정의되는-것이다"/>
+    <w:bookmarkStart w:id="92" w:name="문제는-발견되는-것이-아니라-정의되는-것이다"/>
     <w:p>
       <w:pPr>
         <w:pStyle w:val="Heading3"/>
@@ -9300,137 +9269,137 @@
       </w:pPr>
       <w:r>
         <w:t xml:space="preserve">Define의 산출물은 세 가지다. 첫째, 문제 정의문 — 무엇이(CTQ), 어디서, 언제부터, 얼마나(현재 수준과 목표 수준). 둘째, 범위 — 이번 회전에서 다루는 공정·품목·기간의 경계. 셋째, 판정 기준 — 개선이 성공했다고 판정할 통계적 기준. 이 세 가지가 데이터로 기술될 수 있다는 것, 그것이 Define을 자동화 가능한 단계로 만든다.</w:t>
-      </w:r>
-    </w:p>
-    <w:bookmarkEnd w:id="89"/>
-    <w:bookmarkEnd w:id="90"/>
-    <w:bookmarkStart w:id="93" w:name="measure-3원천-수집과-측정-시스템의-신뢰성"/>
-    <w:p>
-      <w:pPr>
-        <w:pStyle w:val="Heading2"/>
-      </w:pPr>
-      <w:r>
-        <w:t xml:space="preserve">5.3 Measure — 3원천 수집과 측정 시스템의 신뢰성</w:t>
-      </w:r>
-    </w:p>
-    <w:bookmarkStart w:id="91" w:name="세-개의-원천-트랜잭션-현장-암묵지"/>
-    <w:p>
-      <w:pPr>
-        <w:pStyle w:val="Heading3"/>
-      </w:pPr>
-      <w:r>
-        <w:t xml:space="preserve">세 개의 원천: 트랜잭션, 현장, 암묵지</w:t>
-      </w:r>
-    </w:p>
-    <w:p>
-      <w:pPr>
-        <w:pStyle w:val="FirstParagraph"/>
-      </w:pPr>
-      <w:r>
-        <w:t xml:space="preserve">측정 단계의 방법론은 이 책의 데이터 수집론 전체를 계승한다. 서드브레인에 흘러드는 데이터의 원천은 셋이다. 제1원천은 트랜잭션이다. Odoo 같은 통합 플랫폼에서는 업무 수행 자체가 데이터 생산이다. 견적·수주·발주·입고·작업지시·실적·전표가 단일 데이터베이스에 쌓이며, 별도의 ’수집 활동’을 요구하지 않는다. 제2원천은 현장이다. 3장에서 상술했듯, 바코드 작업표와 POP(생산시점관리) 단말, IoT 센서, 음성·사진 입력이 물리적 현장의 사건 — 착수, 완료, 정체, 이상 — 을 발생 시점에 포착한다. 수집 설계의 원칙은 하나, 기록이 작업의 일부가 되게 하는 것이다. 제3원천은 암묵지다. 베테랑의 노트와 구조화 인터뷰에서 LLM이 판단 규칙의 후보를 추출하되, 본인 승인·익명화·온디바이스의 원칙 위에서만 공유 자산이 된다(Polanyi, 1966; Nonaka, 1994). 폴라니가 말한</w:t>
-      </w:r>
-      <w:r>
-        <w:t xml:space="preserve"> </w:t>
-      </w:r>
-      <w:r>
-        <w:t xml:space="preserve">“</w:t>
-      </w:r>
-      <w:r>
-        <w:t xml:space="preserve">말할 수 있는 것보다 많이 아는</w:t>
-      </w:r>
-      <w:r>
-        <w:t xml:space="preserve">”</w:t>
-      </w:r>
-      <w:r>
-        <w:t xml:space="preserve"> </w:t>
-      </w:r>
-      <w:r>
-        <w:t xml:space="preserve">지식의 층은 DMAIC의 언어로는 ’측정되지 않던 X인자’다. 납기지연의 원인 중 어떤 것은 트랜잭션에도 센서에도 없고,</w:t>
-      </w:r>
-      <w:r>
-        <w:t xml:space="preserve"> </w:t>
-      </w:r>
-      <w:r>
-        <w:t xml:space="preserve">“</w:t>
-      </w:r>
-      <w:r>
-        <w:t xml:space="preserve">그 거래처 도면은 늘 두 번 바뀐다</w:t>
-      </w:r>
-      <w:r>
-        <w:t xml:space="preserve">”</w:t>
-      </w:r>
-      <w:r>
-        <w:t xml:space="preserve">는 베테랑의 경험칙 속에만 있다.</w:t>
-      </w:r>
-    </w:p>
-    <w:bookmarkEnd w:id="91"/>
-    <w:bookmarkStart w:id="92" w:name="측정-시스템-분석-자를-먼저-검사하라"/>
-    <w:p>
-      <w:pPr>
-        <w:pStyle w:val="Heading3"/>
-      </w:pPr>
-      <w:r>
-        <w:t xml:space="preserve">측정 시스템 분석: 자를 먼저 검사하라</w:t>
-      </w:r>
-    </w:p>
-    <w:p>
-      <w:pPr>
-        <w:pStyle w:val="FirstParagraph"/>
-      </w:pPr>
-      <w:r>
-        <w:t xml:space="preserve">6시그마가 다른 개선 방법론과 구별되는 결정적 규율이 측정 단계에 있다. 데이터를 분석하기 전에 데이터를 만든 측정 시스템 자체를 검증하라는 것 — 측정 시스템 분석(MSA, Measurement System Analysis)이다. 같은 부품을 같은 사람이 두 번 재면 같은 값이 나오는가(반복성), 다른 사람이 재면 같은 값이 나오는가(재현성)를 Gage R&amp;R 같은 실험으로 확인하고, 측정 산포가 공정 산포에 비해 충분히 작을 때만 그 데이터를 분석에 쓴다(AIAG, 2010). 관측된 산포는 공정의 산포와 측정의 산포가 합쳐진 것이므로, 자(尺)가 흔들리면 공정 개선의 모든 결론이 흔들리기 때문이다.</w:t>
-      </w:r>
-    </w:p>
-    <w:p>
-      <w:pPr>
-        <w:pStyle w:val="BodyText"/>
-      </w:pPr>
-      <w:r>
-        <w:t xml:space="preserve">이 규율을 데이터 루프에 이식하면 ’데이터 품질의 상시 검증’이 된다. 트랜잭션 데이터에 대해서는 2장의 디지털 3정5S가 확립한 검증 규칙 — 유효성, 완전성, 일관성, 유일성(Wang &amp; Strong, 1996) — 이 파이프라인 안에서 자동으로 작동한다. 현장 데이터에 대해서는 측정 채널의 신뢰성 — 스캐너 누락률, 센서 드리프트, 수기 보정 빈도 — 자체가 관측 대상 지표가 된다. 암묵지 데이터에 대해서는 추출된 규칙이 실제 사례에서 맞은 비율이 신뢰도 점수로 관리된다. 요컨대 Measure 단계의 데이터 방법론은</w:t>
-      </w:r>
-      <w:r>
-        <w:t xml:space="preserve"> </w:t>
-      </w:r>
-      <w:r>
-        <w:t xml:space="preserve">“</w:t>
-      </w:r>
-      <w:r>
-        <w:t xml:space="preserve">무엇을 잴 것인가</w:t>
-      </w:r>
-      <w:r>
-        <w:t xml:space="preserve">”</w:t>
-      </w:r>
-      <w:r>
-        <w:t xml:space="preserve">와</w:t>
-      </w:r>
-      <w:r>
-        <w:t xml:space="preserve"> </w:t>
-      </w:r>
-      <w:r>
-        <w:t xml:space="preserve">“</w:t>
-      </w:r>
-      <w:r>
-        <w:t xml:space="preserve">재는 자를 믿을 수 있는가</w:t>
-      </w:r>
-      <w:r>
-        <w:t xml:space="preserve">”</w:t>
-      </w:r>
-      <w:r>
-        <w:t xml:space="preserve">의 두 질문에 상시적으로 답하는 체계이며, 후자를 생략한 AI는 흔들리는 자로 잰 데이터를 학습한 모델 — 정밀하게 틀리는 모델 — 을 낳는다.</w:t>
       </w:r>
     </w:p>
     <w:bookmarkEnd w:id="92"/>
     <w:bookmarkEnd w:id="93"/>
-    <w:bookmarkStart w:id="95" w:name="analyze-통계에서-그래프까지-원인을-추론한다"/>
+    <w:bookmarkStart w:id="96" w:name="measure-3원천-수집과-측정-시스템의-신뢰성"/>
     <w:p>
       <w:pPr>
         <w:pStyle w:val="Heading2"/>
       </w:pPr>
       <w:r>
+        <w:t xml:space="preserve">5.3 Measure — 3원천 수집과 측정 시스템의 신뢰성</w:t>
+      </w:r>
+    </w:p>
+    <w:bookmarkStart w:id="94" w:name="세-개의-원천-트랜잭션-현장-암묵지"/>
+    <w:p>
+      <w:pPr>
+        <w:pStyle w:val="Heading3"/>
+      </w:pPr>
+      <w:r>
+        <w:t xml:space="preserve">세 개의 원천: 트랜잭션, 현장, 암묵지</w:t>
+      </w:r>
+    </w:p>
+    <w:p>
+      <w:pPr>
+        <w:pStyle w:val="FirstParagraph"/>
+      </w:pPr>
+      <w:r>
+        <w:t xml:space="preserve">측정 단계의 방법론은 이 책의 데이터 수집론 전체를 계승한다. 서드브레인에 흘러드는 데이터의 원천은 셋이다. 제1원천은 트랜잭션이다. Odoo 같은 통합 플랫폼에서는 업무 수행 자체가 데이터 생산이다. 견적·수주·발주·입고·작업지시·실적·전표가 단일 데이터베이스에 쌓이며, 별도의 ’수집 활동’을 요구하지 않는다. 제2원천은 현장이다. 3장에서 상술했듯, 바코드 작업표와 POP(생산시점관리) 단말, IoT 센서, 음성·사진 입력이 물리적 현장의 사건 — 착수, 완료, 정체, 이상 — 을 발생 시점에 포착한다. 수집 설계의 원칙은 하나, 기록이 작업의 일부가 되게 하는 것이다. 제3원천은 암묵지다. 베테랑의 노트와 구조화 인터뷰에서 LLM이 판단 규칙의 후보를 추출하되, 본인 승인·익명화·온디바이스의 원칙 위에서만 공유 자산이 된다(Polanyi, 1966; Nonaka, 1994). 폴라니가 말한</w:t>
+      </w:r>
+      <w:r>
+        <w:t xml:space="preserve"> </w:t>
+      </w:r>
+      <w:r>
+        <w:t xml:space="preserve">“</w:t>
+      </w:r>
+      <w:r>
+        <w:t xml:space="preserve">말할 수 있는 것보다 많이 아는</w:t>
+      </w:r>
+      <w:r>
+        <w:t xml:space="preserve">”</w:t>
+      </w:r>
+      <w:r>
+        <w:t xml:space="preserve"> </w:t>
+      </w:r>
+      <w:r>
+        <w:t xml:space="preserve">지식의 층은 DMAIC의 언어로는 ’측정되지 않던 X인자’다. 납기지연의 원인 중 어떤 것은 트랜잭션에도 센서에도 없고,</w:t>
+      </w:r>
+      <w:r>
+        <w:t xml:space="preserve"> </w:t>
+      </w:r>
+      <w:r>
+        <w:t xml:space="preserve">“</w:t>
+      </w:r>
+      <w:r>
+        <w:t xml:space="preserve">그 거래처 도면은 늘 두 번 바뀐다</w:t>
+      </w:r>
+      <w:r>
+        <w:t xml:space="preserve">”</w:t>
+      </w:r>
+      <w:r>
+        <w:t xml:space="preserve">는 베테랑의 경험칙 속에만 있다.</w:t>
+      </w:r>
+    </w:p>
+    <w:bookmarkEnd w:id="94"/>
+    <w:bookmarkStart w:id="95" w:name="측정-시스템-분석-자를-먼저-검사하라"/>
+    <w:p>
+      <w:pPr>
+        <w:pStyle w:val="Heading3"/>
+      </w:pPr>
+      <w:r>
+        <w:t xml:space="preserve">측정 시스템 분석: 자를 먼저 검사하라</w:t>
+      </w:r>
+    </w:p>
+    <w:p>
+      <w:pPr>
+        <w:pStyle w:val="FirstParagraph"/>
+      </w:pPr>
+      <w:r>
+        <w:t xml:space="preserve">6시그마가 다른 개선 방법론과 구별되는 결정적 규율이 측정 단계에 있다. 데이터를 분석하기 전에 데이터를 만든 측정 시스템 자체를 검증하라는 것 — 측정 시스템 분석(MSA, Measurement System Analysis)이다. 같은 부품을 같은 사람이 두 번 재면 같은 값이 나오는가(반복성), 다른 사람이 재면 같은 값이 나오는가(재현성)를 Gage R&amp;R 같은 실험으로 확인하고, 측정 산포가 공정 산포에 비해 충분히 작을 때만 그 데이터를 분석에 쓴다(AIAG, 2010). 관측된 산포는 공정의 산포와 측정의 산포가 합쳐진 것이므로, 자(尺)가 흔들리면 공정 개선의 모든 결론이 흔들리기 때문이다.</w:t>
+      </w:r>
+    </w:p>
+    <w:p>
+      <w:pPr>
+        <w:pStyle w:val="BodyText"/>
+      </w:pPr>
+      <w:r>
+        <w:t xml:space="preserve">이 규율을 데이터 루프에 이식하면 ’데이터 품질의 상시 검증’이 된다. 트랜잭션 데이터에 대해서는 2장의 디지털 3정5S가 확립한 검증 규칙 — 유효성, 완전성, 일관성, 유일성(Wang &amp; Strong, 1996) — 이 파이프라인 안에서 자동으로 작동한다. 현장 데이터에 대해서는 측정 채널의 신뢰성 — 스캐너 누락률, 센서 드리프트, 수기 보정 빈도 — 자체가 관측 대상 지표가 된다. 암묵지 데이터에 대해서는 추출된 규칙이 실제 사례에서 맞은 비율이 신뢰도 점수로 관리된다. 요컨대 Measure 단계의 데이터 방법론은</w:t>
+      </w:r>
+      <w:r>
+        <w:t xml:space="preserve"> </w:t>
+      </w:r>
+      <w:r>
+        <w:t xml:space="preserve">“</w:t>
+      </w:r>
+      <w:r>
+        <w:t xml:space="preserve">무엇을 잴 것인가</w:t>
+      </w:r>
+      <w:r>
+        <w:t xml:space="preserve">”</w:t>
+      </w:r>
+      <w:r>
+        <w:t xml:space="preserve">와</w:t>
+      </w:r>
+      <w:r>
+        <w:t xml:space="preserve"> </w:t>
+      </w:r>
+      <w:r>
+        <w:t xml:space="preserve">“</w:t>
+      </w:r>
+      <w:r>
+        <w:t xml:space="preserve">재는 자를 믿을 수 있는가</w:t>
+      </w:r>
+      <w:r>
+        <w:t xml:space="preserve">”</w:t>
+      </w:r>
+      <w:r>
+        <w:t xml:space="preserve">의 두 질문에 상시적으로 답하는 체계이며, 후자를 생략한 AI는 흔들리는 자로 잰 데이터를 학습한 모델 — 정밀하게 틀리는 모델 — 을 낳는다.</w:t>
+      </w:r>
+    </w:p>
+    <w:bookmarkEnd w:id="95"/>
+    <w:bookmarkEnd w:id="96"/>
+    <w:bookmarkStart w:id="98" w:name="analyze-통계에서-그래프까지-원인을-추론한다"/>
+    <w:p>
+      <w:pPr>
+        <w:pStyle w:val="Heading2"/>
+      </w:pPr>
+      <w:r>
         <w:t xml:space="preserve">5.4 Analyze — 통계에서 그래프까지, 원인을 추론한다</w:t>
       </w:r>
     </w:p>
-    <w:bookmarkStart w:id="94" w:name="가설-생성과-가설-검정의-교대"/>
+    <w:bookmarkStart w:id="97" w:name="가설-생성과-가설-검정의-교대"/>
     <w:p>
       <w:pPr>
         <w:pStyle w:val="Heading3"/>
@@ -9494,82 +9463,82 @@
       </w:pPr>
       <w:r>
         <w:t xml:space="preserve">한 가지 원칙을 분석 단계에 새겨 둔다. 상관은 원인이 아니다. ML이 찾아낸 패턴은 ’함께 움직인다’는 사실이지 ’움직이게 한다’는 사실이 아니며, 개입의 근거가 되려면 도메인 지식에 의한 인과 서사와, 가능하다면 실험적 확인 — 파일럿 적용, A/B 비교 — 이 필요하다. 자동화된 분석일수록 이 원칙은 안전장치(5.8절)로서 시스템에 내장되어야 한다.</w:t>
-      </w:r>
-    </w:p>
-    <w:bookmarkEnd w:id="94"/>
-    <w:bookmarkEnd w:id="95"/>
-    <w:bookmarkStart w:id="96" w:name="improve-예측과-what-if로-개선안을-만든다"/>
-    <w:p>
-      <w:pPr>
-        <w:pStyle w:val="Heading2"/>
-      </w:pPr>
-      <w:r>
-        <w:t xml:space="preserve">5.5 Improve — 예측과 What-if로 개선안을 만든다</w:t>
-      </w:r>
-    </w:p>
-    <w:p>
-      <w:pPr>
-        <w:pStyle w:val="FirstParagraph"/>
-      </w:pPr>
-      <w:r>
-        <w:t xml:space="preserve">개선 단계는 확정된 원인에 대해 대책을 설계하고, 실행 전에 그 효과를 평가하는 단계다. 고전적 6시그마에서 이 평가의 도구는 실험계획법(DOE)과 파일럿 런이었다. 실제 공정에 통제된 변화를 주고 반응을 관측하는 것이다. 지능형 ERP는 여기에 가상의 실험장을 더한다. 예측 모델과 디지털 트윈 위의 What-if 시뮬레이션이다. 대책 후보 — 병목 공정에 교대를 추가한다, 로트 사이즈를 절반으로 줄인다, 특정 자재의 안전재고를 올린다, 일부 공정을 외주로 돌린다 — 각각에 대해, 4장에서 다룬 frePPLe의 유한능력 계획 엔진이 부하와 납기의 변화를 계산하고, 지식그래프가 파급 경로 — 이 변경이 어느 고객, 어느 품목에 미치는가 — 를 추적한다. 회의실의 짐작으로 하나의 대책을 고르는 것이 아니라, 가상 분신 위에서 여러 대책을 실험하고 성적표로 비교하는 것이다.</w:t>
-      </w:r>
-    </w:p>
-    <w:p>
-      <w:pPr>
-        <w:pStyle w:val="BodyText"/>
-      </w:pPr>
-      <w:r>
-        <w:t xml:space="preserve">LLM은 이 단계에서 개선안 생성기의 역할을 맡는다. 분석 단계가 확정한 원인 구조와, 회사의 제약 조건 — 설비, 인력, 예산, 납기 정책 — 을 컨텍스트로 받아, 실행 가능한 대책 후보의 목록을 초안한다. 여기에는 회사 안의 선례(과거 유사 문제의 개선 이력)와 회사 밖의 일반 지식(업계의 통상적 대책)이 함께 동원된다. 중요한 것은 역할의 경계다. LLM은 후보를 넓히고 서사를 만들며, 시뮬레이션은 후보를 정량 평가하고, 선택은 — 다음 절과 5.8절에서 논하듯 — 사람의 승인을 거친다. 생성은 기계가, 검증은 모델이, 결정은 사람이 한다는 이 삼분법이 Improve 단계의 안전 설계다.</w:t>
-      </w:r>
-    </w:p>
-    <w:bookmarkEnd w:id="96"/>
-    <w:bookmarkStart w:id="98" w:name="control-표준화하고-환류하고-감시한다"/>
-    <w:p>
-      <w:pPr>
-        <w:pStyle w:val="Heading2"/>
-      </w:pPr>
-      <w:r>
-        <w:t xml:space="preserve">5.6 Control — 표준화하고, 환류하고, 감시한다</w:t>
-      </w:r>
-    </w:p>
-    <w:bookmarkStart w:id="97" w:name="개선의-결과는-시스템의-상태로-저장되어야-한다"/>
-    <w:p>
-      <w:pPr>
-        <w:pStyle w:val="Heading3"/>
-      </w:pPr>
-      <w:r>
-        <w:t xml:space="preserve">개선의 결과는 시스템의 상태로 저장되어야 한다</w:t>
-      </w:r>
-    </w:p>
-    <w:p>
-      <w:pPr>
-        <w:pStyle w:val="FirstParagraph"/>
-      </w:pPr>
-      <w:r>
-        <w:t xml:space="preserve">내가 20년 전 목격한 실패 — 바인더 속에서 잠자는 관리 계획서 — 의 교훈은 명확하다. 표준화가 문서의 형태로 저장되면 소멸하고, 시스템의 상태로 저장되면 지속된다. Control 단계의 데이터 방법론은 개선의 결과를 Odoo의 실행 계층으로 되돌려 심는 것이다. 안전재고 개선안은 재주문 규칙의 파라미터 변경으로, 검사 강화안은 품질검사 포인트의 추가로, 공정 순서 변경안은 라우팅(공정 경로) 마스터의 개정으로, 승인 절차 개선안은 워크플로 규칙의 변경으로 반영된다. 이렇게 환류된 표준은 다음 트랜잭션부터 즉시 작동하며, 지키는 데 별도의 의지가 필요 없다. 이것이 이 책이 말하는 환류 루프 — 데이터는 위로, 판단은 아래로 — 의 Control 단계 버전이다.</w:t>
-      </w:r>
-    </w:p>
-    <w:p>
-      <w:pPr>
-        <w:pStyle w:val="BodyText"/>
-      </w:pPr>
-      <w:r>
-        <w:t xml:space="preserve">두 번째 요소는 상시 감시다. 슈하트 관리도의 본령은 개선 프로젝트의 도구가 아니라 유지의 도구다. 공정이 우연 원인만으로 움직이는 관리 상태에 있는지, 이상 원인이 개입했는지를 통계적 한계선으로 상시 판별하는 것이다(Shewhart, 1939; Montgomery, 2020). 전통적 현장에서 관리도의 약점은 사람이 그것을 계속 봐야 한다는 데 있었다. 데이터 루프에서는 CTQ마다 관리도가 자동으로 갱신되고, 이상 신호 — 한계선 이탈, 연속 상승, 주기성 — 가 감지되면 그것이 새로운 Define의 입력이 된다. 즉 Control은 사이클의 끝이 아니라 다음 사이클의 센서다. 개선으로 낮아진 새 수준이 새 기준선이 되고, 그 기준선으로부터의 이탈이 다음 회전을 점화한다. 여기서 사이클은 닫힌 원이 아니라 나선이 된다.</w:t>
       </w:r>
     </w:p>
     <w:bookmarkEnd w:id="97"/>
     <w:bookmarkEnd w:id="98"/>
-    <w:bookmarkStart w:id="101" w:name="llm-무한-루프-분기의-사이클에서-상시의-사이클로"/>
+    <w:bookmarkStart w:id="99" w:name="improve-예측과-what-if로-개선안을-만든다"/>
     <w:p>
       <w:pPr>
         <w:pStyle w:val="Heading2"/>
       </w:pPr>
       <w:r>
+        <w:t xml:space="preserve">5.5 Improve — 예측과 What-if로 개선안을 만든다</w:t>
+      </w:r>
+    </w:p>
+    <w:p>
+      <w:pPr>
+        <w:pStyle w:val="FirstParagraph"/>
+      </w:pPr>
+      <w:r>
+        <w:t xml:space="preserve">개선 단계는 확정된 원인에 대해 대책을 설계하고, 실행 전에 그 효과를 평가하는 단계다. 고전적 6시그마에서 이 평가의 도구는 실험계획법(DOE)과 파일럿 런이었다. 실제 공정에 통제된 변화를 주고 반응을 관측하는 것이다. 지능형 ERP는 여기에 가상의 실험장을 더한다. 예측 모델과 디지털 트윈 위의 What-if 시뮬레이션이다. 대책 후보 — 병목 공정에 교대를 추가한다, 로트 사이즈를 절반으로 줄인다, 특정 자재의 안전재고를 올린다, 일부 공정을 외주로 돌린다 — 각각에 대해, 4장에서 다룬 frePPLe의 유한능력 계획 엔진이 부하와 납기의 변화를 계산하고, 지식그래프가 파급 경로 — 이 변경이 어느 고객, 어느 품목에 미치는가 — 를 추적한다. 회의실의 짐작으로 하나의 대책을 고르는 것이 아니라, 가상 분신 위에서 여러 대책을 실험하고 성적표로 비교하는 것이다.</w:t>
+      </w:r>
+    </w:p>
+    <w:p>
+      <w:pPr>
+        <w:pStyle w:val="BodyText"/>
+      </w:pPr>
+      <w:r>
+        <w:t xml:space="preserve">LLM은 이 단계에서 개선안 생성기의 역할을 맡는다. 분석 단계가 확정한 원인 구조와, 회사의 제약 조건 — 설비, 인력, 예산, 납기 정책 — 을 컨텍스트로 받아, 실행 가능한 대책 후보의 목록을 초안한다. 여기에는 회사 안의 선례(과거 유사 문제의 개선 이력)와 회사 밖의 일반 지식(업계의 통상적 대책)이 함께 동원된다. 중요한 것은 역할의 경계다. LLM은 후보를 넓히고 서사를 만들며, 시뮬레이션은 후보를 정량 평가하고, 선택은 — 다음 절과 5.8절에서 논하듯 — 사람의 승인을 거친다. 생성은 기계가, 검증은 모델이, 결정은 사람이 한다는 이 삼분법이 Improve 단계의 안전 설계다.</w:t>
+      </w:r>
+    </w:p>
+    <w:bookmarkEnd w:id="99"/>
+    <w:bookmarkStart w:id="101" w:name="control-표준화하고-환류하고-감시한다"/>
+    <w:p>
+      <w:pPr>
+        <w:pStyle w:val="Heading2"/>
+      </w:pPr>
+      <w:r>
+        <w:t xml:space="preserve">5.6 Control — 표준화하고, 환류하고, 감시한다</w:t>
+      </w:r>
+    </w:p>
+    <w:bookmarkStart w:id="100" w:name="개선의-결과는-시스템의-상태로-저장되어야-한다"/>
+    <w:p>
+      <w:pPr>
+        <w:pStyle w:val="Heading3"/>
+      </w:pPr>
+      <w:r>
+        <w:t xml:space="preserve">개선의 결과는 시스템의 상태로 저장되어야 한다</w:t>
+      </w:r>
+    </w:p>
+    <w:p>
+      <w:pPr>
+        <w:pStyle w:val="FirstParagraph"/>
+      </w:pPr>
+      <w:r>
+        <w:t xml:space="preserve">내가 20년 전 목격한 실패 — 바인더 속에서 잠자는 관리 계획서 — 의 교훈은 명확하다. 표준화가 문서의 형태로 저장되면 소멸하고, 시스템의 상태로 저장되면 지속된다. Control 단계의 데이터 방법론은 개선의 결과를 Odoo의 실행 계층으로 되돌려 심는 것이다. 안전재고 개선안은 재주문 규칙의 파라미터 변경으로, 검사 강화안은 품질검사 포인트의 추가로, 공정 순서 변경안은 라우팅(공정 경로) 마스터의 개정으로, 승인 절차 개선안은 워크플로 규칙의 변경으로 반영된다. 이렇게 환류된 표준은 다음 트랜잭션부터 즉시 작동하며, 지키는 데 별도의 의지가 필요 없다. 이것이 이 책이 말하는 환류 루프 — 데이터는 위로, 판단은 아래로 — 의 Control 단계 버전이다.</w:t>
+      </w:r>
+    </w:p>
+    <w:p>
+      <w:pPr>
+        <w:pStyle w:val="BodyText"/>
+      </w:pPr>
+      <w:r>
+        <w:t xml:space="preserve">두 번째 요소는 상시 감시다. 슈하트 관리도의 본령은 개선 프로젝트의 도구가 아니라 유지의 도구다. 공정이 우연 원인만으로 움직이는 관리 상태에 있는지, 이상 원인이 개입했는지를 통계적 한계선으로 상시 판별하는 것이다(Shewhart, 1939; Montgomery, 2020). 전통적 현장에서 관리도의 약점은 사람이 그것을 계속 봐야 한다는 데 있었다. 데이터 루프에서는 CTQ마다 관리도가 자동으로 갱신되고, 이상 신호 — 한계선 이탈, 연속 상승, 주기성 — 가 감지되면 그것이 새로운 Define의 입력이 된다. 즉 Control은 사이클의 끝이 아니라 다음 사이클의 센서다. 개선으로 낮아진 새 수준이 새 기준선이 되고, 그 기준선으로부터의 이탈이 다음 회전을 점화한다. 여기서 사이클은 닫힌 원이 아니라 나선이 된다.</w:t>
+      </w:r>
+    </w:p>
+    <w:bookmarkEnd w:id="100"/>
+    <w:bookmarkEnd w:id="101"/>
+    <w:bookmarkStart w:id="104" w:name="llm-무한-루프-분기의-사이클에서-상시의-사이클로"/>
+    <w:p>
+      <w:pPr>
+        <w:pStyle w:val="Heading2"/>
+      </w:pPr>
+      <w:r>
         <w:t xml:space="preserve">5.7 LLM 무한 루프: 분기의 사이클에서 상시의 사이클로</w:t>
       </w:r>
     </w:p>
-    <w:bookmarkStart w:id="99" w:name="왜-사람의-dmaic는-분기-단위인가"/>
+    <w:bookmarkStart w:id="102" w:name="왜-사람의-dmaic는-분기-단위인가"/>
     <w:p>
       <w:pPr>
         <w:pStyle w:val="Heading3"/>
@@ -9767,8 +9736,8 @@
         <w:t xml:space="preserve">     └──────┴──── 결과 관측 → 예측 오차·개입 기록이 다음 회전의 학습 데이터 ────┘</w:t>
       </w:r>
     </w:p>
-    <w:bookmarkEnd w:id="99"/>
-    <w:bookmarkStart w:id="100" w:name="루프-1회전마다-예측은-정확해진다"/>
+    <w:bookmarkEnd w:id="102"/>
+    <w:bookmarkStart w:id="103" w:name="루프-1회전마다-예측은-정확해진다"/>
     <w:p>
       <w:pPr>
         <w:pStyle w:val="Heading3"/>
@@ -9817,9 +9786,9 @@
         <w:t xml:space="preserve">물론 이 논리에는 전제가 있다. 쌓이는 데이터의 품질이 유지되어야 하고(2장의 3정5S가 무너지면 루프는 오차를 학습한다), 환경이 급변하면 과거의 학습이 오히려 부채가 될 수 있으며(학습 분포 밖의 상황), 루프가 스스로 만든 개입의 효과와 외부 요인의 효과를 혼동하지 않도록 통계적 규율이 필요하다. 무한 루프는 자동 지혜 기계가 아니다. 프리케의 경고 — 데이터에서 지혜로의 자동 증류는 없다(Frické, 2009) — 는 루프의 시대에도 유효하며, 그래서 다음 절의 안전장치가 방법론의 일부다.</w:t>
       </w:r>
     </w:p>
-    <w:bookmarkEnd w:id="100"/>
-    <w:bookmarkEnd w:id="101"/>
-    <w:bookmarkStart w:id="102" w:name="루프의-안전장치-승인-게이트-검정-폭주-방지"/>
+    <w:bookmarkEnd w:id="103"/>
+    <w:bookmarkEnd w:id="104"/>
+    <w:bookmarkStart w:id="105" w:name="루프의-안전장치-승인-게이트-검정-폭주-방지"/>
     <w:p>
       <w:pPr>
         <w:pStyle w:val="Heading2"/>
@@ -9897,8 +9866,8 @@
         <w:t xml:space="preserve">가, 데이터 루프에서는 감사 로그의 회고 분석으로 계승되는 것이다.</w:t>
       </w:r>
     </w:p>
-    <w:bookmarkEnd w:id="102"/>
-    <w:bookmarkStart w:id="103" w:name="사례-시나리오-납기지연-문제-2주의-기록"/>
+    <w:bookmarkEnd w:id="105"/>
+    <w:bookmarkStart w:id="106" w:name="사례-시나리오-납기지연-문제-2주의-기록"/>
     <w:p>
       <w:pPr>
         <w:pStyle w:val="Heading2"/>
@@ -10139,8 +10108,8 @@
         <w:t xml:space="preserve">는 명제의 실체다. 그리고 이 루프가 다루는 문제 가운데 가장 크고 구조적인 것 — 공정편성 그 자체의 재구축 — 이 남아 있다. 그것이 1부의 마지막 장, 7장의 주제다. 그 전에 6장에서는 이 모든 방법론을 실제 프로젝트로 실행하는 컨설팅 5단계 로드맵을 다룬다.</w:t>
       </w:r>
     </w:p>
-    <w:bookmarkEnd w:id="103"/>
-    <w:bookmarkStart w:id="104" w:name="핵심-요약-4"/>
+    <w:bookmarkEnd w:id="106"/>
+    <w:bookmarkStart w:id="107" w:name="핵심-요약-4"/>
     <w:p>
       <w:pPr>
         <w:pStyle w:val="Heading2"/>
@@ -10233,8 +10202,8 @@
         <w:t xml:space="preserve">루프의 안전장치는 Human-in-the-Loop 승인 게이트, 단계 전환의 형식 요건으로서의 통계적 검정, 회전·변경 한도와 서킷 브레이커, 그리고 모든 회전의 감사 로그다. 로그 없는 루프는 반성할 수 없고, 반성하지 못하는 루프는 개선되지 않는다.</w:t>
       </w:r>
     </w:p>
-    <w:bookmarkEnd w:id="104"/>
-    <w:bookmarkStart w:id="105" w:name="이-장의-참고문헌-4"/>
+    <w:bookmarkEnd w:id="107"/>
+    <w:bookmarkStart w:id="108" w:name="이-장의-참고문헌-4"/>
     <w:p>
       <w:pPr>
         <w:pStyle w:val="Heading2"/>
@@ -10611,9 +10580,9 @@
         <w:t xml:space="preserve">일본 생산관리 고전. 『다품종소량·수주생산의 생산관리』 (본서 연구자료).</w:t>
       </w:r>
     </w:p>
-    <w:bookmarkEnd w:id="105"/>
-    <w:bookmarkEnd w:id="106"/>
-    <w:bookmarkStart w:id="151" w:name="제6장.-ax-컨설팅-5단계-로드맵-진단에서-환류까지"/>
+    <w:bookmarkEnd w:id="108"/>
+    <w:bookmarkEnd w:id="109"/>
+    <w:bookmarkStart w:id="157" w:name="제6장.-ax-컨설팅-5단계-로드맵-진단에서-환류까지"/>
     <w:p>
       <w:pPr>
         <w:pStyle w:val="Heading1"/>
@@ -10676,7 +10645,7 @@
         <w:t xml:space="preserve">앞의 다섯 개 장에서 우리는 지능형 ERP의 철학(1장), 데이터 품질의 원점인 디지털 3정5S(2장), 데이터로 보는 관리(3장), 부품전개와 일정계획(4장), DMAIC 데이터 루프(5장)를 다루었다. 이 장은 그 모든 것을 실행 순서 위에 배열한다. 이 장의 야심은 분명하다. AX(AI 전환) 컨설턴트가 이 장 하나만으로 컨설팅 제안서와 프로젝트 계획서를 쓸 수 있어야 하고, 기업의 실무 책임자가 이 장 하나만으로 외부 컨설턴트의 제안을 검증할 수 있어야 한다는 것이다. 이를 위해 먼저 AX 프로젝트가 통상의 IT 프로젝트와 어떻게 다르며 왜 어려운지를 정면으로 다루고(6.1), 어려움을 돌파하는 설계 원리로 목표지향 역방향 설계를 제시한 뒤(6.2), 진단–기반–적재–지능화–환류의 5단계 로드맵을 단계별로 목적·실행 항목·현장 활동·산출물·성공 판정·기간과 체제의 여섯 관점에서 상술한다(6.3~6.8). 이어 성패를 실제로 가르는 거버넌스와 변화관리(6.9), 실패 요인 10항(6.10), 초소형 기업을 위한 3주 경량 모델(6.11), 그리고 컨설팅 제안서 목차 템플릿(6.12)으로 마무리한다.</w:t>
       </w:r>
     </w:p>
-    <w:bookmarkStart w:id="107" w:name="왜-ax-프로젝트는-어려운가"/>
+    <w:bookmarkStart w:id="110" w:name="왜-ax-프로젝트는-어려운가"/>
     <w:p>
       <w:pPr>
         <w:pStyle w:val="Heading2"/>
@@ -10732,8 +10701,8 @@
         <w:t xml:space="preserve">덧붙여, AX 프로젝트는 ERP 프로젝트의 어려움을 상속한다. Davenport(1998)가 지적했듯 전사 시스템 도입의 최대 위험은 기술이 아니라 시스템의 논리와 비즈니스의 논리 간 충돌이며, Umble 등(2003)이 정리했듯 많은 ERP 프로젝트가 예산·기간 초과와 목표 미달로 실패한다. AX는 이 위에 데이터 품질, 모델 불확실성, 조직의 AI 수용성이라는 새 변수를 얹는다. 어려움의 목록이 길어진 만큼, 방법론 없이 뛰어드는 것은 무모하다.</w:t>
       </w:r>
     </w:p>
-    <w:bookmarkEnd w:id="107"/>
-    <w:bookmarkStart w:id="108" w:name="목표지향-설계-kgi에서-모델까지의-역방향-설계"/>
+    <w:bookmarkEnd w:id="110"/>
+    <w:bookmarkStart w:id="111" w:name="목표지향-설계-kgi에서-모델까지의-역방향-설계"/>
     <w:p>
       <w:pPr>
         <w:pStyle w:val="Heading2"/>
@@ -10905,8 +10874,8 @@
         <w:t xml:space="preserve">절이 공허한 미사여구가 되지 않으려면, KGI-질문-KPI 트리가 그 자리에 있어야 한다.</w:t>
       </w:r>
     </w:p>
-    <w:bookmarkEnd w:id="108"/>
-    <w:bookmarkStart w:id="109" w:name="단계-로드맵-개관"/>
+    <w:bookmarkEnd w:id="111"/>
+    <w:bookmarkStart w:id="115" w:name="단계-로드맵-개관"/>
     <w:p>
       <w:pPr>
         <w:pStyle w:val="Heading2"/>
@@ -10917,7 +10886,62 @@
     </w:p>
     <w:p>
       <w:pPr>
-        <w:pStyle w:val="FirstParagraph"/>
+        <w:pStyle w:val="CaptionedFigure"/>
+      </w:pPr>
+      <w:r>
+        <w:drawing>
+          <wp:inline>
+            <wp:extent cx="4206240" cy="2355494"/>
+            <wp:effectExtent b="0" l="0" r="0" t="0"/>
+            <wp:docPr descr="그림 6-1. AX 컨설팅 5단계 로드맵 — 단계별 핵심 활동과 산출물" title="" id="113" name="Picture"/>
+            <a:graphic>
+              <a:graphicData uri="http://schemas.openxmlformats.org/drawingml/2006/picture">
+                <pic:pic>
+                  <pic:nvPicPr>
+                    <pic:cNvPr descr="figures/fig_61_roadmap.png" id="114" name="Picture"/>
+                    <pic:cNvPicPr>
+                      <a:picLocks noChangeArrowheads="1" noChangeAspect="1"/>
+                    </pic:cNvPicPr>
+                  </pic:nvPicPr>
+                  <pic:blipFill>
+                    <a:blip r:embed="rId112"/>
+                    <a:stretch>
+                      <a:fillRect/>
+                    </a:stretch>
+                  </pic:blipFill>
+                  <pic:spPr bwMode="auto">
+                    <a:xfrm>
+                      <a:off x="0" y="0"/>
+                      <a:ext cx="4206240" cy="2355494"/>
+                    </a:xfrm>
+                    <a:prstGeom prst="rect">
+                      <a:avLst/>
+                    </a:prstGeom>
+                    <a:noFill/>
+                    <a:ln w="9525">
+                      <a:noFill/>
+                      <a:headEnd/>
+                      <a:tailEnd/>
+                    </a:ln>
+                  </pic:spPr>
+                </pic:pic>
+              </a:graphicData>
+            </a:graphic>
+          </wp:inline>
+        </w:drawing>
+      </w:r>
+    </w:p>
+    <w:p>
+      <w:pPr>
+        <w:pStyle w:val="ImageCaption"/>
+      </w:pPr>
+      <w:r>
+        <w:t xml:space="preserve">그림 6-1. AX 컨설팅 5단계 로드맵 — 단계별 핵심 활동과 산출물</w:t>
+      </w:r>
+    </w:p>
+    <w:p>
+      <w:pPr>
+        <w:pStyle w:val="BodyText"/>
       </w:pPr>
       <w:r>
         <w:t xml:space="preserve">5단계 로드맵 — 진단·기반·적재·지능화·환류 — 은 프롤로그의 관통 철학을 시간 축 위에 펼친 것이다. 1단계는 질문을 정의하고 현장과 데이터의 현재 위치를 진단하며(설계도), 2단계는 기업의 기록이 쌓일 단일 플랫폼과 코드체계를 세우고(2nd Brain의 골조), 3단계는 그 위에 트랜잭션·지식문서·암묵지를 적재하며(1st Brain의 이식), 4단계는 온톨로지·예측 모델·에이전트로 판단 능력을 세우고(3rd Brain), 5단계는 판단을 현장으로 되돌리는 환류 루프를 닫는다. 각 단계의 기간은 50인 이하 제조기업 기준의 경험적 추정치로, 데이터 성숙도에 따라 절반으로 줄거나 두 배로 늘 수 있다.</w:t>
@@ -11321,8 +11345,8 @@
         <w:t xml:space="preserve">전체 기간은 표준 시나리오에서 약 9~15개월이다. 단, 단계는 폭포수가 아니다. 3단계 적재와 4단계 지능화는 첫 질문에 대해 얇게 완주한 뒤 다음 질문으로 넓혀 가는 나선형 반복이 바람직하며, 경영자가 AI의 판단을 처음 현장에서 목격하는 ’첫 환류’까지의 시간을 6개월 이내로 당기는 것이, 길고 조용한 구축 끝의 거대한 공개보다 언제나 낫다. 이제 각 단계를 컨설턴트의 실행 매뉴얼 수준으로 내려가 보자.</w:t>
       </w:r>
     </w:p>
-    <w:bookmarkEnd w:id="109"/>
-    <w:bookmarkStart w:id="116" w:name="단계-진단-경영-질문데이터-성숙도현장-5s의-3중-진단"/>
+    <w:bookmarkEnd w:id="115"/>
+    <w:bookmarkStart w:id="122" w:name="단계-진단-경영-질문데이터-성숙도현장-5s의-3중-진단"/>
     <w:p>
       <w:pPr>
         <w:pStyle w:val="Heading2"/>
@@ -11331,7 +11355,7 @@
         <w:t xml:space="preserve">6.4 1단계 진단: 경영 질문·데이터 성숙도·현장 5S의 3중 진단</w:t>
       </w:r>
     </w:p>
-    <w:bookmarkStart w:id="110" w:name="목적"/>
+    <w:bookmarkStart w:id="116" w:name="목적"/>
     <w:p>
       <w:pPr>
         <w:pStyle w:val="Heading3"/>
@@ -11348,8 +11372,8 @@
         <w:t xml:space="preserve">진단 단계의 목적은 세 가지 물음에 답하는 것이다. 이 회사는 무엇을 알고 싶은가(경영 질문), 그 답을 만들 데이터는 어디에 어떤 상태로 있는가(데이터 성숙도), 그리고 그 데이터가 태어나는 현장은 관리되고 있는가(현장 5S). 셋째 물음이 이 방법론의 고유한 축이다. 데이터는 현장의 그림자다. 창고가 혼돈이면 재고 데이터도 혼돈이고, 공정이 보이지 않으면 실적 데이터도 보이지 않는다. 그래서 진단은 회의실 인터뷰만으로 끝나지 않고 반드시 공장 바닥을 걷는다.</w:t>
       </w:r>
     </w:p>
-    <w:bookmarkEnd w:id="110"/>
-    <w:bookmarkStart w:id="111" w:name="컨설턴트의-실행-항목"/>
+    <w:bookmarkEnd w:id="116"/>
+    <w:bookmarkStart w:id="117" w:name="컨설턴트의-실행-항목"/>
     <w:p>
       <w:pPr>
         <w:pStyle w:val="Heading3"/>
@@ -11525,8 +11549,8 @@
         <w:t xml:space="preserve">프로젝트 헌장 작성과 경영자 서명: 범위·단계·기간·역할·판정 기준을 한 문서로 묶는다.</w:t>
       </w:r>
     </w:p>
-    <w:bookmarkEnd w:id="111"/>
-    <w:bookmarkStart w:id="112" w:name="현장-활동-물리-5s와-눈으로-보는-관리의-진단"/>
+    <w:bookmarkEnd w:id="117"/>
+    <w:bookmarkStart w:id="118" w:name="현장-활동-물리-5s와-눈으로-보는-관리의-진단"/>
     <w:p>
       <w:pPr>
         <w:pStyle w:val="Heading3"/>
@@ -11639,8 +11663,8 @@
         <w:t xml:space="preserve">를 그 자리에서 명언하는 방식이다. 소요 시간 2시간 남짓의 이 형식을 프로젝트 착수 주간에 컨설턴트 입회로 1회 실시하면, 진단 데이터와 함께 더 중요한 것 — 경영진이 현장 개선에 진심인지, 현장이 그것을 믿는지 — 이 드러난다. 진단 항목은 물리 5S 점검표와 데이터 5S 점검표를 나란히 놓은 매트릭스(2장)로 기록해, 물리적 혼돈과 데이터 혼돈의 상관을 경영자에게 보인다.</w:t>
       </w:r>
     </w:p>
-    <w:bookmarkEnd w:id="112"/>
-    <w:bookmarkStart w:id="113" w:name="산출물"/>
+    <w:bookmarkEnd w:id="118"/>
+    <w:bookmarkStart w:id="119" w:name="산출물"/>
     <w:p>
       <w:pPr>
         <w:pStyle w:val="Heading3"/>
@@ -11657,8 +11681,8 @@
         <w:t xml:space="preserve">①KGI-질문-KPI 트리 ②데이터 성숙도 진단보고서(시스템 인벤토리, 마스터 정합성 수치, 3색 지도 포함) ③현장 5S·눈으로 보는 관리 진단서(사진 대장 포함 — 진단 시점의 현장 사진은 훗날 개선 전후 비교의 기준선이 된다) ④프로젝트 헌장(범위·단계·기간·역할·판정 기준·거버넌스).</w:t>
       </w:r>
     </w:p>
-    <w:bookmarkEnd w:id="113"/>
-    <w:bookmarkStart w:id="114" w:name="성공-판정-기준"/>
+    <w:bookmarkEnd w:id="119"/>
+    <w:bookmarkStart w:id="120" w:name="성공-판정-기준"/>
     <w:p>
       <w:pPr>
         <w:pStyle w:val="Heading3"/>
@@ -11675,8 +11699,8 @@
         <w:t xml:space="preserve">경영자가 질문 목록과 KGI 기준선에 서명했는가 — 이 하나다. 서명은 형식이 아니다. 6.9절에서 보듯 경영자 스폰서십은 ERP 계열 프로젝트의 제1 성공요인이며, 서명하지 않는 경영자의 프로젝트는 시작하지 않는 것이 낫다. 나는 서명을 미루는 경영자를 만나면 제안을 철회한다. 30년간 이 원칙으로 잃은 계약보다 지킨 신뢰가 크다.</w:t>
       </w:r>
     </w:p>
-    <w:bookmarkEnd w:id="114"/>
-    <w:bookmarkStart w:id="115" w:name="기간체제"/>
+    <w:bookmarkEnd w:id="120"/>
+    <w:bookmarkStart w:id="121" w:name="기간체제"/>
     <w:p>
       <w:pPr>
         <w:pStyle w:val="Heading3"/>
@@ -11830,9 +11854,9 @@
         </w:tc>
       </w:tr>
     </w:tbl>
-    <w:bookmarkEnd w:id="115"/>
-    <w:bookmarkEnd w:id="116"/>
-    <w:bookmarkStart w:id="123" w:name="단계-기반-단일-플랫폼과-코드체계-디지털-정돈"/>
+    <w:bookmarkEnd w:id="121"/>
+    <w:bookmarkEnd w:id="122"/>
+    <w:bookmarkStart w:id="129" w:name="단계-기반-단일-플랫폼과-코드체계-디지털-정돈"/>
     <w:p>
       <w:pPr>
         <w:pStyle w:val="Heading2"/>
@@ -11841,7 +11865,7 @@
         <w:t xml:space="preserve">6.5 2단계 기반: 단일 플랫폼과 코드체계 — 디지털 정돈</w:t>
       </w:r>
     </w:p>
-    <w:bookmarkStart w:id="117" w:name="목적-1"/>
+    <w:bookmarkStart w:id="123" w:name="목적-1"/>
     <w:p>
       <w:pPr>
         <w:pStyle w:val="Heading3"/>
@@ -11876,8 +11900,8 @@
         <w:t xml:space="preserve">— 모든 데이터에 정위치(번지)를 부여하는 작업 — 이며, 자재 창고의 선반에 번지와 품목명을 명시하던 원전의 정돈 순서를 데이터 세계에서 반복하는 것이다.</w:t>
       </w:r>
     </w:p>
-    <w:bookmarkEnd w:id="117"/>
-    <w:bookmarkStart w:id="118" w:name="컨설턴트의-실행-항목-1"/>
+    <w:bookmarkEnd w:id="123"/>
+    <w:bookmarkStart w:id="124" w:name="컨설턴트의-실행-항목-1"/>
     <w:p>
       <w:pPr>
         <w:pStyle w:val="Heading3"/>
@@ -11973,8 +11997,8 @@
         <w:t xml:space="preserve">부서별 챔피언 교육: 챔피언이 먼저 손에 익힌 뒤 옆자리로 전파하는 구조를 만든다. Umble 등(2003)은 교육훈련 예산의 과소 책정을 ERP 실패의 상습 원인으로 꼽으며 도입 비용의 10~15%를 교육에 배정할 것을 권고했다.</w:t>
       </w:r>
     </w:p>
-    <w:bookmarkEnd w:id="118"/>
-    <w:bookmarkStart w:id="119" w:name="현장-활동-물리-정돈과-디지털-정돈의-동시-추진"/>
+    <w:bookmarkEnd w:id="124"/>
+    <w:bookmarkStart w:id="125" w:name="현장-활동-물리-정돈과-디지털-정돈의-동시-추진"/>
     <w:p>
       <w:pPr>
         <w:pStyle w:val="Heading3"/>
@@ -12021,8 +12045,8 @@
         <w:t xml:space="preserve">를 연 인쇄업 사장 — 는 이 단계에서 인용할 가치가 있다. 종업원은 항상 사장과 공장장의 본심을 살피고 있으며, 경영자가 코드 판정 회의에 앉아 있는 모습 자체가 가장 강력한 변화관리다.</w:t>
       </w:r>
     </w:p>
-    <w:bookmarkEnd w:id="119"/>
-    <w:bookmarkStart w:id="120" w:name="산출물-1"/>
+    <w:bookmarkEnd w:id="125"/>
+    <w:bookmarkStart w:id="126" w:name="산출물-1"/>
     <w:p>
       <w:pPr>
         <w:pStyle w:val="Heading3"/>
@@ -12039,8 +12063,8 @@
         <w:t xml:space="preserve">①운영 개시된 Odoo 인스턴스 ②코드체계 정의서(신규 코드 승인 절차 포함) ③업무별 표준 절차서(입력 책임자 명시) ④데이터 이관 검증 보고서 ⑤챔피언 교육 이수 기록.</w:t>
       </w:r>
     </w:p>
-    <w:bookmarkEnd w:id="120"/>
-    <w:bookmarkStart w:id="121" w:name="성공-판정-기준-1"/>
+    <w:bookmarkEnd w:id="126"/>
+    <w:bookmarkStart w:id="127" w:name="성공-판정-기준-1"/>
     <w:p>
       <w:pPr>
         <w:pStyle w:val="Heading3"/>
@@ -12057,8 +12081,8 @@
         <w:t xml:space="preserve">①전 부서가 동일한 품목·거래처 코드로 거래를 입력하고 있는가 ②이중 입력(시스템+엑셀 병행)이 제거되었는가 ③월 마감이 시스템 데이터만으로 이루어지는가. 셋째 기준이 특히 중요하다. 마감이 시스템 밖에서 이루어진다는 것은 데이터가 아직 신뢰받지 못한다는 뜻이다.</w:t>
       </w:r>
     </w:p>
-    <w:bookmarkEnd w:id="121"/>
-    <w:bookmarkStart w:id="122" w:name="기간체제-1"/>
+    <w:bookmarkEnd w:id="127"/>
+    <w:bookmarkStart w:id="128" w:name="기간체제-1"/>
     <w:p>
       <w:pPr>
         <w:pStyle w:val="Heading3"/>
@@ -12212,9 +12236,9 @@
         </w:tc>
       </w:tr>
     </w:tbl>
-    <w:bookmarkEnd w:id="122"/>
-    <w:bookmarkEnd w:id="123"/>
-    <w:bookmarkStart w:id="130" w:name="단계-적재-데이터지식암묵지의-축적"/>
+    <w:bookmarkEnd w:id="128"/>
+    <w:bookmarkEnd w:id="129"/>
+    <w:bookmarkStart w:id="136" w:name="단계-적재-데이터지식암묵지의-축적"/>
     <w:p>
       <w:pPr>
         <w:pStyle w:val="Heading2"/>
@@ -12223,7 +12247,7 @@
         <w:t xml:space="preserve">6.6 3단계 적재: 데이터·지식·암묵지의 축적</w:t>
       </w:r>
     </w:p>
-    <w:bookmarkStart w:id="124" w:name="목적-2"/>
+    <w:bookmarkStart w:id="130" w:name="목적-2"/>
     <w:p>
       <w:pPr>
         <w:pStyle w:val="Heading3"/>
@@ -12240,8 +12264,8 @@
         <w:t xml:space="preserve">기반 위에 내용물을 쌓는 단계다. 적재 대상은 세 층 — 트랜잭션 데이터, 지식문서, 그리고 이 방법론의 고유한 층인 암묵지다. 이 단계의 목적은 축적의 양이 아니라 품질과 습관이다. 부정확한 데이터를 시스템에 넣는 순간 사용자는 시스템을 불신하고 병행 장부로 돌아가며(Umble et al., 2003), 한 번 무너진 신뢰는 기술로 복구되지 않는다.</w:t>
       </w:r>
     </w:p>
-    <w:bookmarkEnd w:id="124"/>
-    <w:bookmarkStart w:id="125" w:name="컨설턴트의-실행-항목-2"/>
+    <w:bookmarkEnd w:id="130"/>
+    <w:bookmarkStart w:id="131" w:name="컨설턴트의-실행-항목-2"/>
     <w:p>
       <w:pPr>
         <w:pStyle w:val="Heading3"/>
@@ -12316,8 +12340,8 @@
         <w:t xml:space="preserve">데이터 충족도 재채점: 1단계의 3색 지도를 월 단위로 다시 채점해 경영자 리뷰에 보고한다.</w:t>
       </w:r>
     </w:p>
-    <w:bookmarkEnd w:id="125"/>
-    <w:bookmarkStart w:id="126" w:name="현장-활동-습관화의-단계"/>
+    <w:bookmarkEnd w:id="131"/>
+    <w:bookmarkStart w:id="132" w:name="현장-활동-습관화의-단계"/>
     <w:p>
       <w:pPr>
         <w:pStyle w:val="Heading3"/>
@@ -12382,8 +12406,8 @@
         <w:t xml:space="preserve">(로트·가공·조립·운반)이 현장에 남아 있으면 실적 데이터에 그대로 나타나므로, 데이터 품질 리뷰는 곧 현장 개선 리뷰가 된다.</w:t>
       </w:r>
     </w:p>
-    <w:bookmarkEnd w:id="126"/>
-    <w:bookmarkStart w:id="127" w:name="산출물-2"/>
+    <w:bookmarkEnd w:id="132"/>
+    <w:bookmarkStart w:id="133" w:name="산출물-2"/>
     <w:p>
       <w:pPr>
         <w:pStyle w:val="Heading3"/>
@@ -12400,8 +12424,8 @@
         <w:t xml:space="preserve">①3개월 연속 시스템 월 마감이 완결된 트랜잭션 데이터베이스 ②지식센터 문서 체계 ③승인된 지식 카드 묶음(코드 연결 완료) ④데이터 품질 월간 리포트.</w:t>
       </w:r>
     </w:p>
-    <w:bookmarkEnd w:id="127"/>
-    <w:bookmarkStart w:id="128" w:name="성공-판정-기준-2"/>
+    <w:bookmarkEnd w:id="133"/>
+    <w:bookmarkStart w:id="134" w:name="성공-판정-기준-2"/>
     <w:p>
       <w:pPr>
         <w:pStyle w:val="Heading3"/>
@@ -12418,8 +12442,8 @@
         <w:t xml:space="preserve">1단계 3색 지도의 재채점 결과 — 경영 질문의 몇 %가 ’지금 답할 수 있음’으로 바뀌었는가. 함께 재고 정확도(실사 일치율 95% 이상 권장), 실적 입력 지연(24시간 이내), 지식 카드 승인 건수를 판정한다.</w:t>
       </w:r>
     </w:p>
-    <w:bookmarkEnd w:id="128"/>
-    <w:bookmarkStart w:id="129" w:name="기간체제-2"/>
+    <w:bookmarkEnd w:id="134"/>
+    <w:bookmarkStart w:id="135" w:name="기간체제-2"/>
     <w:p>
       <w:pPr>
         <w:pStyle w:val="Heading3"/>
@@ -12573,9 +12597,9 @@
         </w:tc>
       </w:tr>
     </w:tbl>
-    <w:bookmarkEnd w:id="129"/>
-    <w:bookmarkEnd w:id="130"/>
-    <w:bookmarkStart w:id="137" w:name="단계-지능화-온톨로지예측-모델에이전트dmaic-루프의-가동"/>
+    <w:bookmarkEnd w:id="135"/>
+    <w:bookmarkEnd w:id="136"/>
+    <w:bookmarkStart w:id="143" w:name="단계-지능화-온톨로지예측-모델에이전트dmaic-루프의-가동"/>
     <w:p>
       <w:pPr>
         <w:pStyle w:val="Heading2"/>
@@ -12584,7 +12608,7 @@
         <w:t xml:space="preserve">6.7 4단계 지능화: 온톨로지·예측 모델·에이전트·DMAIC 루프의 가동</w:t>
       </w:r>
     </w:p>
-    <w:bookmarkStart w:id="131" w:name="목적-3"/>
+    <w:bookmarkStart w:id="137" w:name="목적-3"/>
     <w:p>
       <w:pPr>
         <w:pStyle w:val="Heading3"/>
@@ -12601,8 +12625,8 @@
         <w:t xml:space="preserve">이제 3rd Brain을 세운다. 목적은 축적된 데이터와 지식이 경영 질문에 근거를 갖추어 답하게 만드는 것, 그리고 그 답변 능력이 스스로 개선되는 루프를 가동하는 것이다. 이 단계는 5장과 7장의 기술 내용이 프로젝트 일정 위에서 만나는 접점이다.</w:t>
       </w:r>
     </w:p>
-    <w:bookmarkEnd w:id="131"/>
-    <w:bookmarkStart w:id="132" w:name="컨설턴트의-실행-항목-3"/>
+    <w:bookmarkEnd w:id="137"/>
+    <w:bookmarkStart w:id="138" w:name="컨설턴트의-실행-항목-3"/>
     <w:p>
       <w:pPr>
         <w:pStyle w:val="Heading3"/>
@@ -12627,8 +12651,8 @@
         <w:t xml:space="preserve">지능화는 단번에 완성되지 않으며, 완성을 목표로 해서도 안 된다. 안내선은 분석 성숙도의 사다리 — 기술적(무엇이 일어났나) → 진단적(왜 일어났나) → 예측적(무엇이 일어날 것인가) → 처방적(무엇을 해야 하는가) — 다. 첫 배치에서는 기술적·진단적 질의를 안정화하고, 데이터가 쌓인 영역부터 예측과 처방으로 올라간다. 집계도 안 되는 데이터로 예측 모델부터 만드는 것 — 사다리 건너뛰기 — 이 이 단계 실패의 전형이다.</w:t>
       </w:r>
     </w:p>
-    <w:bookmarkEnd w:id="132"/>
-    <w:bookmarkStart w:id="133" w:name="현장-활동-루프에-현장을-태우는-일"/>
+    <w:bookmarkEnd w:id="138"/>
+    <w:bookmarkStart w:id="139" w:name="현장-활동-루프에-현장을-태우는-일"/>
     <w:p>
       <w:pPr>
         <w:pStyle w:val="Heading3"/>
@@ -12660,8 +12684,8 @@
         <w:t xml:space="preserve">를 채점받는다. 베테랑이 AI의 오답을 잡아내는 순간이 실은 가장 생산적인 순간이다. 그 교정이 지식 카드로 적재되어 다음 루프의 정확도를 올리기 때문이다. 원전의 자율협조 사상 — 필요한 정보를 신속히 공급하되 수행은 담당자의 자율에 맡기고 관리자는 엄하게 평가한다 — 은 여기서 사람과 AI의 협업 규칙으로 되살아난다.</w:t>
       </w:r>
     </w:p>
-    <w:bookmarkEnd w:id="133"/>
-    <w:bookmarkStart w:id="134" w:name="산출물-3"/>
+    <w:bookmarkEnd w:id="139"/>
+    <w:bookmarkStart w:id="140" w:name="산출물-3"/>
     <w:p>
       <w:pPr>
         <w:pStyle w:val="Heading3"/>
@@ -12678,8 +12702,8 @@
         <w:t xml:space="preserve">①온톨로지 스키마 정의서 ②가동 중인 ETL 파이프라인 ③자연어 질의 서비스 ④(해당 시) 예측 모델·계획 보드 ⑤DMAIC 루프 시범 가동 보고서(1회전 기록 포함).</w:t>
       </w:r>
     </w:p>
-    <w:bookmarkEnd w:id="134"/>
-    <w:bookmarkStart w:id="135" w:name="성공-판정-기준-3"/>
+    <w:bookmarkEnd w:id="140"/>
+    <w:bookmarkStart w:id="141" w:name="성공-판정-기준-3"/>
     <w:p>
       <w:pPr>
         <w:pStyle w:val="Heading3"/>
@@ -12696,8 +12720,8 @@
         <w:t xml:space="preserve">①경영 질문 응답 커버리지(예: 10개 중 7개 이상에 근거를 갖춘 답 제시) ②답변의 근거 추적 가능성(어느 데이터·문서·지식 카드에서 왔는지 제시되는가) ③예측 모델의 기준선 대비 개선(담당자 감 또는 이동평균 대비 예측오차 감소). 특히 ②가 중요하다. 근거를 제시하지 못하는 AI의 답은 현장에서 채택되지 않으며, 채택되지 않는 판단은 5단계로 갈 수 없다.</w:t>
       </w:r>
     </w:p>
-    <w:bookmarkEnd w:id="135"/>
-    <w:bookmarkStart w:id="136" w:name="기간체제-3"/>
+    <w:bookmarkEnd w:id="141"/>
+    <w:bookmarkStart w:id="142" w:name="기간체제-3"/>
     <w:p>
       <w:pPr>
         <w:pStyle w:val="Heading3"/>
@@ -12851,9 +12875,9 @@
         </w:tc>
       </w:tr>
     </w:tbl>
-    <w:bookmarkEnd w:id="136"/>
-    <w:bookmarkEnd w:id="137"/>
-    <w:bookmarkStart w:id="144" w:name="단계-환류-판단의-현장-환류와-학습-루프"/>
+    <w:bookmarkEnd w:id="142"/>
+    <w:bookmarkEnd w:id="143"/>
+    <w:bookmarkStart w:id="150" w:name="단계-환류-판단의-현장-환류와-학습-루프"/>
     <w:p>
       <w:pPr>
         <w:pStyle w:val="Heading2"/>
@@ -12862,7 +12886,7 @@
         <w:t xml:space="preserve">6.8 5단계 환류: 판단의 현장 환류와 학습 루프</w:t>
       </w:r>
     </w:p>
-    <w:bookmarkStart w:id="138" w:name="목적-4"/>
+    <w:bookmarkStart w:id="144" w:name="목적-4"/>
     <w:p>
       <w:pPr>
         <w:pStyle w:val="Heading3"/>
@@ -12879,8 +12903,8 @@
         <w:t xml:space="preserve">마지막 단계는 판단을 다시 현장으로 흘려보내고, 그 결과가 다시 판단을 개선하게 만드는 것이다. 데이터는 위로, 판단은 아래로 흐르는 환류 루프가 닫히는 순간, 시스템은 도구에서 동료로 바뀐다.</w:t>
       </w:r>
     </w:p>
-    <w:bookmarkEnd w:id="138"/>
-    <w:bookmarkStart w:id="139" w:name="컨설턴트의-실행-항목-4"/>
+    <w:bookmarkEnd w:id="144"/>
+    <w:bookmarkStart w:id="145" w:name="컨설턴트의-실행-항목-4"/>
     <w:p>
       <w:pPr>
         <w:pStyle w:val="Heading3"/>
@@ -12949,8 +12973,8 @@
         <w:t xml:space="preserve">이관 계획: 컨설턴트의 상주를 줄이고 내부 운영 체제(챔피언+AX 리드)로 운영을 이관한다. 이관의 완료 조건은 분기 질문 갱신 회의를 내부 인력만으로 운영할 수 있는가이다.</w:t>
       </w:r>
     </w:p>
-    <w:bookmarkEnd w:id="139"/>
-    <w:bookmarkStart w:id="140" w:name="현장-활동-계획-대-실적을-현장이-스스로-본다"/>
+    <w:bookmarkEnd w:id="145"/>
+    <w:bookmarkStart w:id="146" w:name="현장-활동-계획-대-실적을-현장이-스스로-본다"/>
     <w:p>
       <w:pPr>
         <w:pStyle w:val="Heading3"/>
@@ -12985,8 +13009,8 @@
         <w:t xml:space="preserve">같은 통계가 쌓이고, 검증된 판단은 자동 실행으로 위임된다. 판단이 기록되고, 기록이 다음 판단을 개선하는 것 — 이것이 환류 루프의 실체다.</w:t>
       </w:r>
     </w:p>
-    <w:bookmarkEnd w:id="140"/>
-    <w:bookmarkStart w:id="141" w:name="산출물-4"/>
+    <w:bookmarkEnd w:id="146"/>
+    <w:bookmarkStart w:id="147" w:name="산출물-4"/>
     <w:p>
       <w:pPr>
         <w:pStyle w:val="Heading3"/>
@@ -13003,8 +13027,8 @@
         <w:t xml:space="preserve">①운영 중인 브리핑·승인 워크플로 ②월간 성과 리뷰 리포트 ③분기 질문 갱신 기록 ④운영 이관 완료 보고서.</w:t>
       </w:r>
     </w:p>
-    <w:bookmarkEnd w:id="141"/>
-    <w:bookmarkStart w:id="142" w:name="성공-판정-기준-4"/>
+    <w:bookmarkEnd w:id="147"/>
+    <w:bookmarkStart w:id="148" w:name="성공-판정-기준-4"/>
     <w:p>
       <w:pPr>
         <w:pStyle w:val="Heading3"/>
@@ -13021,8 +13045,8 @@
         <w:t xml:space="preserve">궁극적으로 하나 — 1단계에서 서명한 KGI가 기준선 대비 개선되었는가. 선행지표로 제안 수용률(예: 60% 이상), 판단 소요시간 단축, 환류 액션의 실행률을 관리한다.</w:t>
       </w:r>
     </w:p>
-    <w:bookmarkEnd w:id="142"/>
-    <w:bookmarkStart w:id="143" w:name="기간체제-4"/>
+    <w:bookmarkEnd w:id="148"/>
+    <w:bookmarkStart w:id="149" w:name="기간체제-4"/>
     <w:p>
       <w:pPr>
         <w:pStyle w:val="Heading3"/>
@@ -13176,9 +13200,9 @@
         </w:tc>
       </w:tr>
     </w:tbl>
-    <w:bookmarkEnd w:id="143"/>
-    <w:bookmarkEnd w:id="144"/>
-    <w:bookmarkStart w:id="145" w:name="거버넌스와-변화관리-열의-그리고-의식개혁"/>
+    <w:bookmarkEnd w:id="149"/>
+    <w:bookmarkEnd w:id="150"/>
+    <w:bookmarkStart w:id="151" w:name="거버넌스와-변화관리-열의-그리고-의식개혁"/>
     <w:p>
       <w:pPr>
         <w:pStyle w:val="Heading2"/>
@@ -13370,8 +13394,8 @@
         <w:t xml:space="preserve">(자동 초안·요약)부터 보여주고, 승인·근거·격리를 눈에 보이게 해 신뢰를 쌓고, 저항을 문제가 아니라 데이터로 다루는 것(무엇이 불편한지가 곧 개선 목록이다) — 을 권한다.</w:t>
       </w:r>
     </w:p>
-    <w:bookmarkEnd w:id="145"/>
-    <w:bookmarkStart w:id="146" w:name="실패-요인-10항과-리스크-대응"/>
+    <w:bookmarkEnd w:id="151"/>
+    <w:bookmarkStart w:id="152" w:name="실패-요인-10항과-리스크-대응"/>
     <w:p>
       <w:pPr>
         <w:pStyle w:val="Heading2"/>
@@ -13895,8 +13919,8 @@
         <w:t xml:space="preserve">이 목록을 관통하는 공통 구조가 있다. 실패는 대부분 4단계(지능화)의 기술에서 오지 않고, 1단계(질문)와 2~3단계(데이터), 그리고 거버넌스(사람)에서 온다. 실패는 기술 실패가 아니라 경영 실패라는 ERP 연구 30년의 결론(Davenport, 1998; Umble et al., 2003)은 AI 시대에 기각되지 않았다. 오히려 강화되었다. AI는 좋은 질문과 좋은 데이터를 증폭하는 만큼, 질문의 부재와 데이터의 부실도 증폭하기 때문이다.</w:t>
       </w:r>
     </w:p>
-    <w:bookmarkEnd w:id="146"/>
-    <w:bookmarkStart w:id="147" w:name="경량-모델-초소형-기업의-3주-로드맵"/>
+    <w:bookmarkEnd w:id="152"/>
+    <w:bookmarkStart w:id="153" w:name="경량-모델-초소형-기업의-3주-로드맵"/>
     <w:p>
       <w:pPr>
         <w:pStyle w:val="Heading2"/>
@@ -14089,8 +14113,8 @@
         <w:t xml:space="preserve">세 가지 설계 선택이 이 압축을 가능케 한다. 첫째, 표준화 — 세그먼트별 검증된 구성을 배치하므로 5단계의 1~2단계가 표준 템플릿으로 선반영되어 있다. 둘째, 비용 구조 — 라이선스 0원의 월 구독제로 초기 투자가 제거된다. 초소형 사업자의 AI 도입을 막는 최대 장벽이 초기 비용이라는 조사(중소기업중앙회, 2024)를 겨냥한 구조다. 셋째, 하이브리드 보안 — 공통 지식은 공동 계층에서, 매출·고객·원가 등 민감 데이터는 고객별 격리 계층에서 처리한다. 경량 모델은 5단계 방법론의 부정이 아니라 축약이다. 경영 질문은 세그먼트 표준 질문으로 대체되고 환류는 첫날부터 모바일 브리핑으로 작동하며, 사업이 자라면 같은 플랫폼 위에서 정식 방법론으로 무중단 이행한다.</w:t>
       </w:r>
     </w:p>
-    <w:bookmarkEnd w:id="147"/>
-    <w:bookmarkStart w:id="148" w:name="부록-컨설팅-제안서-목차-템플릿"/>
+    <w:bookmarkEnd w:id="153"/>
+    <w:bookmarkStart w:id="154" w:name="부록-컨설팅-제안서-목차-템플릿"/>
     <w:p>
       <w:pPr>
         <w:pStyle w:val="Heading2"/>
@@ -14235,8 +14259,8 @@
         <w:t xml:space="preserve">컨설턴트에게 한 가지만 당부한다. 4번(방법론)을 화려하게 쓰는 제안서는 많다. 그러나 계약을 성사시키고 프로젝트를 성공시키는 것은 2번(진단)과 3번(목표 체계)의 구체성이다. 진단 없이 쓴 제안서는 어느 회사에나 보낼 수 있는 제안서이고, 어느 회사에나 보낼 수 있는 제안서는 어느 회사도 움직이지 못한다.</w:t>
       </w:r>
     </w:p>
-    <w:bookmarkEnd w:id="148"/>
-    <w:bookmarkStart w:id="149" w:name="핵심-요약-5"/>
+    <w:bookmarkEnd w:id="154"/>
+    <w:bookmarkStart w:id="155" w:name="핵심-요약-5"/>
     <w:p>
       <w:pPr>
         <w:pStyle w:val="Heading2"/>
@@ -14344,8 +14368,8 @@
         <w:t xml:space="preserve">실패는 기술이 아니라 질문의 부재, 데이터의 부실, 거버넌스의 공백, 그리고 형해화에서 온다. 초소형 기업은 3주 경량 모델로 시작해 같은 플랫폼 위에서 정식 방법론으로 확장한다.</w:t>
       </w:r>
     </w:p>
-    <w:bookmarkEnd w:id="149"/>
-    <w:bookmarkStart w:id="150" w:name="이-장의-참고문헌-5"/>
+    <w:bookmarkEnd w:id="155"/>
+    <w:bookmarkStart w:id="156" w:name="이-장의-참고문헌-5"/>
     <w:p>
       <w:pPr>
         <w:pStyle w:val="Heading2"/>
@@ -14612,506 +14636,506 @@
         <w:t xml:space="preserve">European Journal of Operational Research, 146(2), 241–257.</w:t>
       </w:r>
     </w:p>
-    <w:bookmarkEnd w:id="150"/>
-    <w:bookmarkEnd w:id="151"/>
-    <w:bookmarkStart w:id="167" w:name="제7장.-공정편성의-재구축과-예측-플랫폼의-완성"/>
-    <w:p>
-      <w:pPr>
-        <w:pStyle w:val="Heading1"/>
-      </w:pPr>
-      <w:r>
-        <w:t xml:space="preserve">제7장. 공정편성의 재구축과 예측 플랫폼의 완성</w:t>
-      </w:r>
-    </w:p>
-    <w:p>
-      <w:pPr>
-        <w:pStyle w:val="BlockText"/>
-      </w:pPr>
-      <w:r>
-        <w:t xml:space="preserve">“</w:t>
-      </w:r>
-      <w:r>
-        <w:t xml:space="preserve">공장전체의 리드타임은 Neck 공정이 하나로도 있으면, 그것에 의해 결정됩니다.</w:t>
-      </w:r>
-      <w:r>
-        <w:t xml:space="preserve">”</w:t>
-      </w:r>
-      <w:r>
-        <w:t xml:space="preserve"> </w:t>
-      </w:r>
-      <w:r>
-        <w:t xml:space="preserve">— 일본 생산관리 고전(『다품종소량·수주생산의 생산관리』)</w:t>
-      </w:r>
-    </w:p>
-    <w:p>
-      <w:pPr>
-        <w:pStyle w:val="FirstParagraph"/>
-      </w:pPr>
-      <w:r>
-        <w:t xml:space="preserve">컨설턴트 생활에서 가장 기억에 남는 장면 하나를 꼽으라면, 어느 판금가공 회사의 공장장이 레이아웃 도면을 앞에 두고 한참을 침묵하던 순간이다. 우리는 석 달간 5S를 다지고, 작업표를 바코드화하고, 일정계획을 세웠다. 성과는 분명했지만 어느 선에서 멈췄다. 데이터가 가리키는 결론은 하나였다 — 문제는 개별 작업이 아니라 공정의 편성 그 자체, 즉 30년 전 설비를 들여올 때의 배치가 지금의 제품 구성과 맞지 않는다는 것이었다. 공장장의 침묵은 무지의 침묵이 아니라 두려움의 침묵이었다. 편성을 건드리는 것은 기계를 옮기고, 사람의 역할을 바꾸고, 몇 주의 생산을 걸고 하는 도박이었기 때문이다. 그때 우리에게 없었던 것은 용기가 아니라 실험장이었다. 편성 대안을 실물 공장에 손대지 않고 시험해 볼 수 있는 장소 — 이 장은 생산관리 고전이 개선의 최종 단계로 제시한 공정편성의 재구축을 해설하고, 그 무거운 의사결정을 디지털 트윈이라는 실험장 위에서 수행하는 방법을 다룬다. 그리고 그 실험장을 포함한 예측 플랫폼의 전체 아키텍처로 1부를 결산한다.</w:t>
-      </w:r>
-    </w:p>
-    <w:bookmarkStart w:id="152" w:name="개별-개선의-한계-왜-편성을-다시-보아야-하는가"/>
-    <w:p>
-      <w:pPr>
-        <w:pStyle w:val="Heading2"/>
-      </w:pPr>
-      <w:r>
-        <w:t xml:space="preserve">7.1 개별 개선의 한계: 왜 편성을 다시 보아야 하는가</w:t>
-      </w:r>
-    </w:p>
-    <w:p>
-      <w:pPr>
-        <w:pStyle w:val="FirstParagraph"/>
-      </w:pPr>
-      <w:r>
-        <w:t xml:space="preserve">생산관리 고전은 개선의 노정을 명확한 순서로 배열한다. 5S와 눈으로 보는 관리(2~3장에서 계승), 일정계획과 공수계획(4장에서 계승), 그리고 개별 작업 개선의 축적. 그러나 고전은 이 축적의 끝에서 정직하게 한계를 선언한다.</w:t>
-      </w:r>
-      <w:r>
-        <w:t xml:space="preserve"> </w:t>
-      </w:r>
-      <w:r>
-        <w:t xml:space="preserve">“</w:t>
-      </w:r>
-      <w:r>
-        <w:t xml:space="preserve">개별개선의 겹침은 존중해야만 하지만, 그 만큼으로는 한계가 있다.</w:t>
-      </w:r>
-      <w:r>
-        <w:t xml:space="preserve">”</w:t>
-      </w:r>
-      <w:r>
-        <w:t xml:space="preserve"> </w:t>
-      </w:r>
-      <w:r>
-        <w:t xml:space="preserve">품질도 원가도 리드타임도 상당 부분이 개별 작업이 아니라 프로세스의 구조 — 공정이 어떻게 편성되고 물건이 어떻게 흐르는가 — 에서 이미 결정되어 있기 때문이다. 그래서 고전의 마지막 스텝은</w:t>
-      </w:r>
-      <w:r>
-        <w:t xml:space="preserve"> </w:t>
-      </w:r>
-      <w:r>
-        <w:t xml:space="preserve">“</w:t>
-      </w:r>
-      <w:r>
-        <w:t xml:space="preserve">공정편성을 근본부터 다시 본다</w:t>
-      </w:r>
-      <w:r>
-        <w:t xml:space="preserve">”</w:t>
-      </w:r>
-      <w:r>
-        <w:t xml:space="preserve">이며, 그 지향점을</w:t>
-      </w:r>
-      <w:r>
-        <w:t xml:space="preserve"> </w:t>
-      </w:r>
-      <w:r>
-        <w:t xml:space="preserve">“</w:t>
-      </w:r>
-      <w:r>
-        <w:t xml:space="preserve">개별의 작업개선의 한계를 깨고, 깜짝 놀랄 만한 비약적 성과</w:t>
-      </w:r>
-      <w:r>
-        <w:t xml:space="preserve">”</w:t>
-      </w:r>
-      <w:r>
-        <w:t xml:space="preserve">라 명시한다.</w:t>
-      </w:r>
-    </w:p>
-    <w:p>
-      <w:pPr>
-        <w:pStyle w:val="BodyText"/>
-      </w:pPr>
-      <w:r>
-        <w:t xml:space="preserve">한계의 산술적 근거도 고전에 있다. 다품종소량 공장에서 정미 가공·조립 시간의 5~10배가 정체 — 공정 사이의 기다림 — 로 소비된다는 관찰이다. 개별 공정의 가공 시간을 아무리 단축해도 전체 리드타임의 10~20%를 다투는 것에 불과하고, 나머지 80~90%는 공정 사이의 이어짐, 즉 편성의 문제다. 고전은 이를</w:t>
-      </w:r>
-      <w:r>
-        <w:t xml:space="preserve"> </w:t>
-      </w:r>
-      <w:r>
-        <w:t xml:space="preserve">“</w:t>
-      </w:r>
-      <w:r>
-        <w:t xml:space="preserve">개별 기계 신예화에 의해 리드타임이 단축된 반짝이는 사례는 유감스럽게도 그다지 발견할 수 없다</w:t>
-      </w:r>
-      <w:r>
-        <w:t xml:space="preserve">”</w:t>
-      </w:r>
-      <w:r>
-        <w:t xml:space="preserve">는 실무 증언으로 못박는다. 한 공정만 회전수가 돌출해도 차공정과의 사이에 체류품의 산이 생길 뿐이라는 것 — 부분 최적의 함정에 대한 이보다 간명한 서술은 드물다.</w:t>
-      </w:r>
-    </w:p>
-    <w:bookmarkEnd w:id="152"/>
-    <w:bookmarkStart w:id="157" w:name="편성-재구축의-방법론-pq-분석에서-좋은-리듬까지"/>
-    <w:p>
-      <w:pPr>
-        <w:pStyle w:val="Heading2"/>
-      </w:pPr>
-      <w:r>
-        <w:t xml:space="preserve">7.2 편성 재구축의 방법론: PQ 분석에서 좋은 리듬까지</w:t>
-      </w:r>
-    </w:p>
-    <w:bookmarkStart w:id="153" w:name="pq-분석과-그룹-테크놀로지-섞여-있는-것을-나눈다"/>
-    <w:p>
-      <w:pPr>
-        <w:pStyle w:val="Heading3"/>
-      </w:pPr>
-      <w:r>
-        <w:t xml:space="preserve">PQ 분석과 그룹 테크놀로지: 섞여 있는 것을 나눈다</w:t>
-      </w:r>
-    </w:p>
-    <w:p>
-      <w:pPr>
-        <w:pStyle w:val="FirstParagraph"/>
-      </w:pPr>
-      <w:r>
-        <w:t xml:space="preserve">편성 재구축의 첫 도구는 PQ 분석이다. 제품(Product)별 생산량(Quantity)을 조사해 막대그래프로 늘어놓는 단순한 분석이지만, 그것이 드러내는 사실은 단순하지 않다. 고전의 관찰을 그대로 옮긴다.</w:t>
-      </w:r>
-    </w:p>
-    <w:p>
-      <w:pPr>
-        <w:pStyle w:val="BlockText"/>
-      </w:pPr>
-      <w:r>
-        <w:t xml:space="preserve">다품종소량생산도 실태를 조사해 보면, 결코 (적지 않은) 중량 계속 생산품도 만들고 있는 것이 있습니다. 이들이 진정한 다품종소량생산품과 뒤섞여 있고, 공정이 어색해 있는 것입니다. …… 이것을 PQ 분석이라고 말합니다. 이것에 의해 중량생산품과 소량생산품을 그룹으로 나눠서, 각자 적당한 공정편성과 레이아웃을 입안합니다. — 생산관리 고전</w:t>
-      </w:r>
-    </w:p>
-    <w:p>
-      <w:pPr>
-        <w:pStyle w:val="FirstParagraph"/>
-      </w:pPr>
-      <w:r>
-        <w:t xml:space="preserve">’다품종소량 공장’이라는 자기 인식 아래 실제로는 성격이 다른 두 개의 공장 — 반복 생산에 가까운 다량품의 공장과 진정한 소량품의 공장 — 이 한 지붕 아래 뒤섞여, 서로의 흐름을 방해하고 있다는 것이다. 다량품은 흐름 생산(라인화)에 적합한 편성을, 소량품은 유연한 기능별 편성 혹은 그룹별 편성을 주면 각자가 살아난다. 나누기 전에는 어느 쪽에도 맞지 않는 어정쩡한 편성이 전체의 리드타임을 갉아먹는다.</w:t>
-      </w:r>
-    </w:p>
-    <w:p>
-      <w:pPr>
-        <w:pStyle w:val="BodyText"/>
-      </w:pPr>
-      <w:r>
-        <w:t xml:space="preserve">소량품 쪽의 처방이 그룹 테크놀로지(group technology)다. 고전은 이를</w:t>
-      </w:r>
-      <w:r>
-        <w:t xml:space="preserve"> </w:t>
-      </w:r>
-      <w:r>
-        <w:t xml:space="preserve">“</w:t>
-      </w:r>
-      <w:r>
-        <w:t xml:space="preserve">유사부품을 하나의 그룹에 정리해서, 될 수 있는 한 표준화를 진행하는 것에 의해 공정편성, 로트 편성, 작업 스케줄 편성을 합리화하고, 양산공장에 지지 않는 효율을 실현하자</w:t>
-      </w:r>
-      <w:r>
-        <w:t xml:space="preserve">”</w:t>
-      </w:r>
-      <w:r>
-        <w:t xml:space="preserve">는 사고방식으로 요약한다. 형태·치수·공정·작업 방법의 유사성으로 부품을 분류하고(고전은 분류코드 체계로 KC-2식을 소개하는데, 이는 2장에서 논한 코드체계 — 데이터의 정위치 — 가 공정편성의 도구이기도 함을 보여준다), 유사 그룹 단위로 작업을 표준화하며 — 다품종소량에서는 미세한 동작 수준이 아니라</w:t>
-      </w:r>
-      <w:r>
-        <w:t xml:space="preserve"> </w:t>
-      </w:r>
-      <w:r>
-        <w:t xml:space="preserve">‘</w:t>
-      </w:r>
-      <w:r>
-        <w:t xml:space="preserve">단위작업</w:t>
-      </w:r>
-      <w:r>
-        <w:t xml:space="preserve">’</w:t>
-      </w:r>
-      <w:r>
-        <w:t xml:space="preserve"> </w:t>
-      </w:r>
-      <w:r>
-        <w:t xml:space="preserve">수준에서 — 그룹별 표준시간 테이블을 만들어 일정계획·공수계획의 기초로 삼는다. 개별 품목으로는 소량이라 표준화가 불가능해 보이던 것이, 그룹으로 묶는 순간 반복성이 생기고 계획 가능해진다. 그룹 테크놀로지는 다품종소량 공장이 규모의 경제 대신 유사성의 경제를 얻는 방법이다.</w:t>
-      </w:r>
-    </w:p>
-    <w:bookmarkEnd w:id="153"/>
-    <w:bookmarkStart w:id="154" w:name="흐름화와-neck-공정-리드타임은-병목-하나가-결정한다"/>
-    <w:p>
-      <w:pPr>
-        <w:pStyle w:val="Heading3"/>
-      </w:pPr>
-      <w:r>
-        <w:t xml:space="preserve">흐름화와 Neck 공정: 리드타임은 병목 하나가 결정한다</w:t>
-      </w:r>
-    </w:p>
-    <w:p>
-      <w:pPr>
-        <w:pStyle w:val="FirstParagraph"/>
-      </w:pPr>
-      <w:r>
-        <w:t xml:space="preserve">편성 재구축의 목적 함수는 흐름이다. 고전이 공정관리의 급소로 못박은</w:t>
-      </w:r>
-      <w:r>
-        <w:t xml:space="preserve"> </w:t>
-      </w:r>
-      <w:r>
-        <w:t xml:space="preserve">“</w:t>
-      </w:r>
-      <w:r>
-        <w:t xml:space="preserve">사물을 저장하지 않고 흘린다</w:t>
-      </w:r>
-      <w:r>
-        <w:t xml:space="preserve">”</w:t>
-      </w:r>
-      <w:r>
-        <w:t xml:space="preserve">를 편성의 수준에서 실현하는 것이다. 소로트화는 그 직접 수단이다 — 로트를 3분의 1로 줄이면 공정 기다림을 무시할 때 리드타임도 3분의 1이 되고, 극한인 ’1개 흐름’에서는 로트 기다림 자체가 소멸한다. 그리고 흐름의 최대의 적이 Neck(병목) 공정이다. 이 장의 제사(題詞)로 삼은 고전의 명제 — 공장 전체의 리드타임은 Neck 공정이 하나만 있어도 그것에 의해 결정된다 — 는, 대양 건너에서 골드랫이 제약이론(TOC)으로 정식화한 통찰 — 시스템의 산출은 제약이 결정하며, 병목에서 잃은 한 시간은 시스템 전체가 잃은 한 시간이다 — 과 정확히 공명한다(Goldratt &amp; Cox, 1984). 주목할 것은 고전이 Neck 해소를 누구의 일로 규정하는가다.</w:t>
-      </w:r>
-      <w:r>
-        <w:t xml:space="preserve"> </w:t>
-      </w:r>
-      <w:r>
-        <w:t xml:space="preserve">“</w:t>
-      </w:r>
-      <w:r>
-        <w:t xml:space="preserve">개별 직장의 노력으로는 손이 미치지 않는다. 생산기술과 공정관리 스태프, 제조부장, 공장장(혹은 사장)은 Neck 공정의 존재에 사방을 살피고, 신속하게 해소의 수를 쓰는 것이 중요한 임무</w:t>
-      </w:r>
-      <w:r>
-        <w:t xml:space="preserve">”</w:t>
-      </w:r>
-      <w:r>
-        <w:t xml:space="preserve">라는 것 — 병목은 구조의 문제이므로 구조를 바꿀 권한을 가진 사람의 문제라는 선언이다. 4장에서 예고했던 그래프 중심성 분석 — 어느 공정 노드에 가장 많은 제품 경로가 집중되는가 — 은 이 임무의 데이터 버전으로, 경험과 순시(巡視)로 찾던 Neck을 그래프가 계산으로 찾아낸다.</w:t>
-      </w:r>
-    </w:p>
-    <w:bookmarkEnd w:id="154"/>
-    <w:bookmarkStart w:id="155" w:name="절차-개선과-좋은-리듬-smed의-지혜"/>
-    <w:p>
-      <w:pPr>
-        <w:pStyle w:val="Heading3"/>
-      </w:pPr>
-      <w:r>
-        <w:t xml:space="preserve">절차 개선과 좋은 리듬: SMED의 지혜</w:t>
-      </w:r>
-    </w:p>
-    <w:p>
-      <w:pPr>
-        <w:pStyle w:val="FirstParagraph"/>
-      </w:pPr>
-      <w:r>
-        <w:t xml:space="preserve">소로트화에는 대가가 있다. 로트가 잘게 나뉠수록 절차(단취, 段取り — 작업 전환 준비) 횟수가 늘어난다는 것이다. 고전은 이 대가를 절차 시간 자체의 단축으로 상쇄하라 하며, 그 방법을 명료한 순서로 제시한다. 기계를 세워야만 할 수 있는 작업을</w:t>
-      </w:r>
-      <w:r>
-        <w:t xml:space="preserve"> </w:t>
-      </w:r>
-      <w:r>
-        <w:t xml:space="preserve">‘</w:t>
-      </w:r>
-      <w:r>
-        <w:t xml:space="preserve">내(內) 절차</w:t>
-      </w:r>
-      <w:r>
-        <w:t xml:space="preserve">’</w:t>
-      </w:r>
-      <w:r>
-        <w:t xml:space="preserve">, 기계를 돌리면서 병행할 수 있는 작업을</w:t>
-      </w:r>
-      <w:r>
-        <w:t xml:space="preserve"> </w:t>
-      </w:r>
-      <w:r>
-        <w:t xml:space="preserve">‘</w:t>
-      </w:r>
-      <w:r>
-        <w:t xml:space="preserve">외(外) 절차’로 나누고, ①내 절차를 최대한 외 절차로 옮기고, ②남은 내 절차를 개선해 단축하고, ③외 절차도 개선하고, ④이를 반복해 ’싱글 절차</w:t>
-      </w:r>
-      <w:r>
-        <w:t xml:space="preserve">’</w:t>
-      </w:r>
-      <w:r>
-        <w:t xml:space="preserve"> </w:t>
-      </w:r>
-      <w:r>
-        <w:t xml:space="preserve">— 10분 미만, 한 자리 수 분(分)의 절차 — 를 지향한다는 것이다. 이것은 신고 시게오(新鄕重夫)가 도요타 등의 현장에서 체계화한 SMED(Single-Minute Exchange of Die)와 동일한 방법론이며(Shingo, 1985), 고전이</w:t>
-      </w:r>
-      <w:r>
-        <w:t xml:space="preserve"> </w:t>
-      </w:r>
-      <w:r>
-        <w:t xml:space="preserve">“</w:t>
-      </w:r>
-      <w:r>
-        <w:t xml:space="preserve">외 절차의 개선에서 효과가 있는 것은 뭐라 해도 5S와 눈으로 보는 관리의 철저</w:t>
-      </w:r>
-      <w:r>
-        <w:t xml:space="preserve">”</w:t>
-      </w:r>
-      <w:r>
-        <w:t xml:space="preserve">라고 덧붙이는 대목에서, 이 책 2~3장의 기초가 최종 단계의 기법과 어떻게 이어지는지가 드러난다. 절차 개선 없는 소로트화는 능률 저하로 되돌아오고, 절차 개선이 뒷받침된 소로트화는 리드타임과 재고를 동시에 무너뜨린다.</w:t>
-      </w:r>
-    </w:p>
-    <w:p>
-      <w:pPr>
-        <w:pStyle w:val="BodyText"/>
-      </w:pPr>
-      <w:r>
-        <w:t xml:space="preserve">편성 재구축의 마지막 요소는 정량화하기 어렵지만 고전이</w:t>
-      </w:r>
-      <w:r>
-        <w:t xml:space="preserve"> </w:t>
-      </w:r>
-      <w:r>
-        <w:t xml:space="preserve">“</w:t>
-      </w:r>
-      <w:r>
-        <w:t xml:space="preserve">공장운영에서 가장 중요한 것</w:t>
-      </w:r>
-      <w:r>
-        <w:t xml:space="preserve">”</w:t>
-      </w:r>
-      <w:r>
-        <w:t xml:space="preserve">이라 부른 좋은 리듬이다.</w:t>
-      </w:r>
-      <w:r>
-        <w:t xml:space="preserve"> </w:t>
-      </w:r>
-      <w:r>
-        <w:t xml:space="preserve">“</w:t>
-      </w:r>
-      <w:r>
-        <w:t xml:space="preserve">좋은 리듬은 작업이 정연하게 진행되고, 그들이 정체하는 것이 아니라 이어져 흐르는 것에 의해 창출된다.</w:t>
-      </w:r>
-      <w:r>
-        <w:t xml:space="preserve">”</w:t>
-      </w:r>
-      <w:r>
-        <w:t xml:space="preserve"> </w:t>
-      </w:r>
-      <w:r>
-        <w:t xml:space="preserve">리듬을 파괴하는 것은 트러블의 발생과 돌발적인 예정 변경, 그리고</w:t>
-      </w:r>
-      <w:r>
-        <w:t xml:space="preserve"> </w:t>
-      </w:r>
-      <w:r>
-        <w:t xml:space="preserve">“</w:t>
-      </w:r>
-      <w:r>
-        <w:t xml:space="preserve">다음에 무엇을 하면 좋을지 판단하기 어려운</w:t>
-      </w:r>
-      <w:r>
-        <w:t xml:space="preserve">”</w:t>
-      </w:r>
-      <w:r>
-        <w:t xml:space="preserve"> </w:t>
-      </w:r>
-      <w:r>
-        <w:t xml:space="preserve">정보 부족이다. 고전의 처방은 정보의 공유 — POP/LAN에 의한</w:t>
-      </w:r>
-      <w:r>
-        <w:t xml:space="preserve"> </w:t>
-      </w:r>
-      <w:r>
-        <w:t xml:space="preserve">‘</w:t>
-      </w:r>
-      <w:r>
-        <w:t xml:space="preserve">공장의 공명정대화</w:t>
-      </w:r>
-      <w:r>
-        <w:t xml:space="preserve">’</w:t>
-      </w:r>
-      <w:r>
-        <w:t xml:space="preserve">, 즉 트러블·예정·변경을 사전에, 빠르게, 정확하게 공정 전체에 알리는 것이다. 3장에서 ’보이는 공장에서 말하는 공장으로’라 부른 실시간 수집·브리핑 구조가 바로 이 공명정대화의 현대적 실장이며, 좋은 리듬이란 결국 정보가 물건보다 먼저 흐르는 상태다.</w:t>
-      </w:r>
-    </w:p>
-    <w:bookmarkEnd w:id="155"/>
-    <w:bookmarkStart w:id="156" w:name="bpr-백지에서-프로세스를-다시-그린다"/>
-    <w:p>
-      <w:pPr>
-        <w:pStyle w:val="Heading3"/>
-      </w:pPr>
-      <w:r>
-        <w:t xml:space="preserve">BPR: 백지에서 프로세스를 다시 그린다</w:t>
-      </w:r>
-    </w:p>
-    <w:p>
-      <w:pPr>
-        <w:pStyle w:val="FirstParagraph"/>
-      </w:pPr>
-      <w:r>
-        <w:t xml:space="preserve">고전은 편성 재구축의 사상적 상한선으로 리엔지니어링을 소개한다.</w:t>
-      </w:r>
-      <w:r>
-        <w:t xml:space="preserve"> </w:t>
-      </w:r>
-      <w:r>
-        <w:t xml:space="preserve">“</w:t>
-      </w:r>
-      <w:r>
-        <w:t xml:space="preserve">일련의 업무처리 프로세스를, 종래의 조직·제도에 휩쓸리지 말고 백지부터 다시 봐야만 하고, 거기에서 발본적인 개혁이 시작된다</w:t>
-      </w:r>
-      <w:r>
-        <w:t xml:space="preserve">”</w:t>
-      </w:r>
-      <w:r>
-        <w:t xml:space="preserve">는 마이클 해머의 주장이다. 해머는</w:t>
-      </w:r>
-      <w:r>
-        <w:t xml:space="preserve"> </w:t>
-      </w:r>
-      <w:r>
-        <w:t xml:space="preserve">“</w:t>
-      </w:r>
-      <w:r>
-        <w:t xml:space="preserve">자동화하지 말고 말소하라(Don’t Automate, Obliterate)</w:t>
-      </w:r>
-      <w:r>
-        <w:t xml:space="preserve">”</w:t>
-      </w:r>
-      <w:r>
-        <w:t xml:space="preserve">는 도발적 논문(Hammer, 1990)과 챔피와의 공저(Hammer &amp; Champy, 1993)에서, 분업의 관리 비용이 분업의 이익을 상쇄하기 시작했다며 세분화된 작업을</w:t>
-      </w:r>
-      <w:r>
-        <w:t xml:space="preserve"> </w:t>
-      </w:r>
-      <w:r>
-        <w:t xml:space="preserve">‘</w:t>
-      </w:r>
-      <w:r>
-        <w:t xml:space="preserve">일련의 정리되는 일’로 재통합해 개인 또는 소수 그룹에 통째로 맡기자고 주장했다. 고전은 이를 다품종소량의 현장 언어로 번역한다. 기능별로 나뉜 ’가로 분할</w:t>
-      </w:r>
-      <w:r>
-        <w:t xml:space="preserve">’</w:t>
-      </w:r>
-      <w:r>
-        <w:t xml:space="preserve">(선반은 선반 일만, 구매는 구매 일만)에서 소재부터 완성품까지의 프로세스를 단위로 하는 ’세로 분할’로, 나아가 8~12인의 그룹이 품질·수량·가동·납기·가격의 다섯 임무를 공동 책임지는 그룹 생산방식(고전은 메르세데스-벤츠 라슈타트 공장의 사례를 든다)과, 단락 좋은 완성도까지 수미일관 가공하는 단위로 공정을 묶는 모듈 생산방식으로. 그리고 그 필요조건으로 다능공화, 정보 시스템에 의한 정보 공유, 자율협조로의 의식개혁 세 가지를 든다. 공정편성의 재구축은 기계 배치의 문제로 시작해 결국 조직과 사람의 문제에 닿는다 — 이 통찰은 6장의 변화관리 논의와 이 장을 잇는 다리다.</w:t>
-      </w:r>
-    </w:p>
-    <w:p>
-      <w:pPr>
-        <w:pStyle w:val="BodyText"/>
-      </w:pPr>
-      <w:r>
-        <w:t xml:space="preserve">한편 고전은 재구축의 실무 절차도 남겼다.</w:t>
-      </w:r>
-      <w:r>
-        <w:t xml:space="preserve"> </w:t>
-      </w:r>
-      <w:r>
-        <w:t xml:space="preserve">‘</w:t>
-      </w:r>
-      <w:r>
-        <w:t xml:space="preserve">공정 분해</w:t>
-      </w:r>
-      <w:r>
-        <w:t xml:space="preserve">’</w:t>
-      </w:r>
-      <w:r>
-        <w:t xml:space="preserve"> </w:t>
-      </w:r>
-      <w:r>
-        <w:t xml:space="preserve">— 현장의 하는 방법을 일단 백지화하고 요소로 해체한 뒤, 공정의 목적(있어야 할 기능)을 추구하고, 개선 단면을 발견하고, 흐름을 구상하고, 새 레이아웃안을 만들고, 효과를 예상한다는 순서다. 이 절차의 마지막 두 걸음 — 새 레이아웃안 작성과 효과 예상 — 이 바로 다음 절의 주제다. 고전의 시대에 효과 예상은 계산 용지와 경험의 몫이었다. 지금 우리는 다른 도구를 갖고 있다.</w:t>
-      </w:r>
-    </w:p>
     <w:bookmarkEnd w:id="156"/>
     <w:bookmarkEnd w:id="157"/>
-    <w:bookmarkStart w:id="160" w:name="편성-대안을-디지털-트윈에서-실험한다"/>
+    <w:bookmarkStart w:id="176" w:name="제7장.-공정편성의-재구축과-예측-플랫폼의-완성"/>
+    <w:p>
+      <w:pPr>
+        <w:pStyle w:val="Heading1"/>
+      </w:pPr>
+      <w:r>
+        <w:t xml:space="preserve">제7장. 공정편성의 재구축과 예측 플랫폼의 완성</w:t>
+      </w:r>
+    </w:p>
+    <w:p>
+      <w:pPr>
+        <w:pStyle w:val="BlockText"/>
+      </w:pPr>
+      <w:r>
+        <w:t xml:space="preserve">“</w:t>
+      </w:r>
+      <w:r>
+        <w:t xml:space="preserve">공장전체의 리드타임은 Neck 공정이 하나로도 있으면, 그것에 의해 결정됩니다.</w:t>
+      </w:r>
+      <w:r>
+        <w:t xml:space="preserve">”</w:t>
+      </w:r>
+      <w:r>
+        <w:t xml:space="preserve"> </w:t>
+      </w:r>
+      <w:r>
+        <w:t xml:space="preserve">— 일본 생산관리 고전(『다품종소량·수주생산의 생산관리』)</w:t>
+      </w:r>
+    </w:p>
+    <w:p>
+      <w:pPr>
+        <w:pStyle w:val="FirstParagraph"/>
+      </w:pPr>
+      <w:r>
+        <w:t xml:space="preserve">컨설턴트 생활에서 가장 기억에 남는 장면 하나를 꼽으라면, 어느 판금가공 회사의 공장장이 레이아웃 도면을 앞에 두고 한참을 침묵하던 순간이다. 우리는 석 달간 5S를 다지고, 작업표를 바코드화하고, 일정계획을 세웠다. 성과는 분명했지만 어느 선에서 멈췄다. 데이터가 가리키는 결론은 하나였다 — 문제는 개별 작업이 아니라 공정의 편성 그 자체, 즉 30년 전 설비를 들여올 때의 배치가 지금의 제품 구성과 맞지 않는다는 것이었다. 공장장의 침묵은 무지의 침묵이 아니라 두려움의 침묵이었다. 편성을 건드리는 것은 기계를 옮기고, 사람의 역할을 바꾸고, 몇 주의 생산을 걸고 하는 도박이었기 때문이다. 그때 우리에게 없었던 것은 용기가 아니라 실험장이었다. 편성 대안을 실물 공장에 손대지 않고 시험해 볼 수 있는 장소 — 이 장은 생산관리 고전이 개선의 최종 단계로 제시한 공정편성의 재구축을 해설하고, 그 무거운 의사결정을 디지털 트윈이라는 실험장 위에서 수행하는 방법을 다룬다. 그리고 그 실험장을 포함한 예측 플랫폼의 전체 아키텍처로 1부를 결산한다.</w:t>
+      </w:r>
+    </w:p>
+    <w:bookmarkStart w:id="158" w:name="개별-개선의-한계-왜-편성을-다시-보아야-하는가"/>
     <w:p>
       <w:pPr>
         <w:pStyle w:val="Heading2"/>
       </w:pPr>
       <w:r>
+        <w:t xml:space="preserve">7.1 개별 개선의 한계: 왜 편성을 다시 보아야 하는가</w:t>
+      </w:r>
+    </w:p>
+    <w:p>
+      <w:pPr>
+        <w:pStyle w:val="FirstParagraph"/>
+      </w:pPr>
+      <w:r>
+        <w:t xml:space="preserve">생산관리 고전은 개선의 노정을 명확한 순서로 배열한다. 5S와 눈으로 보는 관리(2~3장에서 계승), 일정계획과 공수계획(4장에서 계승), 그리고 개별 작업 개선의 축적. 그러나 고전은 이 축적의 끝에서 정직하게 한계를 선언한다.</w:t>
+      </w:r>
+      <w:r>
+        <w:t xml:space="preserve"> </w:t>
+      </w:r>
+      <w:r>
+        <w:t xml:space="preserve">“</w:t>
+      </w:r>
+      <w:r>
+        <w:t xml:space="preserve">개별개선의 겹침은 존중해야만 하지만, 그 만큼으로는 한계가 있다.</w:t>
+      </w:r>
+      <w:r>
+        <w:t xml:space="preserve">”</w:t>
+      </w:r>
+      <w:r>
+        <w:t xml:space="preserve"> </w:t>
+      </w:r>
+      <w:r>
+        <w:t xml:space="preserve">품질도 원가도 리드타임도 상당 부분이 개별 작업이 아니라 프로세스의 구조 — 공정이 어떻게 편성되고 물건이 어떻게 흐르는가 — 에서 이미 결정되어 있기 때문이다. 그래서 고전의 마지막 스텝은</w:t>
+      </w:r>
+      <w:r>
+        <w:t xml:space="preserve"> </w:t>
+      </w:r>
+      <w:r>
+        <w:t xml:space="preserve">“</w:t>
+      </w:r>
+      <w:r>
+        <w:t xml:space="preserve">공정편성을 근본부터 다시 본다</w:t>
+      </w:r>
+      <w:r>
+        <w:t xml:space="preserve">”</w:t>
+      </w:r>
+      <w:r>
+        <w:t xml:space="preserve">이며, 그 지향점을</w:t>
+      </w:r>
+      <w:r>
+        <w:t xml:space="preserve"> </w:t>
+      </w:r>
+      <w:r>
+        <w:t xml:space="preserve">“</w:t>
+      </w:r>
+      <w:r>
+        <w:t xml:space="preserve">개별의 작업개선의 한계를 깨고, 깜짝 놀랄 만한 비약적 성과</w:t>
+      </w:r>
+      <w:r>
+        <w:t xml:space="preserve">”</w:t>
+      </w:r>
+      <w:r>
+        <w:t xml:space="preserve">라 명시한다.</w:t>
+      </w:r>
+    </w:p>
+    <w:p>
+      <w:pPr>
+        <w:pStyle w:val="BodyText"/>
+      </w:pPr>
+      <w:r>
+        <w:t xml:space="preserve">한계의 산술적 근거도 고전에 있다. 다품종소량 공장에서 정미 가공·조립 시간의 5~10배가 정체 — 공정 사이의 기다림 — 로 소비된다는 관찰이다. 개별 공정의 가공 시간을 아무리 단축해도 전체 리드타임의 10~20%를 다투는 것에 불과하고, 나머지 80~90%는 공정 사이의 이어짐, 즉 편성의 문제다. 고전은 이를</w:t>
+      </w:r>
+      <w:r>
+        <w:t xml:space="preserve"> </w:t>
+      </w:r>
+      <w:r>
+        <w:t xml:space="preserve">“</w:t>
+      </w:r>
+      <w:r>
+        <w:t xml:space="preserve">개별 기계 신예화에 의해 리드타임이 단축된 반짝이는 사례는 유감스럽게도 그다지 발견할 수 없다</w:t>
+      </w:r>
+      <w:r>
+        <w:t xml:space="preserve">”</w:t>
+      </w:r>
+      <w:r>
+        <w:t xml:space="preserve">는 실무 증언으로 못박는다. 한 공정만 회전수가 돌출해도 차공정과의 사이에 체류품의 산이 생길 뿐이라는 것 — 부분 최적의 함정에 대한 이보다 간명한 서술은 드물다.</w:t>
+      </w:r>
+    </w:p>
+    <w:bookmarkEnd w:id="158"/>
+    <w:bookmarkStart w:id="163" w:name="편성-재구축의-방법론-pq-분석에서-좋은-리듬까지"/>
+    <w:p>
+      <w:pPr>
+        <w:pStyle w:val="Heading2"/>
+      </w:pPr>
+      <w:r>
+        <w:t xml:space="preserve">7.2 편성 재구축의 방법론: PQ 분석에서 좋은 리듬까지</w:t>
+      </w:r>
+    </w:p>
+    <w:bookmarkStart w:id="159" w:name="pq-분석과-그룹-테크놀로지-섞여-있는-것을-나눈다"/>
+    <w:p>
+      <w:pPr>
+        <w:pStyle w:val="Heading3"/>
+      </w:pPr>
+      <w:r>
+        <w:t xml:space="preserve">PQ 분석과 그룹 테크놀로지: 섞여 있는 것을 나눈다</w:t>
+      </w:r>
+    </w:p>
+    <w:p>
+      <w:pPr>
+        <w:pStyle w:val="FirstParagraph"/>
+      </w:pPr>
+      <w:r>
+        <w:t xml:space="preserve">편성 재구축의 첫 도구는 PQ 분석이다. 제품(Product)별 생산량(Quantity)을 조사해 막대그래프로 늘어놓는 단순한 분석이지만, 그것이 드러내는 사실은 단순하지 않다. 고전의 관찰을 그대로 옮긴다.</w:t>
+      </w:r>
+    </w:p>
+    <w:p>
+      <w:pPr>
+        <w:pStyle w:val="BlockText"/>
+      </w:pPr>
+      <w:r>
+        <w:t xml:space="preserve">다품종소량생산도 실태를 조사해 보면, 결코 (적지 않은) 중량 계속 생산품도 만들고 있는 것이 있습니다. 이들이 진정한 다품종소량생산품과 뒤섞여 있고, 공정이 어색해 있는 것입니다. …… 이것을 PQ 분석이라고 말합니다. 이것에 의해 중량생산품과 소량생산품을 그룹으로 나눠서, 각자 적당한 공정편성과 레이아웃을 입안합니다. — 생산관리 고전</w:t>
+      </w:r>
+    </w:p>
+    <w:p>
+      <w:pPr>
+        <w:pStyle w:val="FirstParagraph"/>
+      </w:pPr>
+      <w:r>
+        <w:t xml:space="preserve">’다품종소량 공장’이라는 자기 인식 아래 실제로는 성격이 다른 두 개의 공장 — 반복 생산에 가까운 다량품의 공장과 진정한 소량품의 공장 — 이 한 지붕 아래 뒤섞여, 서로의 흐름을 방해하고 있다는 것이다. 다량품은 흐름 생산(라인화)에 적합한 편성을, 소량품은 유연한 기능별 편성 혹은 그룹별 편성을 주면 각자가 살아난다. 나누기 전에는 어느 쪽에도 맞지 않는 어정쩡한 편성이 전체의 리드타임을 갉아먹는다.</w:t>
+      </w:r>
+    </w:p>
+    <w:p>
+      <w:pPr>
+        <w:pStyle w:val="BodyText"/>
+      </w:pPr>
+      <w:r>
+        <w:t xml:space="preserve">소량품 쪽의 처방이 그룹 테크놀로지(group technology)다. 고전은 이를</w:t>
+      </w:r>
+      <w:r>
+        <w:t xml:space="preserve"> </w:t>
+      </w:r>
+      <w:r>
+        <w:t xml:space="preserve">“</w:t>
+      </w:r>
+      <w:r>
+        <w:t xml:space="preserve">유사부품을 하나의 그룹에 정리해서, 될 수 있는 한 표준화를 진행하는 것에 의해 공정편성, 로트 편성, 작업 스케줄 편성을 합리화하고, 양산공장에 지지 않는 효율을 실현하자</w:t>
+      </w:r>
+      <w:r>
+        <w:t xml:space="preserve">”</w:t>
+      </w:r>
+      <w:r>
+        <w:t xml:space="preserve">는 사고방식으로 요약한다. 형태·치수·공정·작업 방법의 유사성으로 부품을 분류하고(고전은 분류코드 체계로 KC-2식을 소개하는데, 이는 2장에서 논한 코드체계 — 데이터의 정위치 — 가 공정편성의 도구이기도 함을 보여준다), 유사 그룹 단위로 작업을 표준화하며 — 다품종소량에서는 미세한 동작 수준이 아니라</w:t>
+      </w:r>
+      <w:r>
+        <w:t xml:space="preserve"> </w:t>
+      </w:r>
+      <w:r>
+        <w:t xml:space="preserve">‘</w:t>
+      </w:r>
+      <w:r>
+        <w:t xml:space="preserve">단위작업</w:t>
+      </w:r>
+      <w:r>
+        <w:t xml:space="preserve">’</w:t>
+      </w:r>
+      <w:r>
+        <w:t xml:space="preserve"> </w:t>
+      </w:r>
+      <w:r>
+        <w:t xml:space="preserve">수준에서 — 그룹별 표준시간 테이블을 만들어 일정계획·공수계획의 기초로 삼는다. 개별 품목으로는 소량이라 표준화가 불가능해 보이던 것이, 그룹으로 묶는 순간 반복성이 생기고 계획 가능해진다. 그룹 테크놀로지는 다품종소량 공장이 규모의 경제 대신 유사성의 경제를 얻는 방법이다.</w:t>
+      </w:r>
+    </w:p>
+    <w:bookmarkEnd w:id="159"/>
+    <w:bookmarkStart w:id="160" w:name="흐름화와-neck-공정-리드타임은-병목-하나가-결정한다"/>
+    <w:p>
+      <w:pPr>
+        <w:pStyle w:val="Heading3"/>
+      </w:pPr>
+      <w:r>
+        <w:t xml:space="preserve">흐름화와 Neck 공정: 리드타임은 병목 하나가 결정한다</w:t>
+      </w:r>
+    </w:p>
+    <w:p>
+      <w:pPr>
+        <w:pStyle w:val="FirstParagraph"/>
+      </w:pPr>
+      <w:r>
+        <w:t xml:space="preserve">편성 재구축의 목적 함수는 흐름이다. 고전이 공정관리의 급소로 못박은</w:t>
+      </w:r>
+      <w:r>
+        <w:t xml:space="preserve"> </w:t>
+      </w:r>
+      <w:r>
+        <w:t xml:space="preserve">“</w:t>
+      </w:r>
+      <w:r>
+        <w:t xml:space="preserve">사물을 저장하지 않고 흘린다</w:t>
+      </w:r>
+      <w:r>
+        <w:t xml:space="preserve">”</w:t>
+      </w:r>
+      <w:r>
+        <w:t xml:space="preserve">를 편성의 수준에서 실현하는 것이다. 소로트화는 그 직접 수단이다 — 로트를 3분의 1로 줄이면 공정 기다림을 무시할 때 리드타임도 3분의 1이 되고, 극한인 ’1개 흐름’에서는 로트 기다림 자체가 소멸한다. 그리고 흐름의 최대의 적이 Neck(병목) 공정이다. 이 장의 제사(題詞)로 삼은 고전의 명제 — 공장 전체의 리드타임은 Neck 공정이 하나만 있어도 그것에 의해 결정된다 — 는, 대양 건너에서 골드랫이 제약이론(TOC)으로 정식화한 통찰 — 시스템의 산출은 제약이 결정하며, 병목에서 잃은 한 시간은 시스템 전체가 잃은 한 시간이다 — 과 정확히 공명한다(Goldratt &amp; Cox, 1984). 주목할 것은 고전이 Neck 해소를 누구의 일로 규정하는가다.</w:t>
+      </w:r>
+      <w:r>
+        <w:t xml:space="preserve"> </w:t>
+      </w:r>
+      <w:r>
+        <w:t xml:space="preserve">“</w:t>
+      </w:r>
+      <w:r>
+        <w:t xml:space="preserve">개별 직장의 노력으로는 손이 미치지 않는다. 생산기술과 공정관리 스태프, 제조부장, 공장장(혹은 사장)은 Neck 공정의 존재에 사방을 살피고, 신속하게 해소의 수를 쓰는 것이 중요한 임무</w:t>
+      </w:r>
+      <w:r>
+        <w:t xml:space="preserve">”</w:t>
+      </w:r>
+      <w:r>
+        <w:t xml:space="preserve">라는 것 — 병목은 구조의 문제이므로 구조를 바꿀 권한을 가진 사람의 문제라는 선언이다. 4장에서 예고했던 그래프 중심성 분석 — 어느 공정 노드에 가장 많은 제품 경로가 집중되는가 — 은 이 임무의 데이터 버전으로, 경험과 순시(巡視)로 찾던 Neck을 그래프가 계산으로 찾아낸다.</w:t>
+      </w:r>
+    </w:p>
+    <w:bookmarkEnd w:id="160"/>
+    <w:bookmarkStart w:id="161" w:name="절차-개선과-좋은-리듬-smed의-지혜"/>
+    <w:p>
+      <w:pPr>
+        <w:pStyle w:val="Heading3"/>
+      </w:pPr>
+      <w:r>
+        <w:t xml:space="preserve">절차 개선과 좋은 리듬: SMED의 지혜</w:t>
+      </w:r>
+    </w:p>
+    <w:p>
+      <w:pPr>
+        <w:pStyle w:val="FirstParagraph"/>
+      </w:pPr>
+      <w:r>
+        <w:t xml:space="preserve">소로트화에는 대가가 있다. 로트가 잘게 나뉠수록 절차(단취, 段取り — 작업 전환 준비) 횟수가 늘어난다는 것이다. 고전은 이 대가를 절차 시간 자체의 단축으로 상쇄하라 하며, 그 방법을 명료한 순서로 제시한다. 기계를 세워야만 할 수 있는 작업을</w:t>
+      </w:r>
+      <w:r>
+        <w:t xml:space="preserve"> </w:t>
+      </w:r>
+      <w:r>
+        <w:t xml:space="preserve">‘</w:t>
+      </w:r>
+      <w:r>
+        <w:t xml:space="preserve">내(內) 절차</w:t>
+      </w:r>
+      <w:r>
+        <w:t xml:space="preserve">’</w:t>
+      </w:r>
+      <w:r>
+        <w:t xml:space="preserve">, 기계를 돌리면서 병행할 수 있는 작업을</w:t>
+      </w:r>
+      <w:r>
+        <w:t xml:space="preserve"> </w:t>
+      </w:r>
+      <w:r>
+        <w:t xml:space="preserve">‘</w:t>
+      </w:r>
+      <w:r>
+        <w:t xml:space="preserve">외(外) 절차’로 나누고, ①내 절차를 최대한 외 절차로 옮기고, ②남은 내 절차를 개선해 단축하고, ③외 절차도 개선하고, ④이를 반복해 ’싱글 절차</w:t>
+      </w:r>
+      <w:r>
+        <w:t xml:space="preserve">’</w:t>
+      </w:r>
+      <w:r>
+        <w:t xml:space="preserve"> </w:t>
+      </w:r>
+      <w:r>
+        <w:t xml:space="preserve">— 10분 미만, 한 자리 수 분(分)의 절차 — 를 지향한다는 것이다. 이것은 신고 시게오(新鄕重夫)가 도요타 등의 현장에서 체계화한 SMED(Single-Minute Exchange of Die)와 동일한 방법론이며(Shingo, 1985), 고전이</w:t>
+      </w:r>
+      <w:r>
+        <w:t xml:space="preserve"> </w:t>
+      </w:r>
+      <w:r>
+        <w:t xml:space="preserve">“</w:t>
+      </w:r>
+      <w:r>
+        <w:t xml:space="preserve">외 절차의 개선에서 효과가 있는 것은 뭐라 해도 5S와 눈으로 보는 관리의 철저</w:t>
+      </w:r>
+      <w:r>
+        <w:t xml:space="preserve">”</w:t>
+      </w:r>
+      <w:r>
+        <w:t xml:space="preserve">라고 덧붙이는 대목에서, 이 책 2~3장의 기초가 최종 단계의 기법과 어떻게 이어지는지가 드러난다. 절차 개선 없는 소로트화는 능률 저하로 되돌아오고, 절차 개선이 뒷받침된 소로트화는 리드타임과 재고를 동시에 무너뜨린다.</w:t>
+      </w:r>
+    </w:p>
+    <w:p>
+      <w:pPr>
+        <w:pStyle w:val="BodyText"/>
+      </w:pPr>
+      <w:r>
+        <w:t xml:space="preserve">편성 재구축의 마지막 요소는 정량화하기 어렵지만 고전이</w:t>
+      </w:r>
+      <w:r>
+        <w:t xml:space="preserve"> </w:t>
+      </w:r>
+      <w:r>
+        <w:t xml:space="preserve">“</w:t>
+      </w:r>
+      <w:r>
+        <w:t xml:space="preserve">공장운영에서 가장 중요한 것</w:t>
+      </w:r>
+      <w:r>
+        <w:t xml:space="preserve">”</w:t>
+      </w:r>
+      <w:r>
+        <w:t xml:space="preserve">이라 부른 좋은 리듬이다.</w:t>
+      </w:r>
+      <w:r>
+        <w:t xml:space="preserve"> </w:t>
+      </w:r>
+      <w:r>
+        <w:t xml:space="preserve">“</w:t>
+      </w:r>
+      <w:r>
+        <w:t xml:space="preserve">좋은 리듬은 작업이 정연하게 진행되고, 그들이 정체하는 것이 아니라 이어져 흐르는 것에 의해 창출된다.</w:t>
+      </w:r>
+      <w:r>
+        <w:t xml:space="preserve">”</w:t>
+      </w:r>
+      <w:r>
+        <w:t xml:space="preserve"> </w:t>
+      </w:r>
+      <w:r>
+        <w:t xml:space="preserve">리듬을 파괴하는 것은 트러블의 발생과 돌발적인 예정 변경, 그리고</w:t>
+      </w:r>
+      <w:r>
+        <w:t xml:space="preserve"> </w:t>
+      </w:r>
+      <w:r>
+        <w:t xml:space="preserve">“</w:t>
+      </w:r>
+      <w:r>
+        <w:t xml:space="preserve">다음에 무엇을 하면 좋을지 판단하기 어려운</w:t>
+      </w:r>
+      <w:r>
+        <w:t xml:space="preserve">”</w:t>
+      </w:r>
+      <w:r>
+        <w:t xml:space="preserve"> </w:t>
+      </w:r>
+      <w:r>
+        <w:t xml:space="preserve">정보 부족이다. 고전의 처방은 정보의 공유 — POP/LAN에 의한</w:t>
+      </w:r>
+      <w:r>
+        <w:t xml:space="preserve"> </w:t>
+      </w:r>
+      <w:r>
+        <w:t xml:space="preserve">‘</w:t>
+      </w:r>
+      <w:r>
+        <w:t xml:space="preserve">공장의 공명정대화</w:t>
+      </w:r>
+      <w:r>
+        <w:t xml:space="preserve">’</w:t>
+      </w:r>
+      <w:r>
+        <w:t xml:space="preserve">, 즉 트러블·예정·변경을 사전에, 빠르게, 정확하게 공정 전체에 알리는 것이다. 3장에서 ’보이는 공장에서 말하는 공장으로’라 부른 실시간 수집·브리핑 구조가 바로 이 공명정대화의 현대적 실장이며, 좋은 리듬이란 결국 정보가 물건보다 먼저 흐르는 상태다.</w:t>
+      </w:r>
+    </w:p>
+    <w:bookmarkEnd w:id="161"/>
+    <w:bookmarkStart w:id="162" w:name="bpr-백지에서-프로세스를-다시-그린다"/>
+    <w:p>
+      <w:pPr>
+        <w:pStyle w:val="Heading3"/>
+      </w:pPr>
+      <w:r>
+        <w:t xml:space="preserve">BPR: 백지에서 프로세스를 다시 그린다</w:t>
+      </w:r>
+    </w:p>
+    <w:p>
+      <w:pPr>
+        <w:pStyle w:val="FirstParagraph"/>
+      </w:pPr>
+      <w:r>
+        <w:t xml:space="preserve">고전은 편성 재구축의 사상적 상한선으로 리엔지니어링을 소개한다.</w:t>
+      </w:r>
+      <w:r>
+        <w:t xml:space="preserve"> </w:t>
+      </w:r>
+      <w:r>
+        <w:t xml:space="preserve">“</w:t>
+      </w:r>
+      <w:r>
+        <w:t xml:space="preserve">일련의 업무처리 프로세스를, 종래의 조직·제도에 휩쓸리지 말고 백지부터 다시 봐야만 하고, 거기에서 발본적인 개혁이 시작된다</w:t>
+      </w:r>
+      <w:r>
+        <w:t xml:space="preserve">”</w:t>
+      </w:r>
+      <w:r>
+        <w:t xml:space="preserve">는 마이클 해머의 주장이다. 해머는</w:t>
+      </w:r>
+      <w:r>
+        <w:t xml:space="preserve"> </w:t>
+      </w:r>
+      <w:r>
+        <w:t xml:space="preserve">“</w:t>
+      </w:r>
+      <w:r>
+        <w:t xml:space="preserve">자동화하지 말고 말소하라(Don’t Automate, Obliterate)</w:t>
+      </w:r>
+      <w:r>
+        <w:t xml:space="preserve">”</w:t>
+      </w:r>
+      <w:r>
+        <w:t xml:space="preserve">는 도발적 논문(Hammer, 1990)과 챔피와의 공저(Hammer &amp; Champy, 1993)에서, 분업의 관리 비용이 분업의 이익을 상쇄하기 시작했다며 세분화된 작업을</w:t>
+      </w:r>
+      <w:r>
+        <w:t xml:space="preserve"> </w:t>
+      </w:r>
+      <w:r>
+        <w:t xml:space="preserve">‘</w:t>
+      </w:r>
+      <w:r>
+        <w:t xml:space="preserve">일련의 정리되는 일’로 재통합해 개인 또는 소수 그룹에 통째로 맡기자고 주장했다. 고전은 이를 다품종소량의 현장 언어로 번역한다. 기능별로 나뉜 ’가로 분할</w:t>
+      </w:r>
+      <w:r>
+        <w:t xml:space="preserve">’</w:t>
+      </w:r>
+      <w:r>
+        <w:t xml:space="preserve">(선반은 선반 일만, 구매는 구매 일만)에서 소재부터 완성품까지의 프로세스를 단위로 하는 ’세로 분할’로, 나아가 8~12인의 그룹이 품질·수량·가동·납기·가격의 다섯 임무를 공동 책임지는 그룹 생산방식(고전은 메르세데스-벤츠 라슈타트 공장의 사례를 든다)과, 단락 좋은 완성도까지 수미일관 가공하는 단위로 공정을 묶는 모듈 생산방식으로. 그리고 그 필요조건으로 다능공화, 정보 시스템에 의한 정보 공유, 자율협조로의 의식개혁 세 가지를 든다. 공정편성의 재구축은 기계 배치의 문제로 시작해 결국 조직과 사람의 문제에 닿는다 — 이 통찰은 6장의 변화관리 논의와 이 장을 잇는 다리다.</w:t>
+      </w:r>
+    </w:p>
+    <w:p>
+      <w:pPr>
+        <w:pStyle w:val="BodyText"/>
+      </w:pPr>
+      <w:r>
+        <w:t xml:space="preserve">한편 고전은 재구축의 실무 절차도 남겼다.</w:t>
+      </w:r>
+      <w:r>
+        <w:t xml:space="preserve"> </w:t>
+      </w:r>
+      <w:r>
+        <w:t xml:space="preserve">‘</w:t>
+      </w:r>
+      <w:r>
+        <w:t xml:space="preserve">공정 분해</w:t>
+      </w:r>
+      <w:r>
+        <w:t xml:space="preserve">’</w:t>
+      </w:r>
+      <w:r>
+        <w:t xml:space="preserve"> </w:t>
+      </w:r>
+      <w:r>
+        <w:t xml:space="preserve">— 현장의 하는 방법을 일단 백지화하고 요소로 해체한 뒤, 공정의 목적(있어야 할 기능)을 추구하고, 개선 단면을 발견하고, 흐름을 구상하고, 새 레이아웃안을 만들고, 효과를 예상한다는 순서다. 이 절차의 마지막 두 걸음 — 새 레이아웃안 작성과 효과 예상 — 이 바로 다음 절의 주제다. 고전의 시대에 효과 예상은 계산 용지와 경험의 몫이었다. 지금 우리는 다른 도구를 갖고 있다.</w:t>
+      </w:r>
+    </w:p>
+    <w:bookmarkEnd w:id="162"/>
+    <w:bookmarkEnd w:id="163"/>
+    <w:bookmarkStart w:id="166" w:name="편성-대안을-디지털-트윈에서-실험한다"/>
+    <w:p>
+      <w:pPr>
+        <w:pStyle w:val="Heading2"/>
+      </w:pPr>
+      <w:r>
         <w:t xml:space="preserve">7.3 편성 대안을 디지털 트윈에서 실험한다</w:t>
       </w:r>
     </w:p>
-    <w:bookmarkStart w:id="158" w:name="온톨로지-지식그래프-요약-실험장의-뼈대"/>
+    <w:bookmarkStart w:id="164" w:name="온톨로지-지식그래프-요약-실험장의-뼈대"/>
     <w:p>
       <w:pPr>
         <w:pStyle w:val="Heading3"/>
@@ -15161,8 +15185,8 @@
         <w:t xml:space="preserve">같은 질문이 한 번의 경로 탐색이 되는 구조다. LLM은 이 그래프와 상호 보완 관계에 있다. 그래프는 LLM의 환각을 억제하는 사실의 척추가 되고, LLM은 비정형 텍스트에서 그래프를 길어 올리며 자연어 질문을 그래프 질의로 번역한다(Edge et al., 2024; Pan et al., 2024) — 이것이 GraphRAG의 요지다. 그리고 디지털 트윈은 이 그래프에 두 능력이 더해진 상태다. 동기화 — 물리 세계의 사건이 지체 없이 그래프의 상태 변화로 반영되는 것(물리 대상-가상 모델-데이터 연결의 3요소; Grieves, 2014; Glaessgen &amp; Stargel, 2012), 그리고 시뮬레이션 — 그래프의 현재 상태에 가상의 사건을 주입해 파급을 계산하는 것. 데이터 흐름이 양방향 자동일 때만 트윈이라 부를 수 있다는 구분(Kritzinger et al., 2018)은 이 책의 환류 루프와 정확히 겹친다.</w:t>
       </w:r>
     </w:p>
-    <w:bookmarkEnd w:id="158"/>
-    <w:bookmarkStart w:id="159" w:name="what-if-편성-재구축이라는-최고난도-질문"/>
+    <w:bookmarkEnd w:id="164"/>
+    <w:bookmarkStart w:id="165" w:name="what-if-편성-재구축이라는-최고난도-질문"/>
     <w:p>
       <w:pPr>
         <w:pStyle w:val="Heading3"/>
@@ -15205,9 +15229,9 @@
         <w:t xml:space="preserve">서두의 판금가공 회사로 돌아가 보자. 오늘의 도구로 그 침묵의 순간을 다시 구성하면 이렇게 된다. PQ 분석이 상위 12품목(품목 수 8%, 물량 61%)의 반복 생산성을 드러내고, LLM이 세 개의 편성 대안 — ①상위 품목 전용 라인 분리, ②그룹 테크놀로지 셀 2개 신설, ③현행 유지+병목 공정 설비 1대 증설 — 을 그래프 위의 변경안으로 작성한다. 시뮬레이션 성적표: ①은 리드타임 -38%이나 소량품 쪽 유연성 저하, ③은 투자 대비 개선 -9%에 그침(병목이 후공정으로 이동), ②가 리드타임 -31%, 납기준수율 +5.2%p로 균형 최적. 공장장은 여전히 결정의 무게를 진다 — 그러나 이제 도박이 아니라 실험 결과 위에서 진다. 결정이 승인되면 새 라우팅과 작업구역(Work Center) 마스터가 Odoo로 환류되고, 이행 기간의 관리도가 신설되어 예상과 실측의 차이가 다음 학습으로 남는다. 편성 재구축조차 DMAIC 루프의 한 회전이 되는 것이다.</w:t>
       </w:r>
     </w:p>
-    <w:bookmarkEnd w:id="159"/>
-    <w:bookmarkEnd w:id="160"/>
-    <w:bookmarkStart w:id="164" w:name="예측-플랫폼의-완성-아키텍처-총괄과-성숙도"/>
+    <w:bookmarkEnd w:id="165"/>
+    <w:bookmarkEnd w:id="166"/>
+    <w:bookmarkStart w:id="173" w:name="예측-플랫폼의-완성-아키텍처-총괄과-성숙도"/>
     <w:p>
       <w:pPr>
         <w:pStyle w:val="Heading2"/>
@@ -15216,7 +15240,62 @@
         <w:t xml:space="preserve">7.4 예측 플랫폼의 완성: 아키텍처 총괄과 성숙도</w:t>
       </w:r>
     </w:p>
-    <w:bookmarkStart w:id="161" w:name="부의-결론-그림"/>
+    <w:p>
+      <w:pPr>
+        <w:pStyle w:val="CaptionedFigure"/>
+      </w:pPr>
+      <w:r>
+        <w:drawing>
+          <wp:inline>
+            <wp:extent cx="4206240" cy="3132306"/>
+            <wp:effectExtent b="0" l="0" r="0" t="0"/>
+            <wp:docPr descr="그림 7-3. 예측 플랫폼 통합 아키텍처 — 1부의 결론 그림" title="" id="168" name="Picture"/>
+            <a:graphic>
+              <a:graphicData uri="http://schemas.openxmlformats.org/drawingml/2006/picture">
+                <pic:pic>
+                  <pic:nvPicPr>
+                    <pic:cNvPr descr="figures/fig_73_platform.png" id="169" name="Picture"/>
+                    <pic:cNvPicPr>
+                      <a:picLocks noChangeArrowheads="1" noChangeAspect="1"/>
+                    </pic:cNvPicPr>
+                  </pic:nvPicPr>
+                  <pic:blipFill>
+                    <a:blip r:embed="rId167"/>
+                    <a:stretch>
+                      <a:fillRect/>
+                    </a:stretch>
+                  </pic:blipFill>
+                  <pic:spPr bwMode="auto">
+                    <a:xfrm>
+                      <a:off x="0" y="0"/>
+                      <a:ext cx="4206240" cy="3132306"/>
+                    </a:xfrm>
+                    <a:prstGeom prst="rect">
+                      <a:avLst/>
+                    </a:prstGeom>
+                    <a:noFill/>
+                    <a:ln w="9525">
+                      <a:noFill/>
+                      <a:headEnd/>
+                      <a:tailEnd/>
+                    </a:ln>
+                  </pic:spPr>
+                </pic:pic>
+              </a:graphicData>
+            </a:graphic>
+          </wp:inline>
+        </w:drawing>
+      </w:r>
+    </w:p>
+    <w:p>
+      <w:pPr>
+        <w:pStyle w:val="ImageCaption"/>
+      </w:pPr>
+      <w:r>
+        <w:t xml:space="preserve">그림 7-3. 예측 플랫폼 통합 아키텍처 — 1부의 결론 그림</w:t>
+      </w:r>
+    </w:p>
+    <w:bookmarkStart w:id="170" w:name="부의-결론-그림"/>
     <w:p>
       <w:pPr>
         <w:pStyle w:val="Heading3"/>
@@ -15441,8 +15520,8 @@
         <w:t xml:space="preserve">읽는 방향은 아래에서 위로, 그리고 다시 아래로다. 현장의 3정5S(2장)가 데이터 품질의 원점을 만들고, 눈으로 보는 관리의 디지털 전환(3장)이 실시간 수집을 만들며, Odoo가 단일 원천으로 기록하고(1장), 부품전개와 일정계획(4장)이 frePPLe와 함께 계획을 만들고, n8n이 데이터를 그래프로 올리고 판단을 현장으로 내리며, 온톨로지 지식그래프 위의 디지털 트윈이 What-if의 실험장이 되고(7장), 그 전체를 LLM 에이전트의 DMAIC 루프(5장)가 상시로 돈다. 어느 층도 건너뛸 수 없다. 아래층의 품질이 위층의 지능의 상한이다.</w:t>
       </w:r>
     </w:p>
-    <w:bookmarkEnd w:id="161"/>
-    <w:bookmarkStart w:id="162" w:name="성숙도-5단계-어디까지-왔고-어디로-가는가"/>
+    <w:bookmarkEnd w:id="170"/>
+    <w:bookmarkStart w:id="171" w:name="성숙도-5단계-어디까지-왔고-어디로-가는가"/>
     <w:p>
       <w:pPr>
         <w:pStyle w:val="Heading3"/>
@@ -15814,8 +15893,8 @@
         <w:t xml:space="preserve">라는 통찰의 우리 시대 버전이다.</w:t>
       </w:r>
     </w:p>
-    <w:bookmarkEnd w:id="162"/>
-    <w:bookmarkStart w:id="163" w:name="부의-결산-2부의-예고"/>
+    <w:bookmarkEnd w:id="171"/>
+    <w:bookmarkStart w:id="172" w:name="부의-결산-2부의-예고"/>
     <w:p>
       <w:pPr>
         <w:pStyle w:val="Heading3"/>
@@ -15832,9 +15911,9 @@
         <w:t xml:space="preserve">1부를 관통한 명제로 결산을 대신한다. 현장의 원칙은 변하지 않았다. 정위치·정품·정량은 데이터의 세계에서도 품질의 원점이고, 눈으로 보는 관리는 실시간 가시화와 추론으로 확장되었으며, QC 스토리의 나선은 LLM이 상시로 돌리는 DMAIC 루프가 되었고, 공정편성 재구축이라는 최고난도의 의사결정조차 온톨로지 그래프 위의 실험이 되었다. 원칙을 실행하는 주체가 사람의 눈에서 데이터의 루프로 확장되었을 뿐이다. 남은 질문은 실장(實裝)이다. 이 아키텍처의 토대인 Odoo는 실제로 어떤 모듈로 구성되어 있고, 각 모듈은 무엇을 잘하고 무엇이 부족하며, 어디를 어떻게 보완해야 예측 플랫폼의 부품이 되는가. 2부에서는 웹사이트 빌더와 이커머스, CRM, 판매, 매입, 재고 관리, 제조 관리, 회계, 그리고 AI와 지식센터까지 — Odoo를 모듈 단위로 해부한다.</w:t>
       </w:r>
     </w:p>
-    <w:bookmarkEnd w:id="163"/>
-    <w:bookmarkEnd w:id="164"/>
-    <w:bookmarkStart w:id="165" w:name="핵심-요약-6"/>
+    <w:bookmarkEnd w:id="172"/>
+    <w:bookmarkEnd w:id="173"/>
+    <w:bookmarkStart w:id="174" w:name="핵심-요약-6"/>
     <w:p>
       <w:pPr>
         <w:pStyle w:val="Heading2"/>
@@ -15927,8 +16006,8 @@
         <w:t xml:space="preserve">성숙도는 기술→진단→예측→처방→자율의 5단계 사다리를 건너뛰지 않고 오른다. 자율은 사람의 소멸이 아니라 신뢰의 축적이며, 이는 고전이 그린 ’컴퓨터로 무장한 자율협조 생산방식’의 완성형이다.</w:t>
       </w:r>
     </w:p>
-    <w:bookmarkEnd w:id="165"/>
-    <w:bookmarkStart w:id="166" w:name="이-장의-참고문헌-6"/>
+    <w:bookmarkEnd w:id="174"/>
+    <w:bookmarkStart w:id="175" w:name="이-장의-참고문헌-6"/>
     <w:p>
       <w:pPr>
         <w:pStyle w:val="Heading2"/>
@@ -16173,9 +16252,9 @@
         <w:t xml:space="preserve">일본 생산관리 고전. 『다품종소량·수주생산의 생산관리』 (본서 연구자료).</w:t>
       </w:r>
     </w:p>
-    <w:bookmarkEnd w:id="166"/>
-    <w:bookmarkEnd w:id="167"/>
-    <w:bookmarkStart w:id="168" w:name="제2부.-odoo-플랫폼과-지능형-erp의-적용-모듈별-경영컨설팅"/>
+    <w:bookmarkEnd w:id="175"/>
+    <w:bookmarkEnd w:id="176"/>
+    <w:bookmarkStart w:id="177" w:name="제2부.-odoo-플랫폼과-지능형-erp의-적용-모듈별-경영컨설팅"/>
     <w:p>
       <w:pPr>
         <w:pStyle w:val="Heading1"/>
@@ -16192,8 +16271,8 @@
         <w:t xml:space="preserve">제1부가 방법론이라면 제2부는 적용이다. Odoo의 각 모듈을 컨설팅의 언어로 다시 읽는다 — 이 모듈은 어떤 경영 질문에 답하는가, 어떤 데이터를 3정5S로 정비해야 하는가, 눈으로 보는 관리의 세 단계는 어떻게 구현되는가, DMAIC 루프와 지능형 AI는 무엇을 더하는가, 그리고 컨설턴트는 무엇을 진단하고 어떤 순서로 구축하며 무엇으로 성공을 판정하는가. 웹사이트에서 회계까지, 그리고 Odoo AI와 서드브레인 부스터까지 — 플랫폼 전체를 경영의 지도 위에 올린다.</w:t>
       </w:r>
     </w:p>
-    <w:bookmarkEnd w:id="168"/>
-    <w:bookmarkStart w:id="184" w:name="제8장.-odoo-플랫폼-총론-왜-단일-플랫폼인가-그리고-컨설팅-구조"/>
+    <w:bookmarkEnd w:id="177"/>
+    <w:bookmarkStart w:id="196" w:name="제8장.-odoo-플랫폼-총론-왜-단일-플랫폼인가-그리고-컨설팅-구조"/>
     <w:p>
       <w:pPr>
         <w:pStyle w:val="Heading1"/>
@@ -16222,7 +16301,7 @@
         <w:t xml:space="preserve">— Fabien Pinckaers, Odoo 창업자</w:t>
       </w:r>
     </w:p>
-    <w:bookmarkStart w:id="169" w:name="여덟-번째-장에서-다시-시작하는-이유"/>
+    <w:bookmarkStart w:id="178" w:name="여덟-번째-장에서-다시-시작하는-이유"/>
     <w:p>
       <w:pPr>
         <w:pStyle w:val="Heading2"/>
@@ -16351,8 +16430,8 @@
         <w:t xml:space="preserve">이라는 아키텍처가 1부 방법론의 언어로 무엇을 의미하는지 — 데이터 정위치의 플랫폼적 보장 — 를 해석한다. 셋째, 이후 아홉 개 장을 읽는 렌즈로서 1부 방법론을 요약하고, 모듈 장 공통의 8절 컨설팅 구조를 제시한다. 넷째, 전 모듈을 가치사슬 위에 배치한 모듈 지도와 함께, 컨설턴트가 Odoo를 검토·선택할 때의 기준을 정리한다.</w:t>
       </w:r>
     </w:p>
-    <w:bookmarkEnd w:id="169"/>
-    <w:bookmarkStart w:id="172" w:name="플랫폼의-초상-역사-두-에디션-생태계"/>
+    <w:bookmarkEnd w:id="178"/>
+    <w:bookmarkStart w:id="181" w:name="플랫폼의-초상-역사-두-에디션-생태계"/>
     <w:p>
       <w:pPr>
         <w:pStyle w:val="Heading2"/>
@@ -16361,7 +16440,7 @@
         <w:t xml:space="preserve">8.2 플랫폼의 초상: 역사, 두 에디션, 생태계</w:t>
       </w:r>
     </w:p>
-    <w:bookmarkStart w:id="170" w:name="tinyerp에서-유니콘까지"/>
+    <w:bookmarkStart w:id="179" w:name="tinyerp에서-유니콘까지"/>
     <w:p>
       <w:pPr>
         <w:pStyle w:val="Heading3"/>
@@ -16609,8 +16688,8 @@
         </w:tc>
       </w:tr>
     </w:tbl>
-    <w:bookmarkEnd w:id="170"/>
-    <w:bookmarkStart w:id="171" w:name="ce와-ee-에디션은-수단이고-데이터는-목적이다"/>
+    <w:bookmarkEnd w:id="179"/>
+    <w:bookmarkStart w:id="180" w:name="ce와-ee-에디션은-수단이고-데이터는-목적이다"/>
     <w:p>
       <w:pPr>
         <w:pStyle w:val="Heading3"/>
@@ -16643,9 +16722,9 @@
         <w:t xml:space="preserve">생태계는 플랫폼 수명의 담보다. 전 세계 수천 개의 공식 파트너(공식 디렉터리 기준 약 4천 개사, 집계에 따라 그 이상으로 보고되기도 한다)가 구축과 교육을 담당하고, OCA는 수백 개의 검증된 커뮤니티 모듈로 CE 기반 구축에서 EE 기능의 상당 부분을 대체하는 공공재 역할을 하며, 앱 스토어에는 1만 6천 개가 넘는 서드파티 모듈이 국가별 로컬라이제이션과 산업 특화 기능을 제공한다. 반면 한국의 파트너 저변은 아직 얇다. Odoo는 한국 지사 없이 홍콩 지사가 원격 담당하며, 국내 ERP 시장은 한국IDC 집계(2024년 신규 계약 매출 기준)로 SAP 19.6%, 더존비즈온 14.7%, 영림원소프트랩 4.5%의 구도다. 이 공백은 리스크인 동시에, 국내 지배적 사업자들이 커버하지 못하는 ’전 부문 통합 + 오픈소스 + AI 확장 자유’라는 포지션이 비어 있다는 기회이기도 하다. 2025년 Odoo와 국내 IT 프로젝트 플랫폼 위시켓의 파트너십처럼 구독형 모델과 국내 개발자 풀을 결합하려는 움직임도 시작되었다.</w:t>
       </w:r>
     </w:p>
-    <w:bookmarkEnd w:id="171"/>
-    <w:bookmarkEnd w:id="172"/>
-    <w:bookmarkStart w:id="175" w:name="단일-postgresql-위의-70개-앱-데이터-정위치의-플랫폼적-보장"/>
+    <w:bookmarkEnd w:id="180"/>
+    <w:bookmarkEnd w:id="181"/>
+    <w:bookmarkStart w:id="184" w:name="단일-postgresql-위의-70개-앱-데이터-정위치의-플랫폼적-보장"/>
     <w:p>
       <w:pPr>
         <w:pStyle w:val="Heading2"/>
@@ -16654,7 +16733,7 @@
         <w:t xml:space="preserve">8.3 단일 PostgreSQL 위의 70개 앱: 데이터 정위치의 플랫폼적 보장</w:t>
       </w:r>
     </w:p>
-    <w:bookmarkStart w:id="173" w:name="아키텍처-한-문장의-철학적-무게"/>
+    <w:bookmarkStart w:id="182" w:name="아키텍처-한-문장의-철학적-무게"/>
     <w:p>
       <w:pPr>
         <w:pStyle w:val="Heading3"/>
@@ -16717,8 +16796,8 @@
         <w:t xml:space="preserve">라는 연결 질문에 즉답이 나오는 것은 통합의 깊이가 다르기 때문이다. 그리고 7장의 온톨로지 관점에서 보면, Odoo의 ORM 스키마 — 모델과 필드와 관계 필드 — 는 이미 기업 활동의 스키마이며, 서드브레인 구축은 흩어진 것을 잇는 작업이 아니라 이미 이어진 관계형 스키마를 의미 기반 그래프로 승격시키는 작업이 된다. 온톨로지는 단일 원천 위에서만 모래성이 아니다.</w:t>
       </w:r>
     </w:p>
-    <w:bookmarkEnd w:id="173"/>
-    <w:bookmarkStart w:id="174" w:name="플랫폼이-보장하는-것과-보장하지-않는-것"/>
+    <w:bookmarkEnd w:id="182"/>
+    <w:bookmarkStart w:id="183" w:name="플랫폼이-보장하는-것과-보장하지-않는-것"/>
     <w:p>
       <w:pPr>
         <w:pStyle w:val="Heading3"/>
@@ -16768,9 +16847,9 @@
         <w:t xml:space="preserve">통합의 효과는 도입 기업들의 증언에서 일관되게 확인된다. 스위스의 침구 제조사 Albis Bettwarenfabrik은 제품 1,900종과 변형 5,600개 이상을 고립된 레거시 시스템들에서 관리하다가 구매·제조·재고·회계를 Odoo 단일 플랫폼으로 통합했고, 주문 접수 즉시 자재 소요량이 자동 산출되는 데이터 기반 수요계획을 구현했다(Odoo 공식 고객 사례, 2024). 독일의 센서 제조사 Kompass GmbH는 다단계 BOM을 제한 없이 매핑해 재고의 사각지대를 제거하고 제조 부문 생산성을 최대 50% 끌어올렸다고 보고한다(Odoo 공식 고객 사례). 개별 기능의 우수성이 아니라 하나의 원장이라는 사실 자체가 성과의 원천이라는 점에서, 두 사례는 이 절의 논지에 대한 현장의 방증이다.</w:t>
       </w:r>
     </w:p>
-    <w:bookmarkEnd w:id="174"/>
-    <w:bookmarkEnd w:id="175"/>
-    <w:bookmarkStart w:id="178" w:name="부를-읽는-렌즈-1부-방법론-요약과-공통-8절-구조"/>
+    <w:bookmarkEnd w:id="183"/>
+    <w:bookmarkEnd w:id="184"/>
+    <w:bookmarkStart w:id="187" w:name="부를-읽는-렌즈-1부-방법론-요약과-공통-8절-구조"/>
     <w:p>
       <w:pPr>
         <w:pStyle w:val="Heading2"/>
@@ -16779,7 +16858,7 @@
         <w:t xml:space="preserve">8.4 2부를 읽는 렌즈: 1부 방법론 요약과 공통 8절 구조</w:t>
       </w:r>
     </w:p>
-    <w:bookmarkStart w:id="176" w:name="다섯-개의-방법론-하나의-관통-원리"/>
+    <w:bookmarkStart w:id="185" w:name="다섯-개의-방법론-하나의-관통-원리"/>
     <w:p>
       <w:pPr>
         <w:pStyle w:val="Heading3"/>
@@ -17048,8 +17127,8 @@
         <w:t xml:space="preserve">이 다섯을 관통하는 원리는 하나다. 데이터는 위로, 판단은 아래로. 현장과 고객 접점에서 발생 시점에 수집된 데이터가 정돈된 코드 위로 흘러 올라가 학습과 추론의 재료가 되고, 그 추론의 결과가 파라미터와 규칙과 브리핑의 형태로 현장에 되돌아온다. Odoo의 각 모듈은 이 환류 루프의 마디들이며, 2부는 모듈이라는 마디 하나하나에서 루프를 어떻게 설계하는가를 다룬다.</w:t>
       </w:r>
     </w:p>
-    <w:bookmarkEnd w:id="176"/>
-    <w:bookmarkStart w:id="177" w:name="모듈-장-공통-8절-구조"/>
+    <w:bookmarkEnd w:id="185"/>
+    <w:bookmarkStart w:id="186" w:name="모듈-장-공통-8절-구조"/>
     <w:p>
       <w:pPr>
         <w:pStyle w:val="Heading3"/>
@@ -17250,9 +17329,9 @@
         <w:t xml:space="preserve">이 8절 구조는 독서의 편의 장치이기 이전에 컨설팅의 작업 순서다. 실제 프로젝트에서 컨설턴트는 모듈을 이 순서로 다룬다 — 고객의 경영 질문을 확정하고(1절), 도구의 가능 범위를 확인하고(2절), 데이터의 지반을 다지고(3절), 가시화와 경보를 세우고(4절), 개선 루프를 한 바퀴 돌려 보이고(5절), 지능화의 다음 단계를 설계하고(6절), 이 전체를 일정과 판정 기준이 있는 계획으로 만들며(7절), 마지막으로 고객이 감수할 한계를 서면으로 남긴다(8절). 따라서 각 장은 그 자체로 해당 모듈의 컨설팅 제안서 골격이기도 하다. 독자가 자사에 특정 모듈만 도입하려 한다면 해당 장의 8개 절을 그대로 프로젝트 문서의 목차로 옮겨도 무방하도록 썼다.</w:t>
       </w:r>
     </w:p>
-    <w:bookmarkEnd w:id="177"/>
-    <w:bookmarkEnd w:id="178"/>
-    <w:bookmarkStart w:id="179" w:name="모듈-지도-가치사슬-위의-배치"/>
+    <w:bookmarkEnd w:id="186"/>
+    <w:bookmarkEnd w:id="187"/>
+    <w:bookmarkStart w:id="191" w:name="모듈-지도-가치사슬-위의-배치"/>
     <w:p>
       <w:pPr>
         <w:pStyle w:val="Heading2"/>
@@ -17263,7 +17342,62 @@
     </w:p>
     <w:p>
       <w:pPr>
-        <w:pStyle w:val="FirstParagraph"/>
+        <w:pStyle w:val="CaptionedFigure"/>
+      </w:pPr>
+      <w:r>
+        <w:drawing>
+          <wp:inline>
+            <wp:extent cx="4206240" cy="2355494"/>
+            <wp:effectExtent b="0" l="0" r="0" t="0"/>
+            <wp:docPr descr="그림 8-1. 가치사슬 위의 Odoo 모듈 지도 — 제2부를 읽는 안내 지도" title="" id="189" name="Picture"/>
+            <a:graphic>
+              <a:graphicData uri="http://schemas.openxmlformats.org/drawingml/2006/picture">
+                <pic:pic>
+                  <pic:nvPicPr>
+                    <pic:cNvPr descr="figures/fig_81_module_map.png" id="190" name="Picture"/>
+                    <pic:cNvPicPr>
+                      <a:picLocks noChangeArrowheads="1" noChangeAspect="1"/>
+                    </pic:cNvPicPr>
+                  </pic:nvPicPr>
+                  <pic:blipFill>
+                    <a:blip r:embed="rId188"/>
+                    <a:stretch>
+                      <a:fillRect/>
+                    </a:stretch>
+                  </pic:blipFill>
+                  <pic:spPr bwMode="auto">
+                    <a:xfrm>
+                      <a:off x="0" y="0"/>
+                      <a:ext cx="4206240" cy="2355494"/>
+                    </a:xfrm>
+                    <a:prstGeom prst="rect">
+                      <a:avLst/>
+                    </a:prstGeom>
+                    <a:noFill/>
+                    <a:ln w="9525">
+                      <a:noFill/>
+                      <a:headEnd/>
+                      <a:tailEnd/>
+                    </a:ln>
+                  </pic:spPr>
+                </pic:pic>
+              </a:graphicData>
+            </a:graphic>
+          </wp:inline>
+        </w:drawing>
+      </w:r>
+    </w:p>
+    <w:p>
+      <w:pPr>
+        <w:pStyle w:val="ImageCaption"/>
+      </w:pPr>
+      <w:r>
+        <w:t xml:space="preserve">그림 8-1. 가치사슬 위의 Odoo 모듈 지도 — 제2부를 읽는 안내 지도</w:t>
+      </w:r>
+    </w:p>
+    <w:p>
+      <w:pPr>
+        <w:pStyle w:val="BodyText"/>
       </w:pPr>
       <w:r>
         <w:t xml:space="preserve">포터의 가치사슬(value chain)은 기업 활동을 본원적 활동과 지원 활동으로 분해해 어느 활동이 마진을 만드는지를 보는 틀이다(Porter, 1985). Odoo의 모듈들을 이 사슬 위에 배치하면 2부의 지도가 그려진다. 고객이 기업을 처음 만나는 접점에서 출발해, 수요가 공급을 당기는 방향으로 사슬을 거슬러 올라가고, 모든 활동이 화폐 단위로 집계되는 회계에서 합류하며, 그 전체 위에 지능 계층이 얹힌다.</w:t>
@@ -17979,8 +18113,8 @@
         <w:t xml:space="preserve">이 지도에서 세 가지를 읽어야 한다. 첫째, 데이터의 흐름은 사슬을 관통한다. 웹의 방문 이벤트가 판매 주문이 되고, 주문이 재고를 예약하고, 재고가 제조와 구매를 당기고, 모든 것이 회계 전표로 마감되는 단일 원장의 흐름이 모듈 경계에서 끊기지 않는다(17장에서 이 흐름도를 종합한다). 둘째, 인사·프로젝트·POS·마케팅 등 이 책이 별도의 장으로 다루지 않는 앱들도 같은 원장 위에 있으며, 각 장의 원리는 그 앱들에 유추 적용된다. 셋째, 지능 계층(15~16장)은 특정 모듈이 아니라 사슬 전체를 덮는다. 각 모듈 장의 6절(AI 적용 포인트)은 이 계층의 모듈별 착륙 지점이다.</w:t>
       </w:r>
     </w:p>
-    <w:bookmarkEnd w:id="179"/>
-    <w:bookmarkStart w:id="180" w:name="도입-원칙-단일-플랫폼에서-시작해-모듈로-확장한다"/>
+    <w:bookmarkEnd w:id="191"/>
+    <w:bookmarkStart w:id="192" w:name="도입-원칙-단일-플랫폼에서-시작해-모듈로-확장한다"/>
     <w:p>
       <w:pPr>
         <w:pStyle w:val="Heading2"/>
@@ -18059,8 +18193,8 @@
         <w:t xml:space="preserve">시작 모듈의 선택은 업종과 병목이 결정한다. 온라인 판매 중심 기업은 9장의 이커머스와 12장의 재고에서, 수주형 제조기업은 10장의 판매와 13장의 제조에서, 관리 부문의 마감 부담이 병목인 기업은 14장의 회계에서 시작하는 것이 통례이며, 업종·규모별 3종 시나리오는 17장에서 종합한다. 어느 경로든 불변의 선행 조건은 하나다. 첫 모듈을 열기 전에 그 모듈의 기준정보에 2장의 3정5S를 적용하는 것 — 6장 로드맵의 1~2단계(진단과 기반)가 모듈 도입의 0주차라는 사실이다.</w:t>
       </w:r>
     </w:p>
-    <w:bookmarkEnd w:id="180"/>
-    <w:bookmarkStart w:id="181" w:name="컨설턴트의-검토-기준-무엇을-보고-odoo를-선택하는가"/>
+    <w:bookmarkEnd w:id="192"/>
+    <w:bookmarkStart w:id="193" w:name="컨설턴트의-검토-기준-무엇을-보고-odoo를-선택하는가"/>
     <w:p>
       <w:pPr>
         <w:pStyle w:val="Heading2"/>
@@ -18504,8 +18638,8 @@
         <w:t xml:space="preserve">이 아홉 가지가 모두 긍정으로 답해질 때 Odoo는 단순한 소프트웨어 선택이 아니라, 1부에서 설계한 지능형 ERP — 수집·학습·추론·환류의 루프가 도는 판단 시스템 — 의 토대가 된다. 그 토대 위에서 무엇이 어떻게 세워지는가. 다음 장부터, 고객이 기업을 처음 만나는 지점인 웹사이트와 이커머스에서 시작한다.</w:t>
       </w:r>
     </w:p>
-    <w:bookmarkEnd w:id="181"/>
-    <w:bookmarkStart w:id="182" w:name="핵심-요약-7"/>
+    <w:bookmarkEnd w:id="193"/>
+    <w:bookmarkStart w:id="194" w:name="핵심-요약-7"/>
     <w:p>
       <w:pPr>
         <w:pStyle w:val="Heading2"/>
@@ -18613,8 +18747,8 @@
         <w:t xml:space="preserve">컨설턴트의 검토 기준은 구조(단일 원천의 성립), 확장(부스터를 위한 개방성), 리스크(커스터마이징 거버넌스·업그레이드 비용·한국 로컬라이제이션)의 3면 검토이며, 아홉 항목 체크리스트로 판정한다.</w:t>
       </w:r>
     </w:p>
-    <w:bookmarkEnd w:id="182"/>
-    <w:bookmarkStart w:id="183" w:name="이-장의-참고문헌-7"/>
+    <w:bookmarkEnd w:id="194"/>
+    <w:bookmarkStart w:id="195" w:name="이-장의-참고문헌-7"/>
     <w:p>
       <w:pPr>
         <w:pStyle w:val="Heading2"/>
@@ -18851,9 +18985,9 @@
         <w:t xml:space="preserve">이 책 1부 1~7장 — 지능형 ERP 컨설팅 방법론.</w:t>
       </w:r>
     </w:p>
-    <w:bookmarkEnd w:id="183"/>
-    <w:bookmarkEnd w:id="184"/>
-    <w:bookmarkStart w:id="200" w:name="제9장.-웹사이트이커머스-고객-접점의-컨설팅"/>
+    <w:bookmarkEnd w:id="195"/>
+    <w:bookmarkEnd w:id="196"/>
+    <w:bookmarkStart w:id="212" w:name="제9장.-웹사이트이커머스-고객-접점의-컨설팅"/>
     <w:p>
       <w:pPr>
         <w:pStyle w:val="Heading1"/>
@@ -18882,7 +19016,7 @@
         <w:t xml:space="preserve">— Jacob Grundy, 의류 소매업 IT &amp; 시스템 매니저 (Odoo 공식 소개자료)</w:t>
       </w:r>
     </w:p>
-    <w:bookmarkStart w:id="185" w:name="경영의-질문-고객은-어디서-오고-왜-사지-않는가"/>
+    <w:bookmarkStart w:id="197" w:name="경영의-질문-고객은-어디서-오고-왜-사지-않는가"/>
     <w:p>
       <w:pPr>
         <w:pStyle w:val="Heading2"/>
@@ -18963,8 +19097,8 @@
         <w:t xml:space="preserve">라는 단순한 연결 질문조차 답할 수 없는 질문이 된다. 8장에서 논한 단일 원장의 가치가 가장 선명하게 드러나는 곳이 바로 이 고객 접점이다.</w:t>
       </w:r>
     </w:p>
-    <w:bookmarkEnd w:id="185"/>
-    <w:bookmarkStart w:id="186" w:name="기능-해부-접점-구축과-자동-연동의-도구"/>
+    <w:bookmarkEnd w:id="197"/>
+    <w:bookmarkStart w:id="198" w:name="기능-해부-접점-구축과-자동-연동의-도구"/>
     <w:p>
       <w:pPr>
         <w:pStyle w:val="Heading2"/>
@@ -19060,8 +19194,8 @@
         <w:t xml:space="preserve">기능의 목록은 여기까지로 충분하다. 컨설팅의 관점에서 기억할 것은 두 문장이다. 이 모듈은 사이트를 만들어 주지만 트래픽을 만들어 주지는 않는다. 그리고 이 모듈이 만드는 진짜 자산은 페이지가 아니라, 방문에서 결제까지의 행동 데이터가 거래 원장과 같은 데이터베이스에 쌓인다는 사실이다.</w:t>
       </w:r>
     </w:p>
-    <w:bookmarkEnd w:id="186"/>
-    <w:bookmarkStart w:id="189" w:name="데이터-지도와-3정5s-고객-행동-데이터의-정비"/>
+    <w:bookmarkEnd w:id="198"/>
+    <w:bookmarkStart w:id="201" w:name="데이터-지도와-3정5s-고객-행동-데이터의-정비"/>
     <w:p>
       <w:pPr>
         <w:pStyle w:val="Heading2"/>
@@ -19070,7 +19204,7 @@
         <w:t xml:space="preserve">9.3 데이터 지도와 3정5S: 고객 행동 데이터의 정비</w:t>
       </w:r>
     </w:p>
-    <w:bookmarkStart w:id="187" w:name="이-모듈의-데이터-지도"/>
+    <w:bookmarkStart w:id="199" w:name="이-모듈의-데이터-지도"/>
     <w:p>
       <w:pPr>
         <w:pStyle w:val="Heading3"/>
@@ -19529,8 +19663,8 @@
         <w:t xml:space="preserve">이 지도에서 3정의 의미를 먼저 정의한다. 이 모듈에서 데이터의 정위치란 모든 채널의 주문과 고객이 Odoo의 단일 레코드로 수렴하는 것이다 — 자사몰 주문과 오픈마켓 주문이 다른 시스템에 살면 정위치가 무너진다. 정품이란 사이트에 표시되는 상품 정보가 제품 마스터의 표준 표기와 실물에 일치하는 것이다 — 상세페이지의 규격과 마스터의 규격이 다르면 반품과 CS가 그 어긋남을 청구서로 만들어 돌아온다. 정량이란 사이트가 표시하는 가용 재고가 창고 실물과 일치하는 것이다 — 이것이 무너지면 품절 상품이 팔리고(고객 이탈), 있는 상품이 품절로 표시된다(기회 손실).</w:t>
       </w:r>
     </w:p>
-    <w:bookmarkEnd w:id="187"/>
-    <w:bookmarkStart w:id="188" w:name="데이터-5s-체크포인트"/>
+    <w:bookmarkEnd w:id="199"/>
+    <w:bookmarkStart w:id="200" w:name="데이터-5s-체크포인트"/>
     <w:p>
       <w:pPr>
         <w:pStyle w:val="Heading3"/>
@@ -19570,9 +19704,9 @@
         <w:t xml:space="preserve">행동 데이터에는 하나의 원칙을 더한다. 개인정보의 3정이다. 방문·행동 데이터의 수집 범위와 보존 기간, 동의 체계를 설계 단계에서 확정하는 것은 규제 대응이기 이전에 데이터 정품의 문제다. 동의 없이 수집된 데이터는 쓸 수 없는 데이터이며, 쓸 수 없는 데이터는 불용 재고와 같다.</w:t>
       </w:r>
     </w:p>
-    <w:bookmarkEnd w:id="188"/>
-    <w:bookmarkEnd w:id="189"/>
-    <w:bookmarkStart w:id="190" w:name="눈으로-보는-관리의-적용-퍼널이-보이고-이탈이-말하고-전환이-추론된다"/>
+    <w:bookmarkEnd w:id="200"/>
+    <w:bookmarkEnd w:id="201"/>
+    <w:bookmarkStart w:id="202" w:name="눈으로-보는-관리의-적용-퍼널이-보이고-이탈이-말하고-전환이-추론된다"/>
     <w:p>
       <w:pPr>
         <w:pStyle w:val="Heading2"/>
@@ -19837,8 +19971,8 @@
         </w:tc>
       </w:tr>
     </w:tbl>
-    <w:bookmarkEnd w:id="190"/>
-    <w:bookmarkStart w:id="191" w:name="dmaic-루프-시나리오-전환율-개선의-한-사이클"/>
+    <w:bookmarkEnd w:id="202"/>
+    <w:bookmarkStart w:id="203" w:name="dmaic-루프-시나리오-전환율-개선의-한-사이클"/>
     <w:p>
       <w:pPr>
         <w:pStyle w:val="Heading2"/>
@@ -20055,8 +20189,8 @@
         <w:t xml:space="preserve">라는 회의를 몇 번 거쳐 감으로 배너를 바꿨을 문제가, 정의–측정–분석–개선–관리의 한 회전으로 원인과 검증된 대책과 상시 감시 체계를 남겼다.</w:t>
       </w:r>
     </w:p>
-    <w:bookmarkEnd w:id="191"/>
-    <w:bookmarkStart w:id="192" w:name="지능형-ai-적용-포인트"/>
+    <w:bookmarkEnd w:id="203"/>
+    <w:bookmarkStart w:id="204" w:name="지능형-ai-적용-포인트"/>
     <w:p>
       <w:pPr>
         <w:pStyle w:val="Heading2"/>
@@ -20135,8 +20269,8 @@
         <w:t xml:space="preserve">— 행동 데이터와 콘텐츠 점검을 결합하는 질의로, 답의 품질은 9.3절에서 정비한 데이터의 품질에 정비례한다.</w:t>
       </w:r>
     </w:p>
-    <w:bookmarkEnd w:id="192"/>
-    <w:bookmarkStart w:id="196" w:name="컨설팅-가이드"/>
+    <w:bookmarkEnd w:id="204"/>
+    <w:bookmarkStart w:id="208" w:name="컨설팅-가이드"/>
     <w:p>
       <w:pPr>
         <w:pStyle w:val="Heading2"/>
@@ -20145,7 +20279,7 @@
         <w:t xml:space="preserve">9.7 컨설팅 가이드</w:t>
       </w:r>
     </w:p>
-    <w:bookmarkStart w:id="193" w:name="진단-질문-체크리스트"/>
+    <w:bookmarkStart w:id="205" w:name="진단-질문-체크리스트"/>
     <w:p>
       <w:pPr>
         <w:pStyle w:val="Heading3"/>
@@ -20297,8 +20431,8 @@
         <w:t xml:space="preserve">웹사이트 수정을 내부 인력이 직접 할 수 있는가, 건별 외주인가.</w:t>
       </w:r>
     </w:p>
-    <w:bookmarkEnd w:id="193"/>
-    <w:bookmarkStart w:id="194" w:name="구축-순서-주-단위"/>
+    <w:bookmarkEnd w:id="205"/>
+    <w:bookmarkStart w:id="206" w:name="구축-순서-주-단위"/>
     <w:p>
       <w:pPr>
         <w:pStyle w:val="Heading3"/>
@@ -20367,8 +20501,8 @@
         <w:t xml:space="preserve">9주차 이후: 확장. 오픈마켓 커넥터로 외부 채널 주문 수렴, 업셀링·프로모션 정교화, AI 챗봇과 추천 등 추론 단계는 데이터가 한 분기 이상 쌓인 뒤 착수한다.</w:t>
       </w:r>
     </w:p>
-    <w:bookmarkEnd w:id="194"/>
-    <w:bookmarkStart w:id="195" w:name="성공-판정-기준과-흔한-실패"/>
+    <w:bookmarkEnd w:id="206"/>
+    <w:bookmarkStart w:id="207" w:name="성공-판정-기준과-흔한-실패"/>
     <w:p>
       <w:pPr>
         <w:pStyle w:val="Heading3"/>
@@ -20403,9 +20537,9 @@
         <w:t xml:space="preserve">표준 블록 원칙을 헌장에 명문화한다)다.</w:t>
       </w:r>
     </w:p>
-    <w:bookmarkEnd w:id="195"/>
-    <w:bookmarkEnd w:id="196"/>
-    <w:bookmarkStart w:id="197" w:name="정직한-평가"/>
+    <w:bookmarkEnd w:id="207"/>
+    <w:bookmarkEnd w:id="208"/>
+    <w:bookmarkStart w:id="209" w:name="정직한-평가"/>
     <w:p>
       <w:pPr>
         <w:pStyle w:val="Heading2"/>
@@ -20456,8 +20590,8 @@
         <w:t xml:space="preserve">따라서 국내 실무의 정답은 흔히 대체가 아니라 병행이다. 네이버 스마트스토어는 네이버쇼핑 검색이라는 결정적 유입을, 카페24는 25년간 국내 시장에 최적화된 결제·물류 인프라를 갖고 있으므로(카페24 공개 자료, 2025), 순수하게 ’빨리 파는 것’이 목표인 창업 초기에는 이들이 합리적 선택이다. Odoo의 비교 우위는 판매 채널이 아니라 운영 시스템 — 재고·회계·제조와의 통합과 데이터 소유 — 에 있다. 그러므로 권장 구성은 단계적 하이브리드다. 초기에는 스마트스토어(필요시 카페24 병행)로 시장을 검증하고, 월 주문이 수백 건을 넘어 재고·정산 관리가 병목이 되는 시점에 Odoo를 운영 허브로 도입해 커넥터로 전 채널 주문을 수렴시키며, 브랜드 자산화가 목표가 되는 시점에 자사몰의 무게중심을 Odoo로 옮긴다. 이때 원칙은 하나다. 판매는 여러 채널에서 하더라도, 주문·고객·재고의 정위치는 처음부터 하나여야 한다. 도입 판단 기준을 요약하면 — 단일 채널 소량 판매 단계라면 아직 이르고, 다채널 운영과 재고·정산의 복잡성이 시작되었다면 적기이며, 고객 데이터를 자산으로 만들 의지가 없다면 이 모듈의 절반은 낭비다.</w:t>
       </w:r>
     </w:p>
-    <w:bookmarkEnd w:id="197"/>
-    <w:bookmarkStart w:id="198" w:name="핵심-요약-8"/>
+    <w:bookmarkEnd w:id="209"/>
+    <w:bookmarkStart w:id="210" w:name="핵심-요약-8"/>
     <w:p>
       <w:pPr>
         <w:pStyle w:val="Heading2"/>
@@ -20598,8 +20732,8 @@
         <w:t xml:space="preserve">다.</w:t>
       </w:r>
     </w:p>
-    <w:bookmarkEnd w:id="198"/>
-    <w:bookmarkStart w:id="199" w:name="이-장의-참고문헌-8"/>
+    <w:bookmarkEnd w:id="210"/>
+    <w:bookmarkStart w:id="211" w:name="이-장의-참고문헌-8"/>
     <w:p>
       <w:pPr>
         <w:pStyle w:val="Heading2"/>
@@ -20680,9 +20814,9 @@
         <w:t xml:space="preserve">이 책 1부 2장(데이터 3정5S)·3장(눈으로 보는 관리)·5장(DMAIC 데이터 루프), 2부 11장(매입)·12장(재고 관리)·15장(Odoo AI·지식센터)·16장(확장 부스터).</w:t>
       </w:r>
     </w:p>
-    <w:bookmarkEnd w:id="199"/>
-    <w:bookmarkEnd w:id="200"/>
-    <w:bookmarkStart w:id="211" w:name="제10장.-crm판매-영업-파이프라인의-컨설팅"/>
+    <w:bookmarkEnd w:id="211"/>
+    <w:bookmarkEnd w:id="212"/>
+    <w:bookmarkStart w:id="223" w:name="제10장.-crm판매-영업-파이프라인의-컨설팅"/>
     <w:p>
       <w:pPr>
         <w:pStyle w:val="Heading1"/>
@@ -20711,7 +20845,7 @@
         <w:t xml:space="preserve">— Peter F. Drucker, 『Management: Tasks, Responsibilities, Practices』 (1973)</w:t>
       </w:r>
     </w:p>
-    <w:bookmarkStart w:id="201" w:name="경영의-질문-다음-달-수주는-얼마인가"/>
+    <w:bookmarkStart w:id="213" w:name="경영의-질문-다음-달-수주는-얼마인가"/>
     <w:p>
       <w:pPr>
         <w:pStyle w:val="Heading2"/>
@@ -20870,8 +21004,8 @@
         <w:t xml:space="preserve">이 질문들을 담당하는 KPI는 수주전환율(기회 대비 수주 비율), 가중 파이프라인 금액, 평균 영업 사이클 일수, 단계별 체류 일수, 실주 사유 분포, 그리고 수주 예측 정확도(예측 대비 실적)다. 주의할 것은 이 KPI들이 어느 것도 소프트웨어 설치만으로는 계산되지 않는다는 사실이다. 전환율은 단계 정의가 통일되어야, 실주 분포는 사유 코드가 정비되어야, 예측 정확도는 파이프라인이 실물과 일치해야 비로소 숫자가 된다. 그래서 이 장의 나머지는 기능의 사용법이 아니라 그 KPI들이 계산 가능해지는 조건 — 데이터의 3정5S와 운영의 규율 — 을 컨설팅의 순서로 다룬다.</w:t>
       </w:r>
     </w:p>
-    <w:bookmarkEnd w:id="201"/>
-    <w:bookmarkStart w:id="202" w:name="기능-해부-파이프라인에서-결제까지"/>
+    <w:bookmarkEnd w:id="213"/>
+    <w:bookmarkStart w:id="214" w:name="기능-해부-파이프라인에서-결제까지"/>
     <w:p>
       <w:pPr>
         <w:pStyle w:val="Heading2"/>
@@ -20975,8 +21109,8 @@
         <w:t xml:space="preserve">기능의 나열은 여기까지로 충분하다. 컨설턴트의 눈으로 요약하면 이 모듈의 본질은 두 가지다. 첫째, 칸반 파이프라인은 영업 활동의 강제 구조화 장치다. 모든 기회가 카드로 존재해야 하고 모든 카드가 단계를 가져야 하므로, 베테랑의 머릿속에만 있던 진행 상황이 팀의 형식지가 된다. 이는 노나카·다케우치의 SECI 모델이 말하는 표출화(externalization) — 암묵지의 형식지화 — 를 영업 영역에서 수행하는 것이다(Nonaka &amp; Takeuchi, 1995). 둘째, 판매 모듈은 영업의 약속과 실행의 현실을 같은 데이터베이스에 놓는 장치다. 영업이 약속한 납기와 재고·제조가 아는 납기가 같은 원천의 데이터이므로, 부서 간 단절이 구조적으로 줄어든다. 나머지 절은 이 두 본질을 실제로 작동시키는 조건을 다룬다.</w:t>
       </w:r>
     </w:p>
-    <w:bookmarkEnd w:id="202"/>
-    <w:bookmarkStart w:id="203" w:name="데이터-지도와-3정5s-파이프라인-단계는-코드체계다"/>
+    <w:bookmarkEnd w:id="214"/>
+    <w:bookmarkStart w:id="215" w:name="데이터-지도와-3정5s-파이프라인-단계는-코드체계다"/>
     <w:p>
       <w:pPr>
         <w:pStyle w:val="Heading2"/>
@@ -21680,8 +21814,8 @@
         <w:t xml:space="preserve">라고 계속 물을 때 — 현장의 입력은 문화가 된다.</w:t>
       </w:r>
     </w:p>
-    <w:bookmarkEnd w:id="203"/>
-    <w:bookmarkStart w:id="204" w:name="눈으로-보는-관리의-적용-파이프라인은-영업의-관리판이다"/>
+    <w:bookmarkEnd w:id="215"/>
+    <w:bookmarkStart w:id="216" w:name="눈으로-보는-관리의-적용-파이프라인은-영업의-관리판이다"/>
     <w:p>
       <w:pPr>
         <w:pStyle w:val="Heading2"/>
@@ -21767,8 +21901,8 @@
         <w:t xml:space="preserve">, 정보의 확도보다 속도를 우선하라 — 이 파이프라인이라는 구조 위에서 비로소 자동으로 실행되는 것이다. 다만 추론 단계의 전제를 잊어서는 안 된다. 전환율과 체류 분포는 최소 2~3분기의 규율 있는 입력이 쌓여야 통계로서 의미를 가지며, 그 전까지의 예측치는 참고 신호로만 다뤄야 한다.</w:t>
       </w:r>
     </w:p>
-    <w:bookmarkEnd w:id="204"/>
-    <w:bookmarkStart w:id="205" w:name="dmaic-루프-시나리오-수주전환율-한-사이클"/>
+    <w:bookmarkEnd w:id="216"/>
+    <w:bookmarkStart w:id="217" w:name="dmaic-루프-시나리오-수주전환율-한-사이클"/>
     <w:p>
       <w:pPr>
         <w:pStyle w:val="Heading2"/>
@@ -22085,8 +22219,8 @@
         <w:t xml:space="preserve">31%가 Measure 단계의 장애물이었다는 점이다. 10.3절의 3정5S가 부실하면 DMAIC는 분석 이전에 데이터 복구에서 멈춘다. 방법론의 순서가 곧 컨설팅의 순서인 이유다. 셋째, 사람이 한 일은 정의의 승인과 대책의 선별이라는 두 번의 판단뿐이라는 점이다. 층별·검정·모의 평가·환류는 데이터와 도구가 수행했고, 보류된 대책(스코어 기반 재배분)과 잔여 과제(전시회 리드 검증)는 다음 회전의 입력으로 등록되었다. 분기마다 사람이 돌리던 영업 개선 회의가, 여기서는 관리도의 알람이 점화하는 상시 루프의 한 회전이 된 것이다.</w:t>
       </w:r>
     </w:p>
-    <w:bookmarkEnd w:id="205"/>
-    <w:bookmarkStart w:id="206" w:name="지능형-ai-적용-포인트-1"/>
+    <w:bookmarkEnd w:id="217"/>
+    <w:bookmarkStart w:id="218" w:name="지능형-ai-적용-포인트-1"/>
     <w:p>
       <w:pPr>
         <w:pStyle w:val="Heading2"/>
@@ -22214,8 +22348,8 @@
         <w:t xml:space="preserve">두 가지 경계를 덧붙인다. 첫째, 예측과 추천은 1부 5장의 안전장치 원칙 아래 놓여야 한다. 고객 커뮤니케이션과 가격 제안처럼 되돌리기 어려운 행동은 AI가 초안하고 사람이 승인하며, 스코어 기반 자원 배분의 자동화는 적중률의 성적표가 쌓인 범위에서만 단계적으로 넓힌다. 둘째, 학습의 재료는 실패 데이터다. 수주한 기회만큼 실주한 기회가, 성사된 견적만큼 무산된 견적이 기록되어야 모델은 이기는 패턴과 지는 패턴을 함께 배운다. 실주 처리의 귀찮음을 줄이려고 카드를 조용히 삭제하는 관행은, 조직의 학습 데이터를 지우는 행위다.</w:t>
       </w:r>
     </w:p>
-    <w:bookmarkEnd w:id="206"/>
-    <w:bookmarkStart w:id="207" w:name="컨설팅-가이드-1"/>
+    <w:bookmarkEnd w:id="218"/>
+    <w:bookmarkStart w:id="219" w:name="컨설팅-가이드-1"/>
     <w:p>
       <w:pPr>
         <w:pStyle w:val="Heading2"/>
@@ -22365,8 +22499,8 @@
         <w:t xml:space="preserve">첫째, 단계 과다 설계다. 영업 프로세스를 정밀하게 그리겠다며 10단계 이상을 만들면 판별이 흐려지고 입력이 귀찮아진다. 4~7단계로 시작해 필요 시 세분한다. 둘째, CRM의 감시 도구화다. 활동 기록이 통제와 질책의 근거로 쓰이는 순간 영업은 방어적 입력을 시작하고 데이터는 오염된다. 기록이 자기 영업에 도움이 되는 화면 — 알림, 이력, 예측 — 으로 되돌아오게 설계해야 입력이 지속된다(1부 3장의 원칙: 수집한 데이터를 현장에 되돌려 보여 준다). 셋째, 파이프라인과 회의의 이원화다. 시스템 따로, 보고용 엑셀 따로인 순간 시스템은 사후 기록부로 전락한다. 넷째, 스코어 맹신 또는 전면 불신이다. 표본이 얇은 도입 초기의 점수를 근거로 자원을 배분하거나, 반대로 설명이 없다는 이유로 영영 무시하는 양 극단 모두 실패다. 점수는 참고 신호로 시작해, 적중률이 검증된 범위에서 단계적으로 가중치를 높인다. 다섯째, 정지 작업 없는 이관이다. 기존 엑셀과 명함첩의 고객 목록을 정리·병합 없이 통째로 부으면, 새 시스템은 첫날부터 중복 거래처와 죽은 리드의 창고가 된다. 1부 2장의 순서 — 버리고, 자리 잡고, 닦은 뒤에 옮긴다 — 는 이관에서도 예외가 없다.</w:t>
       </w:r>
     </w:p>
-    <w:bookmarkEnd w:id="207"/>
-    <w:bookmarkStart w:id="208" w:name="정직한-평가-1"/>
+    <w:bookmarkEnd w:id="219"/>
+    <w:bookmarkStart w:id="220" w:name="정직한-평가-1"/>
     <w:p>
       <w:pPr>
         <w:pStyle w:val="Heading2"/>
@@ -22804,8 +22938,8 @@
         <w:t xml:space="preserve">도입 판단 기준은 이렇게 정리된다. 영업 인력 수십 명 이하이고 영업과 실행(재고·제조·회계)의 일체감이 경쟁력인 제조·유통 중소기업이라면, 영업 기능의 깊이를 양보하는 대신 실행과의 거리가 0이라는 Odoo의 트레이드오프가 대체로 유리하다. 반대로 영업 조직 자체가 수백 명이고 영업 프로세스의 정교화가 경쟁력의 본질이라면 전문 CRM이 맞다. 서드브레인 관점의 추가 논점은 데이터 주권이다. 폐쇄형 SaaS의 영업 데이터는 API 한도와 반출 비용의 제약 아래 있지만, Odoo의 파이프라인 이력은 자사 데이터베이스 안에 있어 온톨로지 구축(16장)의 원료로 즉시 쓸 수 있다.</w:t>
       </w:r>
     </w:p>
-    <w:bookmarkEnd w:id="208"/>
-    <w:bookmarkStart w:id="209" w:name="핵심-요약-9"/>
+    <w:bookmarkEnd w:id="220"/>
+    <w:bookmarkStart w:id="221" w:name="핵심-요약-9"/>
     <w:p>
       <w:pPr>
         <w:pStyle w:val="Heading2"/>
@@ -22946,8 +23080,8 @@
         <w:t xml:space="preserve">사유 10% 미만 유지다.</w:t>
       </w:r>
     </w:p>
-    <w:bookmarkEnd w:id="209"/>
-    <w:bookmarkStart w:id="210" w:name="이-장의-참고문헌-9"/>
+    <w:bookmarkEnd w:id="221"/>
+    <w:bookmarkStart w:id="222" w:name="이-장의-참고문헌-9"/>
     <w:p>
       <w:pPr>
         <w:pStyle w:val="Heading2"/>
@@ -23066,9 +23200,9 @@
         <w:t xml:space="preserve">이 책 12장(재고 관리), 13장(제조 관리), 16장(확장 부스터) — 수요 신호의 하류 연결과 그래프 아키텍처.</w:t>
       </w:r>
     </w:p>
-    <w:bookmarkEnd w:id="210"/>
-    <w:bookmarkEnd w:id="211"/>
-    <w:bookmarkStart w:id="222" w:name="제11장.-매입구매-조달의-컨설팅"/>
+    <w:bookmarkEnd w:id="222"/>
+    <w:bookmarkEnd w:id="223"/>
+    <w:bookmarkStart w:id="234" w:name="제11장.-매입구매-조달의-컨설팅"/>
     <w:p>
       <w:pPr>
         <w:pStyle w:val="Heading1"/>
@@ -23128,7 +23262,7 @@
         <w:t xml:space="preserve">(1983)</w:t>
       </w:r>
     </w:p>
-    <w:bookmarkStart w:id="212" w:name="경영의-질문-언제-얼마나-누구에게-발주할-것인가"/>
+    <w:bookmarkStart w:id="224" w:name="경영의-질문-언제-얼마나-누구에게-발주할-것인가"/>
     <w:p>
       <w:pPr>
         <w:pStyle w:val="Heading2"/>
@@ -23201,8 +23335,8 @@
         <w:t xml:space="preserve">특정 업체가 한 달 멈추면 어떤 제품의 어떤 고객 납기가 무너지는가 — 단일 소싱의 리스크는 평시에는 보이지 않다가 사고 때 청구서로 돌아온다. 크랄리치가 1983년에 구매를 ’공급 관리’로 격상하라고 요구한 이래(Kraljic, 1983), 이 질문들은 구매 부서의 실무가 아니라 경영의 의제가 되었다. 담당 KPI는 공급업체 납기준수율, 구매단가 절감률(및 단가 이상 건수), 결품 발생 건수, 발주 처리 리드타임, 단일 소싱 품목 비율이다.</w:t>
       </w:r>
     </w:p>
-    <w:bookmarkEnd w:id="212"/>
-    <w:bookmarkStart w:id="213" w:name="기능-해부-rfq에서-3단계-대조까지"/>
+    <w:bookmarkEnd w:id="224"/>
+    <w:bookmarkStart w:id="225" w:name="기능-해부-rfq에서-3단계-대조까지"/>
     <w:p>
       <w:pPr>
         <w:pStyle w:val="Heading2"/>
@@ -23330,8 +23464,8 @@
         <w:t xml:space="preserve">로 전환되는 것 — 서두의 구매 과장이 가진 암묵지가 조직의 형식지로 표출화되는 것이다(Nonaka &amp; Takeuchi, 1995).</w:t>
       </w:r>
     </w:p>
-    <w:bookmarkEnd w:id="213"/>
-    <w:bookmarkStart w:id="214" w:name="데이터-지도와-3정5s-단가-이력의-정돈-리드타임의-정량"/>
+    <w:bookmarkEnd w:id="225"/>
+    <w:bookmarkStart w:id="226" w:name="데이터-지도와-3정5s-단가-이력의-정돈-리드타임의-정량"/>
     <w:p>
       <w:pPr>
         <w:pStyle w:val="Heading2"/>
@@ -23858,8 +23992,8 @@
         <w:t xml:space="preserve">가 이 모듈에서 갖는 특별한 의미는 리드타임 실적의 정량이다. 리드타임은 계획(1부 4장의 기준일정)의 입력값인데, 대부분의 회사에서 이 값은 등록 당시의 추정치로 화석화되어 있다. 입고를 발생 시점에 기록하는 습관이 서면 발주일과 입고일의 차이가 자동으로 쌓여 리드타임이 추정에서 측정으로, 단일값에서 분포로 진화한다. 1부 4장이 강조했듯 계획의 여유(버퍼)는 이 분포 위에서만 정확히 배분될 수 있다. 월간 구매 회의를 시스템 리포트로 진행하는 정례화 — 납기준수율과 단가 변동을 같은 화면에서 보는 리듬 — 가 이 모든 규율의 닻이다.</w:t>
       </w:r>
     </w:p>
-    <w:bookmarkEnd w:id="214"/>
-    <w:bookmarkStart w:id="215" w:name="눈으로-보는-관리의-적용-발주-현황판에서-공급-리스크까지"/>
+    <w:bookmarkEnd w:id="226"/>
+    <w:bookmarkStart w:id="227" w:name="눈으로-보는-관리의-적용-발주-현황판에서-공급-리스크까지"/>
     <w:p>
       <w:pPr>
         <w:pStyle w:val="Heading2"/>
@@ -23978,8 +24112,8 @@
         <w:t xml:space="preserve">는 선제 경고가 된다. 이 추론이 그래프 위에서 완성되는 모습은 11.6절에서 다룬다.</w:t>
       </w:r>
     </w:p>
-    <w:bookmarkEnd w:id="215"/>
-    <w:bookmarkStart w:id="216" w:name="dmaic-루프-시나리오-공급업체-납기준수율"/>
+    <w:bookmarkEnd w:id="227"/>
+    <w:bookmarkStart w:id="228" w:name="dmaic-루프-시나리오-공급업체-납기준수율"/>
     <w:p>
       <w:pPr>
         <w:pStyle w:val="Heading2"/>
@@ -24296,8 +24430,8 @@
         <w:t xml:space="preserve">이 사이클의 교훈은 Measure 단계에 있다. 요청 납기가 관행상 일괄 입력된 품목군에서는 준수율이라는 지표 자체가 허구였다. 1부 5장의 측정 시스템 분석(MSA) 규율 — 자를 먼저 검사하라 — 이 조달에서 갖는 구체적 의미이며, 11.3절의 3정5S가 이 루프의 전제 공사인 이유다.</w:t>
       </w:r>
     </w:p>
-    <w:bookmarkEnd w:id="216"/>
-    <w:bookmarkStart w:id="217" w:name="지능형-ai-적용-포인트-2"/>
+    <w:bookmarkEnd w:id="228"/>
+    <w:bookmarkStart w:id="229" w:name="지능형-ai-적용-포인트-2"/>
     <w:p>
       <w:pPr>
         <w:pStyle w:val="Heading2"/>
@@ -24414,8 +24548,8 @@
         <w:t xml:space="preserve">는 서두의 구매 과장의 지식은 어떤 필드에도 없다. 담당자의 승인된 노트를 LLM이 구조화 추출해 공급업체 노드의 속성으로 온톨로지에 기여시키는 순환이 갖춰질 때, 조달 그래프는 트랜잭션의 집계를 넘어 조직의 조달 지혜가 된다.</w:t>
       </w:r>
     </w:p>
-    <w:bookmarkEnd w:id="217"/>
-    <w:bookmarkStart w:id="218" w:name="컨설팅-가이드-2"/>
+    <w:bookmarkEnd w:id="229"/>
+    <w:bookmarkStart w:id="230" w:name="컨설팅-가이드-2"/>
     <w:p>
       <w:pPr>
         <w:pStyle w:val="Heading2"/>
@@ -24496,8 +24630,8 @@
         <w:t xml:space="preserve">첫째, 마스터 정비 없는 자동화다. 중복 업체와 죽은 가격표 위에 재주문 규칙을 켜면 시스템은 자동으로 잘못 발주한다. 둘째, 전 품목 일괄 재주문 규칙이다. 수요 패턴이 검증되지 않은 품목까지 일괄 적용하면 과잉 재고가 먼저 온다. ABC 선별과 단계 확대가 원칙이다. 셋째, 이중 채널의 방치다. 급한 발주는 전화로 하고 나중에 시스템에 넣는 관행을 허용하면 데이터의 시각이 왜곡되어 리드타임 측정이 무너진다. 긴급 발주조차 모바일 화면에서 PO로 내는 경로를 만들어 주어야 한다. 넷째, 성과 데이터의 미사용이다. 납기준수율을 집계만 하고 업체와의 협상·배분에 쓰지 않으면 현장은 곧 입력의 이유를 잃는다. 데이터는 보는 리듬과 쓰는 자리가 있어야 축적된다.</w:t>
       </w:r>
     </w:p>
-    <w:bookmarkEnd w:id="218"/>
-    <w:bookmarkStart w:id="219" w:name="정직한-평가-2"/>
+    <w:bookmarkEnd w:id="230"/>
+    <w:bookmarkStart w:id="231" w:name="정직한-평가-2"/>
     <w:p>
       <w:pPr>
         <w:pStyle w:val="Heading2"/>
@@ -24847,8 +24981,8 @@
         <w:t xml:space="preserve">도입 판단 기준은 명확하다. Coupa·Ariba류는 공급업체 네트워크와 전략 구매의 깊이에서 앞서지만 도입 비용과 복잡도가 중소기업의 체급을 벗어나고, 회계 소프트웨어 중심의 국내 관행은 매입을 전표로만 기록할 뿐 조달 프로세스를 다루지 못한다. 운영 구매를 ERP와 한 몸으로 자동화하는 중간 지점 — 이것이 Odoo 매입의 위치이며, 이 책이 대상으로 하는 중소·중견 기업에는 실용적 최적점이다. 다만 크랄리치의 구분을 빌리면, 이 모듈이 자동화하는 것은 일상 품목(non-critical)과 레버리지 품목의 운영 구매다. 전략 품목 — 단일 소싱의 핵심 자재, 병목 품목 — 의 관리는 시스템이 아니라 경영의 일이며, 시스템이 하는 것은 그 품목이 어디인지를 그래프로 드러내고(11.6절) 경영의 판단에 근거를 공급하는 것까지다.</w:t>
       </w:r>
     </w:p>
-    <w:bookmarkEnd w:id="219"/>
-    <w:bookmarkStart w:id="220" w:name="핵심-요약-10"/>
+    <w:bookmarkEnd w:id="231"/>
+    <w:bookmarkStart w:id="232" w:name="핵심-요약-10"/>
     <w:p>
       <w:pPr>
         <w:pStyle w:val="Heading2"/>
@@ -24956,8 +25090,8 @@
         <w:t xml:space="preserve">한계는 RFQ 후속 수동, 스코어카드 부재, Enterprise 전용 기능, 전략 구매 기능 부재, 정적 재주문 규칙이다. Odoo 매입의 자리는 운영 구매의 자동화이며, 전략 품목의 판단은 경영에 남는다.</w:t>
       </w:r>
     </w:p>
-    <w:bookmarkEnd w:id="220"/>
-    <w:bookmarkStart w:id="221" w:name="이-장의-참고문헌-10"/>
+    <w:bookmarkEnd w:id="232"/>
+    <w:bookmarkStart w:id="233" w:name="이-장의-참고문헌-10"/>
     <w:p>
       <w:pPr>
         <w:pStyle w:val="Heading2"/>
@@ -25121,9 +25255,9 @@
         <w:t xml:space="preserve">이 책 8장(품목 마스터), 12장(재고 관리), 14장(회계·3단계 대조의 하류), 16장(확장 부스터·공급 리스크 그래프).</w:t>
       </w:r>
     </w:p>
-    <w:bookmarkEnd w:id="221"/>
-    <w:bookmarkEnd w:id="222"/>
-    <w:bookmarkStart w:id="238" w:name="제12장.-재고-관리-물류의-컨설팅"/>
+    <w:bookmarkEnd w:id="233"/>
+    <w:bookmarkEnd w:id="234"/>
+    <w:bookmarkStart w:id="250" w:name="제12장.-재고-관리-물류의-컨설팅"/>
     <w:p>
       <w:pPr>
         <w:pStyle w:val="Heading1"/>
@@ -25152,7 +25286,7 @@
         <w:t xml:space="preserve">— 생산관리 고전(『다품종소량·수주생산의 생산관리』)</w:t>
       </w:r>
     </w:p>
-    <w:bookmarkStart w:id="223" w:name="경영의-질문-결품과-과잉-사이-그리고-재고는-진실한가"/>
+    <w:bookmarkStart w:id="235" w:name="경영의-질문-결품과-과잉-사이-그리고-재고는-진실한가"/>
     <w:p>
       <w:pPr>
         <w:pStyle w:val="Heading2"/>
@@ -25242,8 +25376,8 @@
         <w:t xml:space="preserve">을 요구했던 것을 기억하라. 이 장은 그 정확성을 만들고 유지하는 컨설팅, 그 위에서 비로소 가능해지는 최적화의 컨설팅을 다룬다.</w:t>
       </w:r>
     </w:p>
-    <w:bookmarkEnd w:id="223"/>
-    <w:bookmarkStart w:id="224" w:name="기능-해부-이중-기록에서-재고평가까지"/>
+    <w:bookmarkEnd w:id="235"/>
+    <w:bookmarkStart w:id="236" w:name="기능-해부-이중-기록에서-재고평가까지"/>
     <w:p>
       <w:pPr>
         <w:pStyle w:val="Heading2"/>
@@ -25569,8 +25703,8 @@
         <w:t xml:space="preserve">재고는 물류의 문제이자 회계의 문제다. Odoo는 실사법과 계속기록법을 모두 지원하고, 원가 결정 방법으로 선입선출(FIFO)·평균법(AVCO)·표준원가법을 제공한다(공식 소개자료는 후입선출법도 언급하나 한국채택국제회계기준은 이를 인정하지 않으므로 국내 실무에서는 논외다). 계속기록법과 이중 기록이 결합하면 모든 이동이 발생 즉시 재고 자산과 매출원가에 반영되어, 월중 어느 시점에든 정확한 재고 자산과 매출총이익을 조회할 수 있다. 평가법은 운영 중 변경의 회계적 파장이 크므로 도입 초기에 품목 카테고리 단위로 확정하는 것이 원칙이며, 상세는 14장의 회계에서 다시 다룬다.</w:t>
       </w:r>
     </w:p>
-    <w:bookmarkEnd w:id="224"/>
-    <w:bookmarkStart w:id="227" w:name="데이터-지도와-3정5s-실물-5s와-데이터-5s가-만나는-유일한-현장"/>
+    <w:bookmarkEnd w:id="236"/>
+    <w:bookmarkStart w:id="239" w:name="데이터-지도와-3정5s-실물-5s와-데이터-5s가-만나는-유일한-현장"/>
     <w:p>
       <w:pPr>
         <w:pStyle w:val="Heading2"/>
@@ -25579,7 +25713,7 @@
         <w:t xml:space="preserve">12.3 데이터 지도와 3정5S: 실물 5S와 데이터 5S가 만나는 유일한 현장</w:t>
       </w:r>
     </w:p>
-    <w:bookmarkStart w:id="225" w:name="이-모듈의-데이터-지도-1"/>
+    <w:bookmarkStart w:id="237" w:name="이-모듈의-데이터-지도-1"/>
     <w:p>
       <w:pPr>
         <w:pStyle w:val="Heading3"/>
@@ -26013,8 +26147,8 @@
         </w:tc>
       </w:tr>
     </w:tbl>
-    <w:bookmarkEnd w:id="225"/>
-    <w:bookmarkStart w:id="226" w:name="정5s의-원형-현장"/>
+    <w:bookmarkEnd w:id="237"/>
+    <w:bookmarkStart w:id="238" w:name="정5s의-원형-현장"/>
     <w:p>
       <w:pPr>
         <w:pStyle w:val="Heading3"/>
@@ -26138,9 +26272,9 @@
         <w:t xml:space="preserve">셋째, 창고는 습관화의 시험대다. 바코드 스캔이라는 발생 시점 입력이 지켜지는가, 정위치 규칙이 바쁜 날에도 유지되는가는 시스템이 아니라 규율의 문제이며, 원전의 가르침대로 경영자의 지속적 관심이 그 규율을 지탱한다. 사장이 월요일 아침 재고 정확도 지표를 자기 눈으로 확인하는 회사의 창고는 깨끗하고, 그렇지 않은 회사의 창고는 형해화한다. 창고에서 3정5S를 각인한 조직은 다른 모듈의 데이터 정비에서도 같은 감각을 발휘한다. 그래서 나는 제조업 컨설팅의 첫 실습 무대로 언제나 창고를 고른다.</w:t>
       </w:r>
     </w:p>
-    <w:bookmarkEnd w:id="226"/>
-    <w:bookmarkEnd w:id="227"/>
-    <w:bookmarkStart w:id="228" w:name="눈으로-보는-관리의-적용-현황판에서-동적-보충까지"/>
+    <w:bookmarkEnd w:id="238"/>
+    <w:bookmarkEnd w:id="239"/>
+    <w:bookmarkStart w:id="240" w:name="눈으로-보는-관리의-적용-현황판에서-동적-보충까지"/>
     <w:p>
       <w:pPr>
         <w:pStyle w:val="Heading2"/>
@@ -26286,8 +26420,8 @@
         <w:t xml:space="preserve">고 했던 명제의 재고판이다. 추론 단계는 또한 결품의 원인을 역추적한다. 결품이 수요 급증 때문인지, 공급업체 납기 지연 때문인지, 실사 차이(장부가 거짓이었던 경우) 때문인지를 이동 이력과 발주 이력의 그래프에서 분해하면, 대책은 각각 예측 갱신, 공급업체 관리(11장), 실사 강화로 갈라진다.</w:t>
       </w:r>
     </w:p>
-    <w:bookmarkEnd w:id="228"/>
-    <w:bookmarkStart w:id="229" w:name="dmaic-루프-시나리오-재고-정확도-회복의-한-사이클"/>
+    <w:bookmarkEnd w:id="240"/>
+    <w:bookmarkStart w:id="241" w:name="dmaic-루프-시나리오-재고-정확도-회복의-한-사이클"/>
     <w:p>
       <w:pPr>
         <w:pStyle w:val="Heading2"/>
@@ -26456,8 +26590,8 @@
         <w:t xml:space="preserve">이 사이클에서 주목할 것은 개선의 결과가 문서가 아니라 시스템의 상태 — 경로 규칙, UoM 마스터, 실사 일정 — 로 저장되었다는 점이다. 재고 정확도가 회복되면 그 위의 모든 것이 좋아진다. MRP의 발주가 정확해지고, 영업의 납기 약속이 신뢰를 얻으며, 다음 절의 AI가 학습할 데이터가 참이 된다. 같은 루프를 재고회전율에 적용할 수도 있다. 그 경우 Define은 회전율 하락의 관리도 신호에서 출발하고, Analyze는 ABC-XYZ 격자 위에서 회전을 갉아먹는 품목군 — 대개 과거의 수요를 기준으로 설정된 채 갱신되지 않은 재주문 규칙 — 을 층별하며, Improve는 정책 파라미터의 재계산을, Control은 규칙 갱신 주기의 제도화를 낳는다. 어느 KPI를 고르든 원칙은 같다. 정확도가 먼저고 회전율이 그다음이다 — 거짓 장부의 회전율 개선은 개선이 아니라 우연이기 때문이다.</w:t>
       </w:r>
     </w:p>
-    <w:bookmarkEnd w:id="229"/>
-    <w:bookmarkStart w:id="230" w:name="지능형-ai-적용-포인트-3"/>
+    <w:bookmarkEnd w:id="241"/>
+    <w:bookmarkStart w:id="242" w:name="지능형-ai-적용-포인트-3"/>
     <w:p>
       <w:pPr>
         <w:pStyle w:val="Heading2"/>
@@ -26565,8 +26699,8 @@
         <w:t xml:space="preserve">(원인의 구조적 분해). 세 질의 모두 답의 재료는 이동 기록이며, 기록의 형식이 질문의 상한을 정한다는 이 장 서두의 명제가 여기서 입증된다.</w:t>
       </w:r>
     </w:p>
-    <w:bookmarkEnd w:id="230"/>
-    <w:bookmarkStart w:id="234" w:name="컨설팅-가이드-진단-구축-순서-성공-판정"/>
+    <w:bookmarkEnd w:id="242"/>
+    <w:bookmarkStart w:id="246" w:name="컨설팅-가이드-진단-구축-순서-성공-판정"/>
     <w:p>
       <w:pPr>
         <w:pStyle w:val="Heading2"/>
@@ -26575,7 +26709,7 @@
         <w:t xml:space="preserve">12.7 컨설팅 가이드: 진단, 구축 순서, 성공 판정</w:t>
       </w:r>
     </w:p>
-    <w:bookmarkStart w:id="231" w:name="진단-질문-체크리스트-1"/>
+    <w:bookmarkStart w:id="243" w:name="진단-질문-체크리스트-1"/>
     <w:p>
       <w:pPr>
         <w:pStyle w:val="Heading3"/>
@@ -26704,8 +26838,8 @@
         <w:t xml:space="preserve">재고 KPI(정확도·회전율·결품률)를 정례 회의에서 보는가. 책임자가 지정되어 있는가.</w:t>
       </w:r>
     </w:p>
-    <w:bookmarkEnd w:id="231"/>
-    <w:bookmarkStart w:id="232" w:name="구축-순서-주-단위-1"/>
+    <w:bookmarkEnd w:id="243"/>
+    <w:bookmarkStart w:id="244" w:name="구축-순서-주-단위-1"/>
     <w:p>
       <w:pPr>
         <w:pStyle w:val="Heading3"/>
@@ -26786,8 +26920,8 @@
         <w:t xml:space="preserve">수불 데이터가 쌓이기 시작하면 A급 품목부터 재주문 규칙을 설정하고, 재고 현황판과 결품 임박·장기 체류 경보(말하는 단계)를 가동한다. 순환 실사 일정을 확정해 습관화 단계에 진입시킨다. 동적 안전재고와 예측 보충(추론하는 단계)은 최소 두 분기의 정확한 실적이 쌓인 뒤의 과제로 예고만 해 둔다.</w:t>
       </w:r>
     </w:p>
-    <w:bookmarkEnd w:id="232"/>
-    <w:bookmarkStart w:id="233" w:name="성공-판정과-흔한-실패"/>
+    <w:bookmarkEnd w:id="244"/>
+    <w:bookmarkStart w:id="245" w:name="성공-판정과-흔한-실패"/>
     <w:p>
       <w:pPr>
         <w:pStyle w:val="Heading3"/>
@@ -26812,9 +26946,9 @@
         <w:t xml:space="preserve">흔한 실패는 네 가지다. 첫째, 기초 실사 없이 기존 장부 숫자를 그대로 이관하는 것 — 거짓 위에 정밀한 시스템을 세우는 일이며, 가장 흔하고 가장 치명적이다. 둘째, 위치 체계를 실물 정비 없이 데이터로만 만드는 것 — 현장은 곧 시스템을 우회한다. 셋째, 바코드 전면 일제 도입 — 현장 수용성이 무너지고 스캔 누락이 습관이 된다. 넷째, 이중 기록·경로·예약이라는 개념 체계를 교육하지 않고 설정만 켜는 것 — 개념을 이해하지 못한 채 만진 설정은 이동 문서를 꼬이게 하며, 이는 커뮤니티에서 가장 자주 목격되는 초심자 실패 유형이다.</w:t>
       </w:r>
     </w:p>
-    <w:bookmarkEnd w:id="233"/>
-    <w:bookmarkEnd w:id="234"/>
-    <w:bookmarkStart w:id="235" w:name="정직한-평가-wms를-겸하는-erp-재고의-자리"/>
+    <w:bookmarkEnd w:id="245"/>
+    <w:bookmarkEnd w:id="246"/>
+    <w:bookmarkStart w:id="247" w:name="정직한-평가-wms를-겸하는-erp-재고의-자리"/>
     <w:p>
       <w:pPr>
         <w:pStyle w:val="Heading2"/>
@@ -26900,8 +27034,8 @@
         <w:t xml:space="preserve">이지 전문 WMS가 아니다. 이 책의 대상인 중소·중견 규모에서 이 한계가 실제 제약이 되는 경우는 드물지만, 물류가 본업인 풀필먼트 사업자라면 성장 단계에 따른 전문 WMS 병행의 임계점을 미리 정의해 두어야 한다. 국내 환경에서는 3PL에 창고를 위탁하고 Odoo가 재고의 회계적 진실과 판매·구매 연동을 쥔 채 3PL WMS와 입출고 지시·실적을 API로 주고받는 분업, 그리고 복수 오픈마켓의 주문·재고 동기화를 n8n 워크플로로 연동하는 구성(16장)이 현실적이다. 어느 구성이든 원칙은 하나다. 재고의 단일 진실은 Odoo에 두고, 채널과 현장은 그 진실의 입출력 단자로 삼는다.</w:t>
       </w:r>
     </w:p>
-    <w:bookmarkEnd w:id="235"/>
-    <w:bookmarkStart w:id="236" w:name="핵심-요약-11"/>
+    <w:bookmarkEnd w:id="247"/>
+    <w:bookmarkStart w:id="248" w:name="핵심-요약-11"/>
     <w:p>
       <w:pPr>
         <w:pStyle w:val="Heading2"/>
@@ -27036,8 +27170,8 @@
         <w:t xml:space="preserve">정직한 평가: Odoo 재고는 WMS를 겸하는 ERP 재고다. 초고물동·자동화 설비·슬로팅·노동력 관리는 전문 WMS의 영역이며(ERP Research, 2026), 중소·중견 규모에서는 통합의 이점이 그 한계를 압도한다.</w:t>
       </w:r>
     </w:p>
-    <w:bookmarkEnd w:id="236"/>
-    <w:bookmarkStart w:id="237" w:name="이-장의-참고문헌-11"/>
+    <w:bookmarkEnd w:id="248"/>
+    <w:bookmarkStart w:id="249" w:name="이-장의-참고문헌-11"/>
     <w:p>
       <w:pPr>
         <w:pStyle w:val="Heading2"/>
@@ -27201,9 +27335,9 @@
         <w:t xml:space="preserve">이 책 1부 2장(데이터 3정5S)·3장(눈으로 보는 관리·POP)·4장(정미소요량과 재고 정확도)·5장(DMAIC 데이터 루프), 2부 11장(매입)·14장(회계)·16장(확장 부스터).</w:t>
       </w:r>
     </w:p>
-    <w:bookmarkEnd w:id="237"/>
-    <w:bookmarkEnd w:id="238"/>
-    <w:bookmarkStart w:id="254" w:name="제13장.-제조-관리-생산의-컨설팅"/>
+    <w:bookmarkEnd w:id="249"/>
+    <w:bookmarkEnd w:id="250"/>
+    <w:bookmarkStart w:id="266" w:name="제13장.-제조-관리-생산의-컨설팅"/>
     <w:p>
       <w:pPr>
         <w:pStyle w:val="Heading1"/>
@@ -27232,7 +27366,7 @@
         <w:t xml:space="preserve">— Huabing Liu, 자동차 제조업체 IT 운영 팀장 (Odoo 공식 소개자료)</w:t>
       </w:r>
     </w:p>
-    <w:bookmarkStart w:id="239" w:name="경영의-질문-납기-병목-그리고-원가의-진실"/>
+    <w:bookmarkStart w:id="251" w:name="경영의-질문-납기-병목-그리고-원가의-진실"/>
     <w:p>
       <w:pPr>
         <w:pStyle w:val="Heading2"/>
@@ -27364,8 +27498,8 @@
         <w:t xml:space="preserve">1부에서 이 질문들의 방법론은 이미 정립되었다. 3장은 관리판과 POP로 실행의 가시화를, 4장은 부품전개와 일정계획으로 계획의 체계를, 5장은 DMAIC 루프로 개선의 회전을, 7장은 공정편성과 디지털 트윈으로 구조의 재구축을 다뤘다. 이 장은 그 방법론들이 Odoo 제조 관리라는 하나의 모듈 위에서 어떻게 실장되는지를 다룬다. 2부의 모듈 장 가운데 1부와의 결선이 가장 굵은 장이다.</w:t>
       </w:r>
     </w:p>
-    <w:bookmarkEnd w:id="239"/>
-    <w:bookmarkStart w:id="240" w:name="기능-해부-계획에서-실행-품질에서-원가까지"/>
+    <w:bookmarkEnd w:id="251"/>
+    <w:bookmarkStart w:id="252" w:name="기능-해부-계획에서-실행-품질에서-원가까지"/>
     <w:p>
       <w:pPr>
         <w:pStyle w:val="Heading2"/>
@@ -27693,8 +27827,8 @@
         <w:t xml:space="preserve">는 수사가 아니다. 완성차 서열 납입에 맞추지 못하면 라인 정지 배상이 발생하고, 로트 추적이 안 되면 리콜 회수 범위가 전체로 확대되는 업종에서, 계획-실행-추적이 실시간으로 도는가는 관리 편의가 아니라 거래 자격의 문제다. 독일의 센서·계측기기 제조사 Kompass GmbH는 다단계 BOM 기반의 제조·재고 통합으로 생산계획을 투명화하며 제조 부문 생산성을 최대 50% 끌어올렸다고 보고한다(Odoo 공식 사례).</w:t>
       </w:r>
     </w:p>
-    <w:bookmarkEnd w:id="240"/>
-    <w:bookmarkStart w:id="243" w:name="데이터-지도와-3정5s-bom의-정품-실적의-정량-코드의-정돈"/>
+    <w:bookmarkEnd w:id="252"/>
+    <w:bookmarkStart w:id="255" w:name="데이터-지도와-3정5s-bom의-정품-실적의-정량-코드의-정돈"/>
     <w:p>
       <w:pPr>
         <w:pStyle w:val="Heading2"/>
@@ -27703,7 +27837,7 @@
         <w:t xml:space="preserve">13.3 데이터 지도와 3정5S: BOM의 정품, 실적의 정량, 코드의 정돈</w:t>
       </w:r>
     </w:p>
-    <w:bookmarkStart w:id="241" w:name="이-모듈의-데이터-지도-2"/>
+    <w:bookmarkStart w:id="253" w:name="이-모듈의-데이터-지도-2"/>
     <w:p>
       <w:pPr>
         <w:pStyle w:val="Heading3"/>
@@ -28179,8 +28313,8 @@
         </w:tc>
       </w:tr>
     </w:tbl>
-    <w:bookmarkEnd w:id="241"/>
-    <w:bookmarkStart w:id="242" w:name="세-개의-급소"/>
+    <w:bookmarkEnd w:id="253"/>
+    <w:bookmarkStart w:id="254" w:name="세-개의-급소"/>
     <w:p>
       <w:pPr>
         <w:pStyle w:val="Heading3"/>
@@ -28246,9 +28380,9 @@
         <w:t xml:space="preserve">, 한 명은 ’진동’으로 적으면 시스템은 둘을 다른 사건으로 본다(1부 2장). 불량 코드와 고장 코드의 체계 — 너무 거칠지도 세밀하지도 않은, 현장이 3초 안에 고를 수 있는 수준의 분류 — 를 세우고 자유 서술을 보조 필드로 격하시키는 것이 정돈이다. 같은 사건이 같은 코드로 적힐 때 비로소 경험이 통계가 되고, 통계가 다음 절의 예측이 된다. 원인 코드 없는 품질 기록은 집계는 되어도 추론은 되지 않는다.</w:t>
       </w:r>
     </w:p>
-    <w:bookmarkEnd w:id="242"/>
-    <w:bookmarkEnd w:id="243"/>
-    <w:bookmarkStart w:id="244" w:name="눈으로-보는-관리의-적용-간트에서-예지보전까지"/>
+    <w:bookmarkEnd w:id="254"/>
+    <w:bookmarkEnd w:id="255"/>
+    <w:bookmarkStart w:id="256" w:name="눈으로-보는-관리의-적용-간트에서-예지보전까지"/>
     <w:p>
       <w:pPr>
         <w:pStyle w:val="Heading2"/>
@@ -28390,8 +28524,8 @@
         <w:t xml:space="preserve">로 답하는 것이다. 예지보전 — 예방정비가 주기 기반이라면 예지보전은 상태 기반이다. MTBF·정비 이력에 설비 상태 데이터(진동·전류·온도)가 결합되면 고장 징후에서 잔여 수명을 추정해 정비를 고장 전에, 그러나 너무 이르지 않게 배치한다. 이것은 센서 계층이 갖춰진 뒤의 2단계 확장 영역이며, 그 전이라도 고장 이력 데이터의 정돈(코드체계)이 선행 투자다.</w:t>
       </w:r>
     </w:p>
-    <w:bookmarkEnd w:id="244"/>
-    <w:bookmarkStart w:id="245" w:name="dmaic-루프-시나리오-oee-한-사이클"/>
+    <w:bookmarkEnd w:id="256"/>
+    <w:bookmarkStart w:id="257" w:name="dmaic-루프-시나리오-oee-한-사이클"/>
     <w:p>
       <w:pPr>
         <w:pStyle w:val="Heading2"/>
@@ -28536,8 +28670,8 @@
         <w:t xml:space="preserve">이런 사이클이 국내 현장에서 무엇을 낳는지는 스마트공장 보급사업의 성과 데이터가 보여 준다. 중소벤처기업부의 도입기업 5,003개사 성과분석(2014~2017년 도입분)에 따르면 생산성 30% 증가, 품질 43.5% 향상, 원가 15.9% 절감, 납기준수율 15.5% 향상이 보고되었고, 10인 미만 소기업의 생산성 향상률은 39%로 평균을 웃돌았다(중소벤처기업부, 2018). 개별 사례의 진폭은 더 크다. 진단키트 제조사 솔젠트는 바코드 자재관리·물류동선 최적화·검사 자동화 등 73개 과제로 생산성 73% 증가와 원가 55% 절감을, 금속 열처리 기업 대성종합열처리는 생산량 75% 증가와 불량률 50% 감소를 기록했다(중소벤처기업부 발표 자료; 경남도 발표 자료). 주의할 것은 이 수치들이 소프트웨어 설치의 효과가 아니라는 점이다. 솔젠트의 성과는 73개의 개선 과제 — 곧 73번의 DMAIC 회전 — 의 누적이었다. 도구는 회전을 빠르게 할 뿐, 회전 자체를 대신하지 않는다.</w:t>
       </w:r>
     </w:p>
-    <w:bookmarkEnd w:id="245"/>
-    <w:bookmarkStart w:id="246" w:name="지능형-ai-적용-포인트-4"/>
+    <w:bookmarkEnd w:id="257"/>
+    <w:bookmarkStart w:id="258" w:name="지능형-ai-적용-포인트-4"/>
     <w:p>
       <w:pPr>
         <w:pStyle w:val="Heading2"/>
@@ -28723,8 +28857,8 @@
         <w:t xml:space="preserve">(이력 유사도 — 예지보전의 전 단계). 사장이 회의에서 이 질문을 시스템에 직접 던질 수 있게 되는 것 — 서두의 도금가공 기업에서 세 번의 호출과 수첩과 월말 엑셀이 하던 일 — 이 이 단계의 실질이다.</w:t>
       </w:r>
     </w:p>
-    <w:bookmarkEnd w:id="246"/>
-    <w:bookmarkStart w:id="250" w:name="컨설팅-가이드-진단-mes-단계-도입-성공-판정"/>
+    <w:bookmarkEnd w:id="258"/>
+    <w:bookmarkStart w:id="262" w:name="컨설팅-가이드-진단-mes-단계-도입-성공-판정"/>
     <w:p>
       <w:pPr>
         <w:pStyle w:val="Heading2"/>
@@ -28733,7 +28867,7 @@
         <w:t xml:space="preserve">13.7 컨설팅 가이드: 진단, MES 단계 도입, 성공 판정</w:t>
       </w:r>
     </w:p>
-    <w:bookmarkStart w:id="247" w:name="진단-질문-체크리스트-2"/>
+    <w:bookmarkStart w:id="259" w:name="진단-질문-체크리스트-2"/>
     <w:p>
       <w:pPr>
         <w:pStyle w:val="Heading3"/>
@@ -28862,8 +28996,8 @@
         <w:t xml:space="preserve">영업과 제조가 같은 숫자를 보는 회의체(S&amp;OP)가 있는가.</w:t>
       </w:r>
     </w:p>
-    <w:bookmarkEnd w:id="247"/>
-    <w:bookmarkStart w:id="248" w:name="mes-단계-도입-1부-3장-순서의-계승"/>
+    <w:bookmarkEnd w:id="259"/>
+    <w:bookmarkStart w:id="260" w:name="mes-단계-도입-1부-3장-순서의-계승"/>
     <w:p>
       <w:pPr>
         <w:pStyle w:val="Heading3"/>
@@ -28952,8 +29086,8 @@
         <w:t xml:space="preserve">QCP 확대, 예방정비 일정 가동, ECO 승인 흐름 정착, 그리고 실적 데이터가 두 분기쯤 쌓이면 표준시간·기준일정을 실측 분포로 갱신한다. 워크센터 수와 주문 수가 수동 간트 조정의 한계를 넘어서면 frePPLe 커넥터를 도입해 유한능력 계획으로 넘어간다(16장). 아침 브리핑과 병목 대시보드 — 말하는 공장 — 는 이 단계의 산출물이다.</w:t>
       </w:r>
     </w:p>
-    <w:bookmarkEnd w:id="248"/>
-    <w:bookmarkStart w:id="249" w:name="성공-판정과-흔한-실패-1"/>
+    <w:bookmarkEnd w:id="260"/>
+    <w:bookmarkStart w:id="261" w:name="성공-판정과-흔한-실패-1"/>
     <w:p>
       <w:pPr>
         <w:pStyle w:val="Heading3"/>
@@ -29008,9 +29142,9 @@
         <w:t xml:space="preserve">(1부 3장)의 위반이며, 실패한 빅뱅은 재도전의 정치적 자본까지 소진시킨다.</w:t>
       </w:r>
     </w:p>
-    <w:bookmarkEnd w:id="249"/>
-    <w:bookmarkEnd w:id="250"/>
-    <w:bookmarkStart w:id="251" w:name="정직한-평가-무한능력의-아킬레스건과-전문-mes의-경계"/>
+    <w:bookmarkEnd w:id="261"/>
+    <w:bookmarkEnd w:id="262"/>
+    <w:bookmarkStart w:id="263" w:name="정직한-평가-무한능력의-아킬레스건과-전문-mes의-경계"/>
     <w:p>
       <w:pPr>
         <w:pStyle w:val="Heading2"/>
@@ -29106,8 +29240,8 @@
         <w:t xml:space="preserve">세 가지로 요약한다. 공정 데이터의 깊이(초 단위 설비 제어·레시피 관리)가 사업의 사활인가 — 그렇다면 전문 MES다. 계획-실행-원가의 연결과 낮은 운영 부담이 우선인가 — 그렇다면 Odoo형 통합이다. 이미 국산 ERP가 회계의 중심인가 — 그렇다면 제조 영역만 Odoo로 세우고 회계 인터페이스를 최소화하는 절충도 가능하나, 단일 원장의 이점을 일부 포기하는 선택임을 인지해야 한다.</w:t>
       </w:r>
     </w:p>
-    <w:bookmarkEnd w:id="251"/>
-    <w:bookmarkStart w:id="252" w:name="핵심-요약-12"/>
+    <w:bookmarkEnd w:id="263"/>
+    <w:bookmarkStart w:id="264" w:name="핵심-요약-12"/>
     <w:p>
       <w:pPr>
         <w:pStyle w:val="Heading2"/>
@@ -29212,8 +29346,8 @@
         <w:t xml:space="preserve">정직한 평가: 최대 약점은 무한능력 계획이며 frePPLe 부스터로 보강한다(frePPLe, 2023). ETO 모델링·PLC 연동·SPC/MSA는 표준 밖이다. 전문 MES는 실행 깊이에서, 보급형은 초기 비용에서 앞서지만, 계획-실행-품질-정비-원가의 실시간 연결은 통합 플랫폼의 고유 영역이다.</w:t>
       </w:r>
     </w:p>
-    <w:bookmarkEnd w:id="252"/>
-    <w:bookmarkStart w:id="253" w:name="이-장의-참고문헌-12"/>
+    <w:bookmarkEnd w:id="264"/>
+    <w:bookmarkStart w:id="265" w:name="이-장의-참고문헌-12"/>
     <w:p>
       <w:pPr>
         <w:pStyle w:val="Heading2"/>
@@ -29461,9 +29595,9 @@
         <w:t xml:space="preserve">이 책 1부 3장(눈으로 보는 관리·POP)·4장(부품전개·일정계획·frePPLe)·5장(DMAIC 루프)·7장(공정편성·디지털 트윈), 2부 12장(재고 관리)·14장(회계)·16장(확장 부스터).</w:t>
       </w:r>
     </w:p>
-    <w:bookmarkEnd w:id="253"/>
-    <w:bookmarkEnd w:id="254"/>
-    <w:bookmarkStart w:id="265" w:name="제14장.-회계-재무의-컨설팅"/>
+    <w:bookmarkEnd w:id="265"/>
+    <w:bookmarkEnd w:id="266"/>
+    <w:bookmarkStart w:id="277" w:name="제14장.-회계-재무의-컨설팅"/>
     <w:p>
       <w:pPr>
         <w:pStyle w:val="Heading1"/>
@@ -29492,7 +29626,7 @@
         <w:t xml:space="preserve">— Wim Van den Brande, KPMG 세무·법률·회계 부문 책임자 (Odoo 공식 소개자료)</w:t>
       </w:r>
     </w:p>
-    <w:bookmarkStart w:id="255" w:name="경영의-질문-결산서가-아니라-답을-요구하라"/>
+    <w:bookmarkStart w:id="267" w:name="경영의-질문-결산서가-아니라-답을-요구하라"/>
     <w:p>
       <w:pPr>
         <w:pStyle w:val="Heading2"/>
@@ -29600,8 +29734,8 @@
         <w:t xml:space="preserve">전통적 회계 조직이 이 질문에 즉답하지 못하는 이유는 능력이 아니라 구조다. 회계는 1494년 루카 파치올리(Luca Pacioli)가 복식부기를 체계화한 이래 기업 활동을 화폐로 번역하는 보편 언어였으나(Pacioli, 1494), 그 번역 작업의 대부분이 사람의 손끝에서 이루어지는 한 회계 인력의 시간은 기록에 소진된다. 1부에서 정립한 언어로 말하면, 회계를 기록 시스템(System of Record)에서 판단 시스템(System of Intelligence)으로 이행시키는 첫 조건은 기록 노동의 자동화이고, 둘째 조건은 그 위에 얹을 데이터의 정비 — 계정과목과 분석 차원의 3정5S — 이며, 셋째 조건은 보이는→말하는→추론하는 관리 구조다. 이 장은 그 순서대로 진행한다.</w:t>
       </w:r>
     </w:p>
-    <w:bookmarkEnd w:id="255"/>
-    <w:bookmarkStart w:id="256" w:name="기능-해부-데이터-입력-없는-회계"/>
+    <w:bookmarkEnd w:id="267"/>
+    <w:bookmarkStart w:id="268" w:name="기능-해부-데이터-입력-없는-회계"/>
     <w:p>
       <w:pPr>
         <w:pStyle w:val="Heading2"/>
@@ -29690,8 +29824,8 @@
         <w:t xml:space="preserve">구조적으로 중요한 것은 이 기능들이 별도 회계 패키지가 아니라 단일 PostgreSQL 위의 한 앱이라는 점이다(8장). 판매에서 청구서가 확정되면 분개가 자동 생성되고, 재고의 입출고는 재고 자산 계정에, 제조의 자재비·노무비는 제조 원가에 실시간 반영된다. 복식부기가 모든 거래를 차변·대변의 균형으로 강제하는 인류 최고(最古)의 데이터 무결성 규칙이라면, 단일 데이터베이스는 그 규칙이 부문 시스템 사이의 이관 없이 전사에 관철되게 하는 플랫폼적 보장이다. 12장에서 본 재고의 이중 기록이 복식부기의 은유를 물류에 이식한 것이었음을 상기하면, 회계는 ERP 전체 데이터 정합성의 리트머스 시험지라 할 수 있다.</w:t>
       </w:r>
     </w:p>
-    <w:bookmarkEnd w:id="256"/>
-    <w:bookmarkStart w:id="257" w:name="데이터-지도와-3정5s-계정과-분석-차원의-정돈이-원가-온톨로지를-만든다"/>
+    <w:bookmarkEnd w:id="268"/>
+    <w:bookmarkStart w:id="269" w:name="데이터-지도와-3정5s-계정과-분석-차원의-정돈이-원가-온톨로지를-만든다"/>
     <w:p>
       <w:pPr>
         <w:pStyle w:val="Heading2"/>
@@ -30300,8 +30434,8 @@
         <w:t xml:space="preserve">라고 계속 묻는 회사의 원장이 깨끗해진다.</w:t>
       </w:r>
     </w:p>
-    <w:bookmarkEnd w:id="257"/>
-    <w:bookmarkStart w:id="258" w:name="눈으로-보는-관리의-적용-보이는-재무에서-추론하는-재무로"/>
+    <w:bookmarkEnd w:id="269"/>
+    <w:bookmarkStart w:id="270" w:name="눈으로-보는-관리의-적용-보이는-재무에서-추론하는-재무로"/>
     <w:p>
       <w:pPr>
         <w:pStyle w:val="Heading2"/>
@@ -30417,8 +30551,8 @@
         <w:t xml:space="preserve">는 결과를 매출 수량 효과, 판매 단가 효과, 원가율 효과, 판관비 효과로 분해하고, 원가율 효과는 다시 자재비·노무비·경비로, 자재비는 다시 품목과 공급업체 단가로 내려가는 역추적이다. 1부 5장 Analyze 단계의 언어로 말하면 층별(stratification)과 그래프 경로 탐색의 재무 적용이다. 이 분해가 담당자의 엑셀 작업이 아니라 원장과 분석 차원 위의 자동 질의가 되려면 14.3절의 정돈 — 계정과 분석 태그의 온톨로지적 일관성 — 이 전제되어야 한다. 보이는 재무는 대시보드 설정으로 되지만, 추론하는 재무는 데이터 정돈 없이는 결코 되지 않는다.</w:t>
       </w:r>
     </w:p>
-    <w:bookmarkEnd w:id="258"/>
-    <w:bookmarkStart w:id="259" w:name="dmaic-루프-시나리오-현금전환주기-한-사이클"/>
+    <w:bookmarkEnd w:id="270"/>
+    <w:bookmarkStart w:id="271" w:name="dmaic-루프-시나리오-현금전환주기-한-사이클"/>
     <w:p>
       <w:pPr>
         <w:pStyle w:val="Heading2"/>
@@ -30700,8 +30834,8 @@
         <w:t xml:space="preserve">는 선언은 3개월 이동 평균의 통계적 판정을 통과해야 하며, 모든 회전은 감사 로그로 남아 다음 회전 — 예컨대 DPO 개선이나 계절 자금 수요의 선제 조달 — 의 학습 재료가 된다. 재무는 되돌리기 어려운 행동이 많은 영역이므로, 루프의 자동화 폭은 다른 모듈보다 보수적으로 잡는 것이 컨설팅의 정석이다.</w:t>
       </w:r>
     </w:p>
-    <w:bookmarkEnd w:id="259"/>
-    <w:bookmarkStart w:id="260" w:name="지능형-ai-적용-포인트-원장에게-질문하는-경영"/>
+    <w:bookmarkEnd w:id="271"/>
+    <w:bookmarkStart w:id="272" w:name="지능형-ai-적용-포인트-원장에게-질문하는-경영"/>
     <w:p>
       <w:pPr>
         <w:pStyle w:val="Heading2"/>
@@ -30786,8 +30920,8 @@
         <w:t xml:space="preserve">에 분석 계정 집계와 견적 대비 차이가 돌아오는 것이다. 다만 정직하게 경계를 그어야 한다. 첫 번째 질문 수준의 다중 홉 원인 분해는 텍스트 검색형 AI만으로는 얕고, 계정·품목·공급업체·환율을 잇는 의미 구조 — 원가 온톨로지 — 가 있어야 신뢰할 수 있는 답이 된다(1부 7장). Odoo가 만드는 깨끗한 원장은 그 온톨로지의 원료이며, 서드브레인 확장(16장)은 그 원료를 추론 가능한 그래프로 바꾸는 작업이다.</w:t>
       </w:r>
     </w:p>
-    <w:bookmarkEnd w:id="260"/>
-    <w:bookmarkStart w:id="261" w:name="컨설팅-가이드-3"/>
+    <w:bookmarkEnd w:id="272"/>
+    <w:bookmarkStart w:id="273" w:name="컨설팅-가이드-3"/>
     <w:p>
       <w:pPr>
         <w:pStyle w:val="Heading2"/>
@@ -30891,8 +31025,8 @@
         <w:t xml:space="preserve">첫째, 이중 원장이다. 국산 회계 프로그램을 병행하며 Odoo와 이중 입력하는 구성은 가장 흔한 실패 패턴으로, 어느 쪽을 원천으로 삼을지 정하고 반대 방향은 자동 연동 또는 폐기해야 한다. 둘째, 분석 차원의 소급 설계다. 운영 개시 후에 분석 플랜을 만들면 과거 데이터에 태그가 없어 비교 분석이 반년간 불구가 된다 — 반드시 1~2주차에 끝낸다. 셋째, 세무 요건의 후순위화다. 전자세금계산서와 부가세 신고 경로를 계약 전에 확정하지 않으면 가동 직전에 프로젝트가 멈춘다. 넷째, AI 맹신이다. 캡처 인식률 98%는 2%의 오류를 뜻하며, 승인 게이트 없는 자동 전기는 감사 리스크다. 다섯째, 계정 체계의 과잉 설계다. 미래의 모든 분석을 대비해 계정을 수백 개로 쪼개면 입력 현장이 분류에 지쳐 우회하기 시작하고, 우회가 시작된 원장은 규칙이 없던 때보다 나빠진다 — 1부 2장의 청결 원칙(지킬 수 없는 규정은 즉시 고친다)은 계정 설계에도 적용된다. 분석의 세밀함은 계정이 아니라 분석 차원이 담당하게 하는 것이 정석이다.</w:t>
       </w:r>
     </w:p>
-    <w:bookmarkEnd w:id="261"/>
-    <w:bookmarkStart w:id="262" w:name="정직한-평가-관리회계의-강자-한국-세무의-이방인"/>
+    <w:bookmarkEnd w:id="273"/>
+    <w:bookmarkStart w:id="274" w:name="정직한-평가-관리회계의-강자-한국-세무의-이방인"/>
     <w:p>
       <w:pPr>
         <w:pStyle w:val="Heading2"/>
@@ -31368,8 +31502,8 @@
         <w:t xml:space="preserve">이고, 컨설팅의 일은 그 강함을 취하고 이방인의 자리를 파트너와 세무대리인 협업으로 메우는 설계다. 그리고 회계 자동화로 절감된 담당자의 시간이 분석 차원의 설계와 검증에 재투자될 때, 회계 부서는 기록의 관리자에서 판단 시스템의 큐레이터로 진화한다 — 그 진화를 지능의 측면에서 완성하는 것이 다음 장의 주제다.</w:t>
       </w:r>
     </w:p>
-    <w:bookmarkEnd w:id="262"/>
-    <w:bookmarkStart w:id="263" w:name="핵심-요약-13"/>
+    <w:bookmarkEnd w:id="274"/>
+    <w:bookmarkStart w:id="275" w:name="핵심-요약-13"/>
     <w:p>
       <w:pPr>
         <w:pStyle w:val="Heading2"/>
@@ -31477,8 +31611,8 @@
         <w:t xml:space="preserve">판단 기준: 수출·제조·원가 중심 기업에는 강력하고, 내수·신고 중심 기업에는 국산 솔루션이 합리적이다. 회계는 모든 활동의 화폐적 그림자이며, 깨끗한 원장은 서드브레인 원가 추론의 원료다.</w:t>
       </w:r>
     </w:p>
-    <w:bookmarkEnd w:id="263"/>
-    <w:bookmarkStart w:id="264" w:name="이-장의-참고문헌-13"/>
+    <w:bookmarkEnd w:id="275"/>
+    <w:bookmarkStart w:id="276" w:name="이-장의-참고문헌-13"/>
     <w:p>
       <w:pPr>
         <w:pStyle w:val="Heading2"/>
@@ -31587,9 +31721,9 @@
         <w:t xml:space="preserve">으로 규정한 5S 원전.</w:t>
       </w:r>
     </w:p>
-    <w:bookmarkEnd w:id="264"/>
-    <w:bookmarkEnd w:id="265"/>
-    <w:bookmarkStart w:id="276" w:name="제15장.-odoo-ai지식센터-지능의-내장과-그-너머"/>
+    <w:bookmarkEnd w:id="276"/>
+    <w:bookmarkEnd w:id="277"/>
+    <w:bookmarkStart w:id="288" w:name="제15장.-odoo-ai지식센터-지능의-내장과-그-너머"/>
     <w:p>
       <w:pPr>
         <w:pStyle w:val="Heading1"/>
@@ -31634,7 +31768,7 @@
         <w:t xml:space="preserve">(Polanyi, 1966)</w:t>
       </w:r>
     </w:p>
-    <w:bookmarkStart w:id="266" w:name="경영의-질문-우리-회사의-지식은-어디에-있는가"/>
+    <w:bookmarkStart w:id="278" w:name="경영의-질문-우리-회사의-지식은-어디에-있는가"/>
     <w:p>
       <w:pPr>
         <w:pStyle w:val="Heading2"/>
@@ -31763,8 +31897,8 @@
         <w:t xml:space="preserve">이 질문들의 학술적 뿌리는 폴라니의 명제다. 인간은 말할 수 있는 것보다 많이 알며(Polanyi, 1966), 그 말해지지 않은 층 — 암묵지 — 이야말로 조직 경쟁력의 원천이자 가장 취약한 자산이다. 노나카는 암묵지와 형식지의 상호변환(SECI)으로 조직 지식이 창출된다는 동태 이론을 제시했고(Nonaka, 1994), 이 장의 두 앱은 정확히 그 변환의 도구다. 지식센터는 형식지의 그릇이고, Odoo AI는 변환을 가속하는 엔진이다. 그리고 이 장의 후반부는 정직한 경계 긋기에 바쳐진다. 이 엔진이 1부 5장의 DMAIC 루프에서 무엇을 담당할 수 있고 무엇을 담당할 수 없는가 — 그 결핍의 목록이 16장 서드브레인 아키텍처의 요구 명세가 된다.</w:t>
       </w:r>
     </w:p>
-    <w:bookmarkEnd w:id="266"/>
-    <w:bookmarkStart w:id="267" w:name="기능-해부-화면-속에-녹아든-지능"/>
+    <w:bookmarkEnd w:id="278"/>
+    <w:bookmarkStart w:id="279" w:name="기능-해부-화면-속에-녹아든-지능"/>
     <w:p>
       <w:pPr>
         <w:pStyle w:val="Heading2"/>
@@ -31853,8 +31987,8 @@
         <w:t xml:space="preserve">한편 지식센터는 Odoo 16부터 도입된 문서 협업 앱으로, 회사의 지식문서를 계층형 아티클로 작성·보관·공유한다. 노션류의 블록 편집기와 유사한 사용성에, 결정적 차이는 ERP와 같은 데이터베이스 안에 있다는 점이다. 작업표준서를 제조 작업지시서에서 바로 열람하고, 영업 플레이북을 CRM 파이프라인에서 참조하며, 헬프데스크 상담원이 티켓 화면에서 문서를 검색해 답변에 삽입한다. 아티클은 트리 구조로 중첩되어 부서별·주제별 체계를 이루고, 전사 워크스페이스와 개인 영역의 권한 경계, 템플릿, 공동 편집과 버전 이력, 업무 레코드와 나란히 걸리는 전사 검색을 갖춘다. 문서가 업무 화면 밖 별도 위키에 있는 것과 업무 레코드 옆에 있는 것의 차이는, 지식이 실제로 사용되는 빈도를 좌우한다.</w:t>
       </w:r>
     </w:p>
-    <w:bookmarkEnd w:id="267"/>
-    <w:bookmarkStart w:id="268" w:name="지식센터-암묵지의-형식지화-거점-seci와-지식의-3정5s"/>
+    <w:bookmarkEnd w:id="279"/>
+    <w:bookmarkStart w:id="280" w:name="지식센터-암묵지의-형식지화-거점-seci와-지식의-3정5s"/>
     <w:p>
       <w:pPr>
         <w:pStyle w:val="Heading2"/>
@@ -32223,8 +32357,8 @@
         <w:t xml:space="preserve">는 규율, 그리고 분기별 지식 진단 — 참조 수 상위·하위 아티클, 무소유자 문서, AI 오답 신고 건수를 경영자가 함께 보는 자리다.</w:t>
       </w:r>
     </w:p>
-    <w:bookmarkEnd w:id="268"/>
-    <w:bookmarkStart w:id="269" w:name="눈으로-보는-관리의-적용-지식이-보이고-말하고-추론을-넘보다"/>
+    <w:bookmarkEnd w:id="280"/>
+    <w:bookmarkStart w:id="281" w:name="눈으로-보는-관리의-적용-지식이-보이고-말하고-추론을-넘보다"/>
     <w:p>
       <w:pPr>
         <w:pStyle w:val="Heading2"/>
@@ -32420,8 +32554,8 @@
         <w:t xml:space="preserve">라고 관계를 가로질러 판단하지는 못한다. 이 경계를 방법론의 수준에서 정밀하게 측정하는 것이 다음 절이다.</w:t>
       </w:r>
     </w:p>
-    <w:bookmarkEnd w:id="269"/>
-    <w:bookmarkStart w:id="270" w:name="X75bcc3c8af05980db30a70ba2fd74e1151c6e37"/>
+    <w:bookmarkEnd w:id="281"/>
+    <w:bookmarkStart w:id="282" w:name="X75bcc3c8af05980db30a70ba2fd74e1151c6e37"/>
     <w:p>
       <w:pPr>
         <w:pStyle w:val="Heading2"/>
@@ -32721,8 +32855,8 @@
         <w:t xml:space="preserve">그러므로 서드브레인 보강의 논리는 다음과 같이 정리된다. Odoo AI와 지식센터는 루프의 손발이되 아직 두뇌가 아니다. 이 결핍은 제품의 미성숙이 아니라 아키텍처의 자연스러운 경계이며, 정확히 그 경계에서 16장의 확장 부스터가 시작된다. 온톨로지 지식그래프(Neo4j)가 Analyze의 관계 추론을, frePPLe과 디지털 트윈이 Improve의 정량 실험을, n8n이 루프 전체의 배관을, 자체 호스팅 LLM이 데이터 주권을 보강한다. 역으로 강조해야 할 것은 순서다. 지식센터에 문서를 쌓고 AI Fields로 정형 데이터를 늘리는 오늘의 실천이, 내일 온톨로지에 적재될 지식의 품질을 결정한다. 이 장의 두 앱을 착실히 운용하는 것은 서드브레인 구축의 선행 투자다.</w:t>
       </w:r>
     </w:p>
-    <w:bookmarkEnd w:id="270"/>
-    <w:bookmarkStart w:id="271" w:name="지능형-ai-적용-포인트-질문의-세-수준"/>
+    <w:bookmarkEnd w:id="282"/>
+    <w:bookmarkStart w:id="283" w:name="지능형-ai-적용-포인트-질문의-세-수준"/>
     <w:p>
       <w:pPr>
         <w:pStyle w:val="Heading2"/>
@@ -32865,8 +32999,8 @@
         <w:t xml:space="preserve">이라며 1·2수준의 실질 효용까지 버리는 것 — 이것이 현장에서 가장 흔한 낭비이며, 수준별 로드맵의 제시가 그 예방책이다. 역방향의 낭비도 있다. 2수준 답변을 검증 없이 그대로 의사결정에 쓰는 것이다. 에이전트의 집계는 접근 권한과 필터 조건에 따라 달라질 수 있으므로, 도입 초기 3개월은 답변과 화면 조회를 병행 대조하는 검증 기간을 두고, 대조 일치율이 확인된 질의 유형부터 검증을 해제하는 것이 안전한 운용이다.</w:t>
       </w:r>
     </w:p>
-    <w:bookmarkEnd w:id="271"/>
-    <w:bookmarkStart w:id="272" w:name="컨설팅-가이드-4"/>
+    <w:bookmarkEnd w:id="283"/>
+    <w:bookmarkStart w:id="284" w:name="컨설팅-가이드-4"/>
     <w:p>
       <w:pPr>
         <w:pStyle w:val="Heading2"/>
@@ -33082,8 +33216,8 @@
         <w:t xml:space="preserve">규율처럼 업무 흐름 자체에 축적을 심는 것이 회피법이다. 넷째, 프라이버시 사후 대응이다. 반출 금지 데이터의 범위를 사고가 난 뒤에 정하는 회사가 의외로 많다 — 활성화 첫 주에 정의하는 것이 컨설턴트의 의무다.</w:t>
       </w:r>
     </w:p>
-    <w:bookmarkEnd w:id="272"/>
-    <w:bookmarkStart w:id="273" w:name="정직한-평가-지능의-임대와-그-대가"/>
+    <w:bookmarkEnd w:id="284"/>
+    <w:bookmarkStart w:id="285" w:name="정직한-평가-지능의-임대와-그-대가"/>
     <w:p>
       <w:pPr>
         <w:pStyle w:val="Heading2"/>
@@ -33221,8 +33355,8 @@
         <w:t xml:space="preserve">로의 도약은 다음 장에서 시작된다.</w:t>
       </w:r>
     </w:p>
-    <w:bookmarkEnd w:id="273"/>
-    <w:bookmarkStart w:id="274" w:name="핵심-요약-14"/>
+    <w:bookmarkEnd w:id="285"/>
+    <w:bookmarkStart w:id="286" w:name="핵심-요약-14"/>
     <w:p>
       <w:pPr>
         <w:pStyle w:val="Heading2"/>
@@ -33360,8 +33494,8 @@
         <w:t xml:space="preserve">정직한 한계는 범용 LLM 의존(지능의 임대)과 데이터 프라이버시, 거버넌스 공백이다. 오늘의 문서 축적과 정형화가 내일 온톨로지에 적재될 지식의 품질을 결정하며, 그 도약의 아키텍처가 16장의 주제다.</w:t>
       </w:r>
     </w:p>
-    <w:bookmarkEnd w:id="274"/>
-    <w:bookmarkStart w:id="275" w:name="이-장의-참고문헌-14"/>
+    <w:bookmarkEnd w:id="286"/>
+    <w:bookmarkStart w:id="287" w:name="이-장의-참고문헌-14"/>
     <w:p>
       <w:pPr>
         <w:pStyle w:val="Heading2"/>
@@ -33575,9 +33709,9 @@
         <w:t xml:space="preserve">이 책 1부 2장(디지털 3정5S)·3장(눈으로 보는 관리)·5장(DMAIC 데이터 루프와 LLM 무한 루프), 2부 16장(확장 부스터: 서드브레인 아키텍처 구축).</w:t>
       </w:r>
     </w:p>
-    <w:bookmarkEnd w:id="275"/>
-    <w:bookmarkEnd w:id="276"/>
-    <w:bookmarkStart w:id="294" w:name="제16장.-확장-부스터-서드브레인-아키텍처-구축"/>
+    <w:bookmarkEnd w:id="287"/>
+    <w:bookmarkEnd w:id="288"/>
+    <w:bookmarkStart w:id="306" w:name="제16장.-확장-부스터-서드브레인-아키텍처-구축"/>
     <w:p>
       <w:pPr>
         <w:pStyle w:val="Heading1"/>
@@ -33655,7 +33789,7 @@
         <w:t xml:space="preserve">15장의 결론은 명확했다. Odoo에 내장된 AI는 기록 위의 지능으로서 훌륭한 출발점이지만, 세 가지가 부족하다. 유한능력의 정밀한 계획 능력, 시스템 경계를 넘는 자동화의 배관, 그리고 기업의 의미 구조를 이해하는 온톨로지 기억이다. 이 장은 그 결핍을 메우는 확장 부스터 — frePPLe, n8n과 Dify, Neo4j GraphRAG, 그리고 Ollama/Claude의 LLM 이중화 — 를 ’기능 소개’가 아니라 ’구축 컨설팅’의 관점에서 다룬다. 어떤 성숙도에서 어떤 부스터를 어떤 순서로 도입하고, 보안과 비용은 어떻게 설계하며, 무엇이 어렵고 무엇을 각오해야 하는가. 1부 7장에서 그린 예측 플랫폼 아키텍처의 실장(實裝) 매뉴얼이 이 장의 정체다.</w:t>
       </w:r>
     </w:p>
-    <w:bookmarkStart w:id="277" w:name="왜-부스터인가-병립의-함정과-원플랫폼쓰리부스터"/>
+    <w:bookmarkStart w:id="289" w:name="왜-부스터인가-병립의-함정과-원플랫폼쓰리부스터"/>
     <w:p>
       <w:pPr>
         <w:pStyle w:val="Heading2"/>
@@ -33831,8 +33965,8 @@
         <w:t xml:space="preserve">그 상태에 도달하는가이다. 그 논의를 위해 먼저 각 부스터의 정체를 컨설턴트의 언어로 해부한다.</w:t>
       </w:r>
     </w:p>
-    <w:bookmarkEnd w:id="277"/>
-    <w:bookmarkStart w:id="282" w:name="세-부스터의-해부-계획-자동화-지식"/>
+    <w:bookmarkEnd w:id="289"/>
+    <w:bookmarkStart w:id="294" w:name="세-부스터의-해부-계획-자동화-지식"/>
     <w:p>
       <w:pPr>
         <w:pStyle w:val="Heading2"/>
@@ -33841,7 +33975,7 @@
         <w:t xml:space="preserve">16.2 세 부스터의 해부: 계획, 자동화, 지식</w:t>
       </w:r>
     </w:p>
-    <w:bookmarkStart w:id="278" w:name="계획-부스터-frepple-유한능력의-세계로"/>
+    <w:bookmarkStart w:id="290" w:name="계획-부스터-frepple-유한능력의-세계로"/>
     <w:p>
       <w:pPr>
         <w:pStyle w:val="Heading3"/>
@@ -33858,8 +33992,8 @@
         <w:t xml:space="preserve">13장에서 확인했듯 Odoo의 제조 관리는 MRP와 MPS, 간트 계획까지 지원하지만, 표준 스케줄러는 자원 능력의 제약을 정밀하게 반영하는 데 한계가 있다. 설비 8대와 작업자 12명, 자재 입고 일정이라는 유한한 제약 아래 수백 개 제조 오더의 순서를 최적화하는 문제는 전문 APS(Advanced Planning and Scheduling)의 영역이다. frePPLe는 가장 널리 쓰이는 오픈소스 APS로, 자원·인력·자재·리드타임의 제약을 모두 반영한 유한능력(finite capacity) 계획과 스케줄을 생성하고, 통계적 수요예측과 안전재고 계획, 시나리오 비교(What-if)까지 계획 업무 전반을 포괄한다(frePPLe 공식 문서). 결정적으로 Odoo 공식 커넥터가 있다. 품목·BOM·워크센터·판매 오더·재고를 frePPLe로 보내고, 계산된 제조·구매 오더 제안을 Odoo로 돌려받는다. ERP를 바꾸지 않고 계획 두뇌만 이식하는 구조이며, 오픈코어 모델이므로 소규모 제조라면 커뮤니티 에디션과 커넥터만으로 시작할 수 있다. 1부 4장의 부품전개·일정계획 방법론과 7장의 편성 시뮬레이션이 이 엔진 위에서 실행된다.</w:t>
       </w:r>
     </w:p>
-    <w:bookmarkEnd w:id="278"/>
-    <w:bookmarkStart w:id="279" w:name="ax-부스터-n8n과-dify-배관과-작업대"/>
+    <w:bookmarkEnd w:id="290"/>
+    <w:bookmarkStart w:id="291" w:name="ax-부스터-n8n과-dify-배관과-작업대"/>
     <w:p>
       <w:pPr>
         <w:pStyle w:val="Heading3"/>
@@ -33932,8 +34066,8 @@
         <w:t xml:space="preserve">의 지능 구성에 강하다. 실무 표준 패턴은 n8n이 이벤트를 감지해 Dify 앱의 API를 호출하고, Dify가 RAG와 LLM으로 판단한 결과를 n8n이 Odoo 레코드에 기록하는 접속이다.</w:t>
       </w:r>
     </w:p>
-    <w:bookmarkEnd w:id="279"/>
-    <w:bookmarkStart w:id="280" w:name="지식-부스터-neo4j-graphrag-서드브레인의-본체"/>
+    <w:bookmarkEnd w:id="291"/>
+    <w:bookmarkStart w:id="292" w:name="지식-부스터-neo4j-graphrag-서드브레인의-본체"/>
     <w:p>
       <w:pPr>
         <w:pStyle w:val="Heading3"/>
@@ -33974,8 +34108,8 @@
         <w:t xml:space="preserve">)이다. 15장에서 진단한 Odoo AI의 결정적 한계 — 온톨로지의 부재 — 를 정확히 메우는 층이며, 1부 7장의 디지털 트윈이 서는 무대이기도 하다. 이 그래프는 검색 인덱스를 넘어 개인지식과 기업지식이 만나는 심장이다. 베테랑의 노트가 LLM 구조화와 본인 승인·익명화를 거쳐 온톨로지에 기여하고(개인→기업), 회사의 사례·통계가 개인 질의의 컨텍스트로 돌아온다(기업→개인). 공통 코드체계 — 2장에서 정비한 데이터의 정위치 — 가 두 세계의 연결 고리가 된다(이형근, 2026).</w:t>
       </w:r>
     </w:p>
-    <w:bookmarkEnd w:id="280"/>
-    <w:bookmarkStart w:id="281" w:name="llm-이중화-ollama와-claude-데이터-주권과-성능의-분업"/>
+    <w:bookmarkEnd w:id="292"/>
+    <w:bookmarkStart w:id="293" w:name="llm-이중화-ollama와-claude-데이터-주권과-성능의-분업"/>
     <w:p>
       <w:pPr>
         <w:pStyle w:val="Heading3"/>
@@ -33992,9 +34126,9 @@
         <w:t xml:space="preserve">LLM 전략은 이중화다. Ollama는 Llama·Qwen 계열의 오픈소스 LLM을 자체 하드웨어(또는 전용 클라우드 GPU)에서 구동하게 하는 실행 환경으로, 프롬프트와 출력이 네트워크 밖으로 나가지 않아 데이터 주권을 확보하고 토큰당 과금을 제거한다. 반면 다단계 원인 분석, 장문 보고서, 코드 생성 같은 고난도 추론은 Claude 같은 프론티어 모델이 여전히 앞선다. 실무 설계는 과업의 민감도와 난이도의 2×2로 갈린다. 민감 데이터를 다루는 일상 과업(주문 분류, 불량 기록 구조화, 사내 문서 질의)은 자체 호스팅 소형 모델이, 민감 데이터를 익명화한 고난도 과업(경영 분석, 시나리오 해석)은 프론티어 모델이 맡는다. Dify와 n8n이 모델 추상화 계층을 제공하므로 이 라우팅은 코드 수정 없이 설정으로 운영되며, 특정 모델·특정 사업자에 대한 종속이 구조적으로 회피된다. 15장에서 지적한 Odoo AI의 범용 LLM 종속성에 대한 답이 바로 이 이중화다.</w:t>
       </w:r>
     </w:p>
-    <w:bookmarkEnd w:id="281"/>
-    <w:bookmarkEnd w:id="282"/>
-    <w:bookmarkStart w:id="283" w:name="무한-루프의-기술-스택-구현-배관-작업대-기억-두뇌-손발"/>
+    <w:bookmarkEnd w:id="293"/>
+    <w:bookmarkEnd w:id="294"/>
+    <w:bookmarkStart w:id="295" w:name="무한-루프의-기술-스택-구현-배관-작업대-기억-두뇌-손발"/>
     <w:p>
       <w:pPr>
         <w:pStyle w:val="Heading2"/>
@@ -34498,8 +34632,8 @@
         <w:t xml:space="preserve">이 구현에서 컨설턴트가 지켜야 할 설계 원칙은 하나다. 지능은 교체 가능하게, 기억과 배관은 안정되게. LLM은 몇 달 주기로 더 나은 모델이 나오는 소모성 부품이지만, 온톨로지와 코드체계, ETL 파이프라인은 기업의 축적 자산이다. 루프의 가치가 쌓이는 곳은 두뇌가 아니라 기억이라는 것 — 이것이 모델 경쟁의 소음 속에서 아키텍처가 흔들리지 않게 하는 중심추다.</w:t>
       </w:r>
     </w:p>
-    <w:bookmarkEnd w:id="283"/>
-    <w:bookmarkStart w:id="284" w:name="성숙도-단계별-도입-순서-어느-단계에서-무엇을"/>
+    <w:bookmarkEnd w:id="295"/>
+    <w:bookmarkStart w:id="296" w:name="성숙도-단계별-도입-순서-어느-단계에서-무엇을"/>
     <w:p>
       <w:pPr>
         <w:pStyle w:val="Heading2"/>
@@ -34856,8 +34990,8 @@
         <w:t xml:space="preserve">를 묻는 경영 질문이 쌓이기 전에 그래프를 세우는 것은 장식이고, 계획 최적화가 병목이 되기 전에 APS를 세우는 것도 장식이다. 실무적으로 n8n만은 예외적으로 이른 도입을 권한다. 1단계에서 외부 채널 수집의 배관으로 시작해 두면, 이후 모든 단계의 확장이 같은 캔버스 위의 워크플로 추가로 처리되기 때문이다. 확장의 최종 단계로, 센서 기반 예지보전이 필요해지는 시점에는 UMH(United Manufacturing Hub) 같은 산업 IoT 스택을 2단계 확장으로 더한다(이형근, 2026). 처음부터 모든 것을 세우지 않고 경영의 질문이 자라는 속도에 맞춰 부스터를 더하는 것 — 이것이 목표지향 설계의 아키텍처적 표현이다.</w:t>
       </w:r>
     </w:p>
-    <w:bookmarkEnd w:id="284"/>
-    <w:bookmarkStart w:id="285" w:name="하이브리드-보안과-비용-구조-데이터-주권을-구독료로"/>
+    <w:bookmarkEnd w:id="296"/>
+    <w:bookmarkStart w:id="297" w:name="하이브리드-보안과-비용-구조-데이터-주권을-구독료로"/>
     <w:p>
       <w:pPr>
         <w:pStyle w:val="Heading2"/>
@@ -35098,8 +35232,8 @@
         <w:t xml:space="preserve">비용 구조도 같은 철학 위에 선다. 전 구성 요소가 오픈소스·소스 공개형이므로 소프트웨어 라이선스는 0원이고, 자체 LLM·자동화·보안·백업을 포함한 규모별 월 구독제로 초기 투자가 제거된다. 초소형 사업자의 AI 도입을 막는 최대 장벽이 초기 비용이라는 조사(중소기업중앙회, 2024)를 정면으로 겨냥한 구조이며, 6장 6.11절의 3주 경량 모델 — 온보딩·지식적재·현장적용 — 이 이 비용 구조 위에서 성립한다. 다만 컨설턴트는 고객에게 정직해야 한다. 라이선스 0원은 총비용 0원이 아니다. 뒤의 16.8절에서 보듯 이 스택의 진짜 비용은 라이선스가 아니라 통합과 운영에 있으며, 구독료는 그 운영을 누군가 대신 감당하는 값이다.</w:t>
       </w:r>
     </w:p>
-    <w:bookmarkEnd w:id="285"/>
-    <w:bookmarkStart w:id="286" w:name="손끝의-서드브레인-모바일스마트글라스-시나리오"/>
+    <w:bookmarkEnd w:id="297"/>
+    <w:bookmarkStart w:id="298" w:name="손끝의-서드브레인-모바일스마트글라스-시나리오"/>
     <w:p>
       <w:pPr>
         <w:pStyle w:val="Heading2"/>
@@ -35313,8 +35447,8 @@
         <w:t xml:space="preserve">는 수집 설계 원칙의 극한 형태가 여기 있다. 음성과 시선이 입력 장치가 되는 순간, 기록 행위는 사실상 소멸하고 데이터의 정량 — 실시간 전수 수집 — 이 부산물로 달성된다.</w:t>
       </w:r>
     </w:p>
-    <w:bookmarkEnd w:id="286"/>
-    <w:bookmarkStart w:id="290" w:name="컨설팅-가이드-진단-질문-구축-순서-성공-판정"/>
+    <w:bookmarkEnd w:id="298"/>
+    <w:bookmarkStart w:id="302" w:name="컨설팅-가이드-진단-질문-구축-순서-성공-판정"/>
     <w:p>
       <w:pPr>
         <w:pStyle w:val="Heading2"/>
@@ -35323,7 +35457,7 @@
         <w:t xml:space="preserve">16.7 컨설팅 가이드: 진단 질문, 구축 순서, 성공 판정</w:t>
       </w:r>
     </w:p>
-    <w:bookmarkStart w:id="287" w:name="부스터별-진단-질문-체크리스트"/>
+    <w:bookmarkStart w:id="299" w:name="부스터별-진단-질문-체크리스트"/>
     <w:p>
       <w:pPr>
         <w:pStyle w:val="Heading3"/>
@@ -35505,8 +35639,8 @@
         <w:t xml:space="preserve">(공통) 부스터 도입의 성공을 판정할 KPI 기준선이 측정되어 있는가.</w:t>
       </w:r>
     </w:p>
-    <w:bookmarkEnd w:id="287"/>
-    <w:bookmarkStart w:id="288" w:name="구축-순서와-기간"/>
+    <w:bookmarkEnd w:id="299"/>
+    <w:bookmarkStart w:id="300" w:name="구축-순서와-기간"/>
     <w:p>
       <w:pPr>
         <w:pStyle w:val="Heading3"/>
@@ -35775,8 +35909,8 @@
         <w:t xml:space="preserve">기간은 데이터 성숙도에 따라 절반이 되거나 두 배가 된다. 특히 3~6주 차의 온톨로지 설계가 전체의 관문이다 — 여기서 부실하면 이후 모든 층이 부실해진다.</w:t>
       </w:r>
     </w:p>
-    <w:bookmarkEnd w:id="288"/>
-    <w:bookmarkStart w:id="289" w:name="성공-판정과-흔한-실패-2"/>
+    <w:bookmarkEnd w:id="300"/>
+    <w:bookmarkStart w:id="301" w:name="성공-판정과-흔한-실패-2"/>
     <w:p>
       <w:pPr>
         <w:pStyle w:val="Heading3"/>
@@ -35793,9 +35927,9 @@
         <w:t xml:space="preserve">성공 판정은 부스터별로 하나씩이다. frePPLe는 계획 수립 시간과 납기 회답 시간의 단축(예: 주 8시간→1시간, 회답 반나절→10분), n8n은 수작업 연계 시간의 소멸, Dify·Neo4j는 경영 질문 응답 커버리지와 근거 추적 가능성(6장 4단계 판정 기준의 계승), 루프 전체로는 첫 회전의 완주 — Define부터 Control까지 사람의 승인 게이트를 거쳐 Odoo 환류가 실제로 일어났는가 — 다. 흔한 실패는 세 가지다. 첫째, 기술 선행 — 질문 없이 그래프부터 세우고 적재할 의미를 찾아 헤매는 경우로, 대응은 6장 1단계로의 회귀뿐이다. 둘째, 파이프라인 방치 — ETL이 조용히 실패하는데 아무도 모르는 상태로, 파이프라인 자체를 감시 대상 KPI로 등록하는 것이 회피법이다. 셋째, 시범 루프의 과욕 — 첫 DMAIC 루프에 가장 어려운 문제를 태우는 경우로, 첫 회전은 데이터가 두텁고 이해관계가 단순한 KPI(예: 특정 품목군의 재고회전)로 시작해 성공 체험을 만드는 것이 옳다.</w:t>
       </w:r>
     </w:p>
-    <w:bookmarkEnd w:id="289"/>
-    <w:bookmarkEnd w:id="290"/>
-    <w:bookmarkStart w:id="291" w:name="정직한-평가-복잡성의-값"/>
+    <w:bookmarkEnd w:id="301"/>
+    <w:bookmarkEnd w:id="302"/>
+    <w:bookmarkStart w:id="303" w:name="정직한-평가-복잡성의-값"/>
     <w:p>
       <w:pPr>
         <w:pStyle w:val="Heading2"/>
@@ -35828,8 +35962,8 @@
         <w:t xml:space="preserve">그렇다면 누구에게 권하는가. 판단 기준은 세 가지다. ①단일 상용 스위트의 라이선스를 감당할 수 없거나 감당할 의사가 없는 규모(대체로 50인 이하)이면서, ②데이터 주권 — 민감 데이터의 외부 반출 통제 — 을 구조적으로 요구하며, ③운영을 감당할 파트너 또는 관리형 서비스를 확보할 수 있는 기업. 셋 중 하나라도 결여되면 대안을 보라. ①이 결여된 중견 이상이라면 상용 APS·BI의 병립도 관리 역량에 따라 유효하고, ③이 결여된 초소형이라면 자체 구축이 아니라 관리형 클라우드 구독(6장의 3주 경량 모델)이 답이다. 아키텍처는 이념이 아니라 적합성의 문제다 — 이 문장으로 부스터 논의를 닫고, 다음 장에서 2부 전체를 하나의 컨설팅 로드맵으로 결산한다.</w:t>
       </w:r>
     </w:p>
-    <w:bookmarkEnd w:id="291"/>
-    <w:bookmarkStart w:id="292" w:name="핵심-요약-15"/>
+    <w:bookmarkEnd w:id="303"/>
+    <w:bookmarkStart w:id="304" w:name="핵심-요약-15"/>
     <w:p>
       <w:pPr>
         <w:pStyle w:val="Heading2"/>
@@ -35937,8 +36071,8 @@
         <w:t xml:space="preserve">정직한 평가: 여섯 개 구성 요소의 통합·운영 복잡도, 숨은 비용, 책임 소재의 분산이 이 아키텍처의 값이다. 규모·데이터 주권 요구·운영 파트너의 세 조건을 충족하는 기업에게만 권하며, 조건이 결여되면 상용 병립 또는 관리형 구독이 대안이다.</w:t>
       </w:r>
     </w:p>
-    <w:bookmarkEnd w:id="292"/>
-    <w:bookmarkStart w:id="293" w:name="이-장의-참고문헌-15"/>
+    <w:bookmarkEnd w:id="304"/>
+    <w:bookmarkStart w:id="305" w:name="이-장의-참고문헌-15"/>
     <w:p>
       <w:pPr>
         <w:pStyle w:val="Heading2"/>
@@ -36055,9 +36189,9 @@
         <w:t xml:space="preserve">United Manufacturing Hub. 공식 문서. https://www.umh.app</w:t>
       </w:r>
     </w:p>
-    <w:bookmarkEnd w:id="293"/>
-    <w:bookmarkEnd w:id="294"/>
-    <w:bookmarkStart w:id="306" w:name="제17장.-2부-결산-모듈-도입-우선순위와-전사-컨설팅-로드맵"/>
+    <w:bookmarkEnd w:id="305"/>
+    <w:bookmarkEnd w:id="306"/>
+    <w:bookmarkStart w:id="318" w:name="제17장.-2부-결산-모듈-도입-우선순위와-전사-컨설팅-로드맵"/>
     <w:p>
       <w:pPr>
         <w:pStyle w:val="Heading1"/>
@@ -36112,7 +36246,7 @@
         <w:t xml:space="preserve">아홉 개 장에 걸쳐 모듈을 해부한 지금, 독자의 물음도 같을 것이다. 웹사이트와 이커머스(9장), CRM과 판매(10장), 매입(11장), 재고 관리(12장), 제조 관리(13장), 회계(14장), Odoo AI와 지식센터(15장), 그리고 확장 부스터(16장)까지 — 각 장은 그 자체로 완결된 컨설팅 단위였지만, 실제 기업은 모듈을 한꺼번에 도입하지 않으며 도입해서도 안 된다. 이 장은 2부 전체를 하나의 실행 체계로 접는다. 전 모듈을 한 장의 매트릭스로 종합하고, 모듈 사이를 흐르는 단일 원장의 데이터 흐름을 확인하고, 업종·규모별 도입 시나리오 세 가지를 제시한 뒤, 1부 6장의 AX 5단계 로드맵과 결합해 전사 컨설팅 마스터플랜의 템플릿으로 완성한다. 2부를 컨설팅 실행서로 선언했던 8장의 약속을 갚는 장이다.</w:t>
       </w:r>
     </w:p>
-    <w:bookmarkStart w:id="295" w:name="부가-걸어온-길-여덟-개의-렌즈-하나의-방법"/>
+    <w:bookmarkStart w:id="307" w:name="부가-걸어온-길-여덟-개의-렌즈-하나의-방법"/>
     <w:p>
       <w:pPr>
         <w:pStyle w:val="Heading2"/>
@@ -36129,8 +36263,8 @@
         <w:t xml:space="preserve">돌아보면 2부의 아홉 개 장은 모두 같은 구조 — 8장에서 선언한 컨설팅 8절 형식 — 로 쓰였다. 경영의 질문에서 출발해, 기능을 해부하고, 데이터 지도와 3정5S 체크포인트를 세우고, 보이는→말하는→추론하는 3단계를 모듈 위에 구현하고, 대표 KPI 하나로 DMAIC 루프를 돌리고, AI 적용 포인트를 확인하고, 컨설팅 가이드와 정직한 평가로 닫았다. 이 반복은 단조로움이 아니라 방법의 증명이었다. 1부에서 정립한 방법론 — 데이터의 3정5S(2장), 눈으로 보는 관리의 3단계(3장), DMAIC 데이터 루프(5장), AX 5단계 로드맵(6장), 온톨로지 예측 플랫폼(7장) — 이 어느 모듈에 대해서도 같은 힘으로 작동한다는 것, 즉 모듈은 다양해도 컨설팅의 문법은 하나라는 것이다. 이 문법의 일관성이야말로 단일 플랫폼 위에서 전사를 다루는 컨설턴트의 무기다. 이제 그 아홉 개 장을 한 장의 표로 포갠다.</w:t>
       </w:r>
     </w:p>
-    <w:bookmarkEnd w:id="295"/>
-    <w:bookmarkStart w:id="296" w:name="모듈데이터ai-적용-매트릭스"/>
+    <w:bookmarkEnd w:id="307"/>
+    <w:bookmarkStart w:id="308" w:name="모듈데이터ai-적용-매트릭스"/>
     <w:p>
       <w:pPr>
         <w:pStyle w:val="Heading2"/>
@@ -36904,8 +37038,8 @@
         <w:t xml:space="preserve">또 하나 읽어야 할 것은 KPI 열의 세로 방향, 즉 지표들 사이의 사슬이다. 전환율(9장)이 오르면 수주가 늘고, 수주가 늘면 재고와 제조의 부하가 변하며, 납기준수율(11·13장)이 흔들리면 매출의 시점이 밀리고, 그 모든 것이 현금전환주기(14장)라는 재무의 최종 지표로 수렴한다. 모듈별 KPI는 독립 변수가 아니라 하나의 인과 사슬 위의 마디이며, 이 사슬을 명시적으로 그려 두는 것이 6장에서 말한 KGI-질문-KPI 트리의 전사 버전이다. 실무적 함의는 분명하다. 어느 모듈의 DMAIC 루프가 개선을 만들면 그 효과는 사슬을 타고 다른 모듈의 KPI에 나타나므로, 개선의 판정은 모듈 안에서 하되 개선의 보고는 사슬 전체 — 궁극적으로 KGI — 위에서 해야 한다. 부분 최적의 함정(7장)을 지표 체계의 수준에서 막는 장치가 이 사슬이다.</w:t>
       </w:r>
     </w:p>
-    <w:bookmarkEnd w:id="296"/>
-    <w:bookmarkStart w:id="297" w:name="단일-원장의-데이터-흐름-주문에서-결산까지"/>
+    <w:bookmarkEnd w:id="308"/>
+    <w:bookmarkStart w:id="309" w:name="단일-원장의-데이터-흐름-주문에서-결산까지"/>
     <w:p>
       <w:pPr>
         <w:pStyle w:val="Heading2"/>
@@ -37072,8 +37206,8 @@
         <w:t xml:space="preserve">라는 경영자의 질문이 들어왔다고 하자. 회계의 이익 분해가 특정 제품군의 원가 상승을 지목하고(14장), 원가의 분해가 해당 제품군의 재작업 증가를 지목하며(13장), 재작업의 로트 역추적이 특정 자재 로트를 지목하고(12장), 자재 로트의 이력이 특정 공급업체의 대체 납품을 지목한다(11장). 네 개 모듈을 관통하는 이 역추적이 병립 아키텍처에서는 부서 네 곳에 걸친 몇 주짜리 조사이지만, 단일 원장과 온톨로지 그래프 위에서는 한 번의 경로 질의와 한 장의 서사 보고서다. 2부에서 모듈마다 데이터의 3정5S를 고집한 이유가 이 장면에 있다 — 사슬은 가장 약한 고리만큼만 강하다.</w:t>
       </w:r>
     </w:p>
-    <w:bookmarkEnd w:id="297"/>
-    <w:bookmarkStart w:id="301" w:name="업종규모별-도입-시나리오-3종"/>
+    <w:bookmarkEnd w:id="309"/>
+    <w:bookmarkStart w:id="313" w:name="업종규모별-도입-시나리오-3종"/>
     <w:p>
       <w:pPr>
         <w:pStyle w:val="Heading2"/>
@@ -37090,7 +37224,7 @@
         <w:t xml:space="preserve">모듈 도입의 순서에 보편 정답은 없지만, 업종과 규모가 정하는 전형은 있다. 순서를 결정하는 원리는 두 가지다. 하나는 가치의 원리 — 그 업종에서 경영 사각지대가 가장 크고 개선 여지 금액이 가장 큰 지점의 모듈부터 — 이고, 다른 하나는 기반의 원리 — 뒤에 올 모듈이 의존하는 데이터를 앞의 모듈이 만들어 놓도록 — 다. 두 원리가 충돌하면 기반이 이긴다. 가치가 큰 모듈이라도 그것이 의존하는 데이터가 없으면 도입은 실패하기 때문이다. 이 원리 위에서, 컨설팅 현장에서 가장 자주 만나는 세 유형의 표준 시나리오를 제시한다. 각 시나리오의 기간은 6장 로드맵과 같은 50인 이하 기준의 경험적 추정이며, 성숙도 목표는 7장의 5단계를 따른다.</w:t>
       </w:r>
     </w:p>
-    <w:bookmarkStart w:id="298" w:name="시나리오-a-1인-이커머스-3주-경량-모델로-시작한다"/>
+    <w:bookmarkStart w:id="310" w:name="시나리오-a-1인-이커머스-3주-경량-모델로-시작한다"/>
     <w:p>
       <w:pPr>
         <w:pStyle w:val="Heading3"/>
@@ -37382,8 +37516,8 @@
         <w:t xml:space="preserve">주의점은 하나다. 성장이 이 시나리오의 변수다. 월 주문이 수백 건을 넘고 사입·위탁이 섞이기 시작하면 재고 관리의 로케이션 체계(12장)를 정식으로 세워야 하며, 그 시점이 경량 모델에서 정식 방법론으로 이행하는 관문이다. 같은 플랫폼 위에 있으므로 이행에 재구축은 없다.</w:t>
       </w:r>
     </w:p>
-    <w:bookmarkEnd w:id="298"/>
-    <w:bookmarkStart w:id="299" w:name="시나리오-b-550인-제조-재고에서-시작해-제조로-오른다"/>
+    <w:bookmarkEnd w:id="310"/>
+    <w:bookmarkStart w:id="311" w:name="시나리오-b-550인-제조-재고에서-시작해-제조로-오른다"/>
     <w:p>
       <w:pPr>
         <w:pStyle w:val="Heading3"/>
@@ -37725,8 +37859,8 @@
         <w:t xml:space="preserve">전체 약 9~13개월로, 6장 표준 시나리오의 기간과 포개진다. 성공의 관문은 2순서의 POP 정착이다. 현장 실적이 24시간 이내에 정확히 잡히지 않으면 4·5순서는 연기되어야 한다 — 사다리를 건너뛰지 않는다는 원칙은 모듈 순서에도 그대로 적용된다.</w:t>
       </w:r>
     </w:p>
-    <w:bookmarkEnd w:id="299"/>
-    <w:bookmarkStart w:id="300" w:name="시나리오-c-유통서비스1050인-고객-접점에서-시작해-회계로-닫는다"/>
+    <w:bookmarkEnd w:id="311"/>
+    <w:bookmarkStart w:id="312" w:name="시나리오-c-유통서비스1050인-고객-접점에서-시작해-회계로-닫는다"/>
     <w:p>
       <w:pPr>
         <w:pStyle w:val="Heading3"/>
@@ -38153,9 +38287,9 @@
         <w:t xml:space="preserve">열이 비어 있는 도입 계획은 계획이 아니라 설치 일정표에 불과하다. 개통은 시작이고, 그 모듈의 KPI가 말하고 추론하기 시작할 때 비로소 도입이 완료된다.</w:t>
       </w:r>
     </w:p>
-    <w:bookmarkEnd w:id="300"/>
-    <w:bookmarkEnd w:id="301"/>
-    <w:bookmarkStart w:id="302" w:name="전사-컨설팅-마스터플랜-5단계-로드맵과-모듈-순서의-결합"/>
+    <w:bookmarkEnd w:id="312"/>
+    <w:bookmarkEnd w:id="313"/>
+    <w:bookmarkStart w:id="314" w:name="전사-컨설팅-마스터플랜-5단계-로드맵과-모듈-순서의-결합"/>
     <w:p>
       <w:pPr>
         <w:pStyle w:val="Heading2"/>
@@ -38513,8 +38647,8 @@
         <w:t xml:space="preserve">동시에 이 템플릿은 기업 실무자의 검증 도구이기도 하다. 외부 제안서를 받았을 때 물어야 할 질문이 표에서 나온다. 진단 없이 모듈 목록부터 제시하는 제안, 성숙도 1단계 관문 없이 AI를 약속하는 제안, 성공 판정 기준이 KGI 기준선과 연결되지 않은 제안 — 모두 이 템플릿에 비추면 결격이 드러난다. 컨설턴트를 검증하는 가장 좋은 도구는 컨설턴트의 방법론 그 자체다.</w:t>
       </w:r>
     </w:p>
-    <w:bookmarkEnd w:id="302"/>
-    <w:bookmarkStart w:id="303" w:name="부의-핵심-메시지-그리고-3부로"/>
+    <w:bookmarkEnd w:id="314"/>
+    <w:bookmarkStart w:id="315" w:name="부의-핵심-메시지-그리고-3부로"/>
     <w:p>
       <w:pPr>
         <w:pStyle w:val="Heading2"/>
@@ -38565,8 +38699,8 @@
         <w:t xml:space="preserve">남은 것은 증명이다. 방법론과 실행 체계가 실제 기업에서 어떤 성과를 만드는가. 3부에서는 부문별 온톨로지의 작동 메커니즘 — 영업·구매·생산·품질·회계의 데이터가 지식그래프에서 실제로 어떻게 연결되고 어떤 질문에 답하는가 — 을 파고들고, 국내외 도입 사례의 성과 수치와 함께 서드브레인 경영의 실증을 다룬다. 도구의 해부는 끝났다. 이제 도구가 일하는 모습을 볼 차례다.</w:t>
       </w:r>
     </w:p>
-    <w:bookmarkEnd w:id="303"/>
-    <w:bookmarkStart w:id="304" w:name="핵심-요약-16"/>
+    <w:bookmarkEnd w:id="315"/>
+    <w:bookmarkStart w:id="316" w:name="핵심-요약-16"/>
     <w:p>
       <w:pPr>
         <w:pStyle w:val="Heading2"/>
@@ -38659,8 +38793,8 @@
         <w:t xml:space="preserve">2부의 결론: 모듈 컨설팅의 본질은 데이터 정비이고, 모든 모듈은 같은 성숙도 사다리를 오르며, 결핍은 질문이 요구할 때만 부스터로 메운다. 3부는 부문별 온톨로지의 작동 메커니즘과 성과 사례로 이 방법론을 실증한다.</w:t>
       </w:r>
     </w:p>
-    <w:bookmarkEnd w:id="304"/>
-    <w:bookmarkStart w:id="305" w:name="이-장의-참고문헌-16"/>
+    <w:bookmarkEnd w:id="316"/>
+    <w:bookmarkStart w:id="317" w:name="이-장의-참고문헌-16"/>
     <w:p>
       <w:pPr>
         <w:pStyle w:val="Heading2"/>
@@ -38755,9 +38889,9 @@
         <w:t xml:space="preserve">일본 생산관리 고전. 『다품종소량·수주생산의 생산관리』 (본서 연구자료).</w:t>
       </w:r>
     </w:p>
-    <w:bookmarkEnd w:id="305"/>
-    <w:bookmarkEnd w:id="306"/>
-    <w:bookmarkStart w:id="307" w:name="X431e11f90922bec1a5155a174a24123cf9338ab"/>
+    <w:bookmarkEnd w:id="317"/>
+    <w:bookmarkEnd w:id="318"/>
+    <w:bookmarkStart w:id="319" w:name="X431e11f90922bec1a5155a174a24123cf9338ab"/>
     <w:p>
       <w:pPr>
         <w:pStyle w:val="Heading1"/>
@@ -38774,8 +38908,8 @@
         <w:t xml:space="preserve">제1부가 방법론이고 제2부가 적용이라면, 제3부는 완성이다. ERP가 비추지 못하는 곳 — 데이터 없는 객체와 관계, 형식지화되지 않은 의사결정, 파편화된 암묵 운영 — 에서 기업의 손실은 발생한다. 제3부는 이 경영 사각지대를 온톨로지 메커니즘으로 발굴하고 통치(Govern)하는 방법론을 다룬다. 5 Space × 6 Station의 워크벤치, 암묵지를 형식지로 전환하는 PTGDA 알고리즘, 온톨로지가 실행 코드가 되는 Agent Workflow, 그리고 사각지대가 성과로 바뀐 구체적 사례까지 — 기록하는 ERP를 판단하는 ERP로 완성하는 마지막 층위를 제시한다.</w:t>
       </w:r>
     </w:p>
-    <w:bookmarkEnd w:id="307"/>
-    <w:bookmarkStart w:id="316" w:name="제18장.-경영-사각지대-ax의-마지막-관문"/>
+    <w:bookmarkEnd w:id="319"/>
+    <w:bookmarkStart w:id="328" w:name="제18장.-경영-사각지대-ax의-마지막-관문"/>
     <w:p>
       <w:pPr>
         <w:pStyle w:val="Heading1"/>
@@ -38831,7 +38965,7 @@
         <w:t xml:space="preserve">— JEDAIX 운영 매뉴얼 v9 (정인호, 2026)</w:t>
       </w:r>
     </w:p>
-    <w:bookmarkStart w:id="308" w:name="부의-출발점-2부가-남긴-물음"/>
+    <w:bookmarkStart w:id="320" w:name="부의-출발점-2부가-남긴-물음"/>
     <w:p>
       <w:pPr>
         <w:pStyle w:val="Heading2"/>
@@ -38897,8 +39031,8 @@
         <w:t xml:space="preserve">3부는 이 사각지대를 발굴하고 통치(Govern)하는 온톨로지 메커니즘의 방법론 — 제2저자 정인호가 설계한 JEDAIX — 을 다룬다. 이 장은 그 첫 장으로서 세 가지를 논증한다. 첫째, DX 다음의 AX가 왜 어려운가 — 어려움의 정체가 기술이 아니라 사각지대에 있다는 것. 둘째, 경영 사각지대란 무엇이며 어떤 메커니즘으로 손실을 만드는가. 셋째, ERP가 이미 있는 기업에게, 그리고 ERP가 없는 소상공인에게 사각지대의 통합은 각각 어떤 가치를 갖는가. 이 논증이 끝나는 지점에서 19장의 아키텍처가 시작된다.</w:t>
       </w:r>
     </w:p>
-    <w:bookmarkEnd w:id="308"/>
-    <w:bookmarkStart w:id="309" w:name="왜-dx-다음의-ax는-어려운가"/>
+    <w:bookmarkEnd w:id="320"/>
+    <w:bookmarkStart w:id="321" w:name="왜-dx-다음의-ax는-어려운가"/>
     <w:p>
       <w:pPr>
         <w:pStyle w:val="Heading2"/>
@@ -39020,8 +39154,8 @@
         <w:t xml:space="preserve">하는 것 — 에이전트라는 부품을 사람이 매번 수작업으로 조립하는 대신, 부품이 놓일 좌표와 흐름이 미리 설계된 작업대 위에서 전환을 수행하는 것이다(정인호, 2026).</w:t>
       </w:r>
     </w:p>
-    <w:bookmarkEnd w:id="309"/>
-    <w:bookmarkStart w:id="310" w:name="경영-사각지대의-해부-정의와-손실-메커니즘"/>
+    <w:bookmarkEnd w:id="321"/>
+    <w:bookmarkStart w:id="322" w:name="경영-사각지대의-해부-정의와-손실-메커니즘"/>
     <w:p>
       <w:pPr>
         <w:pStyle w:val="Heading2"/>
@@ -39185,8 +39319,8 @@
         <w:t xml:space="preserve">는 사실을 정확히 기록하지만 왜 반복되는지는 기록하지 못한다. 대응 단계에서, 원인을 모르는 조직은 증상에 대응한다 — 안전재고를 감(感)으로 올리고, 담당자를 문책하고, 예외 처리를 반복한다. 대응의 근거가 기록되지 않으므로 같은 학습을 몇 번이고 되풀이한다. 소멸 단계에서, 그나마 원인을 아는 사람 — 베테랑 — 이 이동하거나 퇴사하면 대응 능력 자체가 조직에서 사라진다. 손실이 발생하고, 임기응변이 반복되고, 아는 사람이 떠나면 처음부터 다시 — 이 순환이 사각지대가 만드는 손실의 구조이며, 그 규모는 결산서의 어느 계정에도 별도 항목으로 나타나지 않기에 경영진의 시야에서 체계적으로 과소평가된다. JEDAIX의 사례에서 하나의 사각지대 — 납기 압박이 품질 이의를 누르는 조직적 패턴 — 가 확정되었을 때 산출된 연환산 손실 추정치는 약 6천만 원이었다(JEDAIX 운영 매뉴얼 v9). 사각지대 하나의 값이 그렇다.</w:t>
       </w:r>
     </w:p>
-    <w:bookmarkEnd w:id="310"/>
-    <w:bookmarkStart w:id="311" w:name="erp가-있는데-왜-필요한가-두-세계의-통합"/>
+    <w:bookmarkEnd w:id="322"/>
+    <w:bookmarkStart w:id="323" w:name="erp가-있는데-왜-필요한가-두-세계의-통합"/>
     <w:p>
       <w:pPr>
         <w:pStyle w:val="Heading2"/>
@@ -39841,8 +39975,8 @@
         <w:t xml:space="preserve">은 루프가 회전할수록 정확해지는 학습 데이터의 축적이다. 형식지의 세계에서 설계된 루프가 암묵지의 세계로 확장되는 것 — 이것이 3부가 논증할 통합의 본질이다.</w:t>
       </w:r>
     </w:p>
-    <w:bookmarkEnd w:id="311"/>
-    <w:bookmarkStart w:id="312" w:name="온톨로지-메커니즘이-채우는-자리-3부의-지도"/>
+    <w:bookmarkEnd w:id="323"/>
+    <w:bookmarkStart w:id="324" w:name="온톨로지-메커니즘이-채우는-자리-3부의-지도"/>
     <w:p>
       <w:pPr>
         <w:pStyle w:val="Heading2"/>
@@ -39928,8 +40062,8 @@
         <w:t xml:space="preserve">의 반복 패턴까지 미친다. AI ERP의 특징이 사각지대의 통합으로 비로소 완성된다는 것 — 이것이 3부 표제의 의미다.</w:t>
       </w:r>
     </w:p>
-    <w:bookmarkEnd w:id="312"/>
-    <w:bookmarkStart w:id="313" w:name="erp가-없는-조직에게-소상공인-mis-new-normal"/>
+    <w:bookmarkEnd w:id="324"/>
+    <w:bookmarkStart w:id="325" w:name="erp가-없는-조직에게-소상공인-mis-new-normal"/>
     <w:p>
       <w:pPr>
         <w:pStyle w:val="Heading2"/>
@@ -40073,8 +40207,8 @@
         <w:t xml:space="preserve">정리하자. ERP 보유 기업에게 온톨로지 메커니즘은 형식지의 세계에 암묵지의 세계를 통합하는 확장이고, ERP 미보유 조직에게는 암묵지에서 출발해 형식지 체계를 처음 세우는 건축이다. 방향은 반대지만 도구는 같다 — 두 경우 모두, 사람의 말에서 시작해 시스템의 값으로 끝나는 하나의 파이프라인이 필요하다. 그 파이프라인의 해부도가 다음 장의 주제다.</w:t>
       </w:r>
     </w:p>
-    <w:bookmarkEnd w:id="313"/>
-    <w:bookmarkStart w:id="314" w:name="핵심-요약-17"/>
+    <w:bookmarkEnd w:id="325"/>
+    <w:bookmarkStart w:id="326" w:name="핵심-요약-17"/>
     <w:p>
       <w:pPr>
         <w:pStyle w:val="Heading2"/>
@@ -40221,8 +40355,8 @@
         <w:t xml:space="preserve">— 형식화된 레거시가 없기에 DX를 건너뛰어 AX로 직행하는 도약의 경로다.</w:t>
       </w:r>
     </w:p>
-    <w:bookmarkEnd w:id="314"/>
-    <w:bookmarkStart w:id="315" w:name="이-장의-참고문헌-17"/>
+    <w:bookmarkEnd w:id="326"/>
+    <w:bookmarkStart w:id="327" w:name="이-장의-참고문헌-17"/>
     <w:p>
       <w:pPr>
         <w:pStyle w:val="Heading2"/>
@@ -40332,9 +40466,9 @@
         <w:t xml:space="preserve">이 책 1부 5장(DMAIC 데이터 루프와 LLM 무한 루프), 2부 15장(Odoo AI의 Analyze·Improve 결핍 진단), 2부 16장(확장 부스터: 서드브레인 아키텍처).</w:t>
       </w:r>
     </w:p>
-    <w:bookmarkEnd w:id="315"/>
-    <w:bookmarkEnd w:id="316"/>
-    <w:bookmarkStart w:id="326" w:name="제19장.-jedaix-온톨로지-아키텍처-5-space-6-station"/>
+    <w:bookmarkEnd w:id="327"/>
+    <w:bookmarkEnd w:id="328"/>
+    <w:bookmarkStart w:id="338" w:name="제19장.-jedaix-온톨로지-아키텍처-5-space-6-station"/>
     <w:p>
       <w:pPr>
         <w:pStyle w:val="Heading1"/>
@@ -40363,7 +40497,7 @@
         <w:t xml:space="preserve">— JEDAIX 온톨로지 아키텍처 문서 v9 (정인호, 2026)</w:t>
       </w:r>
     </w:p>
-    <w:bookmarkStart w:id="317" w:name="전체-아키텍처-말에서-실행까지-하나의-파이프라인"/>
+    <w:bookmarkStart w:id="329" w:name="전체-아키텍처-말에서-실행까지-하나의-파이프라인"/>
     <w:p>
       <w:pPr>
         <w:pStyle w:val="Heading2"/>
@@ -40689,8 +40823,8 @@
         <w:t xml:space="preserve">이 있다. 온톨로지가 지식의 지도로 완성되는 데서 멈추지 않고 재고가 차감되고 전표가 생기는 현실까지 연결되며, 실행 중의 이상이 다시 진단의 입력으로 돌아온다. 파이프라인이 아니라 루프 — 1부 5장의 무한 루프가 여기서도 전체 구조의 결론이다.</w:t>
       </w:r>
     </w:p>
-    <w:bookmarkEnd w:id="317"/>
-    <w:bookmarkStart w:id="318" w:name="frame-universal-metadata-9속성이라는-정적-뼈대"/>
+    <w:bookmarkEnd w:id="329"/>
+    <w:bookmarkStart w:id="330" w:name="frame-universal-metadata-9속성이라는-정적-뼈대"/>
     <w:p>
       <w:pPr>
         <w:pStyle w:val="Heading2"/>
@@ -41088,8 +41222,8 @@
         <w:t xml:space="preserve">이 구조적으로 가능한 이유가 바로 이것이다. v1에서 살펴본 학술 온톨로지 프로젝트들이 기업마다 온톨로지 엔지니어의 설계 작업을 요구했던 것과 대비되는, 제품화된 온톨로지의 핵심 장치라 할 수 있다.</w:t>
       </w:r>
     </w:p>
-    <w:bookmarkEnd w:id="318"/>
-    <w:bookmarkStart w:id="319" w:name="space-업무가-일어나는-다섯-개의-공간"/>
+    <w:bookmarkEnd w:id="330"/>
+    <w:bookmarkStart w:id="331" w:name="space-업무가-일어나는-다섯-개의-공간"/>
     <w:p>
       <w:pPr>
         <w:pStyle w:val="Heading2"/>
@@ -41411,8 +41545,8 @@
         <w:t xml:space="preserve">는 19.5절에서 다룬다.</w:t>
       </w:r>
     </w:p>
-    <w:bookmarkEnd w:id="319"/>
-    <w:bookmarkStart w:id="320" w:name="corespace-언어-토큰이-좌표가-되는-지점"/>
+    <w:bookmarkEnd w:id="331"/>
+    <w:bookmarkStart w:id="332" w:name="corespace-언어-토큰이-좌표가-되는-지점"/>
     <w:p>
       <w:pPr>
         <w:pStyle w:val="Heading2"/>
@@ -41538,8 +41672,8 @@
         <w:t xml:space="preserve">라는 발화가 제약이론(TOC) 위반의 신호로 해석되려면, 언어의 층 위에 판단 기준의 층과 제조업 메타데이터의 층이 겹쳐 있어야 한다. 범용 LLM이 어휘를 이해하는 것과 온톨로지가 의미를 좌표화하는 것 사이의 거리가, 정확히 이 중간 층들의 두께다.</w:t>
       </w:r>
     </w:p>
-    <w:bookmarkEnd w:id="320"/>
-    <w:bookmarkStart w:id="321" w:name="station-문제가-흘러가는-여섯-개의-워크스테이션"/>
+    <w:bookmarkEnd w:id="332"/>
+    <w:bookmarkStart w:id="333" w:name="station-문제가-흘러가는-여섯-개의-워크스테이션"/>
     <w:p>
       <w:pPr>
         <w:pStyle w:val="Heading2"/>
@@ -41661,8 +41795,8 @@
         <w:t xml:space="preserve">이고, TA로 분류된 신호만이 PTGDA 파이프라인에 진입해 Class 후보가 된다(JEDAIX 온톨로지 아키텍처 문서 v9, 5.3절).</w:t>
       </w:r>
     </w:p>
-    <w:bookmarkEnd w:id="321"/>
-    <w:bookmarkStart w:id="322" w:name="설계-철학-맞다틀리다가-아니라-확률적-중간-상태"/>
+    <w:bookmarkEnd w:id="333"/>
+    <w:bookmarkStart w:id="334" w:name="설계-철학-맞다틀리다가-아니라-확률적-중간-상태"/>
     <w:p>
       <w:pPr>
         <w:pStyle w:val="Heading2"/>
@@ -41808,8 +41942,8 @@
         <w:t xml:space="preserve">는 표본 크기의 하한이며, 엇갈린 응답에 의한 확신도 하락은 산포가 큰 데이터에서 결론을 유보하는 통계적 보수주의다. 그리고 임계를 넘어도 자동으로 실행되지 않고 사람의 승인 순간에만 확정된다는 규칙은, 5장의 삼분법 — 생성은 기계가, 검증은 모델이, 결정은 사람이 — 의 온톨로지 버전이다. 슈하트의 관리도가 우연 원인과 이상 원인을 한계선으로 갈랐다면(Shewhart, 1939), PTGDA의 wave는 느낌과 지식을 임계값으로 가른다. 형식은 다르되 정신은 하나다 — 불확실성을 없는 척하지 말고, 측정하고 관리하라.</w:t>
       </w:r>
     </w:p>
-    <w:bookmarkEnd w:id="322"/>
-    <w:bookmarkStart w:id="323" w:name="학술-계보와의-대화-gruber에서-jedaix까지"/>
+    <w:bookmarkEnd w:id="334"/>
+    <w:bookmarkStart w:id="335" w:name="학술-계보와의-대화-gruber에서-jedaix까지"/>
     <w:p>
       <w:pPr>
         <w:pStyle w:val="Heading2"/>
@@ -42201,8 +42335,8 @@
         <w:t xml:space="preserve">물론 이 실무 지향에는 대가도 있다. 대화로 성장하는 온톨로지의 품질은 대화의 품질 — 누가, 얼마나 성실하게 응답하는가 — 에 의존하며, 공통 Frame의 표준화는 개별 기업의 극단적 특수성을 다 담지 못할 수 있다. 이 한계와 운영 조건은 22장의 정직한 평가에서 다시 다룬다. 다음 장에서는 이 아키텍처의 심장 — 발화가 확신이 되고 확신이 Class가 되는 PTGDA와 TA의 알고리즘 — 으로 내려간다.</w:t>
       </w:r>
     </w:p>
-    <w:bookmarkEnd w:id="323"/>
-    <w:bookmarkStart w:id="324" w:name="핵심-요약-18"/>
+    <w:bookmarkEnd w:id="335"/>
+    <w:bookmarkStart w:id="336" w:name="핵심-요약-18"/>
     <w:p>
       <w:pPr>
         <w:pStyle w:val="Heading2"/>
@@ -42343,8 +42477,8 @@
         <w:t xml:space="preserve">JEDAIX는 Gruber·TOVE·Enterprise Ontology 계보의 후예이되, 원재료(문서→발화), 성장 방식(사전 설계→Progressive Ontology), 종착점(질의 응답→실행과 손익)의 세 이동으로 지식 획득 병목에 실무적 답을 제시한다.</w:t>
       </w:r>
     </w:p>
-    <w:bookmarkEnd w:id="324"/>
-    <w:bookmarkStart w:id="325" w:name="이-장의-참고문헌-18"/>
+    <w:bookmarkEnd w:id="336"/>
+    <w:bookmarkStart w:id="337" w:name="이-장의-참고문헌-18"/>
     <w:p>
       <w:pPr>
         <w:pStyle w:val="Heading2"/>
@@ -42566,9 +42700,9 @@
         <w:t xml:space="preserve">이 책 1부 5장(DMAIC 데이터 루프·통계적 사고·삼분법), 2부 15장(Odoo AI의 결핍 진단), 2부 16장(온톨로지 지식그래프 부스터), 3부 18장(경영 사각지대의 정의).</w:t>
       </w:r>
     </w:p>
-    <w:bookmarkEnd w:id="325"/>
-    <w:bookmarkEnd w:id="326"/>
-    <w:bookmarkStart w:id="335" w:name="제20장.-ptgda와-ta-암묵지-발굴의-알고리즘"/>
+    <w:bookmarkEnd w:id="337"/>
+    <w:bookmarkEnd w:id="338"/>
+    <w:bookmarkStart w:id="347" w:name="제20장.-ptgda와-ta-암묵지-발굴의-알고리즘"/>
     <w:p>
       <w:pPr>
         <w:pStyle w:val="Heading1"/>
@@ -42644,7 +42778,7 @@
         <w:t xml:space="preserve">이 장은 그 공백에 대한 JEDAIX의 답을 해부한다. 표출화를 솜씨가 아니라 알고리즘으로 — 상태와 전이, 임계값과 검증 규칙을 가진 계산 절차로 — 만드는 것이다. 19장에서 본 5 Space × 6 Station의 워크벤치가 무대였다면, 이 장은 그 무대 위에서 실제로 암묵지가 발굴되는 기계 장치를 다룬다. 사각지대의 신호에 이름을 붙이는 TA(Tacit Anomaly) 분류체계, 희미한 신호를 확정된 지식으로 키워가는 PTGDA 상태 전이, 언어가 스키마로 자라는 Seed 성장 사슬, 그 전 과정에서 번역자 역할을 맡는 LLM, 그리고 마지막 관문에 사람을 남겨두는 HITL(Human-in-the-Loop) 원칙까지. 3부의 기술적 심장이 여기에 있다.</w:t>
       </w:r>
     </w:p>
-    <w:bookmarkStart w:id="327" w:name="표출화는-알고리즘이-될-수-있는가"/>
+    <w:bookmarkStart w:id="339" w:name="표출화는-알고리즘이-될-수-있는가"/>
     <w:p>
       <w:pPr>
         <w:pStyle w:val="Heading2"/>
@@ -42725,8 +42859,8 @@
         <w:t xml:space="preserve">이 구도는 1부 5장의 DMAIC 데이터 루프와 정확히 맞물린다. 그 장에서 우리는 분석(Analyze)의 본질을 ’탐색적 가설 생성과 확증적 가설 검정의 교대’로 정리했다(De Mast &amp; Lokkerbol, 2012). PTGDA는 이 교대를 암묵지의 영역으로 확장한 것이다 — 탐색은 6 Station의 대화가, 확증은 반복 확인의 확신도 축적이 담당한다. 다만 검정의 대상이 공정 데이터가 아니라 사람의 증언이라는 점, 그리고 검정의 결과가 보고서가 아니라 온톨로지 스키마라는 점이 다르다.</w:t>
       </w:r>
     </w:p>
-    <w:bookmarkEnd w:id="327"/>
-    <w:bookmarkStart w:id="328" w:name="ta-10종-사각지대에-이름을-붙이다"/>
+    <w:bookmarkEnd w:id="339"/>
+    <w:bookmarkStart w:id="340" w:name="ta-10종-사각지대에-이름을-붙이다"/>
     <w:p>
       <w:pPr>
         <w:pStyle w:val="Heading2"/>
@@ -43093,8 +43227,8 @@
         <w:t xml:space="preserve">하다고 안내한다. 본문 사례로 구체적 실명이 확인되는 것은 TA06(KPI 충돌 — 품질 이의를 무시하고 출하 강행)이다. 이 장의 논의도 그 확인된 범위 안에서 진행한다.</w:t>
       </w:r>
     </w:p>
-    <w:bookmarkEnd w:id="328"/>
-    <w:bookmarkStart w:id="329" w:name="ptgda-seed에서-통치까지의-상태-전이"/>
+    <w:bookmarkEnd w:id="340"/>
+    <w:bookmarkStart w:id="341" w:name="ptgda-seed에서-통치까지의-상태-전이"/>
     <w:p>
       <w:pPr>
         <w:pStyle w:val="Heading2"/>
@@ -43300,8 +43434,8 @@
         <w:t xml:space="preserve">는 문장이 담당자를 움직였던 이유가 여기 있다. 암묵지의 형식지화는 인식론의 사건이지만, 조직을 움직이는 것은 손익계산서의 사건이다. PTGDA가 ’통치(Governed)’라는 단어로 끝나는 것은 이 때문이다 — 발굴된 지식은 관리되는 계정과 기한(DTF)을 가진 개선활동으로 조직의 공식 질서에 편입된다.</w:t>
       </w:r>
     </w:p>
-    <w:bookmarkEnd w:id="329"/>
-    <w:bookmarkStart w:id="330" w:name="seed-성장-사슬-언어가-스키마가-되기까지"/>
+    <w:bookmarkEnd w:id="341"/>
+    <w:bookmarkStart w:id="342" w:name="seed-성장-사슬-언어가-스키마가-되기까지"/>
     <w:p>
       <w:pPr>
         <w:pStyle w:val="Heading2"/>
@@ -43735,8 +43869,8 @@
         <w:t xml:space="preserve">는 서술이 형식 규칙이 되는 것이다. 이로써 노나카의 표출화는 하나의 파이프라인이 되었다. 발화(암묵지)에서 Chunk로, Chunk에서 좌표로, 좌표에서 축으로, 축에서 Class와 Rule(형식지)로 — 그리고 21장에서 보겠지만, Class와 Rule에서 실행 코드로.</w:t>
       </w:r>
     </w:p>
-    <w:bookmarkEnd w:id="330"/>
-    <w:bookmarkStart w:id="331" w:name="llm의-자리-한-문장이-온톨로지가-되는-여정"/>
+    <w:bookmarkEnd w:id="342"/>
+    <w:bookmarkStart w:id="343" w:name="llm의-자리-한-문장이-온톨로지가-되는-여정"/>
     <w:p>
       <w:pPr>
         <w:pStyle w:val="Heading2"/>
@@ -43949,8 +44083,8 @@
         <w:t xml:space="preserve">여기서 LLM 활용의 설계 원칙 하나를 짚어둘 필요가 있다. JEDAIX는 LLM에게 확정 판단을 맡기지 않는다. Chunk 분해와 TA 후보 분류, OWL·SWRL 초안 작성까지가 LLM의 몫이고, 확정은 반복 확인의 통계(confirm_count/total_count)가, 승인은 사람이 담당한다. 1부 5장에서 경고했듯 LLM의 환각과 편향은 루프의 안전장치를 전제로만 관리 가능하다 — PTGDA의 임계값과 다음 절의 HITL 게이트가 정확히 그 안전장치다.</w:t>
       </w:r>
     </w:p>
-    <w:bookmarkEnd w:id="331"/>
-    <w:bookmarkStart w:id="332" w:name="hitl과-검증-통치의-마지막-관문"/>
+    <w:bookmarkEnd w:id="343"/>
+    <w:bookmarkStart w:id="344" w:name="hitl과-검증-통치의-마지막-관문"/>
     <w:p>
       <w:pPr>
         <w:pStyle w:val="Heading2"/>
@@ -44089,8 +44223,8 @@
         <w:t xml:space="preserve">이지만, 도입 초기의 조직에게는 인내가 요구되는 구간이다(이 수용성의 문제는 22장에서 다룬다). 둘째, 임계값 70%·3회는 신중함과 속도의 트레이드오프다. 빠른 확정은 오확정의 위험을, 느린 확정은 발굴 지연의 비용을 낳는다. 셋째, 발굴은 시작이지 끝이 아니다. 확정된 Class가 실제 성과가 되려면 실행의 층 — Skill-Loop-Harness와 Agent Workflow — 이 필요하다. 그것이 다음 장의 주제다.</w:t>
       </w:r>
     </w:p>
-    <w:bookmarkEnd w:id="332"/>
-    <w:bookmarkStart w:id="333" w:name="핵심-요약-19"/>
+    <w:bookmarkEnd w:id="344"/>
+    <w:bookmarkStart w:id="345" w:name="핵심-요약-19"/>
     <w:p>
       <w:pPr>
         <w:pStyle w:val="Heading2"/>
@@ -44204,8 +44338,8 @@
         <w:t xml:space="preserve">온톨로지가 아무리 정교해져도 최종 승인은 구조적으로 사람에게 남는다(HITL). 자격 검증(Harness)과 판단 승인(사람)의 분리, 그리고 여섯 가지 결정론적 검증 규칙(참조 무결성·승인자 자격·순환 참조·권한 충돌·TA 코드 유효성·조직·직무 일치)이 이중의 관문을 이룬다.</w:t>
       </w:r>
     </w:p>
-    <w:bookmarkEnd w:id="333"/>
-    <w:bookmarkStart w:id="334" w:name="이-장의-참고문헌-19"/>
+    <w:bookmarkEnd w:id="345"/>
+    <w:bookmarkStart w:id="346" w:name="이-장의-참고문헌-19"/>
     <w:p>
       <w:pPr>
         <w:pStyle w:val="Heading2"/>
@@ -44375,9 +44509,9 @@
         <w:t xml:space="preserve">W3C (2012). OWL 2 Web Ontology Language Document Overview (Second Edition). W3C Recommendation.</w:t>
       </w:r>
     </w:p>
-    <w:bookmarkEnd w:id="334"/>
-    <w:bookmarkEnd w:id="335"/>
-    <w:bookmarkStart w:id="345" w:name="X4635f748735780d60ec3535c91168f97134c075"/>
+    <w:bookmarkEnd w:id="346"/>
+    <w:bookmarkEnd w:id="347"/>
+    <w:bookmarkStart w:id="360" w:name="X4635f748735780d60ec3535c91168f97134c075"/>
     <w:p>
       <w:pPr>
         <w:pStyle w:val="Heading1"/>
@@ -44453,7 +44587,7 @@
         <w:t xml:space="preserve">이 장은 온톨로지가 실행 코드가 되는 경로를 다룬다. 확정된 Class를 업무 논리로 보완하는 Skill-Loop-Harness, 슬롯 채우기로 프로세스를 결정론적으로 조립하는 Workflow 빌더, 실행 전체를 감시하며 이상 신호를 다시 진단으로 되돌리는 War Room, 알림으로 끝나지 않고 시스템 값을 실제로 바꾸는 InventoryBufferAgent, 그리고 그 실행이 딛고 서는 SCM Backbone의 계산 사슬까지. 그리고 장의 끝에서 이 책 3부작의 아키텍처적 결론 — Odoo와 JEDAIX가 각각 형식지의 원장과 암묵지의 판단 계층으로 결합하는 통합 구도 — 을 그린다.</w:t>
       </w:r>
     </w:p>
-    <w:bookmarkStart w:id="336" w:name="skill-loop-harness-확정된-지식을-업무-논리로"/>
+    <w:bookmarkStart w:id="348" w:name="skill-loop-harness-확정된-지식을-업무-논리로"/>
     <w:p>
       <w:pPr>
         <w:pStyle w:val="Heading2"/>
@@ -44669,8 +44803,8 @@
         <w:t xml:space="preserve">라는 기한(DTF)이 없는 개선은 1부 5장에서 본 바인더 속 관리 계획서처럼 소멸한다. 그리고 지식은 권한 개념이 없으므로 Harness가 필요하다 — 누구나 안전재고를 바꿀 수 있는 시스템은 통치가 아니라 혼돈이다. 20장에서 확인했듯 Harness는 자격만 검증하고 판단의 옳음은 사람에게 남긴다는 점에서, 이 계층 전체가 HITL 원칙 위에 서 있다.</w:t>
       </w:r>
     </w:p>
-    <w:bookmarkEnd w:id="336"/>
-    <w:bookmarkStart w:id="337" w:name="workflow-빌더-슬롯을-채우면-프로세스가-된다"/>
+    <w:bookmarkEnd w:id="348"/>
+    <w:bookmarkStart w:id="349" w:name="workflow-빌더-슬롯을-채우면-프로세스가-된다"/>
     <w:p>
       <w:pPr>
         <w:pStyle w:val="Heading2"/>
@@ -44827,8 +44961,8 @@
         <w:t xml:space="preserve">이기 때문이다(정인호, 2026).</w:t>
       </w:r>
     </w:p>
-    <w:bookmarkEnd w:id="337"/>
-    <w:bookmarkStart w:id="338" w:name="war-room-무한-루프의-관제탑"/>
+    <w:bookmarkEnd w:id="349"/>
+    <w:bookmarkStart w:id="350" w:name="war-room-무한-루프의-관제탑"/>
     <w:p>
       <w:pPr>
         <w:pStyle w:val="Heading2"/>
@@ -45005,8 +45139,8 @@
         <w:t xml:space="preserve">다(JEDAIX 운영 매뉴얼 v9, 부록 E).</w:t>
       </w:r>
     </w:p>
-    <w:bookmarkEnd w:id="338"/>
-    <w:bookmarkStart w:id="339" w:name="inventorybufferagent-알림으로-끝나지-않는-실행"/>
+    <w:bookmarkEnd w:id="350"/>
+    <w:bookmarkStart w:id="351" w:name="inventorybufferagent-알림으로-끝나지-않는-실행"/>
     <w:p>
       <w:pPr>
         <w:pStyle w:val="Heading2"/>
@@ -45087,8 +45221,8 @@
         <w:t xml:space="preserve">이므로, 발견은 자동으로 6 Station의 안건으로 등록되어 경영진의 확인 항목이 된다. JEDAIX는 자동화할 수 있는 것(파라미터 보정)과 사람이 결정해야 하는 것(경영 판단)을 온톨로지 층위에서부터 구분해 처리한다. 이 사례의 전말은 23장의 사례연구에서 상세히 다룬다.</w:t>
       </w:r>
     </w:p>
-    <w:bookmarkEnd w:id="339"/>
-    <w:bookmarkStart w:id="340" w:name="scm-backbone-여덟-개의-계산기와-하나의-사슬"/>
+    <w:bookmarkEnd w:id="351"/>
+    <w:bookmarkStart w:id="352" w:name="scm-backbone-여덟-개의-계산기와-하나의-사슬"/>
     <w:p>
       <w:pPr>
         <w:pStyle w:val="Heading2"/>
@@ -45521,8 +45655,8 @@
         <w:t xml:space="preserve">이 한 문장에 3부 전체의 구도가 압축되어 있다. 형식지의 계산 사슬(SCM Backbone)이 암묵지의 발굴 이력(6 Station 확인)을 입력 변수로 소비하고, 발굴의 산출(보정된 안전재고)이 다시 계산 사슬의 파라미터로 환류된다. 창고(WMS)의 자동 위치 배정과 선입선출, 배송(TMS)의 도착일 계산도 같은 원리로 존재한다 — 전문 솔루션과 기능 경쟁을 하기 위해서가 아니라, 이 기능들이 만들어내는 실제 데이터(재고 부족·배송 지연)를 6 Station의 암묵지 발굴과 연결하기 위해서다.</w:t>
       </w:r>
     </w:p>
-    <w:bookmarkEnd w:id="340"/>
-    <w:bookmarkStart w:id="341" w:name="odoo-jedaix-형식지의-원장과-암묵지의-판단-계층"/>
+    <w:bookmarkEnd w:id="352"/>
+    <w:bookmarkStart w:id="356" w:name="odoo-jedaix-형식지의-원장과-암묵지의-판단-계층"/>
     <w:p>
       <w:pPr>
         <w:pStyle w:val="Heading2"/>
@@ -45533,7 +45667,62 @@
     </w:p>
     <w:p>
       <w:pPr>
-        <w:pStyle w:val="FirstParagraph"/>
+        <w:pStyle w:val="CaptionedFigure"/>
+      </w:pPr>
+      <w:r>
+        <w:drawing>
+          <wp:inline>
+            <wp:extent cx="4206240" cy="2774328"/>
+            <wp:effectExtent b="0" l="0" r="0" t="0"/>
+            <wp:docPr descr="그림 21-3. Odoo × JEDAIX 통합 아키텍처 — 3뇌 구조" title="" id="354" name="Picture"/>
+            <a:graphic>
+              <a:graphicData uri="http://schemas.openxmlformats.org/drawingml/2006/picture">
+                <pic:pic>
+                  <pic:nvPicPr>
+                    <pic:cNvPr descr="figures/fig_213_odoo_jedaix.png" id="355" name="Picture"/>
+                    <pic:cNvPicPr>
+                      <a:picLocks noChangeArrowheads="1" noChangeAspect="1"/>
+                    </pic:cNvPicPr>
+                  </pic:nvPicPr>
+                  <pic:blipFill>
+                    <a:blip r:embed="rId353"/>
+                    <a:stretch>
+                      <a:fillRect/>
+                    </a:stretch>
+                  </pic:blipFill>
+                  <pic:spPr bwMode="auto">
+                    <a:xfrm>
+                      <a:off x="0" y="0"/>
+                      <a:ext cx="4206240" cy="2774328"/>
+                    </a:xfrm>
+                    <a:prstGeom prst="rect">
+                      <a:avLst/>
+                    </a:prstGeom>
+                    <a:noFill/>
+                    <a:ln w="9525">
+                      <a:noFill/>
+                      <a:headEnd/>
+                      <a:tailEnd/>
+                    </a:ln>
+                  </pic:spPr>
+                </pic:pic>
+              </a:graphicData>
+            </a:graphic>
+          </wp:inline>
+        </w:drawing>
+      </w:r>
+    </w:p>
+    <w:p>
+      <w:pPr>
+        <w:pStyle w:val="ImageCaption"/>
+      </w:pPr>
+      <w:r>
+        <w:t xml:space="preserve">그림 21-3. Odoo × JEDAIX 통합 아키텍처 — 3뇌 구조</w:t>
+      </w:r>
+    </w:p>
+    <w:p>
+      <w:pPr>
+        <w:pStyle w:val="BodyText"/>
       </w:pPr>
       <w:r>
         <w:t xml:space="preserve">이제 이 책 3부작의 아키텍처를 한 장의 그림으로 닫을 차례다. 2부 16장에서 우리는 원플랫폼+쓰리부스터 — 단일 PostgreSQL의 Odoo 위에 계획(frePPLe)·AX(n8n/Dify)·지식(Neo4j GraphRAG) 부스터를 얹는 구조 — 를 세웠고, 지식 부스터가 서드브레인의 본체라 했다. 3부가 그 구조에 더하는 것은 층이 아니라 답이다. 2부 15장의 미해결 질문 — 온톨로지는 어떻게 만들어지고, 암묵지는 어떻게 그 안으로 들어오는가 — 에 대해, JEDAIX는 온톨로지를 구축·성장시키는 방법론이자 판단 계층으로서 지식 부스터의 자리에 들어선다.</w:t>
@@ -46033,8 +46222,8 @@
         <w:t xml:space="preserve">이 결합 구도는 도입 유형에 따라 두 방향으로 실현된다. ERP를 보유한 기업이라면 Odoo의 트랜잭션이 사각지대 신호의 원천이 되고 JEDAIX의 확정 판단이 Odoo 파라미터로 환류되는 병행 구조이고, ERP 없는 소상공인이라면 JEDAIX의 엑셀 기반 표준 프로세스로 시작해 성장 후 Odoo로 확장하는 순차 구조다 — 각각의 기간과 성공판정은 22장의 방법론에서 다룬다.</w:t>
       </w:r>
     </w:p>
-    <w:bookmarkEnd w:id="341"/>
-    <w:bookmarkStart w:id="342" w:name="데이터-매핑-마법사-레거시가-온톨로지로-들어오는-문"/>
+    <w:bookmarkEnd w:id="356"/>
+    <w:bookmarkStart w:id="357" w:name="데이터-매핑-마법사-레거시가-온톨로지로-들어오는-문"/>
     <w:p>
       <w:pPr>
         <w:pStyle w:val="Heading2"/>
@@ -46160,8 +46349,8 @@
         <w:t xml:space="preserve">정직한 평가로 장을 닫는다. 이 실행 계층의 값은 공짜가 아니다. 슬롯 채우기의 결정론은 재현성을 주는 대신 자유 대화형 설계의 유연함을 포기한 것이고, 표준 템플릿이 없는 비정형 프로세스는 여전히 사람이 여섯 슬롯을 채워야 한다. War Room의 환류는 6 Station에 응답할 현장의 참여가 지속되어야 작동하며, SCM Backbone의 계산은 기초 데이터 — BOM, 리드타임, 실적 — 의 품질이 무너지면 정밀하게 틀린 답을 낸다(1부 2장의 3정5S가 여기서도 전제다). 그리고 Odoo×JEDAIX 결합은 두 시스템의 운영을 함께 감당할 체제를 요구한다. 이 비용을 어떤 순서로, 어떤 조직이, 어떻게 지불할 것인가 — 그것이 다음 장, AX 성공 방법론의 주제다.</w:t>
       </w:r>
     </w:p>
-    <w:bookmarkEnd w:id="342"/>
-    <w:bookmarkStart w:id="343" w:name="핵심-요약-20"/>
+    <w:bookmarkEnd w:id="357"/>
+    <w:bookmarkStart w:id="358" w:name="핵심-요약-20"/>
     <w:p>
       <w:pPr>
         <w:pStyle w:val="Heading2"/>
@@ -46254,8 +46443,8 @@
         <w:t xml:space="preserve">데이터 매핑 마법사(스테이징→매핑→코드 해석→검증→커밋)는 레거시·Odoo 데이터가 온톨로지 Instance로 편입되는 관문이며, 커밋 시점의 계정결정 규칙 검사가 이관 사고를 사전 차단한다.</w:t>
       </w:r>
     </w:p>
-    <w:bookmarkEnd w:id="343"/>
-    <w:bookmarkStart w:id="344" w:name="이-장의-참고문헌-20"/>
+    <w:bookmarkEnd w:id="358"/>
+    <w:bookmarkStart w:id="359" w:name="이-장의-참고문헌-20"/>
     <w:p>
       <w:pPr>
         <w:pStyle w:val="Heading2"/>
@@ -46390,9 +46579,9 @@
         <w:t xml:space="preserve">(3rd ed.). Wiley.</w:t>
       </w:r>
     </w:p>
-    <w:bookmarkEnd w:id="344"/>
-    <w:bookmarkEnd w:id="345"/>
-    <w:bookmarkStart w:id="358" w:name="제22장.-ax-성공-방법론-진단에서-가치-창출까지"/>
+    <w:bookmarkEnd w:id="359"/>
+    <w:bookmarkEnd w:id="360"/>
+    <w:bookmarkStart w:id="373" w:name="제22장.-ax-성공-방법론-진단에서-가치-창출까지"/>
     <w:p>
       <w:pPr>
         <w:pStyle w:val="Heading1"/>
@@ -46444,7 +46633,7 @@
         <w:t xml:space="preserve">에 답하는 실행의 문법이며, 컨설턴트가 제안서를 쓰고 경영자가 투자를 판단할 수 있는 수준의 구체성을 갖추어야 한다. 1부 6장이 AX 컨설팅 전체의 5단계 로드맵으로 그 문법을 세웠다면, 이 장은 온톨로지 메커니즘 툴이 그 로드맵의 어느 자리에서 어떻게 작동하는지를 확정한다. 먼저 JEDAIX를 관통하는 문제해결 5단계를 전사 AX 방법론으로 일반화하고(22.1), 1부 6장의 로드맵과 결합한 통합 로드맵(22.2), 1부 5장 DMAIC와의 단계 대응(22.3)을 세운 뒤, 도입 유형별 시나리오 두 가지(22.4), 운영환경 맞춤의 실무(22.5), 그리고 성공 판정 KPI와 정직한 평가(22.6)로 마무리한다.</w:t>
       </w:r>
     </w:p>
-    <w:bookmarkStart w:id="346" w:name="관통하는-문제해결-5단계-전사-ax-방법론으로의-일반화"/>
+    <w:bookmarkStart w:id="361" w:name="관통하는-문제해결-5단계-전사-ax-방법론으로의-일반화"/>
     <w:p>
       <w:pPr>
         <w:pStyle w:val="Heading2"/>
@@ -46944,8 +47133,8 @@
         <w:t xml:space="preserve">라는 질문으로 접근해야 한다. 이하의 절들이 그 질문에 답한다.</w:t>
       </w:r>
     </w:p>
-    <w:bookmarkEnd w:id="346"/>
-    <w:bookmarkStart w:id="347" w:name="통합-로드맵-1부-6장의-5단계-위에-jedaix를-배치한다"/>
+    <w:bookmarkEnd w:id="361"/>
+    <w:bookmarkStart w:id="362" w:name="통합-로드맵-1부-6장의-5단계-위에-jedaix를-배치한다"/>
     <w:p>
       <w:pPr>
         <w:pStyle w:val="Heading2"/>
@@ -47332,8 +47521,8 @@
         <w:t xml:space="preserve">단, 이 순서에는 중요한 예외가 있다. ERP가 아예 없는 조직이다. 이 경우 JEDAIX는 4단계가 아니라 사실상 2단계의 자리 — 표준 프로세스와 데이터 기반을 처음 만드는 자리 — 에서 시작할 수 있으며, 이것이 22.4절의 첫 번째 시나리오다.</w:t>
       </w:r>
     </w:p>
-    <w:bookmarkEnd w:id="347"/>
-    <w:bookmarkStart w:id="348" w:name="dmaic-대응-1부-5장의-무한-루프가-제품이-된-모습"/>
+    <w:bookmarkEnd w:id="362"/>
+    <w:bookmarkStart w:id="363" w:name="dmaic-대응-1부-5장의-무한-루프가-제품이-된-모습"/>
     <w:p>
       <w:pPr>
         <w:pStyle w:val="Heading2"/>
@@ -47677,8 +47866,8 @@
         <w:t xml:space="preserve">를 판별할 수 있다.</w:t>
       </w:r>
     </w:p>
-    <w:bookmarkEnd w:id="348"/>
-    <w:bookmarkStart w:id="351" w:name="도입-유형별-시나리오-두-개의-출발점"/>
+    <w:bookmarkEnd w:id="363"/>
+    <w:bookmarkStart w:id="366" w:name="도입-유형별-시나리오-두-개의-출발점"/>
     <w:p>
       <w:pPr>
         <w:pStyle w:val="Heading2"/>
@@ -47695,7 +47884,7 @@
         <w:t xml:space="preserve">18장에서 확인했듯 온톨로지 메커니즘 툴의 가치는 두 종류의 조직에게 서로 다른 방식으로 성립한다. ERP가 없는 조직에게는 표준 프로세스와 데이터 기반을 대화만으로 처음 세우는 가치, ERP가 있는 조직에게는 시스템이 기록하지 못하는 암묵 영역을 통합하는 가치다. 도입 시나리오도 둘로 갈라진다.</w:t>
       </w:r>
     </w:p>
-    <w:bookmarkStart w:id="349" w:name="X910ff502f4145e2e13975be8ba27f7fbc74cd42"/>
+    <w:bookmarkStart w:id="364" w:name="X910ff502f4145e2e13975be8ba27f7fbc74cd42"/>
     <w:p>
       <w:pPr>
         <w:pStyle w:val="Heading3"/>
@@ -48067,8 +48256,8 @@
         <w:t xml:space="preserve">이 설계 원리다.</w:t>
       </w:r>
     </w:p>
-    <w:bookmarkEnd w:id="349"/>
-    <w:bookmarkStart w:id="350" w:name="시나리오-2-erp-보유-중소기업-odoo와-jedaix의-병행"/>
+    <w:bookmarkEnd w:id="364"/>
+    <w:bookmarkStart w:id="365" w:name="시나리오-2-erp-보유-중소기업-odoo와-jedaix의-병행"/>
     <w:p>
       <w:pPr>
         <w:pStyle w:val="Heading3"/>
@@ -48413,9 +48602,9 @@
         <w:t xml:space="preserve">(4단계의 KGI 개선)에 있다. 어느 쪽이든 공통 원칙은 1부·2부와 동일하다. 작게 시작해 얇게 완주한다 — 전 부서 동시 전개가 아니라 부서 두 곳, 질문 몇 개로 시작해 첫 확정과 첫 승인 실행까지를 6개월 이내에 통과하는 것이 거대한 일괄 구축보다 언제나 낫다. 그리고 어느 쪽이든, 시나리오는 출발점이지 처방전이 아니다. 2부 17장이 업종 전형의 맹신을 경계했듯, 1단계 진단의 결과가 시나리오를 수정할 권한을 언제나 갖는다.</w:t>
       </w:r>
     </w:p>
-    <w:bookmarkEnd w:id="350"/>
-    <w:bookmarkEnd w:id="351"/>
-    <w:bookmarkStart w:id="352" w:name="운영환경의-맞춤-매트릭스-대화형-설정-데이터-매핑"/>
+    <w:bookmarkEnd w:id="365"/>
+    <w:bookmarkEnd w:id="366"/>
+    <w:bookmarkStart w:id="367" w:name="운영환경의-맞춤-매트릭스-대화형-설정-데이터-매핑"/>
     <w:p>
       <w:pPr>
         <w:pStyle w:val="Heading2"/>
@@ -48533,8 +48722,8 @@
         <w:t xml:space="preserve">사고 — 이관 완료 후에야 발견되던 전형적 실패 — 를 편입 시점에 차단하는 장치다(JEDAIX 운영 매뉴얼 v9). Odoo 병행 시나리오에서 이 마법사는 Odoo의 마스터·트랜잭션을 온톨로지의 표준 속성에 정렬시키는 연계 경로이기도 하다(21장). 1부 2장의 언어로 말하면, 매핑 마법사는 데이터의 정돈 — 모든 데이터에 정위치를 부여하는 작업 — 을 반자동화한 것이고, 검증 단계는 청소·청결의 자동화다. 방법론의 계보가 여기서도 이어진다.</w:t>
       </w:r>
     </w:p>
-    <w:bookmarkEnd w:id="352"/>
-    <w:bookmarkStart w:id="355" w:name="성공-판정-kpi와-정직한-평가"/>
+    <w:bookmarkEnd w:id="367"/>
+    <w:bookmarkStart w:id="370" w:name="성공-판정-kpi와-정직한-평가"/>
     <w:p>
       <w:pPr>
         <w:pStyle w:val="Heading2"/>
@@ -48543,7 +48732,7 @@
         <w:t xml:space="preserve">22.6 성공 판정 KPI와 정직한 평가</w:t>
       </w:r>
     </w:p>
-    <w:bookmarkStart w:id="353" w:name="무엇으로-성공을-판정하는가"/>
+    <w:bookmarkStart w:id="368" w:name="무엇으로-성공을-판정하는가"/>
     <w:p>
       <w:pPr>
         <w:pStyle w:val="Heading3"/>
@@ -48888,8 +49077,8 @@
         <w:t xml:space="preserve">승인율은 특히 이중의 의미를 갖는다. 너무 낮으면 발굴의 품질이 낮다는 신호이고, 수정·반려 없이 100%에 가깝다면 사람의 검토가 형식화되었다는 — 1부 6장이 경계한 새로운 타자의존의 — 신호일 수 있다. 건강한 루프는 승인 속에 기록된 수정과 그 이유를 남기며, 그 기록이 다음 제안의 정확도를 올린다(1부 5장).</w:t>
       </w:r>
     </w:p>
-    <w:bookmarkEnd w:id="353"/>
-    <w:bookmarkStart w:id="354" w:name="정직한-평가-방법론이-말해주지-않는-비용"/>
+    <w:bookmarkEnd w:id="368"/>
+    <w:bookmarkStart w:id="369" w:name="정직한-평가-방법론이-말해주지-않는-비용"/>
     <w:p>
       <w:pPr>
         <w:pStyle w:val="Heading3"/>
@@ -48942,9 +49131,9 @@
         <w:t xml:space="preserve">이 한계들을 감수할 가치가 있는가의 판단 기준은 결국 18장의 질문으로 돌아간다 — 우리 회사의 손실 중 얼마가 ERP가 비추지 못하는 곳에서 발생하는가. 그 답이 크다면, 이 장의 방법론은 그 손실에 접근하는 현재로서 가장 체계적인 경로다. 다음 장에서 그 경로가 실제로 어떻게 성과가 되는지를 사례로 확인한다.</w:t>
       </w:r>
     </w:p>
-    <w:bookmarkEnd w:id="354"/>
-    <w:bookmarkEnd w:id="355"/>
-    <w:bookmarkStart w:id="356" w:name="핵심-요약-21"/>
+    <w:bookmarkEnd w:id="369"/>
+    <w:bookmarkEnd w:id="370"/>
+    <w:bookmarkStart w:id="371" w:name="핵심-요약-21"/>
     <w:p>
       <w:pPr>
         <w:pStyle w:val="Heading2"/>
@@ -49052,8 +49241,8 @@
         <w:t xml:space="preserve">는 정상 상태다.</w:t>
       </w:r>
     </w:p>
-    <w:bookmarkEnd w:id="356"/>
-    <w:bookmarkStart w:id="357" w:name="이-장의-참고문헌-21"/>
+    <w:bookmarkEnd w:id="371"/>
+    <w:bookmarkStart w:id="372" w:name="이-장의-참고문헌-21"/>
     <w:p>
       <w:pPr>
         <w:pStyle w:val="Heading2"/>
@@ -49185,9 +49374,9 @@
         <w:t xml:space="preserve">일본 생산관리 고전. 『다품종소량·수주생산의 생산관리』 (본서 연구자료).</w:t>
       </w:r>
     </w:p>
-    <w:bookmarkEnd w:id="357"/>
-    <w:bookmarkEnd w:id="358"/>
-    <w:bookmarkStart w:id="378" w:name="제23장.-성공사례-연구-사각지대에서-성과로"/>
+    <w:bookmarkEnd w:id="372"/>
+    <w:bookmarkEnd w:id="373"/>
+    <w:bookmarkStart w:id="393" w:name="제23장.-성공사례-연구-사각지대에서-성과로"/>
     <w:p>
       <w:pPr>
         <w:pStyle w:val="Heading1"/>
@@ -49284,7 +49473,7 @@
         <w:t xml:space="preserve">에 있다 — 매뉴얼이 실제 코드 실행 결과를 근거로 검증한 시스템 동작의 기록이라는 점에서, 개념도가 아니라 작동하는 기계의 관찰기다. 두 번째 층위는 실측 수치의 사례다. 중소벤처기업부의 5,003개사 성과분석과 Odoo 공식 고객 사례처럼 공개 출처에서 정량 성과가 확인된 것들로, 부문별 성과 메커니즘(23.3)에서 다룬다. 이 층위의 한계도 미리 밝힌다 — 이 수치들은 온톨로지 메커니즘 툴 자체의 성과가 아니라 데이터 통합과 스마트공장화의 성과이며, 온톨로지는 그 통합된 기록 위에 판단을 얹는 다음 단계다. 두 층위를 섞지 않고 나란히 놓는 것, 그것이 이 장의 서술 원칙이다.</w:t>
       </w:r>
     </w:p>
-    <w:bookmarkStart w:id="365" w:name="사례-연구-1-반복되는-품질-클레임-그리고-안전재고의-진실"/>
+    <w:bookmarkStart w:id="380" w:name="사례-연구-1-반복되는-품질-클레임-그리고-안전재고의-진실"/>
     <w:p>
       <w:pPr>
         <w:pStyle w:val="Heading2"/>
@@ -49293,7 +49482,7 @@
         <w:t xml:space="preserve">23.1 사례 연구 1 — 반복되는 품질 클레임, 그리고 안전재고의 진실</w:t>
       </w:r>
     </w:p>
-    <w:bookmarkStart w:id="359" w:name="배경-전부-합격인데-클레임은-반복된다"/>
+    <w:bookmarkStart w:id="374" w:name="배경-전부-합격인데-클레임은-반복된다"/>
     <w:p>
       <w:pPr>
         <w:pStyle w:val="Heading3"/>
@@ -49340,8 +49529,8 @@
         <w:t xml:space="preserve">으로 찍혀 있었기 때문이다. 이것이 18장에서 정의한 경영 사각지대의 전형이다. 형식지의 기록은 완벽한데 손실은 반복된다면, 원인은 기록 바깥 — 사람들의 관행과 눈치와 암묵적 판단 — 에 있다.</w:t>
       </w:r>
     </w:p>
-    <w:bookmarkEnd w:id="359"/>
-    <w:bookmarkStart w:id="360" w:name="station-대화-위화감이-언어가-되는-순간"/>
+    <w:bookmarkEnd w:id="374"/>
+    <w:bookmarkStart w:id="375" w:name="station-대화-위화감이-언어가-되는-순간"/>
     <w:p>
       <w:pPr>
         <w:pStyle w:val="Heading3"/>
@@ -49434,8 +49623,8 @@
         <w:t xml:space="preserve">를 감각적으로 느끼도록 돕는 장치다. 사각지대 발굴의 첫 단계가 데이터 분석이 아니라 대화라는 것 — 그리고 대화를 파고들 방향을 시스템이 실시간으로 되비춰 준다는 것 — 이 이 방법론과 통상의 BI 도구가 갈라지는 지점이다.</w:t>
       </w:r>
     </w:p>
-    <w:bookmarkEnd w:id="360"/>
-    <w:bookmarkStart w:id="361" w:name="발굴-ta-확정과-손실의-금액화"/>
+    <w:bookmarkEnd w:id="375"/>
+    <w:bookmarkStart w:id="376" w:name="발굴-ta-확정과-손실의-금액화"/>
     <w:p>
       <w:pPr>
         <w:pStyle w:val="Heading3"/>
@@ -49509,8 +49698,8 @@
         <w:t xml:space="preserve">는 숫자는 즉각적인 의사결정 근거가 된다. 암묵지의 형식지화가 완결되는 지점은 서술이 아니라 금액이다.</w:t>
       </w:r>
     </w:p>
-    <w:bookmarkEnd w:id="361"/>
-    <w:bookmarkStart w:id="362" w:name="실행-inventorybufferagent의-4단계와-사람의-승인"/>
+    <w:bookmarkEnd w:id="376"/>
+    <w:bookmarkStart w:id="377" w:name="실행-inventorybufferagent의-4단계와-사람의-승인"/>
     <w:p>
       <w:pPr>
         <w:pStyle w:val="Heading3"/>
@@ -49527,8 +49716,8 @@
         <w:t xml:space="preserve">확정된 문제는 알림으로 끝나지 않는다. InventoryBufferAgent라는 실행 주체(Skill)가 네 단계를 자동 수행한다. ①증거 정량화 — 이 유형의 신호가 최근 얼마나 자주 발생했는지 수치화한다. ②보정계수 계산 — 그 수치를 근거로 안전재고와 재주문점(ROP)을 얼마나 올려야 하는지 구체적 숫자를 계산한다. ③가상 시뮬레이션 — 디지털 트윈 위에서, 보정을 적용하면 재고 소진 예측이 어떻게 달라지는지 미리 보여준다. 이 단계까지 실제 시스템은 전혀 바뀌지 않는다. ④사람의 승인(HITL) — 담당자가 시뮬레이션 결과를 보고 승인해야만 실제 값이 바뀐다. 이 사례에서는 안전재고를 100개에서 115개로, 재주문점을 150개에서 173개로 올리는 제안이 나왔고, 시뮬레이션에서 재고 소진까지의 여유가 늘어나는 것이 확인되어 담당자가 승인했다. 승인의 순간 실제 재고 시스템의 값이 정확히 그 숫자로 갱신된다.</w:t>
       </w:r>
     </w:p>
-    <w:bookmarkEnd w:id="362"/>
-    <w:bookmarkStart w:id="363" w:name="파이프라인으로-다시-읽기-seed에서-실행까지"/>
+    <w:bookmarkEnd w:id="377"/>
+    <w:bookmarkStart w:id="378" w:name="파이프라인으로-다시-읽기-seed에서-실행까지"/>
     <w:p>
       <w:pPr>
         <w:pStyle w:val="Heading3"/>
@@ -49618,8 +49807,8 @@
         <w:t xml:space="preserve">한 문장의 발화가 일곱 구간을 거쳐 실행 값이 되기까지, 사람이 개입한 지점은 대화(①~③의 응답)와 승인(⑥)뿐이다. 나머지는 시스템의 일이었다. 그리고 이 과정 전체 — 어떤 발화가, 어떤 확인을 거쳐, 어떤 근거로, 누구의 승인 아래 값을 바꿨는지 — 가 재구성 가능한 기록으로 남는다. 1부 5장이 루프의 안전장치로 요구했던 감사 가능성이, 여기서는 파이프라인의 부산물로 자동 확보되는 것이다.</w:t>
       </w:r>
     </w:p>
-    <w:bookmarkEnd w:id="363"/>
-    <w:bookmarkStart w:id="364" w:name="성과-구조-o2c로의-환류와-조직-지식의-자산화"/>
+    <w:bookmarkEnd w:id="378"/>
+    <w:bookmarkStart w:id="379" w:name="성과-구조-o2c로의-환류와-조직-지식의-자산화"/>
     <w:p>
       <w:pPr>
         <w:pStyle w:val="Heading3"/>
@@ -49651,9 +49840,9 @@
         <w:t xml:space="preserve">이 아니라 검증된 근거로 조정되었다. 중층에서는 품질-납기-재고를 관통하는 조직적 패턴 — 납기 압박이 품질 이의를 누른다 — 이 형식지가 되어, 담당자가 퇴사해도 사라지지 않는 시스템의 자산이 되었다. 심층에서는 22장의 관통 5단계가 한 회전을 완주했다. 위화감의 언어화(①)에서 확정(②), Agent의 대안(③), 승인(④), 표준 반영(⑤)까지 — 1부 5장의 DMAIC 루프가 사람의 프로젝트가 아니라 시스템의 상시 사이클로 돈 것이다.</w:t>
       </w:r>
     </w:p>
-    <w:bookmarkEnd w:id="364"/>
-    <w:bookmarkEnd w:id="365"/>
-    <w:bookmarkStart w:id="369" w:name="사례-연구-2-조립-공정의-병목-계산할-수-없는-것을-사람에게-넘기다"/>
+    <w:bookmarkEnd w:id="379"/>
+    <w:bookmarkEnd w:id="380"/>
+    <w:bookmarkStart w:id="384" w:name="사례-연구-2-조립-공정의-병목-계산할-수-없는-것을-사람에게-넘기다"/>
     <w:p>
       <w:pPr>
         <w:pStyle w:val="Heading2"/>
@@ -49662,7 +49851,7 @@
         <w:t xml:space="preserve">23.2 사례 연구 2 — 조립 공정의 병목: 계산할 수 없는 것을 사람에게 넘기다</w:t>
       </w:r>
     </w:p>
-    <w:bookmarkStart w:id="366" w:name="배경과-대화-가동률은-정상인데-납기가-늦는다"/>
+    <w:bookmarkStart w:id="381" w:name="배경과-대화-가동률은-정상인데-납기가-늦는다"/>
     <w:p>
       <w:pPr>
         <w:pStyle w:val="Heading3"/>
@@ -49725,8 +49914,8 @@
         <w:t xml:space="preserve">이 증언은 제약이론(TOC, Theory of Constraints) 관점에서 결정적 신호다. 골드랫이 정식화했듯 전체 시스템의 산출은 가장 느린 공정 — 병목 — 이 결정하며, 병목이 아닌 공정의 속도로 계획을 세우는 것은 달성 불가능한 계획을 세우는 것과 같다(Goldratt &amp; Cox, 1984). JEDAIX는 네 개 공정(재단·조립·품질검사·포장)의 실제 처리능력을 대조해, 조립 공정이 시간당 처리량이 가장 낮은 병목임을 확인한다. 기존 생산계획은 이 병목을 고려하지 않고 재단 공정의 속도를 기준으로 짜여 있었다.</w:t>
       </w:r>
     </w:p>
-    <w:bookmarkEnd w:id="366"/>
-    <w:bookmarkStart w:id="367" w:name="정량화-그리고-자동화의-경계선"/>
+    <w:bookmarkEnd w:id="381"/>
+    <w:bookmarkStart w:id="382" w:name="정량화-그리고-자동화의-경계선"/>
     <w:p>
       <w:pPr>
         <w:pStyle w:val="Heading3"/>
@@ -49773,8 +49962,8 @@
         <w:t xml:space="preserve">하기로 결정하자, 그 결정이 반영되어 병목 공정의 처리능력 수치가 갱신되고, 이후 생산계획(MPS)은 새로운 병목 능력을 기준으로 다시 산출된다.</w:t>
       </w:r>
     </w:p>
-    <w:bookmarkEnd w:id="367"/>
-    <w:bookmarkStart w:id="368" w:name="두-사례의-대비가-말하는-것"/>
+    <w:bookmarkEnd w:id="382"/>
+    <w:bookmarkStart w:id="383" w:name="두-사례의-대비가-말하는-것"/>
     <w:p>
       <w:pPr>
         <w:pStyle w:val="Heading3"/>
@@ -49814,9 +50003,9 @@
         <w:t xml:space="preserve">사례 1은 자동 조정형이다 — Agent가 계산하고 담당자가 승인했다. 사례 2는 경영판단형이다 — 시스템은 정량 근거까지만 만들고 결정은 경영진에게 넘겼다. 이 대비가 보여주는 것은 JEDAIX가 자동화할 수 있는 것과 사람이 결정해야 하는 것을 온톨로지 층위에서부터 구분해 처리한다는 사실이며(JEDAIX 온톨로지 아키텍처 문서 v9), 이것이 22장에서 방법론의 안전핀이라 불렀던 3~4단계의 분기다. 동시에 두 사례는 같은 뼈대를 공유한다. 현장의 위화감 → 반복 확인과 확신도 축적 → 확정과 정량 근거 → 실행 가능한 대안(자동 조정 또는 결정 요청) → 표준 흐름 반영. 문제의 성격 — 재고 정책과 공정 병목이라는 전혀 다른 주제 — 과 무관하게 같은 5단계가 관통했다는 것, 이것이 두 사례를 나란히 읽을 때 얻는 방법론적 결론이다.</w:t>
       </w:r>
     </w:p>
-    <w:bookmarkEnd w:id="368"/>
-    <w:bookmarkEnd w:id="369"/>
-    <w:bookmarkStart w:id="374" w:name="부문별-성과-메커니즘-사각지대-발굴-실행-kpi"/>
+    <w:bookmarkEnd w:id="383"/>
+    <w:bookmarkEnd w:id="384"/>
+    <w:bookmarkStart w:id="389" w:name="부문별-성과-메커니즘-사각지대-발굴-실행-kpi"/>
     <w:p>
       <w:pPr>
         <w:pStyle w:val="Heading2"/>
@@ -49848,7 +50037,7 @@
         <w:t xml:space="preserve">의 공통 프레임으로 재구성했다. 각 부문의 성과 수치는 스마트공장·통합 ERP 도입의 공개 실측치이며, 발굴·실행 열은 그 기록 위에 3부의 온톨로지 메커니즘을 얹었을 때의 작동 경로다.</w:t>
       </w:r>
     </w:p>
-    <w:bookmarkStart w:id="370" w:name="영업-매출-증대의-메커니즘"/>
+    <w:bookmarkStart w:id="385" w:name="영업-매출-증대의-메커니즘"/>
     <w:p>
       <w:pPr>
         <w:pStyle w:val="Heading3"/>
@@ -49883,8 +50072,8 @@
         <w:t xml:space="preserve">같은 담당자의 경험칙이 리드 스코어링과 수요예측의 입력이 된다. 실행은 우선순위 큐와 다음 액션 제안으로 환류된다. 실측 성과의 수준을 보면, 패션 기업 Zeitgeist는 재고·구매·회계·판매에서 시작해 제조·이커머스·CRM으로 확장한 뒤 2021년 도입 이후 매출 3배 성장과 원가 데이터 기반 마진 15% 개선을 동시에 달성했고, UAE의 기업 서비스사 MSZ는 CRM·판매·재고·회계 통합으로 매출 30~40% 증가, 미국 A Tech Authority는 도입 1년 만에 매출 22% 증가, 독일 pro Wirtschaft GT는 영업 효율 40% 향상을 보고했다(Odoo 공식 고객 사례). 국내 근거로는 중소기업중앙회의 2022년 분석이 있다 — 대·중소 상생형 스마트공장을 도입한 중소기업은 매출액 23.7% 증가를 보였는데, 생산 부문 중심의 디지털화가 수주 대응력을 거쳐 매출로 파급된 결과다. 이 사례들의 공통점은 CRM 단독이 아니라 판매·재고·회계와의 통합 위에서 성과가 났다는 것 — 영업 데이터는 다른 부문 데이터와 연결될 때 가치가 배가된다는 온톨로지의 명제 그대로다. 그리고 어느 사례도 영업 인력을 줄여서 성과를 내지 않았다. 같은 인력이 더 좋은 판단 재료를 갖게 된 결과이며, AI ERP의 목적이 대체가 아니라 증강이라는 1부 이래의 명제가 매출 지표에서도 확인된다.</w:t>
       </w:r>
     </w:p>
-    <w:bookmarkEnd w:id="370"/>
-    <w:bookmarkStart w:id="371" w:name="구매재고-원가절감의-메커니즘"/>
+    <w:bookmarkEnd w:id="385"/>
+    <w:bookmarkStart w:id="386" w:name="구매재고-원가절감의-메커니즘"/>
     <w:p>
       <w:pPr>
         <w:pStyle w:val="Heading3"/>
@@ -49937,8 +50126,8 @@
         <w:t xml:space="preserve">쌓아 두는 운영, 그리고 비공식 구매 경로나 특정 고객의 비정기 주문 패턴처럼 ERP가 기록하지 못하는 원인들이다. 발굴은 안전재고/ROP·EOQ 같은 SCM Backbone 계산 도구(21장)에 6 Station이 확인한 암묵 요인 — 사례 1의 품질-납기 충돌 같은 — 을 보정계수로 결합하는 경로를 거치며, 실행은 InventoryBufferAgent류의 조정 제안과 재주문 자동화다. 실측 성과의 수준은 국내 통계가 보여준다. 중소벤처기업부의 스마트공장 보급사업 성과분석(2014~2017년 도입 5,003개사)은 평균 원가 15.9% 감소·납기준수율 15.5% 향상을 보고했고, 경상남도의 2022~2023년 도입 439개사 집계에서는 원가 32.5% 절감이 나타났다. 개별 기업으로는 진단키트 제조사 솔젠트가 바코드 자재관리·물류동선 최적화(148m→98m) 등 73개 과제로 원가 55% 감소를 기록했다(중소벤처기업부). 해외에서는 Lotus Cruises가 구매 승인 자동화로 주문 처리 시간을 1개월에서 1~2일로 단축했고, Odoo의 피킹 전략 최적화는 같은 인원으로 피킹·포장 효율을 최대 30% 높인다. 원가절감은 단가 후려치기가 아니라 정보의 정확도 — 재고 정확도, 소요량 자동 전개, 승인 속도 — 에서 나온다는 v1 이래의 결론이 여기서도 유지된다.</w:t>
       </w:r>
     </w:p>
-    <w:bookmarkEnd w:id="371"/>
-    <w:bookmarkStart w:id="372" w:name="제조-생산성-향상의-메커니즘"/>
+    <w:bookmarkEnd w:id="386"/>
+    <w:bookmarkStart w:id="387" w:name="제조-생산성-향상의-메커니즘"/>
     <w:p>
       <w:pPr>
         <w:pStyle w:val="Heading3"/>
@@ -50006,8 +50195,8 @@
         <w:t xml:space="preserve">솔젠트의 73% 생산성 향상에서 주목할 점은, 성과의 중심이 새 설비의 대량 도입이 아니라 데이터와 동선 — 즉 흐름의 재설계 — 이었다는 사실이다. 바코드 자재관리가 수작업 기록을 없애고, 물류동선 분석이 34%의 이동을 걷어냈으며, 자동화는 그렇게 가시화된 흐름 위에 얹혔다. 3부의 언어로 옮기면, 사각지대를 비추는 데이터 계층이 먼저였고 실행은 그 다음이었다 — 발굴 없는 자동화는 혼돈을 빠르게 만들 뿐이라는, 이 책이 1부 6장의 첫 장면부터 반복해 온 순서다.</w:t>
       </w:r>
     </w:p>
-    <w:bookmarkEnd w:id="372"/>
-    <w:bookmarkStart w:id="373" w:name="품질-불량률-감소의-메커니즘"/>
+    <w:bookmarkEnd w:id="387"/>
+    <w:bookmarkStart w:id="388" w:name="품질-불량률-감소의-메커니즘"/>
     <w:p>
       <w:pPr>
         <w:pStyle w:val="Heading3"/>
@@ -50360,9 +50549,9 @@
         </w:tc>
       </w:tr>
     </w:tbl>
-    <w:bookmarkEnd w:id="373"/>
-    <w:bookmarkEnd w:id="374"/>
-    <w:bookmarkStart w:id="375" w:name="사례-종합-공통-성공요인과-3부작의-실증적-결론"/>
+    <w:bookmarkEnd w:id="388"/>
+    <w:bookmarkEnd w:id="389"/>
+    <w:bookmarkStart w:id="390" w:name="사례-종합-공통-성공요인과-3부작의-실증적-결론"/>
     <w:p>
       <w:pPr>
         <w:pStyle w:val="Heading2"/>
@@ -50624,8 +50813,8 @@
         <w:t xml:space="preserve">이제 3부작 전체의 실증적 결론을 맺을 수 있다. 1부는 방법론을 세웠다 — 3정5S로 데이터의 품질을, DMAIC 루프로 개선의 회전을, 5단계 로드맵으로 실행의 순서를. 2부는 그 방법론을 Odoo의 모듈 위에 적용해 기업의 기록(2nd Brain)을 단일 원장으로 통합했다. 그리고 실측 사례들이 보여주듯, 기록의 통합만으로도 생산성 30%·품질 43.5%·원가 15.9% 수준의 성과가 실재한다. 그러나 같은 사례들은 그 성과의 경계도 보여준다 — 검사 기록이 전부 합격인데 클레임이 반복되는 문제, 가동률이 정상인데 납기가 늦는 문제는 기록의 통합이 닿지 못하는 곳에 있다. 3부가 다룬 온톨로지 메커니즘은 바로 그곳, 경영 사각지대의 암묵지를 대화로 발굴해 검증하고, 금액으로 확정하고, 실행으로 연결하고, 사람의 승인 아래 표준으로 통치하는 층이다. 기록하는 ERP(2nd Brain)가 필요조건이라면, 판단하는 층(3rd Brain)은 그 위에서 성과의 다음 자릿수를 여는 충분조건의 후보다. 아직 온톨로지 계층까지 갖춘 실측 사례가 공개 통계로 축적되지 않았다는 사실은 이 책이 숨기지 않는 한계이자, 동시에 지금 시작하는 조직이 선점할 수 있는 여백이다. 중소 제조기업의 AI 도입률이 1% 수준(중소벤처기업부, 2025)인 오늘, 사각지대는 대부분의 기업에서 아직 비추어지지 않은 채 남아 있다.</w:t>
       </w:r>
     </w:p>
-    <w:bookmarkEnd w:id="375"/>
-    <w:bookmarkStart w:id="376" w:name="핵심-요약-22"/>
+    <w:bookmarkEnd w:id="390"/>
+    <w:bookmarkStart w:id="391" w:name="핵심-요약-22"/>
     <w:p>
       <w:pPr>
         <w:pStyle w:val="Heading2"/>
@@ -50763,8 +50952,8 @@
         <w:t xml:space="preserve">3부작의 실증적 결론: 기록하는 ERP는 성과의 필요조건이고, 사각지대를 통치하는 판단의 층이 다음 단계다. 온톨로지 계층의 공개 실측 사례가 아직 드물다는 것은 한계이자, 지금 시작하는 기업의 여백이다.</w:t>
       </w:r>
     </w:p>
-    <w:bookmarkEnd w:id="376"/>
-    <w:bookmarkStart w:id="377" w:name="이-장의-참고문헌-22"/>
+    <w:bookmarkEnd w:id="391"/>
+    <w:bookmarkStart w:id="392" w:name="이-장의-참고문헌-22"/>
     <w:p>
       <w:pPr>
         <w:pStyle w:val="Heading2"/>
@@ -50981,9 +51170,9 @@
         <w:t xml:space="preserve">. Oxford University Press.</w:t>
       </w:r>
     </w:p>
-    <w:bookmarkEnd w:id="377"/>
-    <w:bookmarkEnd w:id="378"/>
-    <w:bookmarkStart w:id="387" w:name="에필로그.-두-개의-뇌-하나의-기업"/>
+    <w:bookmarkEnd w:id="392"/>
+    <w:bookmarkEnd w:id="393"/>
+    <w:bookmarkStart w:id="405" w:name="에필로그.-두-개의-뇌-하나의-기업"/>
     <w:p>
       <w:pPr>
         <w:pStyle w:val="Heading1"/>
@@ -51020,7 +51209,7 @@
         <w:t xml:space="preserve">이 책의 여정은 결국 이 한 문장에 대한 두 사람의 응답이었다.</w:t>
       </w:r>
     </w:p>
-    <w:bookmarkStart w:id="379" w:name="첫-번째-목소리-형식지의-길을-걸어온-사람-이형근"/>
+    <w:bookmarkStart w:id="394" w:name="첫-번째-목소리-형식지의-길을-걸어온-사람-이형근"/>
     <w:p>
       <w:pPr>
         <w:pStyle w:val="Heading2"/>
@@ -51071,8 +51260,8 @@
         <w:t xml:space="preserve">영역이다. 제2부 15장에서 우리는 이것을 정직하게 인정했다. Odoo의 AI는 정의하고 측정하고 통제하는 데 유능하지만, 사각지대를 분석하고 개선하는 데는 온톨로지라는 다른 층위가 필요하다고. 그 층위를 채워 준 것이 두 번째 목소리다.</w:t>
       </w:r>
     </w:p>
-    <w:bookmarkEnd w:id="379"/>
-    <w:bookmarkStart w:id="380" w:name="두-번째-목소리-암묵지의-길을-걸어온-사람-정인호"/>
+    <w:bookmarkEnd w:id="394"/>
+    <w:bookmarkStart w:id="395" w:name="두-번째-목소리-암묵지의-길을-걸어온-사람-정인호"/>
     <w:p>
       <w:pPr>
         <w:pStyle w:val="Heading2"/>
@@ -51172,8 +51361,8 @@
         <w:t xml:space="preserve">이형근 저자의 30년이 형식지의 정돈이었다면, 나의 작업은 암묵지의 발굴이었다. 이 책에서 두 작업이 만난 것은 우연이 아니다. 데이터의 3정5S 없이 온톨로지는 설 자리가 없고, 온톨로지 없이 형식지는 판단에 이르지 못한다. 두 길은 처음부터 서로를 기다리고 있었다.</w:t>
       </w:r>
     </w:p>
-    <w:bookmarkEnd w:id="380"/>
-    <w:bookmarkStart w:id="381" w:name="합류-기록하는-erp에서-판단하는-erp로"/>
+    <w:bookmarkEnd w:id="395"/>
+    <w:bookmarkStart w:id="399" w:name="합류-기록하는-erp에서-판단하는-erp로"/>
     <w:p>
       <w:pPr>
         <w:pStyle w:val="Heading2"/>
@@ -51192,79 +51381,69 @@
     </w:p>
     <w:p>
       <w:pPr>
-        <w:pStyle w:val="SourceCode"/>
-      </w:pPr>
-      <w:r>
-        <w:rPr>
-          <w:rStyle w:val="VerbatimChar"/>
-        </w:rPr>
-        <w:t xml:space="preserve">  Odoo (제2부)          — 기업의 기록: 형식지의 원장, 실행의 손발</w:t>
-      </w:r>
-      <w:r>
-        <w:br/>
-      </w:r>
-      <w:r>
-        <w:rPr>
-          <w:rStyle w:val="VerbatimChar"/>
-        </w:rPr>
-        <w:t xml:space="preserve">       ×</w:t>
-      </w:r>
-      <w:r>
-        <w:br/>
-      </w:r>
-      <w:r>
-        <w:rPr>
-          <w:rStyle w:val="VerbatimChar"/>
-        </w:rPr>
-        <w:t xml:space="preserve">  온톨로지 (제3부)       — 기업의 의미: 암묵지의 발굴, 사각지대의 통치</w:t>
-      </w:r>
-      <w:r>
-        <w:br/>
-      </w:r>
-      <w:r>
-        <w:rPr>
-          <w:rStyle w:val="VerbatimChar"/>
-        </w:rPr>
-        <w:t xml:space="preserve">       ×</w:t>
-      </w:r>
-      <w:r>
-        <w:br/>
-      </w:r>
-      <w:r>
-        <w:rPr>
-          <w:rStyle w:val="VerbatimChar"/>
-        </w:rPr>
-        <w:t xml:space="preserve">  LLM 루프 (제1부)       — 기업의 언어: DMAIC를 상시로 돌리는 학습 엔진</w:t>
-      </w:r>
-      <w:r>
-        <w:br/>
-      </w:r>
-      <w:r>
-        <w:rPr>
-          <w:rStyle w:val="VerbatimChar"/>
-        </w:rPr>
-        <w:t xml:space="preserve">       ‖</w:t>
-      </w:r>
-      <w:r>
-        <w:br/>
-      </w:r>
-      <w:r>
-        <w:rPr>
-          <w:rStyle w:val="VerbatimChar"/>
-        </w:rPr>
-        <w:t xml:space="preserve">  서드브레인             — 기록을 넘어 판단하는, 기업의 세 번째 뇌</w:t>
-      </w:r>
-    </w:p>
-    <w:p>
-      <w:pPr>
-        <w:pStyle w:val="FirstParagraph"/>
+        <w:pStyle w:val="CaptionedFigure"/>
+      </w:pPr>
+      <w:r>
+        <w:drawing>
+          <wp:inline>
+            <wp:extent cx="4206240" cy="2991104"/>
+            <wp:effectExtent b="0" l="0" r="0" t="0"/>
+            <wp:docPr descr="그림 E-1. 서드브레인 — 세 갈래 길의 합류" title="" id="397" name="Picture"/>
+            <a:graphic>
+              <a:graphicData uri="http://schemas.openxmlformats.org/drawingml/2006/picture">
+                <pic:pic>
+                  <pic:nvPicPr>
+                    <pic:cNvPr descr="figures/fig_E1_thirdbrain.png" id="398" name="Picture"/>
+                    <pic:cNvPicPr>
+                      <a:picLocks noChangeArrowheads="1" noChangeAspect="1"/>
+                    </pic:cNvPicPr>
+                  </pic:nvPicPr>
+                  <pic:blipFill>
+                    <a:blip r:embed="rId396"/>
+                    <a:stretch>
+                      <a:fillRect/>
+                    </a:stretch>
+                  </pic:blipFill>
+                  <pic:spPr bwMode="auto">
+                    <a:xfrm>
+                      <a:off x="0" y="0"/>
+                      <a:ext cx="4206240" cy="2991104"/>
+                    </a:xfrm>
+                    <a:prstGeom prst="rect">
+                      <a:avLst/>
+                    </a:prstGeom>
+                    <a:noFill/>
+                    <a:ln w="9525">
+                      <a:noFill/>
+                      <a:headEnd/>
+                      <a:tailEnd/>
+                    </a:ln>
+                  </pic:spPr>
+                </pic:pic>
+              </a:graphicData>
+            </a:graphic>
+          </wp:inline>
+        </w:drawing>
+      </w:r>
+    </w:p>
+    <w:p>
+      <w:pPr>
+        <w:pStyle w:val="ImageCaption"/>
+      </w:pPr>
+      <w:r>
+        <w:t xml:space="preserve">그림 E-1. 서드브레인 — 세 갈래 길의 합류</w:t>
+      </w:r>
+    </w:p>
+    <w:p>
+      <w:pPr>
+        <w:pStyle w:val="BodyText"/>
       </w:pPr>
       <w:r>
         <w:t xml:space="preserve">기록하는 ERP는 과거를 말하고, 판단하는 ERP는 미래를 말한다. 매출은 어디서 늘릴 수 있는가, 원가는 어디서 새는가, 납기는 지켜질 것인가, 불량은 어디서 오는가 — 경영의 네 가지 영원한 질문에, 형식지와 암묵지가 하나의 그래프 위에서 만나 근거를 가지고 답하는 시스템. 그것이 우리가 이 책 전체에 걸쳐 그린 지능형 ERP의 완성형이며, 제3부의 사례들이 보여 준 것처럼 그것은 이미 관념이 아니라 구축 가능한 현실이다.</w:t>
       </w:r>
     </w:p>
-    <w:bookmarkEnd w:id="381"/>
-    <w:bookmarkStart w:id="382" w:name="부작이-걸어온-길-한-페이지-결산"/>
+    <w:bookmarkEnd w:id="399"/>
+    <w:bookmarkStart w:id="400" w:name="부작이-걸어온-길-한-페이지-결산"/>
     <w:p>
       <w:pPr>
         <w:pStyle w:val="Heading2"/>
@@ -51359,8 +51538,8 @@
         <w:t xml:space="preserve">그 전환의 전제는 데이터의 규율(1부)이고, 몸체는 열린 플랫폼(2부)이며, 완성은 의미의 층위(3부)다.</w:t>
       </w:r>
     </w:p>
-    <w:bookmarkEnd w:id="382"/>
-    <w:bookmarkStart w:id="383" w:name="서드브레인-기업의-하루-우리가-그리는-미래상"/>
+    <w:bookmarkEnd w:id="400"/>
+    <w:bookmarkStart w:id="401" w:name="서드브레인-기업의-하루-우리가-그리는-미래상"/>
     <w:p>
       <w:pPr>
         <w:pStyle w:val="Heading2"/>
@@ -51460,8 +51639,8 @@
         <w:t xml:space="preserve">과장된 미래가 아니다. 이 책의 1부가 방법론을, 2부가 플랫폼을, 3부가 온톨로지 메커니즘을 제시했듯, 이 하루의 모든 장면은 오늘의 기술로 구축 가능한 현실이다. 남은 것은 결단과 순서뿐이다.</w:t>
       </w:r>
     </w:p>
-    <w:bookmarkEnd w:id="383"/>
-    <w:bookmarkStart w:id="384" w:name="내일-아침에-시작하는-사람을-위하여-첫-90일"/>
+    <w:bookmarkEnd w:id="401"/>
+    <w:bookmarkStart w:id="402" w:name="내일-아침에-시작하는-사람을-위하여-첫-90일"/>
     <w:p>
       <w:pPr>
         <w:pStyle w:val="Heading2"/>
@@ -51692,8 +51871,8 @@
         <w:t xml:space="preserve">90일 뒤 당신의 회사에는 네 가지가 생긴다. 정돈된 코드체계, 믿을 수 있는 실시간 데이터, 스스로 말하는 첫 번째 경보, 그리고 자라기 시작한 온톨로지의 씨앗. 그것이 서드브레인의 태아다.</w:t>
       </w:r>
     </w:p>
-    <w:bookmarkEnd w:id="384"/>
-    <w:bookmarkStart w:id="385" w:name="독자에게-세-가지-당부"/>
+    <w:bookmarkEnd w:id="402"/>
+    <w:bookmarkStart w:id="403" w:name="독자에게-세-가지-당부"/>
     <w:p>
       <w:pPr>
         <w:pStyle w:val="Heading2"/>
@@ -51816,8 +51995,8 @@
         <w:t xml:space="preserve">이 문장을 3부작의 마지막 문장이자, 독자의 프로젝트의 첫 문장으로 남긴다.</w:t>
       </w:r>
     </w:p>
-    <w:bookmarkEnd w:id="385"/>
-    <w:bookmarkStart w:id="386" w:name="감사의-글"/>
+    <w:bookmarkEnd w:id="403"/>
+    <w:bookmarkStart w:id="404" w:name="감사의-글"/>
     <w:p>
       <w:pPr>
         <w:pStyle w:val="Heading2"/>
@@ -51858,8 +52037,8 @@
         <w:t xml:space="preserve">이형근 · 정인호</w:t>
       </w:r>
     </w:p>
-    <w:bookmarkEnd w:id="386"/>
-    <w:bookmarkEnd w:id="387"/>
+    <w:bookmarkEnd w:id="404"/>
+    <w:bookmarkEnd w:id="405"/>
     <w:sectPr>
       <w:footerReference w:type="default" r:id="rIdFooterPg"/>
       <w:pgSz w:w="8618" w:h="12756"/>
